--- a/mainWidget/mainWidget/src/template/慢速烤燃仿真计算数据表.docx
+++ b/mainWidget/mainWidget/src/template/慢速烤燃仿真计算数据表.docx
@@ -3035,6 +3035,7 @@
           </w:tcPr>
           <w:p>
             <w:pPr>
+              <w:spacing w:line="240" w:lineRule="auto"/>
               <w:ind w:firstLine="480"/>
             </w:pPr>
             <w:r>
@@ -3053,6 +3054,7 @@
           </w:tcPr>
           <w:p>
             <w:pPr>
+              <w:spacing w:line="240" w:lineRule="auto"/>
               <w:ind w:firstLine="480"/>
             </w:pPr>
             <w:r>
@@ -3071,6 +3073,7 @@
           </w:tcPr>
           <w:p>
             <w:pPr>
+              <w:spacing w:line="240" w:lineRule="auto"/>
               <w:ind w:firstLine="480"/>
             </w:pPr>
             <w:r>
@@ -3087,6 +3090,7 @@
           </w:tcPr>
           <w:p>
             <w:pPr>
+              <w:spacing w:line="240" w:lineRule="auto"/>
               <w:ind w:firstLine="480"/>
             </w:pPr>
             <w:r>
@@ -3103,6 +3107,7 @@
           </w:tcPr>
           <w:p>
             <w:pPr>
+              <w:spacing w:line="240" w:lineRule="auto"/>
               <w:ind w:firstLine="480"/>
             </w:pPr>
             <w:r>
@@ -3121,6 +3126,7 @@
           </w:tcPr>
           <w:p>
             <w:pPr>
+              <w:spacing w:line="240" w:lineRule="auto"/>
               <w:ind w:firstLine="480"/>
             </w:pPr>
           </w:p>
@@ -3131,6 +3137,7 @@
           </w:tcPr>
           <w:p>
             <w:pPr>
+              <w:spacing w:line="240" w:lineRule="auto"/>
               <w:ind w:firstLine="480"/>
             </w:pPr>
           </w:p>
@@ -3141,6 +3148,7 @@
           </w:tcPr>
           <w:p>
             <w:pPr>
+              <w:spacing w:line="240" w:lineRule="auto"/>
               <w:ind w:firstLine="480"/>
             </w:pPr>
           </w:p>
@@ -3151,6 +3159,7 @@
           </w:tcPr>
           <w:p>
             <w:pPr>
+              <w:spacing w:line="240" w:lineRule="auto"/>
               <w:ind w:firstLine="480"/>
             </w:pPr>
           </w:p>
@@ -3161,6 +3170,7 @@
           </w:tcPr>
           <w:p>
             <w:pPr>
+              <w:spacing w:line="240" w:lineRule="auto"/>
               <w:ind w:firstLine="480"/>
             </w:pPr>
           </w:p>
@@ -3980,7 +3990,6 @@
         <w:jc w:val="center"/>
       </w:pPr>
       <w:r>
-        <w:lastRenderedPageBreak/>
         <w:t>表</w:t>
       </w:r>
       <w:r>
@@ -4022,12 +4031,14 @@
           </w:tcPr>
           <w:p>
             <w:pPr>
+              <w:spacing w:line="240" w:lineRule="auto"/>
               <w:ind w:firstLine="480"/>
             </w:pPr>
             <w:r>
               <w:rPr>
                 <w:rFonts w:hint="eastAsia"/>
               </w:rPr>
+              <w:lastRenderedPageBreak/>
               <w:t>A/</w:t>
             </w:r>
             <w:proofErr w:type="spellStart"/>
@@ -4046,6 +4057,7 @@
           </w:tcPr>
           <w:p>
             <w:pPr>
+              <w:spacing w:line="240" w:lineRule="auto"/>
               <w:ind w:firstLine="480"/>
             </w:pPr>
             <w:r>
@@ -4070,6 +4082,7 @@
           </w:tcPr>
           <w:p>
             <w:pPr>
+              <w:spacing w:line="240" w:lineRule="auto"/>
               <w:ind w:firstLine="480"/>
             </w:pPr>
             <w:r>
@@ -4086,6 +4099,7 @@
           </w:tcPr>
           <w:p>
             <w:pPr>
+              <w:spacing w:line="240" w:lineRule="auto"/>
               <w:ind w:firstLine="480"/>
             </w:pPr>
             <w:r>
@@ -4102,6 +4116,7 @@
           </w:tcPr>
           <w:p>
             <w:pPr>
+              <w:spacing w:line="240" w:lineRule="auto"/>
               <w:ind w:firstLine="480"/>
             </w:pPr>
             <w:r>
@@ -4120,6 +4135,7 @@
           </w:tcPr>
           <w:p>
             <w:pPr>
+              <w:spacing w:line="240" w:lineRule="auto"/>
               <w:ind w:firstLine="480"/>
             </w:pPr>
           </w:p>
@@ -4130,6 +4146,7 @@
           </w:tcPr>
           <w:p>
             <w:pPr>
+              <w:spacing w:line="240" w:lineRule="auto"/>
               <w:ind w:firstLine="480"/>
             </w:pPr>
           </w:p>
@@ -4140,6 +4157,7 @@
           </w:tcPr>
           <w:p>
             <w:pPr>
+              <w:spacing w:line="240" w:lineRule="auto"/>
               <w:ind w:firstLine="480"/>
             </w:pPr>
           </w:p>
@@ -4150,6 +4168,7 @@
           </w:tcPr>
           <w:p>
             <w:pPr>
+              <w:spacing w:line="240" w:lineRule="auto"/>
               <w:ind w:firstLine="480"/>
             </w:pPr>
           </w:p>
@@ -4160,6 +4179,7 @@
           </w:tcPr>
           <w:p>
             <w:pPr>
+              <w:spacing w:line="240" w:lineRule="auto"/>
               <w:ind w:firstLine="480"/>
             </w:pPr>
           </w:p>
@@ -4313,7 +4333,7 @@
         <w:ind w:firstLineChars="0" w:firstLine="0"/>
         <w:jc w:val="center"/>
         <w:rPr>
-          <w:rFonts w:eastAsia="仿宋" w:hint="eastAsia"/>
+          <w:rFonts w:eastAsia="仿宋"/>
           <w:kern w:val="0"/>
         </w:rPr>
       </w:pPr>
@@ -4417,6 +4437,7 @@
           </w:tcPr>
           <w:p>
             <w:pPr>
+              <w:spacing w:line="240" w:lineRule="auto"/>
               <w:ind w:firstLineChars="0" w:firstLine="0"/>
               <w:jc w:val="center"/>
             </w:pPr>
@@ -4434,6 +4455,7 @@
           </w:tcPr>
           <w:p>
             <w:pPr>
+              <w:spacing w:line="240" w:lineRule="auto"/>
               <w:ind w:firstLineChars="0" w:firstLine="0"/>
               <w:jc w:val="center"/>
             </w:pPr>
@@ -4448,6 +4470,7 @@
           </w:tcPr>
           <w:p>
             <w:pPr>
+              <w:spacing w:line="240" w:lineRule="auto"/>
               <w:ind w:firstLineChars="0" w:firstLine="0"/>
               <w:jc w:val="center"/>
             </w:pPr>
@@ -4459,6 +4482,7 @@
           </w:tcPr>
           <w:p>
             <w:pPr>
+              <w:spacing w:line="240" w:lineRule="auto"/>
               <w:ind w:firstLineChars="0" w:firstLine="0"/>
               <w:jc w:val="center"/>
             </w:pPr>
@@ -4475,6 +4499,7 @@
           </w:tcPr>
           <w:p>
             <w:pPr>
+              <w:spacing w:line="240" w:lineRule="auto"/>
               <w:ind w:firstLineChars="0" w:firstLine="0"/>
               <w:jc w:val="center"/>
             </w:pPr>
@@ -4492,6 +4517,7 @@
           </w:tcPr>
           <w:p>
             <w:pPr>
+              <w:spacing w:line="240" w:lineRule="auto"/>
               <w:ind w:firstLineChars="0" w:firstLine="0"/>
               <w:jc w:val="center"/>
             </w:pPr>
@@ -4509,6 +4535,7 @@
           </w:tcPr>
           <w:p>
             <w:pPr>
+              <w:spacing w:line="240" w:lineRule="auto"/>
               <w:ind w:firstLineChars="0" w:firstLine="0"/>
               <w:jc w:val="center"/>
             </w:pPr>
@@ -4550,6 +4577,7 @@
           </w:tcPr>
           <w:p>
             <w:pPr>
+              <w:spacing w:line="240" w:lineRule="auto"/>
               <w:ind w:firstLineChars="0" w:firstLine="0"/>
               <w:jc w:val="center"/>
             </w:pPr>
@@ -4563,6 +4591,7 @@
           </w:tcPr>
           <w:p>
             <w:pPr>
+              <w:spacing w:line="240" w:lineRule="auto"/>
               <w:ind w:firstLineChars="0" w:firstLine="0"/>
               <w:jc w:val="center"/>
             </w:pPr>
@@ -4580,6 +4609,7 @@
           </w:tcPr>
           <w:p>
             <w:pPr>
+              <w:spacing w:line="240" w:lineRule="auto"/>
               <w:ind w:firstLineChars="0" w:firstLine="0"/>
               <w:jc w:val="center"/>
             </w:pPr>
@@ -4597,6 +4627,7 @@
           </w:tcPr>
           <w:p>
             <w:pPr>
+              <w:spacing w:line="240" w:lineRule="auto"/>
               <w:ind w:firstLineChars="0" w:firstLine="0"/>
               <w:jc w:val="center"/>
             </w:pPr>
@@ -4638,6 +4669,7 @@
           </w:tcPr>
           <w:p>
             <w:pPr>
+              <w:spacing w:line="240" w:lineRule="auto"/>
               <w:ind w:firstLineChars="0" w:firstLine="0"/>
               <w:jc w:val="center"/>
             </w:pPr>
@@ -4651,6 +4683,7 @@
           </w:tcPr>
           <w:p>
             <w:pPr>
+              <w:spacing w:line="240" w:lineRule="auto"/>
               <w:ind w:firstLineChars="0" w:firstLine="0"/>
               <w:jc w:val="center"/>
             </w:pPr>
@@ -4668,6 +4701,7 @@
           </w:tcPr>
           <w:p>
             <w:pPr>
+              <w:spacing w:line="240" w:lineRule="auto"/>
               <w:ind w:firstLineChars="0" w:firstLine="0"/>
               <w:jc w:val="center"/>
             </w:pPr>
@@ -4685,6 +4719,7 @@
           </w:tcPr>
           <w:p>
             <w:pPr>
+              <w:spacing w:line="240" w:lineRule="auto"/>
               <w:ind w:firstLineChars="0" w:firstLine="0"/>
               <w:jc w:val="center"/>
             </w:pPr>
@@ -4726,6 +4761,7 @@
           </w:tcPr>
           <w:p>
             <w:pPr>
+              <w:spacing w:line="240" w:lineRule="auto"/>
               <w:ind w:firstLineChars="0" w:firstLine="0"/>
               <w:jc w:val="center"/>
             </w:pPr>
@@ -4742,6 +4778,7 @@
           </w:tcPr>
           <w:p>
             <w:pPr>
+              <w:spacing w:line="240" w:lineRule="auto"/>
               <w:ind w:firstLineChars="0" w:firstLine="0"/>
               <w:jc w:val="center"/>
             </w:pPr>
@@ -4759,6 +4796,7 @@
           </w:tcPr>
           <w:p>
             <w:pPr>
+              <w:spacing w:line="240" w:lineRule="auto"/>
               <w:ind w:firstLineChars="0" w:firstLine="0"/>
               <w:jc w:val="center"/>
             </w:pPr>
@@ -4776,6 +4814,7 @@
           </w:tcPr>
           <w:p>
             <w:pPr>
+              <w:spacing w:line="240" w:lineRule="auto"/>
               <w:ind w:firstLineChars="0" w:firstLine="0"/>
               <w:jc w:val="center"/>
             </w:pPr>
@@ -4817,6 +4856,7 @@
           </w:tcPr>
           <w:p>
             <w:pPr>
+              <w:spacing w:line="240" w:lineRule="auto"/>
               <w:ind w:firstLineChars="0" w:firstLine="0"/>
               <w:jc w:val="center"/>
             </w:pPr>
@@ -4833,6 +4873,7 @@
           </w:tcPr>
           <w:p>
             <w:pPr>
+              <w:spacing w:line="240" w:lineRule="auto"/>
               <w:ind w:firstLineChars="0" w:firstLine="0"/>
               <w:jc w:val="center"/>
             </w:pPr>
@@ -4850,6 +4891,7 @@
           </w:tcPr>
           <w:p>
             <w:pPr>
+              <w:spacing w:line="240" w:lineRule="auto"/>
               <w:ind w:firstLineChars="0" w:firstLine="0"/>
               <w:jc w:val="center"/>
             </w:pPr>
@@ -4867,6 +4909,7 @@
           </w:tcPr>
           <w:p>
             <w:pPr>
+              <w:spacing w:line="240" w:lineRule="auto"/>
               <w:ind w:firstLineChars="0" w:firstLine="0"/>
               <w:jc w:val="center"/>
             </w:pPr>
@@ -4908,6 +4951,7 @@
           </w:tcPr>
           <w:p>
             <w:pPr>
+              <w:spacing w:line="240" w:lineRule="auto"/>
               <w:ind w:firstLineChars="0" w:firstLine="0"/>
               <w:jc w:val="center"/>
             </w:pPr>
@@ -4924,6 +4968,7 @@
           </w:tcPr>
           <w:p>
             <w:pPr>
+              <w:spacing w:line="240" w:lineRule="auto"/>
               <w:ind w:firstLineChars="0" w:firstLine="0"/>
               <w:jc w:val="center"/>
             </w:pPr>
@@ -4941,6 +4986,7 @@
           </w:tcPr>
           <w:p>
             <w:pPr>
+              <w:spacing w:line="240" w:lineRule="auto"/>
               <w:ind w:firstLineChars="0" w:firstLine="0"/>
               <w:jc w:val="center"/>
             </w:pPr>
@@ -4958,6 +5004,7 @@
           </w:tcPr>
           <w:p>
             <w:pPr>
+              <w:spacing w:line="240" w:lineRule="auto"/>
               <w:ind w:firstLineChars="0" w:firstLine="0"/>
               <w:jc w:val="center"/>
             </w:pPr>
@@ -4999,6 +5046,7 @@
           </w:tcPr>
           <w:p>
             <w:pPr>
+              <w:spacing w:line="240" w:lineRule="auto"/>
               <w:ind w:firstLineChars="0" w:firstLine="0"/>
               <w:jc w:val="center"/>
             </w:pPr>
@@ -5015,13 +5063,15 @@
           </w:tcPr>
           <w:p>
             <w:pPr>
-              <w:ind w:firstLineChars="0" w:firstLine="0"/>
-              <w:jc w:val="center"/>
-            </w:pPr>
-            <w:r>
-              <w:rPr>
-                <w:rFonts w:hint="eastAsia"/>
-              </w:rPr>
+              <w:spacing w:line="240" w:lineRule="auto"/>
+              <w:ind w:firstLineChars="0" w:firstLine="0"/>
+              <w:jc w:val="center"/>
+            </w:pPr>
+            <w:r>
+              <w:rPr>
+                <w:rFonts w:hint="eastAsia"/>
+              </w:rPr>
+              <w:lastRenderedPageBreak/>
               <w:t>7</w:t>
             </w:r>
           </w:p>
@@ -5032,6 +5082,7 @@
           </w:tcPr>
           <w:p>
             <w:pPr>
+              <w:spacing w:line="240" w:lineRule="auto"/>
               <w:ind w:firstLineChars="0" w:firstLine="0"/>
               <w:jc w:val="center"/>
             </w:pPr>
@@ -5049,6 +5100,7 @@
           </w:tcPr>
           <w:p>
             <w:pPr>
+              <w:spacing w:line="240" w:lineRule="auto"/>
               <w:ind w:firstLineChars="0" w:firstLine="0"/>
               <w:jc w:val="center"/>
             </w:pPr>
@@ -5090,6 +5142,7 @@
           </w:tcPr>
           <w:p>
             <w:pPr>
+              <w:spacing w:line="240" w:lineRule="auto"/>
               <w:ind w:firstLineChars="0" w:firstLine="0"/>
               <w:jc w:val="center"/>
             </w:pPr>
@@ -5103,6 +5156,7 @@
           </w:tcPr>
           <w:p>
             <w:pPr>
+              <w:spacing w:line="240" w:lineRule="auto"/>
               <w:ind w:firstLineChars="0" w:firstLine="0"/>
               <w:jc w:val="center"/>
             </w:pPr>
@@ -5120,6 +5174,7 @@
           </w:tcPr>
           <w:p>
             <w:pPr>
+              <w:spacing w:line="240" w:lineRule="auto"/>
               <w:ind w:firstLineChars="0" w:firstLine="0"/>
               <w:jc w:val="center"/>
             </w:pPr>
@@ -5137,6 +5192,7 @@
           </w:tcPr>
           <w:p>
             <w:pPr>
+              <w:spacing w:line="240" w:lineRule="auto"/>
               <w:ind w:firstLineChars="0" w:firstLine="0"/>
               <w:jc w:val="center"/>
             </w:pPr>
@@ -5178,6 +5234,7 @@
           </w:tcPr>
           <w:p>
             <w:pPr>
+              <w:spacing w:line="240" w:lineRule="auto"/>
               <w:ind w:firstLineChars="0" w:firstLine="0"/>
               <w:jc w:val="center"/>
             </w:pPr>
@@ -5197,14 +5254,14 @@
           </w:tcPr>
           <w:p>
             <w:pPr>
-              <w:ind w:firstLineChars="0" w:firstLine="0"/>
-              <w:jc w:val="center"/>
-            </w:pPr>
-            <w:r>
-              <w:rPr>
-                <w:rFonts w:hint="eastAsia"/>
-              </w:rPr>
-              <w:lastRenderedPageBreak/>
+              <w:spacing w:line="240" w:lineRule="auto"/>
+              <w:ind w:firstLineChars="0" w:firstLine="0"/>
+              <w:jc w:val="center"/>
+            </w:pPr>
+            <w:r>
+              <w:rPr>
+                <w:rFonts w:hint="eastAsia"/>
+              </w:rPr>
               <w:t>9</w:t>
             </w:r>
           </w:p>
@@ -5215,6 +5272,7 @@
           </w:tcPr>
           <w:p>
             <w:pPr>
+              <w:spacing w:line="240" w:lineRule="auto"/>
               <w:ind w:firstLineChars="0" w:firstLine="0"/>
               <w:jc w:val="center"/>
             </w:pPr>
@@ -5232,6 +5290,7 @@
           </w:tcPr>
           <w:p>
             <w:pPr>
+              <w:spacing w:line="240" w:lineRule="auto"/>
               <w:ind w:firstLineChars="0" w:firstLine="0"/>
               <w:jc w:val="center"/>
             </w:pPr>
@@ -5273,6 +5332,7 @@
           </w:tcPr>
           <w:p>
             <w:pPr>
+              <w:spacing w:line="240" w:lineRule="auto"/>
               <w:ind w:firstLineChars="0" w:firstLine="0"/>
               <w:jc w:val="center"/>
             </w:pPr>
@@ -5289,6 +5349,7 @@
           </w:tcPr>
           <w:p>
             <w:pPr>
+              <w:spacing w:line="240" w:lineRule="auto"/>
               <w:ind w:firstLineChars="0" w:firstLine="0"/>
               <w:jc w:val="center"/>
             </w:pPr>
@@ -5306,6 +5367,7 @@
           </w:tcPr>
           <w:p>
             <w:pPr>
+              <w:spacing w:line="240" w:lineRule="auto"/>
               <w:ind w:firstLineChars="0" w:firstLine="0"/>
               <w:jc w:val="center"/>
             </w:pPr>
@@ -5323,6 +5385,7 @@
           </w:tcPr>
           <w:p>
             <w:pPr>
+              <w:spacing w:line="240" w:lineRule="auto"/>
               <w:ind w:firstLineChars="0" w:firstLine="0"/>
               <w:jc w:val="center"/>
             </w:pPr>
@@ -5361,6 +5424,7 @@
           </w:tcPr>
           <w:p>
             <w:pPr>
+              <w:spacing w:line="240" w:lineRule="auto"/>
               <w:ind w:firstLineChars="0" w:firstLine="0"/>
               <w:jc w:val="center"/>
             </w:pPr>
@@ -5377,6 +5441,7 @@
           </w:tcPr>
           <w:p>
             <w:pPr>
+              <w:spacing w:line="240" w:lineRule="auto"/>
               <w:ind w:firstLineChars="0" w:firstLine="0"/>
               <w:jc w:val="center"/>
             </w:pPr>
@@ -5394,6 +5459,7 @@
           </w:tcPr>
           <w:p>
             <w:pPr>
+              <w:spacing w:line="240" w:lineRule="auto"/>
               <w:ind w:firstLineChars="0" w:firstLine="0"/>
               <w:jc w:val="center"/>
             </w:pPr>
@@ -5411,6 +5477,7 @@
           </w:tcPr>
           <w:p>
             <w:pPr>
+              <w:spacing w:line="240" w:lineRule="auto"/>
               <w:ind w:firstLineChars="0" w:firstLine="0"/>
               <w:jc w:val="center"/>
             </w:pPr>
@@ -5452,6 +5519,7 @@
           </w:tcPr>
           <w:p>
             <w:pPr>
+              <w:spacing w:line="240" w:lineRule="auto"/>
               <w:ind w:firstLineChars="0" w:firstLine="0"/>
               <w:jc w:val="center"/>
             </w:pPr>
@@ -5483,6 +5551,7 @@
           </w:tcPr>
           <w:p>
             <w:pPr>
+              <w:spacing w:line="240" w:lineRule="auto"/>
               <w:ind w:firstLineChars="0" w:firstLine="0"/>
               <w:jc w:val="center"/>
             </w:pPr>
@@ -5500,6 +5569,7 @@
           </w:tcPr>
           <w:p>
             <w:pPr>
+              <w:spacing w:line="240" w:lineRule="auto"/>
               <w:ind w:firstLineChars="0" w:firstLine="0"/>
               <w:jc w:val="center"/>
             </w:pPr>
@@ -5517,6 +5587,7 @@
           </w:tcPr>
           <w:p>
             <w:pPr>
+              <w:spacing w:line="240" w:lineRule="auto"/>
               <w:ind w:firstLineChars="0" w:firstLine="0"/>
               <w:jc w:val="center"/>
             </w:pPr>
@@ -5558,6 +5629,7 @@
           </w:tcPr>
           <w:p>
             <w:pPr>
+              <w:spacing w:line="240" w:lineRule="auto"/>
               <w:ind w:firstLineChars="0" w:firstLine="0"/>
               <w:jc w:val="center"/>
             </w:pPr>
@@ -5631,6 +5703,7 @@
           </w:tcPr>
           <w:p>
             <w:pPr>
+              <w:spacing w:line="240" w:lineRule="auto"/>
               <w:ind w:firstLineChars="0" w:firstLine="0"/>
               <w:jc w:val="center"/>
             </w:pPr>
@@ -5648,6 +5721,7 @@
           </w:tcPr>
           <w:p>
             <w:pPr>
+              <w:spacing w:line="240" w:lineRule="auto"/>
               <w:ind w:firstLineChars="0" w:firstLine="0"/>
               <w:jc w:val="center"/>
             </w:pPr>
@@ -5662,6 +5736,7 @@
           </w:tcPr>
           <w:p>
             <w:pPr>
+              <w:spacing w:line="240" w:lineRule="auto"/>
               <w:ind w:firstLineChars="0" w:firstLine="0"/>
               <w:jc w:val="center"/>
             </w:pPr>
@@ -5673,6 +5748,7 @@
           </w:tcPr>
           <w:p>
             <w:pPr>
+              <w:spacing w:line="240" w:lineRule="auto"/>
               <w:ind w:firstLineChars="0" w:firstLine="0"/>
               <w:jc w:val="center"/>
             </w:pPr>
@@ -5689,6 +5765,7 @@
           </w:tcPr>
           <w:p>
             <w:pPr>
+              <w:spacing w:line="240" w:lineRule="auto"/>
               <w:ind w:firstLineChars="0" w:firstLine="0"/>
               <w:jc w:val="center"/>
             </w:pPr>
@@ -5706,6 +5783,7 @@
           </w:tcPr>
           <w:p>
             <w:pPr>
+              <w:spacing w:line="240" w:lineRule="auto"/>
               <w:ind w:firstLineChars="0" w:firstLine="0"/>
               <w:jc w:val="center"/>
             </w:pPr>
@@ -5723,6 +5801,7 @@
           </w:tcPr>
           <w:p>
             <w:pPr>
+              <w:spacing w:line="240" w:lineRule="auto"/>
               <w:ind w:firstLineChars="0" w:firstLine="0"/>
               <w:jc w:val="center"/>
             </w:pPr>
@@ -5764,6 +5843,7 @@
           </w:tcPr>
           <w:p>
             <w:pPr>
+              <w:spacing w:line="240" w:lineRule="auto"/>
               <w:ind w:firstLineChars="0" w:firstLine="0"/>
               <w:jc w:val="center"/>
             </w:pPr>
@@ -5777,6 +5857,7 @@
           </w:tcPr>
           <w:p>
             <w:pPr>
+              <w:spacing w:line="240" w:lineRule="auto"/>
               <w:ind w:firstLineChars="0" w:firstLine="0"/>
               <w:jc w:val="center"/>
             </w:pPr>
@@ -5794,6 +5875,7 @@
           </w:tcPr>
           <w:p>
             <w:pPr>
+              <w:spacing w:line="240" w:lineRule="auto"/>
               <w:ind w:firstLineChars="0" w:firstLine="0"/>
               <w:jc w:val="center"/>
             </w:pPr>
@@ -5811,6 +5893,7 @@
           </w:tcPr>
           <w:p>
             <w:pPr>
+              <w:spacing w:line="240" w:lineRule="auto"/>
               <w:ind w:firstLineChars="0" w:firstLine="0"/>
               <w:jc w:val="center"/>
             </w:pPr>
@@ -5852,6 +5935,7 @@
           </w:tcPr>
           <w:p>
             <w:pPr>
+              <w:spacing w:line="240" w:lineRule="auto"/>
               <w:ind w:firstLineChars="0" w:firstLine="0"/>
               <w:jc w:val="center"/>
             </w:pPr>
@@ -5868,6 +5952,7 @@
           </w:tcPr>
           <w:p>
             <w:pPr>
+              <w:spacing w:line="240" w:lineRule="auto"/>
               <w:ind w:firstLineChars="0" w:firstLine="0"/>
               <w:jc w:val="center"/>
             </w:pPr>
@@ -5885,6 +5970,7 @@
           </w:tcPr>
           <w:p>
             <w:pPr>
+              <w:spacing w:line="240" w:lineRule="auto"/>
               <w:ind w:firstLineChars="0" w:firstLine="0"/>
               <w:jc w:val="center"/>
             </w:pPr>
@@ -5902,6 +5988,7 @@
           </w:tcPr>
           <w:p>
             <w:pPr>
+              <w:spacing w:line="240" w:lineRule="auto"/>
               <w:ind w:firstLineChars="0" w:firstLine="0"/>
               <w:jc w:val="center"/>
             </w:pPr>
@@ -5943,6 +6030,7 @@
           </w:tcPr>
           <w:p>
             <w:pPr>
+              <w:spacing w:line="240" w:lineRule="auto"/>
               <w:ind w:firstLineChars="0" w:firstLine="0"/>
               <w:jc w:val="center"/>
             </w:pPr>
@@ -5959,6 +6047,7 @@
           </w:tcPr>
           <w:p>
             <w:pPr>
+              <w:spacing w:line="240" w:lineRule="auto"/>
               <w:ind w:firstLineChars="0" w:firstLine="0"/>
               <w:jc w:val="center"/>
             </w:pPr>
@@ -5976,6 +6065,7 @@
           </w:tcPr>
           <w:p>
             <w:pPr>
+              <w:spacing w:line="240" w:lineRule="auto"/>
               <w:ind w:firstLineChars="0" w:firstLine="0"/>
               <w:jc w:val="center"/>
             </w:pPr>
@@ -5993,6 +6083,7 @@
           </w:tcPr>
           <w:p>
             <w:pPr>
+              <w:spacing w:line="240" w:lineRule="auto"/>
               <w:ind w:firstLineChars="0" w:firstLine="0"/>
               <w:jc w:val="center"/>
             </w:pPr>
@@ -6034,6 +6125,7 @@
           </w:tcPr>
           <w:p>
             <w:pPr>
+              <w:spacing w:line="240" w:lineRule="auto"/>
               <w:ind w:firstLineChars="0" w:firstLine="0"/>
               <w:jc w:val="center"/>
             </w:pPr>
@@ -6050,6 +6142,7 @@
           </w:tcPr>
           <w:p>
             <w:pPr>
+              <w:spacing w:line="240" w:lineRule="auto"/>
               <w:ind w:firstLineChars="0" w:firstLine="0"/>
               <w:jc w:val="center"/>
             </w:pPr>
@@ -6067,6 +6160,7 @@
           </w:tcPr>
           <w:p>
             <w:pPr>
+              <w:spacing w:line="240" w:lineRule="auto"/>
               <w:ind w:firstLineChars="0" w:firstLine="0"/>
               <w:jc w:val="center"/>
             </w:pPr>
@@ -6084,6 +6178,7 @@
           </w:tcPr>
           <w:p>
             <w:pPr>
+              <w:spacing w:line="240" w:lineRule="auto"/>
               <w:ind w:firstLineChars="0" w:firstLine="0"/>
               <w:jc w:val="center"/>
             </w:pPr>
@@ -6125,6 +6220,7 @@
           </w:tcPr>
           <w:p>
             <w:pPr>
+              <w:spacing w:line="240" w:lineRule="auto"/>
               <w:ind w:firstLineChars="0" w:firstLine="0"/>
               <w:jc w:val="center"/>
             </w:pPr>
@@ -6141,6 +6237,7 @@
           </w:tcPr>
           <w:p>
             <w:pPr>
+              <w:spacing w:line="240" w:lineRule="auto"/>
               <w:ind w:firstLineChars="0" w:firstLine="0"/>
               <w:jc w:val="center"/>
             </w:pPr>
@@ -6158,6 +6255,7 @@
           </w:tcPr>
           <w:p>
             <w:pPr>
+              <w:spacing w:line="240" w:lineRule="auto"/>
               <w:ind w:firstLineChars="0" w:firstLine="0"/>
               <w:jc w:val="center"/>
             </w:pPr>
@@ -6175,6 +6273,7 @@
           </w:tcPr>
           <w:p>
             <w:pPr>
+              <w:spacing w:line="240" w:lineRule="auto"/>
               <w:ind w:firstLineChars="0" w:firstLine="0"/>
               <w:jc w:val="center"/>
             </w:pPr>
@@ -6216,6 +6315,7 @@
           </w:tcPr>
           <w:p>
             <w:pPr>
+              <w:spacing w:line="240" w:lineRule="auto"/>
               <w:ind w:firstLineChars="0" w:firstLine="0"/>
               <w:jc w:val="center"/>
             </w:pPr>
@@ -6229,6 +6329,7 @@
           </w:tcPr>
           <w:p>
             <w:pPr>
+              <w:spacing w:line="240" w:lineRule="auto"/>
               <w:ind w:firstLineChars="0" w:firstLine="0"/>
               <w:jc w:val="center"/>
             </w:pPr>
@@ -6246,6 +6347,7 @@
           </w:tcPr>
           <w:p>
             <w:pPr>
+              <w:spacing w:line="240" w:lineRule="auto"/>
               <w:ind w:firstLineChars="0" w:firstLine="0"/>
               <w:jc w:val="center"/>
             </w:pPr>
@@ -6263,6 +6365,7 @@
           </w:tcPr>
           <w:p>
             <w:pPr>
+              <w:spacing w:line="240" w:lineRule="auto"/>
               <w:ind w:firstLineChars="0" w:firstLine="0"/>
               <w:jc w:val="center"/>
             </w:pPr>
@@ -6304,6 +6407,7 @@
           </w:tcPr>
           <w:p>
             <w:pPr>
+              <w:spacing w:line="240" w:lineRule="auto"/>
               <w:ind w:firstLineChars="0" w:firstLine="0"/>
               <w:jc w:val="center"/>
             </w:pPr>
@@ -6320,6 +6424,7 @@
           </w:tcPr>
           <w:p>
             <w:pPr>
+              <w:spacing w:line="240" w:lineRule="auto"/>
               <w:ind w:firstLineChars="0" w:firstLine="0"/>
               <w:jc w:val="center"/>
             </w:pPr>
@@ -6337,6 +6442,7 @@
           </w:tcPr>
           <w:p>
             <w:pPr>
+              <w:spacing w:line="240" w:lineRule="auto"/>
               <w:ind w:firstLineChars="0" w:firstLine="0"/>
               <w:jc w:val="center"/>
             </w:pPr>
@@ -6354,6 +6460,7 @@
           </w:tcPr>
           <w:p>
             <w:pPr>
+              <w:spacing w:line="240" w:lineRule="auto"/>
               <w:ind w:firstLineChars="0" w:firstLine="0"/>
               <w:jc w:val="center"/>
             </w:pPr>
@@ -6395,6 +6502,7 @@
           </w:tcPr>
           <w:p>
             <w:pPr>
+              <w:spacing w:line="240" w:lineRule="auto"/>
               <w:ind w:firstLineChars="0" w:firstLine="0"/>
               <w:jc w:val="center"/>
             </w:pPr>
@@ -6411,6 +6519,7 @@
           </w:tcPr>
           <w:p>
             <w:pPr>
+              <w:spacing w:line="240" w:lineRule="auto"/>
               <w:ind w:firstLineChars="0" w:firstLine="0"/>
               <w:jc w:val="center"/>
             </w:pPr>
@@ -6428,6 +6537,7 @@
           </w:tcPr>
           <w:p>
             <w:pPr>
+              <w:spacing w:line="240" w:lineRule="auto"/>
               <w:ind w:firstLineChars="0" w:firstLine="0"/>
               <w:jc w:val="center"/>
             </w:pPr>
@@ -6445,6 +6555,7 @@
           </w:tcPr>
           <w:p>
             <w:pPr>
+              <w:spacing w:line="240" w:lineRule="auto"/>
               <w:ind w:firstLineChars="0" w:firstLine="0"/>
               <w:jc w:val="center"/>
             </w:pPr>
@@ -6486,6 +6597,7 @@
           </w:tcPr>
           <w:p>
             <w:pPr>
+              <w:spacing w:line="240" w:lineRule="auto"/>
               <w:ind w:firstLineChars="0" w:firstLine="0"/>
               <w:jc w:val="center"/>
             </w:pPr>
@@ -6517,13 +6629,15 @@
           </w:tcPr>
           <w:p>
             <w:pPr>
-              <w:ind w:firstLineChars="0" w:firstLine="0"/>
-              <w:jc w:val="center"/>
-            </w:pPr>
-            <w:r>
-              <w:rPr>
-                <w:rFonts w:hint="eastAsia"/>
-              </w:rPr>
+              <w:spacing w:line="240" w:lineRule="auto"/>
+              <w:ind w:firstLineChars="0" w:firstLine="0"/>
+              <w:jc w:val="center"/>
+            </w:pPr>
+            <w:r>
+              <w:rPr>
+                <w:rFonts w:hint="eastAsia"/>
+              </w:rPr>
+              <w:lastRenderedPageBreak/>
               <w:t>10</w:t>
             </w:r>
           </w:p>
@@ -6534,6 +6648,7 @@
           </w:tcPr>
           <w:p>
             <w:pPr>
+              <w:spacing w:line="240" w:lineRule="auto"/>
               <w:ind w:firstLineChars="0" w:firstLine="0"/>
               <w:jc w:val="center"/>
             </w:pPr>
@@ -6551,6 +6666,7 @@
           </w:tcPr>
           <w:p>
             <w:pPr>
+              <w:spacing w:line="240" w:lineRule="auto"/>
               <w:ind w:firstLineChars="0" w:firstLine="0"/>
               <w:jc w:val="center"/>
             </w:pPr>
@@ -6592,6 +6708,7 @@
           </w:tcPr>
           <w:p>
             <w:pPr>
+              <w:spacing w:line="240" w:lineRule="auto"/>
               <w:ind w:firstLineChars="0" w:firstLine="0"/>
               <w:jc w:val="center"/>
             </w:pPr>
@@ -6673,6 +6790,7 @@
           </w:tcPr>
           <w:p>
             <w:pPr>
+              <w:spacing w:line="240" w:lineRule="auto"/>
               <w:ind w:firstLineChars="0" w:firstLine="0"/>
               <w:jc w:val="center"/>
             </w:pPr>
@@ -6690,6 +6808,7 @@
           </w:tcPr>
           <w:p>
             <w:pPr>
+              <w:spacing w:line="240" w:lineRule="auto"/>
               <w:ind w:firstLineChars="0" w:firstLine="0"/>
               <w:jc w:val="center"/>
             </w:pPr>
@@ -6704,6 +6823,7 @@
           </w:tcPr>
           <w:p>
             <w:pPr>
+              <w:spacing w:line="240" w:lineRule="auto"/>
               <w:ind w:firstLineChars="0" w:firstLine="0"/>
               <w:jc w:val="center"/>
             </w:pPr>
@@ -6715,6 +6835,7 @@
           </w:tcPr>
           <w:p>
             <w:pPr>
+              <w:spacing w:line="240" w:lineRule="auto"/>
               <w:ind w:firstLineChars="0" w:firstLine="0"/>
               <w:jc w:val="center"/>
             </w:pPr>
@@ -6731,6 +6852,7 @@
           </w:tcPr>
           <w:p>
             <w:pPr>
+              <w:spacing w:line="240" w:lineRule="auto"/>
               <w:ind w:firstLineChars="0" w:firstLine="0"/>
               <w:jc w:val="center"/>
             </w:pPr>
@@ -6748,6 +6870,7 @@
           </w:tcPr>
           <w:p>
             <w:pPr>
+              <w:spacing w:line="240" w:lineRule="auto"/>
               <w:ind w:firstLineChars="0" w:firstLine="0"/>
               <w:jc w:val="center"/>
             </w:pPr>
@@ -6765,6 +6888,7 @@
           </w:tcPr>
           <w:p>
             <w:pPr>
+              <w:spacing w:line="240" w:lineRule="auto"/>
               <w:ind w:firstLineChars="0" w:firstLine="0"/>
               <w:jc w:val="center"/>
             </w:pPr>
@@ -6803,6 +6927,7 @@
           </w:tcPr>
           <w:p>
             <w:pPr>
+              <w:spacing w:line="240" w:lineRule="auto"/>
               <w:ind w:firstLineChars="0" w:firstLine="0"/>
               <w:jc w:val="center"/>
             </w:pPr>
@@ -6816,6 +6941,7 @@
           </w:tcPr>
           <w:p>
             <w:pPr>
+              <w:spacing w:line="240" w:lineRule="auto"/>
               <w:ind w:firstLineChars="0" w:firstLine="0"/>
               <w:jc w:val="center"/>
             </w:pPr>
@@ -6833,6 +6959,7 @@
           </w:tcPr>
           <w:p>
             <w:pPr>
+              <w:spacing w:line="240" w:lineRule="auto"/>
               <w:ind w:firstLineChars="0" w:firstLine="0"/>
               <w:jc w:val="center"/>
             </w:pPr>
@@ -6850,6 +6977,7 @@
           </w:tcPr>
           <w:p>
             <w:pPr>
+              <w:spacing w:line="240" w:lineRule="auto"/>
               <w:ind w:firstLineChars="0" w:firstLine="0"/>
               <w:jc w:val="center"/>
             </w:pPr>
@@ -6888,6 +7016,7 @@
           </w:tcPr>
           <w:p>
             <w:pPr>
+              <w:spacing w:line="240" w:lineRule="auto"/>
               <w:ind w:firstLineChars="0" w:firstLine="0"/>
               <w:jc w:val="center"/>
             </w:pPr>
@@ -6904,6 +7033,7 @@
           </w:tcPr>
           <w:p>
             <w:pPr>
+              <w:spacing w:line="240" w:lineRule="auto"/>
               <w:ind w:firstLineChars="0" w:firstLine="0"/>
               <w:jc w:val="center"/>
             </w:pPr>
@@ -6921,6 +7051,7 @@
           </w:tcPr>
           <w:p>
             <w:pPr>
+              <w:spacing w:line="240" w:lineRule="auto"/>
               <w:ind w:firstLineChars="0" w:firstLine="0"/>
               <w:jc w:val="center"/>
             </w:pPr>
@@ -6938,6 +7069,7 @@
           </w:tcPr>
           <w:p>
             <w:pPr>
+              <w:spacing w:line="240" w:lineRule="auto"/>
               <w:ind w:firstLineChars="0" w:firstLine="0"/>
               <w:jc w:val="center"/>
             </w:pPr>
@@ -6976,6 +7108,7 @@
           </w:tcPr>
           <w:p>
             <w:pPr>
+              <w:spacing w:line="240" w:lineRule="auto"/>
               <w:ind w:firstLineChars="0" w:firstLine="0"/>
               <w:jc w:val="center"/>
             </w:pPr>
@@ -6992,6 +7125,7 @@
           </w:tcPr>
           <w:p>
             <w:pPr>
+              <w:spacing w:line="240" w:lineRule="auto"/>
               <w:ind w:firstLineChars="0" w:firstLine="0"/>
               <w:jc w:val="center"/>
             </w:pPr>
@@ -7009,6 +7143,7 @@
           </w:tcPr>
           <w:p>
             <w:pPr>
+              <w:spacing w:line="240" w:lineRule="auto"/>
               <w:ind w:firstLineChars="0" w:firstLine="0"/>
               <w:jc w:val="center"/>
             </w:pPr>
@@ -7026,6 +7161,7 @@
           </w:tcPr>
           <w:p>
             <w:pPr>
+              <w:spacing w:line="240" w:lineRule="auto"/>
               <w:ind w:firstLineChars="0" w:firstLine="0"/>
               <w:jc w:val="center"/>
             </w:pPr>
@@ -7064,6 +7200,7 @@
           </w:tcPr>
           <w:p>
             <w:pPr>
+              <w:spacing w:line="240" w:lineRule="auto"/>
               <w:ind w:firstLineChars="0" w:firstLine="0"/>
               <w:jc w:val="center"/>
             </w:pPr>
@@ -7080,6 +7217,7 @@
           </w:tcPr>
           <w:p>
             <w:pPr>
+              <w:spacing w:line="240" w:lineRule="auto"/>
               <w:ind w:firstLineChars="0" w:firstLine="0"/>
               <w:jc w:val="center"/>
             </w:pPr>
@@ -7097,6 +7235,7 @@
           </w:tcPr>
           <w:p>
             <w:pPr>
+              <w:spacing w:line="240" w:lineRule="auto"/>
               <w:ind w:firstLineChars="0" w:firstLine="0"/>
               <w:jc w:val="center"/>
             </w:pPr>
@@ -7114,6 +7253,7 @@
           </w:tcPr>
           <w:p>
             <w:pPr>
+              <w:spacing w:line="240" w:lineRule="auto"/>
               <w:ind w:firstLineChars="0" w:firstLine="0"/>
               <w:jc w:val="center"/>
             </w:pPr>
@@ -7136,14 +7276,7 @@
               <w:rPr>
                 <w:rFonts w:hint="eastAsia"/>
               </w:rPr>
-              <w:t>切线模</w:t>
-            </w:r>
-            <w:r>
-              <w:rPr>
-                <w:rFonts w:hint="eastAsia"/>
-              </w:rPr>
-              <w:lastRenderedPageBreak/>
-              <w:t>量</w:t>
+              <w:t>切线模量</w:t>
             </w:r>
             <w:r>
               <w:rPr>
@@ -7159,11 +7292,11 @@
           </w:tcPr>
           <w:p>
             <w:pPr>
-              <w:ind w:firstLineChars="0" w:firstLine="0"/>
-              <w:jc w:val="center"/>
-            </w:pPr>
-            <w:r>
-              <w:lastRenderedPageBreak/>
+              <w:spacing w:line="240" w:lineRule="auto"/>
+              <w:ind w:firstLineChars="0" w:firstLine="0"/>
+              <w:jc w:val="center"/>
+            </w:pPr>
+            <w:r>
               <w:t>MPa</w:t>
             </w:r>
           </w:p>
@@ -7176,14 +7309,14 @@
           </w:tcPr>
           <w:p>
             <w:pPr>
-              <w:ind w:firstLineChars="0" w:firstLine="0"/>
-              <w:jc w:val="center"/>
-            </w:pPr>
-            <w:r>
-              <w:rPr>
-                <w:rFonts w:hint="eastAsia"/>
-              </w:rPr>
-              <w:lastRenderedPageBreak/>
+              <w:spacing w:line="240" w:lineRule="auto"/>
+              <w:ind w:firstLineChars="0" w:firstLine="0"/>
+              <w:jc w:val="center"/>
+            </w:pPr>
+            <w:r>
+              <w:rPr>
+                <w:rFonts w:hint="eastAsia"/>
+              </w:rPr>
               <w:t>6</w:t>
             </w:r>
           </w:p>
@@ -7194,6 +7327,7 @@
           </w:tcPr>
           <w:p>
             <w:pPr>
+              <w:spacing w:line="240" w:lineRule="auto"/>
               <w:ind w:firstLineChars="0" w:firstLine="0"/>
               <w:jc w:val="center"/>
             </w:pPr>
@@ -7211,6 +7345,7 @@
           </w:tcPr>
           <w:p>
             <w:pPr>
+              <w:spacing w:line="240" w:lineRule="auto"/>
               <w:ind w:firstLineChars="0" w:firstLine="0"/>
               <w:jc w:val="center"/>
             </w:pPr>
@@ -7249,6 +7384,7 @@
           </w:tcPr>
           <w:p>
             <w:pPr>
+              <w:spacing w:line="240" w:lineRule="auto"/>
               <w:ind w:firstLineChars="0" w:firstLine="0"/>
               <w:jc w:val="center"/>
             </w:pPr>
@@ -7262,6 +7398,7 @@
           </w:tcPr>
           <w:p>
             <w:pPr>
+              <w:spacing w:line="240" w:lineRule="auto"/>
               <w:ind w:firstLineChars="0" w:firstLine="0"/>
               <w:jc w:val="center"/>
             </w:pPr>
@@ -7279,6 +7416,7 @@
           </w:tcPr>
           <w:p>
             <w:pPr>
+              <w:spacing w:line="240" w:lineRule="auto"/>
               <w:ind w:firstLineChars="0" w:firstLine="0"/>
               <w:jc w:val="center"/>
             </w:pPr>
@@ -7296,6 +7434,7 @@
           </w:tcPr>
           <w:p>
             <w:pPr>
+              <w:spacing w:line="240" w:lineRule="auto"/>
               <w:ind w:firstLineChars="0" w:firstLine="0"/>
               <w:jc w:val="center"/>
             </w:pPr>
@@ -7334,6 +7473,7 @@
           </w:tcPr>
           <w:p>
             <w:pPr>
+              <w:spacing w:line="240" w:lineRule="auto"/>
               <w:ind w:firstLineChars="0" w:firstLine="0"/>
               <w:jc w:val="center"/>
             </w:pPr>
@@ -7350,6 +7490,7 @@
           </w:tcPr>
           <w:p>
             <w:pPr>
+              <w:spacing w:line="240" w:lineRule="auto"/>
               <w:ind w:firstLineChars="0" w:firstLine="0"/>
               <w:jc w:val="center"/>
             </w:pPr>
@@ -7367,6 +7508,7 @@
           </w:tcPr>
           <w:p>
             <w:pPr>
+              <w:spacing w:line="240" w:lineRule="auto"/>
               <w:ind w:firstLineChars="0" w:firstLine="0"/>
               <w:jc w:val="center"/>
             </w:pPr>
@@ -7384,6 +7526,7 @@
           </w:tcPr>
           <w:p>
             <w:pPr>
+              <w:spacing w:line="240" w:lineRule="auto"/>
               <w:ind w:firstLineChars="0" w:firstLine="0"/>
               <w:jc w:val="center"/>
             </w:pPr>
@@ -7422,6 +7565,7 @@
           </w:tcPr>
           <w:p>
             <w:pPr>
+              <w:spacing w:line="240" w:lineRule="auto"/>
               <w:ind w:firstLineChars="0" w:firstLine="0"/>
               <w:jc w:val="center"/>
             </w:pPr>
@@ -7438,6 +7582,7 @@
           </w:tcPr>
           <w:p>
             <w:pPr>
+              <w:spacing w:line="240" w:lineRule="auto"/>
               <w:ind w:firstLineChars="0" w:firstLine="0"/>
               <w:jc w:val="center"/>
             </w:pPr>
@@ -7455,6 +7600,7 @@
           </w:tcPr>
           <w:p>
             <w:pPr>
+              <w:spacing w:line="240" w:lineRule="auto"/>
               <w:ind w:firstLineChars="0" w:firstLine="0"/>
               <w:jc w:val="center"/>
             </w:pPr>
@@ -7472,6 +7618,7 @@
           </w:tcPr>
           <w:p>
             <w:pPr>
+              <w:spacing w:line="240" w:lineRule="auto"/>
               <w:ind w:firstLineChars="0" w:firstLine="0"/>
               <w:jc w:val="center"/>
             </w:pPr>
@@ -7510,6 +7657,7 @@
           </w:tcPr>
           <w:p>
             <w:pPr>
+              <w:spacing w:line="240" w:lineRule="auto"/>
               <w:ind w:firstLineChars="0" w:firstLine="0"/>
               <w:jc w:val="center"/>
             </w:pPr>
@@ -7541,6 +7689,7 @@
           </w:tcPr>
           <w:p>
             <w:pPr>
+              <w:spacing w:line="240" w:lineRule="auto"/>
               <w:ind w:firstLineChars="0" w:firstLine="0"/>
               <w:jc w:val="center"/>
             </w:pPr>
@@ -7558,6 +7707,7 @@
           </w:tcPr>
           <w:p>
             <w:pPr>
+              <w:spacing w:line="240" w:lineRule="auto"/>
               <w:ind w:firstLineChars="0" w:firstLine="0"/>
               <w:jc w:val="center"/>
             </w:pPr>
@@ -7575,6 +7725,7 @@
           </w:tcPr>
           <w:p>
             <w:pPr>
+              <w:spacing w:line="240" w:lineRule="auto"/>
               <w:ind w:firstLineChars="0" w:firstLine="0"/>
               <w:jc w:val="center"/>
             </w:pPr>
@@ -7613,6 +7764,7 @@
           </w:tcPr>
           <w:p>
             <w:pPr>
+              <w:spacing w:line="240" w:lineRule="auto"/>
               <w:ind w:firstLineChars="0" w:firstLine="0"/>
               <w:jc w:val="center"/>
             </w:pPr>
@@ -7686,6 +7838,7 @@
           </w:tcPr>
           <w:p>
             <w:pPr>
+              <w:spacing w:line="240" w:lineRule="auto"/>
               <w:ind w:firstLineChars="0" w:firstLine="0"/>
               <w:jc w:val="center"/>
             </w:pPr>
@@ -7703,6 +7856,7 @@
           </w:tcPr>
           <w:p>
             <w:pPr>
+              <w:spacing w:line="240" w:lineRule="auto"/>
               <w:ind w:firstLineChars="0" w:firstLine="0"/>
               <w:jc w:val="center"/>
             </w:pPr>
@@ -7717,6 +7871,7 @@
           </w:tcPr>
           <w:p>
             <w:pPr>
+              <w:spacing w:line="240" w:lineRule="auto"/>
               <w:ind w:firstLineChars="0" w:firstLine="0"/>
               <w:jc w:val="center"/>
             </w:pPr>
@@ -7728,6 +7883,7 @@
           </w:tcPr>
           <w:p>
             <w:pPr>
+              <w:spacing w:line="240" w:lineRule="auto"/>
               <w:ind w:firstLineChars="0" w:firstLine="0"/>
               <w:jc w:val="center"/>
             </w:pPr>
@@ -7744,13 +7900,15 @@
           </w:tcPr>
           <w:p>
             <w:pPr>
-              <w:ind w:firstLineChars="0" w:firstLine="0"/>
-              <w:jc w:val="center"/>
-            </w:pPr>
-            <w:r>
-              <w:rPr>
-                <w:rFonts w:hint="eastAsia"/>
-              </w:rPr>
+              <w:spacing w:line="240" w:lineRule="auto"/>
+              <w:ind w:firstLineChars="0" w:firstLine="0"/>
+              <w:jc w:val="center"/>
+            </w:pPr>
+            <w:r>
+              <w:rPr>
+                <w:rFonts w:hint="eastAsia"/>
+              </w:rPr>
+              <w:lastRenderedPageBreak/>
               <w:t>1</w:t>
             </w:r>
           </w:p>
@@ -7761,6 +7919,7 @@
           </w:tcPr>
           <w:p>
             <w:pPr>
+              <w:spacing w:line="240" w:lineRule="auto"/>
               <w:ind w:firstLineChars="0" w:firstLine="0"/>
               <w:jc w:val="center"/>
             </w:pPr>
@@ -7778,6 +7937,7 @@
           </w:tcPr>
           <w:p>
             <w:pPr>
+              <w:spacing w:line="240" w:lineRule="auto"/>
               <w:ind w:firstLineChars="0" w:firstLine="0"/>
               <w:jc w:val="center"/>
             </w:pPr>
@@ -7819,6 +7979,7 @@
           </w:tcPr>
           <w:p>
             <w:pPr>
+              <w:spacing w:line="240" w:lineRule="auto"/>
               <w:ind w:firstLineChars="0" w:firstLine="0"/>
               <w:jc w:val="center"/>
             </w:pPr>
@@ -7832,6 +7993,7 @@
           </w:tcPr>
           <w:p>
             <w:pPr>
+              <w:spacing w:line="240" w:lineRule="auto"/>
               <w:ind w:firstLineChars="0" w:firstLine="0"/>
               <w:jc w:val="center"/>
             </w:pPr>
@@ -7849,6 +8011,7 @@
           </w:tcPr>
           <w:p>
             <w:pPr>
+              <w:spacing w:line="240" w:lineRule="auto"/>
               <w:ind w:firstLineChars="0" w:firstLine="0"/>
               <w:jc w:val="center"/>
             </w:pPr>
@@ -7866,6 +8029,7 @@
           </w:tcPr>
           <w:p>
             <w:pPr>
+              <w:spacing w:line="240" w:lineRule="auto"/>
               <w:ind w:firstLineChars="0" w:firstLine="0"/>
               <w:jc w:val="center"/>
             </w:pPr>
@@ -7907,6 +8071,7 @@
           </w:tcPr>
           <w:p>
             <w:pPr>
+              <w:spacing w:line="240" w:lineRule="auto"/>
               <w:ind w:firstLineChars="0" w:firstLine="0"/>
               <w:jc w:val="center"/>
             </w:pPr>
@@ -7923,6 +8088,7 @@
           </w:tcPr>
           <w:p>
             <w:pPr>
+              <w:spacing w:line="240" w:lineRule="auto"/>
               <w:ind w:firstLineChars="0" w:firstLine="0"/>
               <w:jc w:val="center"/>
             </w:pPr>
@@ -7940,6 +8106,7 @@
           </w:tcPr>
           <w:p>
             <w:pPr>
+              <w:spacing w:line="240" w:lineRule="auto"/>
               <w:ind w:firstLineChars="0" w:firstLine="0"/>
               <w:jc w:val="center"/>
             </w:pPr>
@@ -7957,6 +8124,7 @@
           </w:tcPr>
           <w:p>
             <w:pPr>
+              <w:spacing w:line="240" w:lineRule="auto"/>
               <w:ind w:firstLineChars="0" w:firstLine="0"/>
               <w:jc w:val="center"/>
             </w:pPr>
@@ -7998,6 +8166,7 @@
           </w:tcPr>
           <w:p>
             <w:pPr>
+              <w:spacing w:line="240" w:lineRule="auto"/>
               <w:ind w:firstLineChars="0" w:firstLine="0"/>
               <w:jc w:val="center"/>
             </w:pPr>
@@ -8014,6 +8183,7 @@
           </w:tcPr>
           <w:p>
             <w:pPr>
+              <w:spacing w:line="240" w:lineRule="auto"/>
               <w:ind w:firstLineChars="0" w:firstLine="0"/>
               <w:jc w:val="center"/>
             </w:pPr>
@@ -8031,6 +8201,7 @@
           </w:tcPr>
           <w:p>
             <w:pPr>
+              <w:spacing w:line="240" w:lineRule="auto"/>
               <w:ind w:firstLineChars="0" w:firstLine="0"/>
               <w:jc w:val="center"/>
             </w:pPr>
@@ -8048,6 +8219,7 @@
           </w:tcPr>
           <w:p>
             <w:pPr>
+              <w:spacing w:line="240" w:lineRule="auto"/>
               <w:ind w:firstLineChars="0" w:firstLine="0"/>
               <w:jc w:val="center"/>
             </w:pPr>
@@ -8089,6 +8261,7 @@
           </w:tcPr>
           <w:p>
             <w:pPr>
+              <w:spacing w:line="240" w:lineRule="auto"/>
               <w:ind w:firstLineChars="0" w:firstLine="0"/>
               <w:jc w:val="center"/>
             </w:pPr>
@@ -8105,6 +8278,7 @@
           </w:tcPr>
           <w:p>
             <w:pPr>
+              <w:spacing w:line="240" w:lineRule="auto"/>
               <w:ind w:firstLineChars="0" w:firstLine="0"/>
               <w:jc w:val="center"/>
             </w:pPr>
@@ -8122,6 +8296,7 @@
           </w:tcPr>
           <w:p>
             <w:pPr>
+              <w:spacing w:line="240" w:lineRule="auto"/>
               <w:ind w:firstLineChars="0" w:firstLine="0"/>
               <w:jc w:val="center"/>
             </w:pPr>
@@ -8139,6 +8314,7 @@
           </w:tcPr>
           <w:p>
             <w:pPr>
+              <w:spacing w:line="240" w:lineRule="auto"/>
               <w:ind w:firstLineChars="0" w:firstLine="0"/>
               <w:jc w:val="center"/>
             </w:pPr>
@@ -8180,6 +8356,7 @@
           </w:tcPr>
           <w:p>
             <w:pPr>
+              <w:spacing w:line="240" w:lineRule="auto"/>
               <w:ind w:firstLineChars="0" w:firstLine="0"/>
               <w:jc w:val="center"/>
             </w:pPr>
@@ -8196,6 +8373,7 @@
           </w:tcPr>
           <w:p>
             <w:pPr>
+              <w:spacing w:line="240" w:lineRule="auto"/>
               <w:ind w:firstLineChars="0" w:firstLine="0"/>
               <w:jc w:val="center"/>
             </w:pPr>
@@ -8213,6 +8391,7 @@
           </w:tcPr>
           <w:p>
             <w:pPr>
+              <w:spacing w:line="240" w:lineRule="auto"/>
               <w:ind w:firstLineChars="0" w:firstLine="0"/>
               <w:jc w:val="center"/>
             </w:pPr>
@@ -8230,6 +8409,7 @@
           </w:tcPr>
           <w:p>
             <w:pPr>
+              <w:spacing w:line="240" w:lineRule="auto"/>
               <w:ind w:firstLineChars="0" w:firstLine="0"/>
               <w:jc w:val="center"/>
             </w:pPr>
@@ -8271,6 +8451,7 @@
           </w:tcPr>
           <w:p>
             <w:pPr>
+              <w:spacing w:line="240" w:lineRule="auto"/>
               <w:ind w:firstLineChars="0" w:firstLine="0"/>
               <w:jc w:val="center"/>
             </w:pPr>
@@ -8284,6 +8465,7 @@
           </w:tcPr>
           <w:p>
             <w:pPr>
+              <w:spacing w:line="240" w:lineRule="auto"/>
               <w:ind w:firstLineChars="0" w:firstLine="0"/>
               <w:jc w:val="center"/>
             </w:pPr>
@@ -8301,6 +8483,7 @@
           </w:tcPr>
           <w:p>
             <w:pPr>
+              <w:spacing w:line="240" w:lineRule="auto"/>
               <w:ind w:firstLineChars="0" w:firstLine="0"/>
               <w:jc w:val="center"/>
             </w:pPr>
@@ -8318,6 +8501,7 @@
           </w:tcPr>
           <w:p>
             <w:pPr>
+              <w:spacing w:line="240" w:lineRule="auto"/>
               <w:ind w:firstLineChars="0" w:firstLine="0"/>
               <w:jc w:val="center"/>
             </w:pPr>
@@ -8359,6 +8543,7 @@
           </w:tcPr>
           <w:p>
             <w:pPr>
+              <w:spacing w:line="240" w:lineRule="auto"/>
               <w:ind w:firstLineChars="0" w:firstLine="0"/>
               <w:jc w:val="center"/>
             </w:pPr>
@@ -8375,6 +8560,7 @@
           </w:tcPr>
           <w:p>
             <w:pPr>
+              <w:spacing w:line="240" w:lineRule="auto"/>
               <w:ind w:firstLineChars="0" w:firstLine="0"/>
               <w:jc w:val="center"/>
             </w:pPr>
@@ -8392,6 +8578,7 @@
           </w:tcPr>
           <w:p>
             <w:pPr>
+              <w:spacing w:line="240" w:lineRule="auto"/>
               <w:ind w:firstLineChars="0" w:firstLine="0"/>
               <w:jc w:val="center"/>
             </w:pPr>
@@ -8409,6 +8596,7 @@
           </w:tcPr>
           <w:p>
             <w:pPr>
+              <w:spacing w:line="240" w:lineRule="auto"/>
               <w:ind w:firstLineChars="0" w:firstLine="0"/>
               <w:jc w:val="center"/>
             </w:pPr>
@@ -8450,6 +8638,7 @@
           </w:tcPr>
           <w:p>
             <w:pPr>
+              <w:spacing w:line="240" w:lineRule="auto"/>
               <w:ind w:firstLineChars="0" w:firstLine="0"/>
               <w:jc w:val="center"/>
             </w:pPr>
@@ -8466,6 +8655,7 @@
           </w:tcPr>
           <w:p>
             <w:pPr>
+              <w:spacing w:line="240" w:lineRule="auto"/>
               <w:ind w:firstLineChars="0" w:firstLine="0"/>
               <w:jc w:val="center"/>
             </w:pPr>
@@ -8483,6 +8673,7 @@
           </w:tcPr>
           <w:p>
             <w:pPr>
+              <w:spacing w:line="240" w:lineRule="auto"/>
               <w:ind w:firstLineChars="0" w:firstLine="0"/>
               <w:jc w:val="center"/>
             </w:pPr>
@@ -8500,6 +8691,7 @@
           </w:tcPr>
           <w:p>
             <w:pPr>
+              <w:spacing w:line="240" w:lineRule="auto"/>
               <w:ind w:firstLineChars="0" w:firstLine="0"/>
               <w:jc w:val="center"/>
             </w:pPr>
@@ -8541,6 +8733,7 @@
           </w:tcPr>
           <w:p>
             <w:pPr>
+              <w:spacing w:line="240" w:lineRule="auto"/>
               <w:ind w:firstLineChars="0" w:firstLine="0"/>
               <w:jc w:val="center"/>
             </w:pPr>
@@ -8572,6 +8765,7 @@
           </w:tcPr>
           <w:p>
             <w:pPr>
+              <w:spacing w:line="240" w:lineRule="auto"/>
               <w:ind w:firstLineChars="0" w:firstLine="0"/>
               <w:jc w:val="center"/>
             </w:pPr>
@@ -8589,6 +8783,7 @@
           </w:tcPr>
           <w:p>
             <w:pPr>
+              <w:spacing w:line="240" w:lineRule="auto"/>
               <w:ind w:firstLineChars="0" w:firstLine="0"/>
               <w:jc w:val="center"/>
             </w:pPr>
@@ -8606,6 +8801,7 @@
           </w:tcPr>
           <w:p>
             <w:pPr>
+              <w:spacing w:line="240" w:lineRule="auto"/>
               <w:ind w:firstLineChars="0" w:firstLine="0"/>
               <w:jc w:val="center"/>
             </w:pPr>
@@ -8647,6 +8843,7 @@
           </w:tcPr>
           <w:p>
             <w:pPr>
+              <w:spacing w:line="240" w:lineRule="auto"/>
               <w:ind w:firstLineChars="0" w:firstLine="0"/>
               <w:jc w:val="center"/>
             </w:pPr>
@@ -9260,7 +9457,21 @@
           <w:b/>
         </w:rPr>
         <w:lastRenderedPageBreak/>
-        <w:t>3.3 发动机跌落安全性预示结果</w:t>
+        <w:t xml:space="preserve">3.3 </w:t>
+      </w:r>
+      <w:r>
+        <w:rPr>
+          <w:rFonts w:ascii="黑体" w:eastAsia="黑体" w:hAnsi="黑体" w:hint="eastAsia"/>
+          <w:b/>
+        </w:rPr>
+        <w:t>发动机慢速烤燃</w:t>
+      </w:r>
+      <w:r>
+        <w:rPr>
+          <w:rFonts w:ascii="黑体" w:eastAsia="黑体" w:hAnsi="黑体" w:hint="eastAsia"/>
+          <w:b/>
+        </w:rPr>
+        <w:t>安全性预示结果</w:t>
       </w:r>
     </w:p>
     <w:p>
@@ -9327,12 +9538,12 @@
       </w:tblPr>
       <w:tblGrid>
         <w:gridCol w:w="1680"/>
-        <w:gridCol w:w="1843"/>
-        <w:gridCol w:w="2187"/>
-        <w:gridCol w:w="1476"/>
-        <w:gridCol w:w="2268"/>
-        <w:gridCol w:w="1985"/>
-        <w:gridCol w:w="1865"/>
+        <w:gridCol w:w="2813"/>
+        <w:gridCol w:w="1984"/>
+        <w:gridCol w:w="1418"/>
+        <w:gridCol w:w="2410"/>
+        <w:gridCol w:w="1701"/>
+        <w:gridCol w:w="1298"/>
       </w:tblGrid>
       <w:tr>
         <w:trPr>
@@ -9364,7 +9575,7 @@
         </w:tc>
         <w:tc>
           <w:tcPr>
-            <w:tcW w:w="1843" w:type="dxa"/>
+            <w:tcW w:w="2813" w:type="dxa"/>
             <w:vAlign w:val="center"/>
           </w:tcPr>
           <w:p>
@@ -9386,7 +9597,7 @@
         </w:tc>
         <w:tc>
           <w:tcPr>
-            <w:tcW w:w="2187" w:type="dxa"/>
+            <w:tcW w:w="1984" w:type="dxa"/>
           </w:tcPr>
           <w:p>
             <w:pPr>
@@ -9407,7 +9618,7 @@
         </w:tc>
         <w:tc>
           <w:tcPr>
-            <w:tcW w:w="1476" w:type="dxa"/>
+            <w:tcW w:w="1418" w:type="dxa"/>
           </w:tcPr>
           <w:p>
             <w:pPr>
@@ -9428,7 +9639,7 @@
         </w:tc>
         <w:tc>
           <w:tcPr>
-            <w:tcW w:w="2268" w:type="dxa"/>
+            <w:tcW w:w="2410" w:type="dxa"/>
             <w:vAlign w:val="center"/>
           </w:tcPr>
           <w:p>
@@ -9464,7 +9675,7 @@
         </w:tc>
         <w:tc>
           <w:tcPr>
-            <w:tcW w:w="1985" w:type="dxa"/>
+            <w:tcW w:w="1701" w:type="dxa"/>
           </w:tcPr>
           <w:p>
             <w:pPr>
@@ -9499,7 +9710,7 @@
         </w:tc>
         <w:tc>
           <w:tcPr>
-            <w:tcW w:w="1865" w:type="dxa"/>
+            <w:tcW w:w="1298" w:type="dxa"/>
           </w:tcPr>
           <w:p>
             <w:pPr>
@@ -9543,7 +9754,7 @@
         </w:tc>
         <w:tc>
           <w:tcPr>
-            <w:tcW w:w="1843" w:type="dxa"/>
+            <w:tcW w:w="2813" w:type="dxa"/>
             <w:vAlign w:val="center"/>
           </w:tcPr>
           <w:p>
@@ -9565,7 +9776,7 @@
         </w:tc>
         <w:tc>
           <w:tcPr>
-            <w:tcW w:w="2187" w:type="dxa"/>
+            <w:tcW w:w="1984" w:type="dxa"/>
           </w:tcPr>
           <w:p>
             <w:pPr>
@@ -9586,7 +9797,7 @@
         </w:tc>
         <w:tc>
           <w:tcPr>
-            <w:tcW w:w="1476" w:type="dxa"/>
+            <w:tcW w:w="1418" w:type="dxa"/>
           </w:tcPr>
           <w:p>
             <w:pPr>
@@ -9607,7 +9818,7 @@
         </w:tc>
         <w:tc>
           <w:tcPr>
-            <w:tcW w:w="2268" w:type="dxa"/>
+            <w:tcW w:w="2410" w:type="dxa"/>
             <w:vAlign w:val="center"/>
           </w:tcPr>
           <w:p>
@@ -9629,7 +9840,7 @@
         </w:tc>
         <w:tc>
           <w:tcPr>
-            <w:tcW w:w="1985" w:type="dxa"/>
+            <w:tcW w:w="1701" w:type="dxa"/>
           </w:tcPr>
           <w:p>
             <w:pPr>
@@ -9650,7 +9861,7 @@
         </w:tc>
         <w:tc>
           <w:tcPr>
-            <w:tcW w:w="1865" w:type="dxa"/>
+            <w:tcW w:w="1298" w:type="dxa"/>
           </w:tcPr>
           <w:p>
             <w:pPr>
@@ -9694,7 +9905,7 @@
         </w:tc>
         <w:tc>
           <w:tcPr>
-            <w:tcW w:w="1843" w:type="dxa"/>
+            <w:tcW w:w="2813" w:type="dxa"/>
             <w:vAlign w:val="center"/>
           </w:tcPr>
           <w:p>
@@ -9716,7 +9927,7 @@
         </w:tc>
         <w:tc>
           <w:tcPr>
-            <w:tcW w:w="2187" w:type="dxa"/>
+            <w:tcW w:w="1984" w:type="dxa"/>
           </w:tcPr>
           <w:p>
             <w:pPr>
@@ -9737,7 +9948,7 @@
         </w:tc>
         <w:tc>
           <w:tcPr>
-            <w:tcW w:w="1476" w:type="dxa"/>
+            <w:tcW w:w="1418" w:type="dxa"/>
           </w:tcPr>
           <w:p>
             <w:pPr>
@@ -9758,7 +9969,7 @@
         </w:tc>
         <w:tc>
           <w:tcPr>
-            <w:tcW w:w="2268" w:type="dxa"/>
+            <w:tcW w:w="2410" w:type="dxa"/>
             <w:vAlign w:val="center"/>
           </w:tcPr>
           <w:p>
@@ -9794,7 +10005,7 @@
         </w:tc>
         <w:tc>
           <w:tcPr>
-            <w:tcW w:w="1985" w:type="dxa"/>
+            <w:tcW w:w="1701" w:type="dxa"/>
           </w:tcPr>
           <w:p>
             <w:pPr>
@@ -9829,7 +10040,7 @@
         </w:tc>
         <w:tc>
           <w:tcPr>
-            <w:tcW w:w="1865" w:type="dxa"/>
+            <w:tcW w:w="1298" w:type="dxa"/>
           </w:tcPr>
           <w:p>
             <w:pPr>
@@ -9873,7 +10084,7 @@
         </w:tc>
         <w:tc>
           <w:tcPr>
-            <w:tcW w:w="1843" w:type="dxa"/>
+            <w:tcW w:w="2813" w:type="dxa"/>
             <w:vAlign w:val="center"/>
           </w:tcPr>
           <w:p>
@@ -9895,7 +10106,7 @@
         </w:tc>
         <w:tc>
           <w:tcPr>
-            <w:tcW w:w="2187" w:type="dxa"/>
+            <w:tcW w:w="1984" w:type="dxa"/>
           </w:tcPr>
           <w:p>
             <w:pPr>
@@ -9916,7 +10127,7 @@
         </w:tc>
         <w:tc>
           <w:tcPr>
-            <w:tcW w:w="1476" w:type="dxa"/>
+            <w:tcW w:w="1418" w:type="dxa"/>
           </w:tcPr>
           <w:p>
             <w:pPr>
@@ -9937,7 +10148,7 @@
         </w:tc>
         <w:tc>
           <w:tcPr>
-            <w:tcW w:w="2268" w:type="dxa"/>
+            <w:tcW w:w="2410" w:type="dxa"/>
             <w:vAlign w:val="center"/>
           </w:tcPr>
           <w:p>
@@ -9959,7 +10170,7 @@
         </w:tc>
         <w:tc>
           <w:tcPr>
-            <w:tcW w:w="1985" w:type="dxa"/>
+            <w:tcW w:w="1701" w:type="dxa"/>
           </w:tcPr>
           <w:p>
             <w:pPr>
@@ -9980,7 +10191,7 @@
         </w:tc>
         <w:tc>
           <w:tcPr>
-            <w:tcW w:w="1865" w:type="dxa"/>
+            <w:tcW w:w="1298" w:type="dxa"/>
           </w:tcPr>
           <w:p>
             <w:pPr>
@@ -10024,7 +10235,7 @@
         </w:tc>
         <w:tc>
           <w:tcPr>
-            <w:tcW w:w="1843" w:type="dxa"/>
+            <w:tcW w:w="2813" w:type="dxa"/>
             <w:vAlign w:val="center"/>
           </w:tcPr>
           <w:p>
@@ -10046,7 +10257,7 @@
         </w:tc>
         <w:tc>
           <w:tcPr>
-            <w:tcW w:w="2187" w:type="dxa"/>
+            <w:tcW w:w="1984" w:type="dxa"/>
           </w:tcPr>
           <w:p>
             <w:pPr>
@@ -10067,7 +10278,7 @@
         </w:tc>
         <w:tc>
           <w:tcPr>
-            <w:tcW w:w="1476" w:type="dxa"/>
+            <w:tcW w:w="1418" w:type="dxa"/>
           </w:tcPr>
           <w:p>
             <w:pPr>
@@ -10088,7 +10299,7 @@
         </w:tc>
         <w:tc>
           <w:tcPr>
-            <w:tcW w:w="2268" w:type="dxa"/>
+            <w:tcW w:w="2410" w:type="dxa"/>
             <w:vAlign w:val="center"/>
           </w:tcPr>
           <w:p>
@@ -10110,7 +10321,7 @@
         </w:tc>
         <w:tc>
           <w:tcPr>
-            <w:tcW w:w="1985" w:type="dxa"/>
+            <w:tcW w:w="1701" w:type="dxa"/>
           </w:tcPr>
           <w:p>
             <w:pPr>
@@ -10131,7 +10342,7 @@
         </w:tc>
         <w:tc>
           <w:tcPr>
-            <w:tcW w:w="1865" w:type="dxa"/>
+            <w:tcW w:w="1298" w:type="dxa"/>
           </w:tcPr>
           <w:p>
             <w:pPr>
@@ -10175,7 +10386,7 @@
         </w:tc>
         <w:tc>
           <w:tcPr>
-            <w:tcW w:w="1843" w:type="dxa"/>
+            <w:tcW w:w="2813" w:type="dxa"/>
             <w:vAlign w:val="center"/>
           </w:tcPr>
           <w:p>
@@ -10197,7 +10408,7 @@
         </w:tc>
         <w:tc>
           <w:tcPr>
-            <w:tcW w:w="2187" w:type="dxa"/>
+            <w:tcW w:w="1984" w:type="dxa"/>
           </w:tcPr>
           <w:p>
             <w:pPr>
@@ -10218,7 +10429,7 @@
         </w:tc>
         <w:tc>
           <w:tcPr>
-            <w:tcW w:w="1476" w:type="dxa"/>
+            <w:tcW w:w="1418" w:type="dxa"/>
           </w:tcPr>
           <w:p>
             <w:pPr>
@@ -10239,7 +10450,7 @@
         </w:tc>
         <w:tc>
           <w:tcPr>
-            <w:tcW w:w="2268" w:type="dxa"/>
+            <w:tcW w:w="2410" w:type="dxa"/>
             <w:vAlign w:val="center"/>
           </w:tcPr>
           <w:p>
@@ -10261,7 +10472,7 @@
         </w:tc>
         <w:tc>
           <w:tcPr>
-            <w:tcW w:w="1985" w:type="dxa"/>
+            <w:tcW w:w="1701" w:type="dxa"/>
           </w:tcPr>
           <w:p>
             <w:pPr>
@@ -10282,7 +10493,7 @@
         </w:tc>
         <w:tc>
           <w:tcPr>
-            <w:tcW w:w="1865" w:type="dxa"/>
+            <w:tcW w:w="1298" w:type="dxa"/>
           </w:tcPr>
           <w:p>
             <w:pPr>
@@ -10326,7 +10537,7 @@
         </w:tc>
         <w:tc>
           <w:tcPr>
-            <w:tcW w:w="1843" w:type="dxa"/>
+            <w:tcW w:w="2813" w:type="dxa"/>
             <w:vAlign w:val="center"/>
           </w:tcPr>
           <w:p>
@@ -10348,7 +10559,7 @@
         </w:tc>
         <w:tc>
           <w:tcPr>
-            <w:tcW w:w="2187" w:type="dxa"/>
+            <w:tcW w:w="1984" w:type="dxa"/>
           </w:tcPr>
           <w:p>
             <w:pPr>
@@ -10369,7 +10580,7 @@
         </w:tc>
         <w:tc>
           <w:tcPr>
-            <w:tcW w:w="1476" w:type="dxa"/>
+            <w:tcW w:w="1418" w:type="dxa"/>
           </w:tcPr>
           <w:p>
             <w:pPr>
@@ -10390,7 +10601,7 @@
         </w:tc>
         <w:tc>
           <w:tcPr>
-            <w:tcW w:w="2268" w:type="dxa"/>
+            <w:tcW w:w="2410" w:type="dxa"/>
             <w:vAlign w:val="center"/>
           </w:tcPr>
           <w:p>
@@ -10412,7 +10623,7 @@
         </w:tc>
         <w:tc>
           <w:tcPr>
-            <w:tcW w:w="1985" w:type="dxa"/>
+            <w:tcW w:w="1701" w:type="dxa"/>
           </w:tcPr>
           <w:p>
             <w:pPr>
@@ -10433,7 +10644,7 @@
         </w:tc>
         <w:tc>
           <w:tcPr>
-            <w:tcW w:w="1865" w:type="dxa"/>
+            <w:tcW w:w="1298" w:type="dxa"/>
           </w:tcPr>
           <w:p>
             <w:pPr>
@@ -10477,7 +10688,7 @@
         </w:tc>
         <w:tc>
           <w:tcPr>
-            <w:tcW w:w="1843" w:type="dxa"/>
+            <w:tcW w:w="2813" w:type="dxa"/>
             <w:vAlign w:val="center"/>
           </w:tcPr>
           <w:p>
@@ -10499,7 +10710,7 @@
         </w:tc>
         <w:tc>
           <w:tcPr>
-            <w:tcW w:w="2187" w:type="dxa"/>
+            <w:tcW w:w="1984" w:type="dxa"/>
           </w:tcPr>
           <w:p>
             <w:pPr>
@@ -10520,7 +10731,7 @@
         </w:tc>
         <w:tc>
           <w:tcPr>
-            <w:tcW w:w="1476" w:type="dxa"/>
+            <w:tcW w:w="1418" w:type="dxa"/>
           </w:tcPr>
           <w:p>
             <w:pPr>
@@ -10541,7 +10752,7 @@
         </w:tc>
         <w:tc>
           <w:tcPr>
-            <w:tcW w:w="2268" w:type="dxa"/>
+            <w:tcW w:w="2410" w:type="dxa"/>
             <w:vAlign w:val="center"/>
           </w:tcPr>
           <w:p>
@@ -10563,7 +10774,7 @@
         </w:tc>
         <w:tc>
           <w:tcPr>
-            <w:tcW w:w="1985" w:type="dxa"/>
+            <w:tcW w:w="1701" w:type="dxa"/>
           </w:tcPr>
           <w:p>
             <w:pPr>
@@ -10584,7 +10795,7 @@
         </w:tc>
         <w:tc>
           <w:tcPr>
-            <w:tcW w:w="1865" w:type="dxa"/>
+            <w:tcW w:w="1298" w:type="dxa"/>
           </w:tcPr>
           <w:p>
             <w:pPr>
@@ -10614,95 +10825,177 @@
     <w:p>
       <w:pPr>
         <w:ind w:firstLine="480"/>
+        <w:sectPr>
+          <w:pgSz w:w="16838" w:h="11906" w:orient="landscape"/>
+          <w:pgMar w:top="1797" w:right="1440" w:bottom="1797" w:left="1440" w:header="567" w:footer="425" w:gutter="0"/>
+          <w:cols w:space="425"/>
+          <w:docGrid w:type="lines" w:linePitch="326"/>
+        </w:sectPr>
       </w:pPr>
       <w:r>
         <w:rPr>
           <w:rFonts w:hint="eastAsia"/>
         </w:rPr>
         <w:tab/>
-      </w:r>
-      <w:r>
-        <w:t>温度云图</w:t>
-      </w:r>
-      <w:r>
-        <w:t>如图</w:t>
-      </w:r>
-      <w:r>
-        <w:rPr>
-          <w:rFonts w:hint="eastAsia"/>
-        </w:rPr>
-        <w:t>3</w:t>
-      </w:r>
-      <w:r>
-        <w:t>所示。</w:t>
       </w:r>
     </w:p>
     <w:p>
       <w:pPr>
-        <w:spacing w:line="240" w:lineRule="auto"/>
+        <w:spacing w:beforeLines="50" w:before="120" w:afterLines="50" w:after="120"/>
         <w:ind w:firstLine="480"/>
+      </w:pPr>
+      <w:r>
+        <w:lastRenderedPageBreak/>
+        <w:t>计算</w:t>
+      </w:r>
+      <w:r>
+        <w:t>云图如</w:t>
+      </w:r>
+      <w:r>
+        <w:t>表</w:t>
+      </w:r>
+      <w:r>
+        <w:rPr>
+          <w:rFonts w:hint="eastAsia"/>
+        </w:rPr>
+        <w:t>9</w:t>
+      </w:r>
+      <w:r>
+        <w:rPr>
+          <w:rFonts w:hint="eastAsia"/>
+        </w:rPr>
+        <w:t>所示</w:t>
+      </w:r>
+      <w:r>
+        <w:t>：</w:t>
+      </w:r>
+    </w:p>
+    <w:tbl>
+      <w:tblPr>
+        <w:tblStyle w:val="aa"/>
+        <w:tblW w:w="0" w:type="auto"/>
         <w:jc w:val="center"/>
-        <w:rPr>
-          <w:rFonts w:hint="eastAsia"/>
-        </w:rPr>
-      </w:pPr>
-      <w:r>
-        <w:rPr>
-          <w:rFonts w:hint="eastAsia"/>
-        </w:rPr>
-        <w:t>{{</w:t>
-      </w:r>
-      <w:r>
-        <w:rPr>
-          <w:rFonts w:hint="eastAsia"/>
-        </w:rPr>
-        <w:t>温度</w:t>
-      </w:r>
-      <w:r>
-        <w:rPr>
-          <w:rFonts w:hint="eastAsia"/>
-        </w:rPr>
-        <w:t>云图</w:t>
-      </w:r>
-      <w:r>
-        <w:rPr>
-          <w:rFonts w:hint="eastAsia"/>
-        </w:rPr>
-        <w:t>}}</w:t>
-      </w:r>
-    </w:p>
+        <w:tblLook w:val="04A0" w:firstRow="1" w:lastRow="0" w:firstColumn="1" w:lastColumn="0" w:noHBand="0" w:noVBand="1"/>
+      </w:tblPr>
+      <w:tblGrid>
+        <w:gridCol w:w="2518"/>
+        <w:gridCol w:w="6010"/>
+      </w:tblGrid>
+      <w:tr>
+        <w:trPr>
+          <w:jc w:val="center"/>
+        </w:trPr>
+        <w:tc>
+          <w:tcPr>
+            <w:tcW w:w="2518" w:type="dxa"/>
+          </w:tcPr>
+          <w:p>
+            <w:pPr>
+              <w:spacing w:line="240" w:lineRule="auto"/>
+              <w:ind w:firstLineChars="0" w:firstLine="0"/>
+              <w:jc w:val="center"/>
+            </w:pPr>
+            <w:bookmarkStart w:id="0" w:name="_GoBack" w:colFirst="1" w:colLast="1"/>
+            <w:r>
+              <w:t>壳体</w:t>
+            </w:r>
+            <w:r>
+              <w:rPr>
+                <w:rFonts w:hint="eastAsia"/>
+              </w:rPr>
+              <w:t>温度</w:t>
+            </w:r>
+            <w:r>
+              <w:t>云图</w:t>
+            </w:r>
+          </w:p>
+        </w:tc>
+        <w:tc>
+          <w:tcPr>
+            <w:tcW w:w="6010" w:type="dxa"/>
+          </w:tcPr>
+          <w:p>
+            <w:pPr>
+              <w:spacing w:line="240" w:lineRule="auto"/>
+              <w:ind w:firstLineChars="0" w:firstLine="0"/>
+              <w:jc w:val="center"/>
+            </w:pPr>
+            <w:r>
+              <w:rPr>
+                <w:rFonts w:ascii="宋体" w:hAnsi="宋体" w:hint="eastAsia"/>
+              </w:rPr>
+              <w:t>{{</w:t>
+            </w:r>
+            <w:r>
+              <w:rPr>
+                <w:rFonts w:ascii="宋体" w:hAnsi="宋体" w:hint="eastAsia"/>
+                <w:kern w:val="0"/>
+              </w:rPr>
+              <w:t>壳体温度云图}}</w:t>
+            </w:r>
+          </w:p>
+        </w:tc>
+      </w:tr>
+      <w:tr>
+        <w:trPr>
+          <w:jc w:val="center"/>
+        </w:trPr>
+        <w:tc>
+          <w:tcPr>
+            <w:tcW w:w="2518" w:type="dxa"/>
+          </w:tcPr>
+          <w:p>
+            <w:pPr>
+              <w:spacing w:line="240" w:lineRule="auto"/>
+              <w:ind w:firstLineChars="0" w:firstLine="0"/>
+              <w:jc w:val="center"/>
+            </w:pPr>
+            <w:r>
+              <w:t>推进剂</w:t>
+            </w:r>
+            <w:r>
+              <w:rPr>
+                <w:rFonts w:hint="eastAsia"/>
+              </w:rPr>
+              <w:t>温度</w:t>
+            </w:r>
+            <w:r>
+              <w:t>云图</w:t>
+            </w:r>
+          </w:p>
+        </w:tc>
+        <w:tc>
+          <w:tcPr>
+            <w:tcW w:w="6010" w:type="dxa"/>
+          </w:tcPr>
+          <w:p>
+            <w:pPr>
+              <w:spacing w:line="240" w:lineRule="auto"/>
+              <w:ind w:firstLineChars="0" w:firstLine="0"/>
+              <w:jc w:val="center"/>
+            </w:pPr>
+            <w:r>
+              <w:rPr>
+                <w:rFonts w:ascii="宋体" w:hAnsi="宋体" w:hint="eastAsia"/>
+              </w:rPr>
+              <w:t>{{</w:t>
+            </w:r>
+            <w:r>
+              <w:rPr>
+                <w:rFonts w:ascii="宋体" w:hAnsi="宋体" w:hint="eastAsia"/>
+                <w:kern w:val="0"/>
+              </w:rPr>
+              <w:t>推进剂温度云图}}</w:t>
+            </w:r>
+          </w:p>
+        </w:tc>
+      </w:tr>
+      <w:bookmarkEnd w:id="0"/>
+    </w:tbl>
     <w:p>
       <w:pPr>
-        <w:spacing w:line="240" w:lineRule="auto"/>
         <w:ind w:firstLine="480"/>
-        <w:jc w:val="center"/>
       </w:pPr>
-      <w:bookmarkStart w:id="0" w:name="_GoBack"/>
-      <w:bookmarkEnd w:id="0"/>
-      <w:r>
-        <w:rPr>
-          <w:rFonts w:hint="eastAsia"/>
-        </w:rPr>
-        <w:t>图</w:t>
-      </w:r>
-      <w:r>
-        <w:rPr>
-          <w:rFonts w:hint="eastAsia"/>
-        </w:rPr>
-        <w:t>3</w:t>
-      </w:r>
-      <w:r>
-        <w:rPr>
-          <w:rFonts w:hint="eastAsia"/>
-        </w:rPr>
-        <w:t>温度</w:t>
-      </w:r>
-      <w:r>
-        <w:rPr>
-          <w:rFonts w:hint="eastAsia"/>
-        </w:rPr>
-        <w:t>云图</w:t>
-      </w:r>
     </w:p>
     <w:p>
       <w:pPr>
@@ -10889,43 +11182,18 @@
     </w:p>
     <w:p>
       <w:pPr>
+        <w:spacing w:beforeLines="50" w:before="120" w:afterLines="50" w:after="120"/>
         <w:ind w:firstLineChars="0" w:firstLine="0"/>
-      </w:pPr>
-      <w:r>
-        <w:br w:type="page"/>
-      </w:r>
-    </w:p>
-    <w:p>
-      <w:pPr>
-        <w:spacing w:beforeLines="50" w:before="163" w:afterLines="50" w:after="163"/>
-        <w:ind w:firstLine="482"/>
         <w:rPr>
           <w:rFonts w:ascii="黑体" w:eastAsia="黑体" w:hAnsi="黑体"/>
           <w:b/>
         </w:rPr>
-        <w:sectPr>
-          <w:pgSz w:w="16838" w:h="11906" w:orient="landscape"/>
-          <w:pgMar w:top="1797" w:right="1440" w:bottom="1797" w:left="1440" w:header="567" w:footer="425" w:gutter="0"/>
-          <w:cols w:space="425"/>
-          <w:docGrid w:type="lines" w:linePitch="326"/>
-        </w:sectPr>
-      </w:pPr>
-    </w:p>
-    <w:p>
-      <w:pPr>
-        <w:spacing w:beforeLines="50" w:before="163" w:afterLines="50" w:after="163"/>
-        <w:ind w:firstLine="482"/>
-        <w:rPr>
-          <w:rFonts w:ascii="黑体" w:eastAsia="黑体" w:hAnsi="黑体"/>
-          <w:b/>
-        </w:rPr>
       </w:pPr>
       <w:r>
         <w:rPr>
           <w:rFonts w:ascii="黑体" w:eastAsia="黑体" w:hAnsi="黑体" w:hint="eastAsia"/>
           <w:b/>
         </w:rPr>
-        <w:lastRenderedPageBreak/>
         <w:t>4结论</w:t>
       </w:r>
     </w:p>
@@ -11793,7 +12061,7 @@
       <w:pgSz w:w="11906" w:h="16838"/>
       <w:pgMar w:top="1440" w:right="1797" w:bottom="1440" w:left="1797" w:header="567" w:footer="425" w:gutter="0"/>
       <w:cols w:space="425"/>
-      <w:docGrid w:type="linesAndChars" w:linePitch="326"/>
+      <w:docGrid w:linePitch="326"/>
     </w:sectPr>
   </w:body>
 </w:document>
@@ -11923,7 +12191,7 @@
                 <w:sz w:val="21"/>
                 <w:szCs w:val="21"/>
               </w:rPr>
-              <w:t>9</w:t>
+              <w:t>11</w:t>
             </w:r>
             <w:r>
               <w:rPr>
@@ -11996,7 +12264,7 @@
                 <w:sz w:val="21"/>
                 <w:szCs w:val="21"/>
               </w:rPr>
-              <w:t>12</w:t>
+              <w:t>13</w:t>
             </w:r>
             <w:r>
               <w:rPr>
@@ -14123,7 +14391,7 @@
   <a:extraClrSchemeLst/>
   <a:extLst>
     <a:ext uri="{05A4C25C-085E-4340-85A3-A5531E510DB2}">
-      <thm15:themeFamily xmlns:thm15="http://schemas.microsoft.com/office/thememl/2012/main" xmlns="" name="Office Theme" id="{2E142A2C-CD16-42D6-873A-C26D2A0506FA}" vid="{1BDDFF52-6CD6-40A5-AB3C-68EB2F1E4D0A}"/>
+      <thm15:themeFamily xmlns="" xmlns:thm15="http://schemas.microsoft.com/office/thememl/2012/main" name="Office Theme" id="{2E142A2C-CD16-42D6-873A-C26D2A0506FA}" vid="{1BDDFF52-6CD6-40A5-AB3C-68EB2F1E4D0A}"/>
     </a:ext>
   </a:extLst>
 </a:theme>

--- a/mainWidget/mainWidget/src/template/慢速烤燃仿真计算数据表.docx
+++ b/mainWidget/mainWidget/src/template/慢速烤燃仿真计算数据表.docx
@@ -9040,73 +9040,31 @@
         </w:rPr>
         <w:t>观测点设置如下图所示。</w:t>
       </w:r>
-      <w:r>
-        <w:rPr>
-          <w:rFonts w:hint="eastAsia"/>
-          <w:highlight w:val="yellow"/>
-        </w:rPr>
-        <w:t>(</w:t>
-      </w:r>
-      <w:r>
-        <w:rPr>
-          <w:rFonts w:hint="eastAsia"/>
-          <w:highlight w:val="yellow"/>
-        </w:rPr>
-        <w:t>导入观测点分布情况，交代观测点分布的位置和数量，例如下图。</w:t>
-      </w:r>
-      <w:r>
-        <w:rPr>
-          <w:rFonts w:hint="eastAsia"/>
-          <w:highlight w:val="yellow"/>
-        </w:rPr>
-        <w:t>)</w:t>
-      </w:r>
     </w:p>
     <w:p>
       <w:pPr>
         <w:spacing w:line="240" w:lineRule="auto"/>
         <w:ind w:firstLine="480"/>
+        <w:jc w:val="center"/>
       </w:pPr>
       <w:r>
         <w:rPr>
-          <w:noProof/>
-        </w:rPr>
-        <w:lastRenderedPageBreak/>
-        <w:drawing>
-          <wp:inline distT="0" distB="0" distL="0" distR="0" wp14:anchorId="174DA1B1" wp14:editId="02D8A488">
-            <wp:extent cx="5274310" cy="1699260"/>
-            <wp:effectExtent l="0" t="0" r="2540" b="0"/>
-            <wp:docPr id="61234768" name="图片 1"/>
-            <wp:cNvGraphicFramePr>
-              <a:graphicFrameLocks xmlns:a="http://schemas.openxmlformats.org/drawingml/2006/main" noChangeAspect="1"/>
-            </wp:cNvGraphicFramePr>
-            <a:graphic xmlns:a="http://schemas.openxmlformats.org/drawingml/2006/main">
-              <a:graphicData uri="http://schemas.openxmlformats.org/drawingml/2006/picture">
-                <pic:pic xmlns:pic="http://schemas.openxmlformats.org/drawingml/2006/picture">
-                  <pic:nvPicPr>
-                    <pic:cNvPr id="61234768" name=""/>
-                    <pic:cNvPicPr/>
-                  </pic:nvPicPr>
-                  <pic:blipFill>
-                    <a:blip r:embed="rId7"/>
-                    <a:stretch>
-                      <a:fillRect/>
-                    </a:stretch>
-                  </pic:blipFill>
-                  <pic:spPr>
-                    <a:xfrm>
-                      <a:off x="0" y="0"/>
-                      <a:ext cx="5274310" cy="1699260"/>
-                    </a:xfrm>
-                    <a:prstGeom prst="rect">
-                      <a:avLst/>
-                    </a:prstGeom>
-                  </pic:spPr>
-                </pic:pic>
-              </a:graphicData>
-            </a:graphic>
-          </wp:inline>
-        </w:drawing>
+          <w:rFonts w:ascii="宋体" w:hAnsi="宋体" w:hint="eastAsia"/>
+        </w:rPr>
+        <w:t>{{</w:t>
+      </w:r>
+      <w:r>
+        <w:rPr>
+          <w:rFonts w:hint="eastAsia"/>
+        </w:rPr>
+        <w:t>观测点分布图</w:t>
+      </w:r>
+      <w:r>
+        <w:rPr>
+          <w:rFonts w:ascii="宋体" w:hAnsi="宋体" w:hint="eastAsia"/>
+          <w:kern w:val="0"/>
+        </w:rPr>
+        <w:t>}}</w:t>
       </w:r>
     </w:p>
     <w:p>
@@ -9114,6 +9072,8 @@
         <w:ind w:firstLine="480"/>
         <w:jc w:val="center"/>
       </w:pPr>
+      <w:bookmarkStart w:id="0" w:name="_GoBack"/>
+      <w:bookmarkEnd w:id="0"/>
       <w:r>
         <w:rPr>
           <w:rFonts w:hint="eastAsia"/>
@@ -9427,12 +9387,12 @@
       <w:pPr>
         <w:ind w:firstLine="480"/>
         <w:sectPr>
-          <w:headerReference w:type="even" r:id="rId8"/>
-          <w:headerReference w:type="default" r:id="rId9"/>
-          <w:footerReference w:type="even" r:id="rId10"/>
-          <w:footerReference w:type="default" r:id="rId11"/>
-          <w:headerReference w:type="first" r:id="rId12"/>
-          <w:footerReference w:type="first" r:id="rId13"/>
+          <w:headerReference w:type="even" r:id="rId7"/>
+          <w:headerReference w:type="default" r:id="rId8"/>
+          <w:footerReference w:type="even" r:id="rId9"/>
+          <w:footerReference w:type="default" r:id="rId10"/>
+          <w:headerReference w:type="first" r:id="rId11"/>
+          <w:footerReference w:type="first" r:id="rId12"/>
           <w:pgSz w:w="11906" w:h="16838"/>
           <w:pgMar w:top="1440" w:right="1797" w:bottom="1440" w:left="1797" w:header="567" w:footer="425" w:gutter="0"/>
           <w:cols w:space="425"/>
@@ -9440,6 +9400,7 @@
         </w:sectPr>
       </w:pPr>
       <w:r>
+        <w:lastRenderedPageBreak/>
         <w:br w:type="page"/>
       </w:r>
     </w:p>
@@ -10895,7 +10856,6 @@
               <w:ind w:firstLineChars="0" w:firstLine="0"/>
               <w:jc w:val="center"/>
             </w:pPr>
-            <w:bookmarkStart w:id="0" w:name="_GoBack" w:colFirst="1" w:colLast="1"/>
             <w:r>
               <w:t>壳体</w:t>
             </w:r>
@@ -10990,7 +10950,6 @@
           </w:p>
         </w:tc>
       </w:tr>
-      <w:bookmarkEnd w:id="0"/>
     </w:tbl>
     <w:p>
       <w:pPr>
@@ -12191,7 +12150,7 @@
                 <w:sz w:val="21"/>
                 <w:szCs w:val="21"/>
               </w:rPr>
-              <w:t>11</w:t>
+              <w:t>8</w:t>
             </w:r>
             <w:r>
               <w:rPr>
@@ -14391,7 +14350,7 @@
   <a:extraClrSchemeLst/>
   <a:extLst>
     <a:ext uri="{05A4C25C-085E-4340-85A3-A5531E510DB2}">
-      <thm15:themeFamily xmlns="" xmlns:thm15="http://schemas.microsoft.com/office/thememl/2012/main" name="Office Theme" id="{2E142A2C-CD16-42D6-873A-C26D2A0506FA}" vid="{1BDDFF52-6CD6-40A5-AB3C-68EB2F1E4D0A}"/>
+      <thm15:themeFamily xmlns:thm15="http://schemas.microsoft.com/office/thememl/2012/main" xmlns="" name="Office Theme" id="{2E142A2C-CD16-42D6-873A-C26D2A0506FA}" vid="{1BDDFF52-6CD6-40A5-AB3C-68EB2F1E4D0A}"/>
     </a:ext>
   </a:extLst>
 </a:theme>

--- a/mainWidget/mainWidget/src/template/慢速烤燃仿真计算数据表.docx
+++ b/mainWidget/mainWidget/src/template/慢速烤燃仿真计算数据表.docx
@@ -3351,7 +3351,7 @@
         </w:tc>
         <w:tc>
           <w:tcPr>
-            <w:tcW w:w="1038" w:type="dxa"/>
+            <w:tcW w:w="1231" w:type="dxa"/>
           </w:tcPr>
           <w:p>
             <w:pPr>
@@ -3556,7 +3556,7 @@
         </w:tc>
         <w:tc>
           <w:tcPr>
-            <w:tcW w:w="1038" w:type="dxa"/>
+            <w:tcW w:w="1231" w:type="dxa"/>
           </w:tcPr>
           <w:p>
             <w:pPr>
@@ -3728,7 +3728,7 @@
         </w:tc>
         <w:tc>
           <w:tcPr>
-            <w:tcW w:w="1038" w:type="dxa"/>
+            <w:tcW w:w="1231" w:type="dxa"/>
           </w:tcPr>
           <w:p>
             <w:pPr>
@@ -3770,6 +3770,7 @@
               <w:ind w:firstLineChars="0" w:firstLine="0"/>
               <w:jc w:val="center"/>
             </w:pPr>
+            <w:bookmarkStart w:id="0" w:name="_GoBack" w:colFirst="4" w:colLast="6"/>
             <w:r>
               <w:rPr>
                 <w:rFonts w:hint="eastAsia"/>
@@ -3894,19 +3895,7 @@
               <w:rPr>
                 <w:rFonts w:hint="eastAsia"/>
               </w:rPr>
-              <w:t>{{</w:t>
-            </w:r>
-            <w:r>
-              <w:rPr>
-                <w:rFonts w:hint="eastAsia"/>
-              </w:rPr>
-              <w:t>G1</w:t>
-            </w:r>
-            <w:r>
-              <w:rPr>
-                <w:rFonts w:hint="eastAsia"/>
-              </w:rPr>
-              <w:t>}}</w:t>
+              <w:t>6.8</w:t>
             </w:r>
           </w:p>
         </w:tc>
@@ -3918,55 +3907,31 @@
             <w:pPr>
               <w:pStyle w:val="ad"/>
               <w:ind w:firstLineChars="0" w:firstLine="0"/>
-            </w:pPr>
-            <w:r>
-              <w:rPr>
-                <w:rFonts w:hint="eastAsia"/>
-              </w:rPr>
-              <w:t>{{</w:t>
-            </w:r>
-            <w:r>
-              <w:rPr>
-                <w:rFonts w:hint="eastAsia"/>
-              </w:rPr>
-              <w:t>G2</w:t>
-            </w:r>
-            <w:r>
-              <w:rPr>
-                <w:rFonts w:hint="eastAsia"/>
-              </w:rPr>
-              <w:t>}}</w:t>
-            </w:r>
-          </w:p>
-        </w:tc>
-        <w:tc>
-          <w:tcPr>
-            <w:tcW w:w="1038" w:type="dxa"/>
+              <w:jc w:val="center"/>
+            </w:pPr>
+            <w:r>
+              <w:rPr>
+                <w:rFonts w:hint="eastAsia"/>
+              </w:rPr>
+              <w:t>2.2</w:t>
+            </w:r>
+          </w:p>
+        </w:tc>
+        <w:tc>
+          <w:tcPr>
+            <w:tcW w:w="1231" w:type="dxa"/>
           </w:tcPr>
           <w:p>
             <w:pPr>
               <w:pStyle w:val="ad"/>
               <w:ind w:firstLineChars="0" w:firstLine="0"/>
-            </w:pPr>
-            <w:r>
-              <w:rPr>
-                <w:rFonts w:hint="eastAsia"/>
-              </w:rPr>
-              <w:t>{{</w:t>
-            </w:r>
-            <w:proofErr w:type="spellStart"/>
-            <w:r>
-              <w:rPr>
-                <w:rFonts w:hint="eastAsia"/>
-              </w:rPr>
-              <w:t>Figmax</w:t>
-            </w:r>
-            <w:proofErr w:type="spellEnd"/>
-            <w:r>
-              <w:rPr>
-                <w:rFonts w:hint="eastAsia"/>
-              </w:rPr>
-              <w:t>}}</w:t>
+              <w:jc w:val="center"/>
+            </w:pPr>
+            <w:r>
+              <w:rPr>
+                <w:rFonts w:hint="eastAsia"/>
+              </w:rPr>
+              <w:t>6.8</w:t>
             </w:r>
           </w:p>
         </w:tc>
@@ -3984,6 +3949,7 @@
         </w:tc>
       </w:tr>
     </w:tbl>
+    <w:bookmarkEnd w:id="0"/>
     <w:p>
       <w:pPr>
         <w:ind w:firstLine="480"/>
@@ -9072,8 +9038,6 @@
         <w:ind w:firstLine="480"/>
         <w:jc w:val="center"/>
       </w:pPr>
-      <w:bookmarkStart w:id="0" w:name="_GoBack"/>
-      <w:bookmarkEnd w:id="0"/>
       <w:r>
         <w:rPr>
           <w:rFonts w:hint="eastAsia"/>
@@ -9177,59 +9141,36 @@
         </w:rPr>
         <w:t>:</w:t>
       </w:r>
-      <w:proofErr w:type="gramStart"/>
-      <w:r>
-        <w:rPr>
-          <w:rFonts w:hint="eastAsia"/>
-        </w:rPr>
-        <w:t>FG1max:</w:t>
-      </w:r>
-      <w:proofErr w:type="gramEnd"/>
-      <w:r>
-        <w:rPr>
-          <w:rFonts w:hint="eastAsia"/>
-        </w:rPr>
-        <w:t>{{G1}}</w:t>
-      </w:r>
-      <w:r>
-        <w:rPr>
-          <w:rFonts w:hint="eastAsia"/>
+      <w:r>
+        <w:rPr>
+          <w:rFonts w:hint="eastAsia"/>
+          <w:kern w:val="0"/>
+          <w14:ligatures w14:val="none"/>
+        </w:rPr>
+        <w:t xml:space="preserve"> </w:t>
+      </w:r>
+      <w:r>
+        <w:rPr>
+          <w:rFonts w:hint="eastAsia"/>
+          <w:kern w:val="0"/>
+          <w14:ligatures w14:val="none"/>
+        </w:rPr>
+        <w:t>FG1max:6.8</w:t>
+      </w:r>
+      <w:r>
+        <w:rPr>
+          <w:rFonts w:hint="eastAsia"/>
+          <w:kern w:val="0"/>
+          <w14:ligatures w14:val="none"/>
         </w:rPr>
         <w:tab/>
-      </w:r>
-      <w:r>
-        <w:rPr>
-          <w:rFonts w:hint="eastAsia"/>
-        </w:rPr>
-        <w:t xml:space="preserve"> </w:t>
-      </w:r>
-      <w:r>
-        <w:rPr>
-          <w:rFonts w:hint="eastAsia"/>
-        </w:rPr>
-        <w:t>FG2min:</w:t>
-      </w:r>
-      <w:r>
-        <w:rPr>
-          <w:rFonts w:hint="eastAsia"/>
-        </w:rPr>
-        <w:t xml:space="preserve"> </w:t>
-      </w:r>
-      <w:r>
-        <w:rPr>
-          <w:rFonts w:hint="eastAsia"/>
-        </w:rPr>
-        <w:t>{{G2}}</w:t>
-      </w:r>
-      <w:r>
-        <w:rPr>
-          <w:rFonts w:hint="eastAsia"/>
-        </w:rPr>
-        <w:t xml:space="preserve"> </w:t>
-      </w:r>
-      <w:r>
-        <w:rPr>
-          <w:rFonts w:hint="eastAsia"/>
+        <w:t xml:space="preserve"> FG2min: 2.2 </w:t>
+      </w:r>
+      <w:r>
+        <w:rPr>
+          <w:rFonts w:hint="eastAsia"/>
+          <w:kern w:val="0"/>
+          <w14:ligatures w14:val="none"/>
         </w:rPr>
         <w:tab/>
       </w:r>
@@ -9237,6 +9178,8 @@
       <w:r>
         <w:rPr>
           <w:rFonts w:hint="eastAsia"/>
+          <w:kern w:val="0"/>
+          <w14:ligatures w14:val="none"/>
         </w:rPr>
         <w:t>Figmax</w:t>
       </w:r>
@@ -9244,34 +9187,10 @@
       <w:r>
         <w:rPr>
           <w:rFonts w:hint="eastAsia"/>
-        </w:rPr>
-        <w:t>:</w:t>
-      </w:r>
-      <w:r>
-        <w:rPr>
-          <w:rFonts w:hint="eastAsia"/>
-        </w:rPr>
-        <w:t xml:space="preserve"> </w:t>
-      </w:r>
-      <w:r>
-        <w:rPr>
-          <w:rFonts w:hint="eastAsia"/>
-        </w:rPr>
-        <w:t>{{</w:t>
-      </w:r>
-      <w:proofErr w:type="spellStart"/>
-      <w:r>
-        <w:rPr>
-          <w:rFonts w:hint="eastAsia"/>
-        </w:rPr>
-        <w:t>Figmax</w:t>
-      </w:r>
-      <w:proofErr w:type="spellEnd"/>
-      <w:r>
-        <w:rPr>
-          <w:rFonts w:hint="eastAsia"/>
-        </w:rPr>
-        <w:t>}}</w:t>
+          <w:kern w:val="0"/>
+          <w14:ligatures w14:val="none"/>
+        </w:rPr>
+        <w:t>: 6.8</w:t>
       </w:r>
     </w:p>
     <w:p>
@@ -12150,7 +12069,7 @@
                 <w:sz w:val="21"/>
                 <w:szCs w:val="21"/>
               </w:rPr>
-              <w:t>8</w:t>
+              <w:t>3</w:t>
             </w:r>
             <w:r>
               <w:rPr>
@@ -14350,7 +14269,7 @@
   <a:extraClrSchemeLst/>
   <a:extLst>
     <a:ext uri="{05A4C25C-085E-4340-85A3-A5531E510DB2}">
-      <thm15:themeFamily xmlns:thm15="http://schemas.microsoft.com/office/thememl/2012/main" xmlns="" name="Office Theme" id="{2E142A2C-CD16-42D6-873A-C26D2A0506FA}" vid="{1BDDFF52-6CD6-40A5-AB3C-68EB2F1E4D0A}"/>
+      <thm15:themeFamily xmlns="" xmlns:thm15="http://schemas.microsoft.com/office/thememl/2012/main" name="Office Theme" id="{2E142A2C-CD16-42D6-873A-C26D2A0506FA}" vid="{1BDDFF52-6CD6-40A5-AB3C-68EB2F1E4D0A}"/>
     </a:ext>
   </a:extLst>
 </a:theme>

--- a/mainWidget/mainWidget/src/template/慢速烤燃仿真计算数据表.docx
+++ b/mainWidget/mainWidget/src/template/慢速烤燃仿真计算数据表.docx
@@ -1946,1441 +1946,3315 @@
           <w:rFonts w:ascii="黑体" w:eastAsia="黑体" w:hAnsi="黑体" w:hint="eastAsia"/>
           <w:b/>
         </w:rPr>
-        <w:t>2.1 计算方法</w:t>
+        <w:t>2.1 弹塑性</w:t>
+      </w:r>
+      <w:proofErr w:type="gramStart"/>
+      <w:r>
+        <w:rPr>
+          <w:rFonts w:ascii="黑体" w:eastAsia="黑体" w:hAnsi="黑体" w:hint="eastAsia"/>
+          <w:b/>
+        </w:rPr>
+        <w:t>本构与热本构</w:t>
+      </w:r>
+      <w:proofErr w:type="gramEnd"/>
+      <w:r>
+        <w:rPr>
+          <w:rFonts w:ascii="黑体" w:eastAsia="黑体" w:hAnsi="黑体" w:hint="eastAsia"/>
+          <w:b/>
+        </w:rPr>
+        <w:t>耦合计算模型</w:t>
       </w:r>
     </w:p>
     <w:p>
       <w:pPr>
+        <w:spacing w:line="360" w:lineRule="auto"/>
         <w:ind w:firstLine="480"/>
+        <w:rPr>
+          <w:rFonts w:ascii="Times New Roman" w:hAnsi="Times New Roman" w:cs="Times New Roman"/>
+        </w:rPr>
       </w:pPr>
-      <w:r>
-        <w:rPr>
-          <w:rFonts w:hint="eastAsia"/>
-        </w:rPr>
-        <w:t>采用点火增长反应速率模型描述固体推进剂冲击起爆过程，</w:t>
-      </w:r>
-      <w:r>
-        <w:rPr>
-          <w:rFonts w:hint="eastAsia"/>
-        </w:rPr>
-        <w:t>Lee-Tarver</w:t>
-      </w:r>
-      <w:r>
-        <w:rPr>
-          <w:rFonts w:hint="eastAsia"/>
-        </w:rPr>
-        <w:t>点火增长模型包括</w:t>
-      </w:r>
-      <w:r>
-        <w:rPr>
-          <w:rFonts w:hint="eastAsia"/>
-        </w:rPr>
-        <w:t>1</w:t>
-      </w:r>
-      <w:r>
-        <w:rPr>
-          <w:rFonts w:hint="eastAsia"/>
-        </w:rPr>
-        <w:t>个三项式反应速率方程和</w:t>
-      </w:r>
-      <w:r>
-        <w:rPr>
-          <w:rFonts w:hint="eastAsia"/>
-        </w:rPr>
-        <w:t>2</w:t>
-      </w:r>
-      <w:r>
-        <w:rPr>
-          <w:rFonts w:hint="eastAsia"/>
-        </w:rPr>
-        <w:t>个</w:t>
-      </w:r>
-      <w:r>
-        <w:rPr>
-          <w:rFonts w:hint="eastAsia"/>
-        </w:rPr>
-        <w:t>JWL</w:t>
-      </w:r>
-      <w:r>
-        <w:rPr>
-          <w:rFonts w:hint="eastAsia"/>
-        </w:rPr>
-        <w:t>状态方程。反应速率方程为</w:t>
-      </w:r>
-      <w:r>
-        <w:rPr>
-          <w:rFonts w:hint="eastAsia"/>
-        </w:rPr>
-        <w:t>:</w:t>
+      <w:bookmarkStart w:id="0" w:name="heading_0"/>
+      <w:r>
+        <w:rPr>
+          <w:rFonts w:ascii="Times New Roman" w:hAnsi="Times New Roman" w:cs="Times New Roman" w:hint="eastAsia"/>
+        </w:rPr>
+        <w:t>本文所用代理模型是基于有限元仿真数据训练得到，样本数据集基于有限元软件构建的双线性随动强化（</w:t>
+      </w:r>
+      <w:r>
+        <w:rPr>
+          <w:rFonts w:ascii="Times New Roman" w:hAnsi="Times New Roman" w:cs="Times New Roman"/>
+        </w:rPr>
+        <w:t>BK</w:t>
+      </w:r>
+      <w:r>
+        <w:rPr>
+          <w:rFonts w:ascii="Times New Roman" w:hAnsi="Times New Roman" w:cs="Times New Roman" w:hint="eastAsia"/>
+        </w:rPr>
+        <w:t>）弹</w:t>
+      </w:r>
+      <w:proofErr w:type="gramStart"/>
+      <w:r>
+        <w:rPr>
+          <w:rFonts w:ascii="Times New Roman" w:hAnsi="Times New Roman" w:cs="Times New Roman" w:hint="eastAsia"/>
+        </w:rPr>
+        <w:t>塑性本构模型</w:t>
+      </w:r>
+      <w:proofErr w:type="gramEnd"/>
+      <w:r>
+        <w:rPr>
+          <w:rFonts w:ascii="Times New Roman" w:hAnsi="Times New Roman" w:cs="Times New Roman" w:hint="eastAsia"/>
+        </w:rPr>
+        <w:t>与瞬态</w:t>
+      </w:r>
+      <w:proofErr w:type="gramStart"/>
+      <w:r>
+        <w:rPr>
+          <w:rFonts w:ascii="Times New Roman" w:hAnsi="Times New Roman" w:cs="Times New Roman" w:hint="eastAsia"/>
+        </w:rPr>
+        <w:t>热传导本构模型</w:t>
+      </w:r>
+      <w:proofErr w:type="gramEnd"/>
+      <w:r>
+        <w:rPr>
+          <w:rFonts w:ascii="Times New Roman" w:hAnsi="Times New Roman" w:cs="Times New Roman" w:hint="eastAsia"/>
+        </w:rPr>
+        <w:t>计算生成。模型通过力学</w:t>
+      </w:r>
+      <w:r>
+        <w:rPr>
+          <w:rFonts w:ascii="Times New Roman" w:hAnsi="Times New Roman" w:cs="Times New Roman"/>
+        </w:rPr>
+        <w:t>–</w:t>
+      </w:r>
+      <w:r>
+        <w:rPr>
+          <w:rFonts w:ascii="Times New Roman" w:hAnsi="Times New Roman" w:cs="Times New Roman" w:hint="eastAsia"/>
+        </w:rPr>
+        <w:t>热单向耦合仿真，以结构塑性耗散功为内生热源模拟温升特性，可表征低易损载荷下材料弹塑性效应，适用于固体发动机低易损性力学与温度响应预测分析。</w:t>
       </w:r>
     </w:p>
     <w:p>
       <w:pPr>
-        <w:spacing w:line="240" w:lineRule="auto"/>
-        <w:ind w:firstLine="480"/>
+        <w:spacing w:line="360" w:lineRule="auto"/>
+        <w:ind w:firstLine="482"/>
+        <w:rPr>
+          <w:rFonts w:ascii="Times New Roman" w:hAnsi="Times New Roman" w:cs="Times New Roman"/>
+        </w:rPr>
       </w:pPr>
-      <m:oMathPara>
-        <m:oMath>
-          <m:f>
-            <m:fPr>
-              <m:ctrlPr>
-                <w:rPr>
-                  <w:rFonts w:ascii="Cambria Math" w:hAnsi="Cambria Math"/>
-                </w:rPr>
-              </m:ctrlPr>
-            </m:fPr>
-            <m:num>
-              <m:r>
-                <m:rPr>
-                  <m:sty m:val="p"/>
-                </m:rPr>
-                <w:rPr>
-                  <w:rFonts w:ascii="Cambria Math" w:hAnsi="Cambria Math"/>
-                </w:rPr>
-                <m:t>d</m:t>
-              </m:r>
-              <m:r>
-                <w:rPr>
-                  <w:rFonts w:ascii="Cambria Math" w:hAnsi="Cambria Math"/>
-                </w:rPr>
-                <m:t>λ</m:t>
-              </m:r>
-            </m:num>
-            <m:den>
-              <m:r>
-                <m:rPr>
-                  <m:sty m:val="p"/>
-                </m:rPr>
-                <w:rPr>
-                  <w:rFonts w:ascii="Cambria Math" w:hAnsi="Cambria Math"/>
-                </w:rPr>
-                <m:t>d</m:t>
-              </m:r>
-              <m:r>
-                <w:rPr>
-                  <w:rFonts w:ascii="Cambria Math" w:hAnsi="Cambria Math"/>
-                </w:rPr>
-                <m:t>t</m:t>
-              </m:r>
-            </m:den>
-          </m:f>
-          <m:r>
-            <w:rPr>
-              <w:rFonts w:ascii="Cambria Math" w:hAnsi="Cambria Math"/>
-            </w:rPr>
-            <m:t>=I(1-λ</m:t>
-          </m:r>
-          <m:sSup>
-            <m:sSupPr>
-              <m:ctrlPr>
-                <w:rPr>
-                  <w:rFonts w:ascii="Cambria Math" w:hAnsi="Cambria Math"/>
-                </w:rPr>
-              </m:ctrlPr>
-            </m:sSupPr>
-            <m:e>
-              <m:r>
-                <w:rPr>
-                  <w:rFonts w:ascii="Cambria Math" w:hAnsi="Cambria Math"/>
-                </w:rPr>
-                <m:t>)</m:t>
-              </m:r>
-            </m:e>
-            <m:sup>
-              <m:r>
-                <w:rPr>
-                  <w:rFonts w:ascii="Cambria Math" w:hAnsi="Cambria Math"/>
-                </w:rPr>
-                <m:t>b</m:t>
-              </m:r>
-            </m:sup>
-          </m:sSup>
-          <m:sSup>
-            <m:sSupPr>
-              <m:ctrlPr>
-                <w:rPr>
-                  <w:rFonts w:ascii="Cambria Math" w:hAnsi="Cambria Math"/>
-                </w:rPr>
-              </m:ctrlPr>
-            </m:sSupPr>
-            <m:e>
-              <m:d>
-                <m:dPr>
-                  <m:sepChr m:val="−"/>
-                  <m:ctrlPr>
-                    <w:rPr>
-                      <w:rFonts w:ascii="Cambria Math" w:hAnsi="Cambria Math"/>
-                    </w:rPr>
-                  </m:ctrlPr>
-                </m:dPr>
-                <m:e>
-                  <m:f>
-                    <m:fPr>
-                      <m:ctrlPr>
-                        <w:rPr>
-                          <w:rFonts w:ascii="Cambria Math" w:hAnsi="Cambria Math"/>
-                        </w:rPr>
-                      </m:ctrlPr>
-                    </m:fPr>
-                    <m:num>
-                      <m:r>
-                        <w:rPr>
-                          <w:rFonts w:ascii="Cambria Math" w:hAnsi="Cambria Math"/>
-                        </w:rPr>
-                        <m:t>ρ</m:t>
-                      </m:r>
-                    </m:num>
-                    <m:den>
-                      <m:sSub>
-                        <m:sSubPr>
-                          <m:ctrlPr>
-                            <w:rPr>
-                              <w:rFonts w:ascii="Cambria Math" w:hAnsi="Cambria Math"/>
-                            </w:rPr>
-                          </m:ctrlPr>
-                        </m:sSubPr>
-                        <m:e>
-                          <m:r>
-                            <w:rPr>
-                              <w:rFonts w:ascii="Cambria Math" w:hAnsi="Cambria Math"/>
-                            </w:rPr>
-                            <m:t>ρ</m:t>
-                          </m:r>
-                        </m:e>
-                        <m:sub>
-                          <m:r>
-                            <w:rPr>
-                              <w:rFonts w:ascii="Cambria Math" w:hAnsi="Cambria Math"/>
-                            </w:rPr>
-                            <m:t>0</m:t>
-                          </m:r>
-                        </m:sub>
-                      </m:sSub>
-                    </m:den>
-                  </m:f>
-                </m:e>
-                <m:e>
-                  <m:r>
-                    <w:rPr>
-                      <w:rFonts w:ascii="Cambria Math" w:hAnsi="Cambria Math"/>
-                    </w:rPr>
-                    <m:t>1</m:t>
-                  </m:r>
-                </m:e>
-                <m:e>
-                  <m:r>
-                    <w:rPr>
-                      <w:rFonts w:ascii="Cambria Math" w:hAnsi="Cambria Math"/>
-                    </w:rPr>
-                    <m:t>α</m:t>
-                  </m:r>
-                </m:e>
-              </m:d>
-            </m:e>
-            <m:sup>
-              <m:r>
-                <w:rPr>
-                  <w:rFonts w:ascii="Cambria Math" w:hAnsi="Cambria Math"/>
-                </w:rPr>
-                <m:t>x</m:t>
-              </m:r>
-            </m:sup>
-          </m:sSup>
-          <m:r>
-            <w:rPr>
-              <w:rFonts w:ascii="Cambria Math" w:hAnsi="Cambria Math"/>
-            </w:rPr>
-            <m:t>+</m:t>
-          </m:r>
-          <m:sSub>
-            <m:sSubPr>
-              <m:ctrlPr>
-                <w:rPr>
-                  <w:rFonts w:ascii="Cambria Math" w:hAnsi="Cambria Math"/>
-                </w:rPr>
-              </m:ctrlPr>
-            </m:sSubPr>
-            <m:e>
-              <m:r>
-                <w:rPr>
-                  <w:rFonts w:ascii="Cambria Math" w:hAnsi="Cambria Math"/>
-                </w:rPr>
-                <m:t>G</m:t>
-              </m:r>
-            </m:e>
-            <m:sub>
-              <m:r>
-                <w:rPr>
-                  <w:rFonts w:ascii="Cambria Math" w:hAnsi="Cambria Math"/>
-                </w:rPr>
-                <m:t>1</m:t>
-              </m:r>
-            </m:sub>
-          </m:sSub>
-          <m:r>
-            <w:rPr>
-              <w:rFonts w:ascii="Cambria Math" w:hAnsi="Cambria Math"/>
-            </w:rPr>
-            <m:t>(1-λ</m:t>
-          </m:r>
-          <m:sSup>
-            <m:sSupPr>
-              <m:ctrlPr>
-                <w:rPr>
-                  <w:rFonts w:ascii="Cambria Math" w:hAnsi="Cambria Math"/>
-                </w:rPr>
-              </m:ctrlPr>
-            </m:sSupPr>
-            <m:e>
-              <m:r>
-                <w:rPr>
-                  <w:rFonts w:ascii="Cambria Math" w:hAnsi="Cambria Math"/>
-                </w:rPr>
-                <m:t>)</m:t>
-              </m:r>
-            </m:e>
-            <m:sup>
-              <m:r>
-                <w:rPr>
-                  <w:rFonts w:ascii="Cambria Math" w:hAnsi="Cambria Math"/>
-                </w:rPr>
-                <m:t>c</m:t>
-              </m:r>
-            </m:sup>
-          </m:sSup>
-          <m:sSup>
-            <m:sSupPr>
-              <m:ctrlPr>
-                <w:rPr>
-                  <w:rFonts w:ascii="Cambria Math" w:hAnsi="Cambria Math"/>
-                </w:rPr>
-              </m:ctrlPr>
-            </m:sSupPr>
-            <m:e>
-              <m:r>
-                <w:rPr>
-                  <w:rFonts w:ascii="Cambria Math" w:hAnsi="Cambria Math"/>
-                </w:rPr>
-                <m:t>λ</m:t>
-              </m:r>
-            </m:e>
-            <m:sup>
-              <m:r>
-                <w:rPr>
-                  <w:rFonts w:ascii="Cambria Math" w:hAnsi="Cambria Math"/>
-                </w:rPr>
-                <m:t>d</m:t>
-              </m:r>
-            </m:sup>
-          </m:sSup>
-          <m:sSup>
-            <m:sSupPr>
-              <m:ctrlPr>
-                <w:rPr>
-                  <w:rFonts w:ascii="Cambria Math" w:hAnsi="Cambria Math"/>
-                </w:rPr>
-              </m:ctrlPr>
-            </m:sSupPr>
-            <m:e>
-              <m:r>
-                <w:rPr>
-                  <w:rFonts w:ascii="Cambria Math" w:hAnsi="Cambria Math"/>
-                </w:rPr>
-                <m:t>P</m:t>
-              </m:r>
-            </m:e>
-            <m:sup>
-              <m:r>
-                <w:rPr>
-                  <w:rFonts w:ascii="Cambria Math" w:hAnsi="Cambria Math"/>
-                </w:rPr>
-                <m:t>y</m:t>
-              </m:r>
-            </m:sup>
-          </m:sSup>
-          <m:r>
-            <w:rPr>
-              <w:rFonts w:ascii="Cambria Math" w:hAnsi="Cambria Math"/>
-            </w:rPr>
-            <m:t>+</m:t>
-          </m:r>
-          <m:sSub>
-            <m:sSubPr>
-              <m:ctrlPr>
-                <w:rPr>
-                  <w:rFonts w:ascii="Cambria Math" w:hAnsi="Cambria Math"/>
-                </w:rPr>
-              </m:ctrlPr>
-            </m:sSubPr>
-            <m:e>
-              <m:r>
-                <w:rPr>
-                  <w:rFonts w:ascii="Cambria Math" w:hAnsi="Cambria Math"/>
-                </w:rPr>
-                <m:t>G</m:t>
-              </m:r>
-            </m:e>
-            <m:sub>
-              <m:r>
-                <w:rPr>
-                  <w:rFonts w:ascii="Cambria Math" w:hAnsi="Cambria Math"/>
-                </w:rPr>
-                <m:t>2</m:t>
-              </m:r>
-            </m:sub>
-          </m:sSub>
-          <m:r>
-            <w:rPr>
-              <w:rFonts w:ascii="Cambria Math" w:hAnsi="Cambria Math"/>
-            </w:rPr>
-            <m:t>(1-λ</m:t>
-          </m:r>
-          <m:sSup>
-            <m:sSupPr>
-              <m:ctrlPr>
-                <w:rPr>
-                  <w:rFonts w:ascii="Cambria Math" w:hAnsi="Cambria Math"/>
-                </w:rPr>
-              </m:ctrlPr>
-            </m:sSupPr>
-            <m:e>
-              <m:r>
-                <w:rPr>
-                  <w:rFonts w:ascii="Cambria Math" w:hAnsi="Cambria Math"/>
-                </w:rPr>
-                <m:t>)</m:t>
-              </m:r>
-            </m:e>
-            <m:sup>
-              <m:r>
-                <w:rPr>
-                  <w:rFonts w:ascii="Cambria Math" w:hAnsi="Cambria Math"/>
-                </w:rPr>
-                <m:t>e</m:t>
-              </m:r>
-            </m:sup>
-          </m:sSup>
-          <m:sSup>
-            <m:sSupPr>
-              <m:ctrlPr>
-                <w:rPr>
-                  <w:rFonts w:ascii="Cambria Math" w:hAnsi="Cambria Math"/>
-                </w:rPr>
-              </m:ctrlPr>
-            </m:sSupPr>
-            <m:e>
-              <m:r>
-                <w:rPr>
-                  <w:rFonts w:ascii="Cambria Math" w:hAnsi="Cambria Math"/>
-                </w:rPr>
-                <m:t>λ</m:t>
-              </m:r>
-            </m:e>
-            <m:sup>
-              <m:r>
-                <w:rPr>
-                  <w:rFonts w:ascii="Cambria Math" w:hAnsi="Cambria Math"/>
-                </w:rPr>
-                <m:t>g</m:t>
-              </m:r>
-            </m:sup>
-          </m:sSup>
-          <m:sSup>
-            <m:sSupPr>
-              <m:ctrlPr>
-                <w:rPr>
-                  <w:rFonts w:ascii="Cambria Math" w:hAnsi="Cambria Math"/>
-                </w:rPr>
-              </m:ctrlPr>
-            </m:sSupPr>
-            <m:e>
-              <m:r>
-                <w:rPr>
-                  <w:rFonts w:ascii="Cambria Math" w:hAnsi="Cambria Math"/>
-                </w:rPr>
-                <m:t>p</m:t>
-              </m:r>
-            </m:e>
-            <m:sup>
-              <m:r>
-                <w:rPr>
-                  <w:rFonts w:ascii="Cambria Math" w:hAnsi="Cambria Math"/>
-                </w:rPr>
-                <m:t>z</m:t>
-              </m:r>
-            </m:sup>
-          </m:sSup>
-        </m:oMath>
-      </m:oMathPara>
+      <w:r>
+        <w:rPr>
+          <w:rFonts w:ascii="Times New Roman" w:hAnsi="Times New Roman" w:cs="Times New Roman" w:hint="eastAsia"/>
+          <w:b/>
+        </w:rPr>
+        <w:t>（</w:t>
+      </w:r>
+      <w:r>
+        <w:rPr>
+          <w:rFonts w:ascii="Times New Roman" w:hAnsi="Times New Roman" w:cs="Times New Roman"/>
+          <w:b/>
+        </w:rPr>
+        <w:t>1</w:t>
+      </w:r>
+      <w:r>
+        <w:rPr>
+          <w:rFonts w:ascii="Times New Roman" w:hAnsi="Times New Roman" w:cs="Times New Roman" w:hint="eastAsia"/>
+          <w:b/>
+        </w:rPr>
+        <w:t>）双线性随动强化弹塑性</w:t>
+      </w:r>
+      <w:proofErr w:type="gramStart"/>
+      <w:r>
+        <w:rPr>
+          <w:rFonts w:ascii="Times New Roman" w:hAnsi="Times New Roman" w:cs="Times New Roman" w:hint="eastAsia"/>
+          <w:b/>
+        </w:rPr>
+        <w:t>本构控制</w:t>
+      </w:r>
+      <w:proofErr w:type="gramEnd"/>
+      <w:r>
+        <w:rPr>
+          <w:rFonts w:ascii="Times New Roman" w:hAnsi="Times New Roman" w:cs="Times New Roman" w:hint="eastAsia"/>
+          <w:b/>
+        </w:rPr>
+        <w:t>方程</w:t>
+      </w:r>
+      <w:bookmarkEnd w:id="0"/>
     </w:p>
     <w:p>
       <w:pPr>
+        <w:spacing w:line="360" w:lineRule="auto"/>
         <w:ind w:firstLine="480"/>
+        <w:rPr>
+          <w:rFonts w:ascii="Times New Roman" w:hAnsi="Times New Roman" w:cs="Times New Roman"/>
+        </w:rPr>
       </w:pPr>
       <w:r>
         <w:rPr>
-          <w:rFonts w:hint="eastAsia"/>
-        </w:rPr>
-        <w:t>其中</w:t>
-      </w:r>
-      <w:r>
-        <w:rPr>
-          <w:rFonts w:hint="eastAsia"/>
-        </w:rPr>
-        <w:t>,1</w:t>
-      </w:r>
-      <w:r>
-        <w:rPr>
-          <w:rFonts w:hint="eastAsia"/>
-        </w:rPr>
-        <w:t>、</w:t>
-      </w:r>
-      <w:r>
-        <w:rPr>
-          <w:rFonts w:hint="eastAsia"/>
-        </w:rPr>
-        <w:t>G1</w:t>
-      </w:r>
-      <w:r>
-        <w:rPr>
-          <w:rFonts w:hint="eastAsia"/>
-        </w:rPr>
-        <w:t>、</w:t>
-      </w:r>
-      <w:r>
-        <w:rPr>
-          <w:rFonts w:hint="eastAsia"/>
-        </w:rPr>
-        <w:t>G2</w:t>
-      </w:r>
-      <w:r>
-        <w:rPr>
-          <w:rFonts w:hint="eastAsia"/>
-        </w:rPr>
-        <w:t>、</w:t>
-      </w:r>
-      <w:r>
-        <w:rPr>
-          <w:rFonts w:hint="eastAsia"/>
-        </w:rPr>
-        <w:t>a</w:t>
-      </w:r>
-      <w:r>
-        <w:rPr>
-          <w:rFonts w:hint="eastAsia"/>
-        </w:rPr>
-        <w:t>、</w:t>
-      </w:r>
-      <w:r>
-        <w:rPr>
-          <w:rFonts w:hint="eastAsia"/>
-        </w:rPr>
-        <w:t>b</w:t>
-      </w:r>
-      <w:r>
-        <w:rPr>
-          <w:rFonts w:hint="eastAsia"/>
-        </w:rPr>
-        <w:t>、</w:t>
-      </w:r>
-      <w:r>
-        <w:rPr>
-          <w:rFonts w:hint="eastAsia"/>
-        </w:rPr>
-        <w:t>c</w:t>
-      </w:r>
-      <w:r>
-        <w:rPr>
-          <w:rFonts w:hint="eastAsia"/>
-        </w:rPr>
-        <w:t>、</w:t>
-      </w:r>
-      <w:r>
-        <w:rPr>
-          <w:rFonts w:hint="eastAsia"/>
-        </w:rPr>
-        <w:t>d</w:t>
-      </w:r>
-      <w:r>
-        <w:rPr>
-          <w:rFonts w:hint="eastAsia"/>
-        </w:rPr>
-        <w:t>、</w:t>
-      </w:r>
-      <w:r>
-        <w:rPr>
-          <w:rFonts w:hint="eastAsia"/>
-        </w:rPr>
-        <w:t>e</w:t>
-      </w:r>
-      <w:r>
-        <w:rPr>
-          <w:rFonts w:hint="eastAsia"/>
-        </w:rPr>
-        <w:t>、</w:t>
-      </w:r>
-      <w:r>
-        <w:rPr>
-          <w:rFonts w:hint="eastAsia"/>
-        </w:rPr>
-        <w:t>g</w:t>
-      </w:r>
-      <w:r>
-        <w:rPr>
-          <w:rFonts w:hint="eastAsia"/>
-        </w:rPr>
-        <w:t>、</w:t>
-      </w:r>
-      <w:r>
-        <w:rPr>
-          <w:rFonts w:hint="eastAsia"/>
-        </w:rPr>
-        <w:t>x</w:t>
-      </w:r>
-      <w:r>
-        <w:rPr>
-          <w:rFonts w:hint="eastAsia"/>
-        </w:rPr>
-        <w:t>、</w:t>
-      </w:r>
-      <w:r>
-        <w:rPr>
-          <w:rFonts w:hint="eastAsia"/>
-        </w:rPr>
-        <w:t>y</w:t>
-      </w:r>
-      <w:r>
-        <w:rPr>
-          <w:rFonts w:hint="eastAsia"/>
-        </w:rPr>
-        <w:t>、</w:t>
-      </w:r>
-      <w:r>
-        <w:rPr>
-          <w:rFonts w:hint="eastAsia"/>
-        </w:rPr>
-        <w:t>z</w:t>
-      </w:r>
-      <w:r>
-        <w:rPr>
-          <w:rFonts w:hint="eastAsia"/>
-        </w:rPr>
-        <w:t>为</w:t>
-      </w:r>
-      <w:r>
-        <w:rPr>
-          <w:rFonts w:hint="eastAsia"/>
-        </w:rPr>
-        <w:t>12</w:t>
-      </w:r>
-      <w:r>
-        <w:rPr>
-          <w:rFonts w:hint="eastAsia"/>
-        </w:rPr>
-        <w:t>个可调参数。为临界压缩度，当炸药压缩到某一值时开始点火，点火项是冲击波强度以及压力持续的时间的因变量。通常情况下，燃烧项的压力</w:t>
-      </w:r>
-      <w:proofErr w:type="gramStart"/>
-      <w:r>
-        <w:rPr>
-          <w:rFonts w:hint="eastAsia"/>
-        </w:rPr>
-        <w:t>幂</w:t>
-      </w:r>
-      <w:proofErr w:type="gramEnd"/>
-      <w:r>
-        <w:rPr>
-          <w:rFonts w:hint="eastAsia"/>
-        </w:rPr>
-        <w:t>数</w:t>
-      </w:r>
-      <w:r>
-        <w:rPr>
-          <w:rFonts w:hint="eastAsia"/>
-        </w:rPr>
-        <w:t>y=1</w:t>
-      </w:r>
-      <w:r>
-        <w:rPr>
-          <w:rFonts w:hint="eastAsia"/>
-        </w:rPr>
-        <w:t>，点火项和燃烧项的燃耗</w:t>
-      </w:r>
-      <w:proofErr w:type="gramStart"/>
-      <w:r>
-        <w:rPr>
-          <w:rFonts w:hint="eastAsia"/>
-        </w:rPr>
-        <w:t>幂</w:t>
-      </w:r>
-      <w:proofErr w:type="gramEnd"/>
-      <w:r>
-        <w:rPr>
-          <w:rFonts w:hint="eastAsia"/>
-        </w:rPr>
-        <w:t>数</w:t>
-      </w:r>
-      <w:r>
-        <w:rPr>
-          <w:rFonts w:hint="eastAsia"/>
-        </w:rPr>
-        <w:t>b=c=2/3,</w:t>
-      </w:r>
-      <w:r>
-        <w:rPr>
-          <w:rFonts w:hint="eastAsia"/>
-        </w:rPr>
-        <w:t>指向内的球形颗粒燃烧。参数</w:t>
-      </w:r>
-      <w:r>
-        <w:rPr>
-          <w:rFonts w:hint="eastAsia"/>
-        </w:rPr>
-        <w:t>x</w:t>
-      </w:r>
-      <w:r>
-        <w:rPr>
-          <w:rFonts w:hint="eastAsia"/>
-        </w:rPr>
-        <w:t>和</w:t>
-      </w:r>
-      <w:r>
-        <w:rPr>
-          <w:rFonts w:hint="eastAsia"/>
-        </w:rPr>
-        <w:t>I</w:t>
-      </w:r>
-      <w:r>
-        <w:rPr>
-          <w:rFonts w:hint="eastAsia"/>
-        </w:rPr>
-        <w:t>则控制了点火热点的数量。热点早期反应生长由</w:t>
-      </w:r>
-      <w:r>
-        <w:rPr>
-          <w:rFonts w:hint="eastAsia"/>
-        </w:rPr>
-        <w:t>G1</w:t>
-      </w:r>
-      <w:r>
-        <w:rPr>
-          <w:rFonts w:hint="eastAsia"/>
-        </w:rPr>
-        <w:t>和</w:t>
-      </w:r>
-      <w:r>
-        <w:rPr>
-          <w:rFonts w:hint="eastAsia"/>
-        </w:rPr>
-        <w:t>d</w:t>
-      </w:r>
-      <w:r>
-        <w:rPr>
-          <w:rFonts w:hint="eastAsia"/>
-        </w:rPr>
-        <w:t>控制，高压下的反应速率则由</w:t>
-      </w:r>
-      <w:r>
-        <w:rPr>
-          <w:rFonts w:hint="eastAsia"/>
-        </w:rPr>
-        <w:t xml:space="preserve"> G2</w:t>
-      </w:r>
-      <w:r>
-        <w:rPr>
-          <w:rFonts w:hint="eastAsia"/>
-        </w:rPr>
-        <w:t>和</w:t>
-      </w:r>
-      <w:r>
-        <w:rPr>
-          <w:rFonts w:hint="eastAsia"/>
-        </w:rPr>
-        <w:t>z</w:t>
-      </w:r>
-      <w:r>
-        <w:rPr>
-          <w:rFonts w:hint="eastAsia"/>
-        </w:rPr>
-        <w:t>确定。在计算反应速率时，需要设定反应度的最小值和最大值，以使每一项在合适的时刻开始和截断。当</w:t>
-      </w:r>
-      <w:r>
-        <w:rPr>
-          <w:rFonts w:hint="eastAsia"/>
-        </w:rPr>
-        <w:t>&gt;</w:t>
-      </w:r>
-      <w:proofErr w:type="spellStart"/>
-      <w:r>
-        <w:rPr>
-          <w:rFonts w:hint="eastAsia"/>
-        </w:rPr>
-        <w:t>IGmax</w:t>
-      </w:r>
-      <w:proofErr w:type="spellEnd"/>
-      <w:r>
-        <w:rPr>
-          <w:rFonts w:hint="eastAsia"/>
-        </w:rPr>
-        <w:t>时，点火项截断</w:t>
-      </w:r>
-      <w:r>
-        <w:rPr>
-          <w:rFonts w:hint="eastAsia"/>
-        </w:rPr>
-        <w:t>;</w:t>
-      </w:r>
-      <w:r>
-        <w:rPr>
-          <w:rFonts w:hint="eastAsia"/>
-        </w:rPr>
-        <w:t>当</w:t>
-      </w:r>
-      <w:r>
-        <w:rPr>
-          <w:rFonts w:hint="eastAsia"/>
-        </w:rPr>
-        <w:t>&gt;1Glmax</w:t>
-      </w:r>
-      <w:r>
-        <w:rPr>
-          <w:rFonts w:hint="eastAsia"/>
-        </w:rPr>
-        <w:t>时，燃烧项截断</w:t>
-      </w:r>
-      <w:r>
-        <w:rPr>
-          <w:rFonts w:hint="eastAsia"/>
-        </w:rPr>
-        <w:t>;</w:t>
-      </w:r>
-      <w:r>
-        <w:rPr>
-          <w:rFonts w:hint="eastAsia"/>
-        </w:rPr>
-        <w:t>当</w:t>
-      </w:r>
-      <w:r>
-        <w:rPr>
-          <w:rFonts w:hint="eastAsia"/>
-        </w:rPr>
-        <w:t>&lt;2G2min</w:t>
-      </w:r>
-      <w:r>
-        <w:rPr>
-          <w:rFonts w:hint="eastAsia"/>
-        </w:rPr>
-        <w:t>时，快速</w:t>
+          <w:rFonts w:ascii="Times New Roman" w:hAnsi="Times New Roman" w:cs="Times New Roman" w:hint="eastAsia"/>
+        </w:rPr>
+        <w:t>本模型基于</w:t>
+      </w:r>
+      <w:r>
+        <w:rPr>
+          <w:rFonts w:ascii="Times New Roman" w:hAnsi="Times New Roman" w:cs="Times New Roman"/>
+        </w:rPr>
+        <w:t>von-Mises</w:t>
+      </w:r>
+      <w:r>
+        <w:rPr>
+          <w:rFonts w:ascii="Times New Roman" w:hAnsi="Times New Roman" w:cs="Times New Roman" w:hint="eastAsia"/>
+        </w:rPr>
+        <w:t>屈服准则，包含应变分解、弹性本构、屈服准则、随动强化演化方程，完整控制方程组如下：</w:t>
       </w:r>
     </w:p>
     <w:p>
       <w:pPr>
+        <w:spacing w:line="360" w:lineRule="auto"/>
         <w:ind w:firstLine="480"/>
+        <w:rPr>
+          <w:rFonts w:ascii="Times New Roman" w:hAnsi="Times New Roman" w:cs="Times New Roman"/>
+        </w:rPr>
       </w:pPr>
       <w:r>
         <w:rPr>
-          <w:rFonts w:hint="eastAsia"/>
-        </w:rPr>
-        <w:t>反应阶段完成。</w:t>
-      </w:r>
+          <w:rFonts w:ascii="Times New Roman" w:hAnsi="Times New Roman" w:cs="Times New Roman" w:hint="eastAsia"/>
+        </w:rPr>
+        <w:t>应变分解方程：</w:t>
+      </w:r>
+      <m:oMath>
+        <m:r>
+          <m:rPr>
+            <m:sty m:val="bi"/>
+          </m:rPr>
+          <w:rPr>
+            <w:rFonts w:ascii="Cambria Math" w:hAnsi="Cambria Math" w:cs="Times New Roman"/>
+          </w:rPr>
+          <m:t>ε</m:t>
+        </m:r>
+        <m:r>
+          <w:rPr>
+            <w:rFonts w:ascii="Cambria Math" w:hAnsi="Cambria Math" w:cs="Times New Roman"/>
+          </w:rPr>
+          <m:t>=</m:t>
+        </m:r>
+        <m:sSup>
+          <m:sSupPr>
+            <m:ctrlPr>
+              <w:rPr>
+                <w:rFonts w:ascii="Cambria Math" w:hAnsi="Cambria Math" w:cs="Times New Roman"/>
+              </w:rPr>
+            </m:ctrlPr>
+          </m:sSupPr>
+          <m:e>
+            <m:r>
+              <m:rPr>
+                <m:sty m:val="bi"/>
+              </m:rPr>
+              <w:rPr>
+                <w:rFonts w:ascii="Cambria Math" w:hAnsi="Cambria Math" w:cs="Times New Roman"/>
+              </w:rPr>
+              <m:t>ε</m:t>
+            </m:r>
+          </m:e>
+          <m:sup>
+            <m:r>
+              <w:rPr>
+                <w:rFonts w:ascii="Cambria Math" w:hAnsi="Cambria Math" w:cs="Times New Roman"/>
+              </w:rPr>
+              <m:t>e</m:t>
+            </m:r>
+          </m:sup>
+        </m:sSup>
+        <m:r>
+          <w:rPr>
+            <w:rFonts w:ascii="Cambria Math" w:hAnsi="Cambria Math" w:cs="Times New Roman"/>
+          </w:rPr>
+          <m:t>+</m:t>
+        </m:r>
+        <m:sSup>
+          <m:sSupPr>
+            <m:ctrlPr>
+              <w:rPr>
+                <w:rFonts w:ascii="Cambria Math" w:hAnsi="Cambria Math" w:cs="Times New Roman"/>
+              </w:rPr>
+            </m:ctrlPr>
+          </m:sSupPr>
+          <m:e>
+            <m:r>
+              <m:rPr>
+                <m:sty m:val="bi"/>
+              </m:rPr>
+              <w:rPr>
+                <w:rFonts w:ascii="Cambria Math" w:hAnsi="Cambria Math" w:cs="Times New Roman"/>
+              </w:rPr>
+              <m:t>ε</m:t>
+            </m:r>
+          </m:e>
+          <m:sup>
+            <m:r>
+              <w:rPr>
+                <w:rFonts w:ascii="Cambria Math" w:hAnsi="Cambria Math" w:cs="Times New Roman"/>
+              </w:rPr>
+              <m:t>p</m:t>
+            </m:r>
+          </m:sup>
+        </m:sSup>
+      </m:oMath>
     </w:p>
     <w:p>
       <w:pPr>
+        <w:spacing w:line="360" w:lineRule="auto"/>
         <w:ind w:firstLine="480"/>
+        <w:rPr>
+          <w:rFonts w:ascii="Times New Roman" w:hAnsi="Times New Roman" w:cs="Times New Roman"/>
+        </w:rPr>
       </w:pPr>
       <w:r>
         <w:rPr>
-          <w:rFonts w:hint="eastAsia"/>
-        </w:rPr>
-        <w:t>JWL</w:t>
-      </w:r>
-      <w:r>
-        <w:rPr>
-          <w:rFonts w:hint="eastAsia"/>
-        </w:rPr>
-        <w:t>状态方程表达式为</w:t>
-      </w:r>
-      <w:r>
-        <w:rPr>
-          <w:rFonts w:hint="eastAsia"/>
-        </w:rPr>
-        <w:t>:</w:t>
-      </w:r>
+          <w:rFonts w:ascii="Times New Roman" w:hAnsi="Times New Roman" w:cs="Times New Roman" w:hint="eastAsia"/>
+        </w:rPr>
+        <w:t>弹性胡克本构方程：</w:t>
+      </w:r>
+      <m:oMath>
+        <m:r>
+          <m:rPr>
+            <m:sty m:val="bi"/>
+          </m:rPr>
+          <w:rPr>
+            <w:rFonts w:ascii="Cambria Math" w:hAnsi="Cambria Math" w:cs="Times New Roman"/>
+          </w:rPr>
+          <m:t>σ</m:t>
+        </m:r>
+        <m:r>
+          <w:rPr>
+            <w:rFonts w:ascii="Cambria Math" w:hAnsi="Cambria Math" w:cs="Times New Roman"/>
+          </w:rPr>
+          <m:t>=</m:t>
+        </m:r>
+        <m:sSup>
+          <m:sSupPr>
+            <m:ctrlPr>
+              <w:rPr>
+                <w:rFonts w:ascii="Cambria Math" w:hAnsi="Cambria Math" w:cs="Times New Roman"/>
+              </w:rPr>
+            </m:ctrlPr>
+          </m:sSupPr>
+          <m:e>
+            <m:r>
+              <m:rPr>
+                <m:sty m:val="bi"/>
+              </m:rPr>
+              <w:rPr>
+                <w:rFonts w:ascii="Cambria Math" w:hAnsi="Cambria Math" w:cs="Times New Roman"/>
+              </w:rPr>
+              <m:t>D</m:t>
+            </m:r>
+          </m:e>
+          <m:sup>
+            <m:r>
+              <w:rPr>
+                <w:rFonts w:ascii="Cambria Math" w:hAnsi="Cambria Math" w:cs="Times New Roman"/>
+              </w:rPr>
+              <m:t>e</m:t>
+            </m:r>
+          </m:sup>
+        </m:sSup>
+        <m:r>
+          <w:rPr>
+            <w:rFonts w:ascii="Cambria Math" w:hAnsi="Cambria Math" w:cs="Times New Roman"/>
+          </w:rPr>
+          <m:t>:</m:t>
+        </m:r>
+        <m:sSup>
+          <m:sSupPr>
+            <m:ctrlPr>
+              <w:rPr>
+                <w:rFonts w:ascii="Cambria Math" w:hAnsi="Cambria Math" w:cs="Times New Roman"/>
+              </w:rPr>
+            </m:ctrlPr>
+          </m:sSupPr>
+          <m:e>
+            <m:r>
+              <m:rPr>
+                <m:sty m:val="bi"/>
+              </m:rPr>
+              <w:rPr>
+                <w:rFonts w:ascii="Cambria Math" w:hAnsi="Cambria Math" w:cs="Times New Roman"/>
+              </w:rPr>
+              <m:t>ε</m:t>
+            </m:r>
+          </m:e>
+          <m:sup>
+            <m:r>
+              <w:rPr>
+                <w:rFonts w:ascii="Cambria Math" w:hAnsi="Cambria Math" w:cs="Times New Roman"/>
+              </w:rPr>
+              <m:t>e</m:t>
+            </m:r>
+          </m:sup>
+        </m:sSup>
+      </m:oMath>
     </w:p>
     <w:p>
       <w:pPr>
-        <w:spacing w:line="240" w:lineRule="auto"/>
+        <w:spacing w:line="360" w:lineRule="auto"/>
         <w:ind w:firstLine="480"/>
+        <w:rPr>
+          <w:rFonts w:ascii="Times New Roman" w:hAnsi="Times New Roman" w:cs="Times New Roman"/>
+        </w:rPr>
       </w:pPr>
-      <m:oMathPara>
-        <m:oMath>
-          <m:r>
-            <w:rPr>
-              <w:rFonts w:ascii="Cambria Math" w:hAnsi="Cambria Math"/>
-            </w:rPr>
-            <m:t>p=A</m:t>
-          </m:r>
-          <m:sSup>
-            <m:sSupPr>
-              <m:ctrlPr>
-                <w:rPr>
-                  <w:rFonts w:ascii="Cambria Math" w:hAnsi="Cambria Math"/>
-                </w:rPr>
-              </m:ctrlPr>
-            </m:sSupPr>
-            <m:e>
-              <m:r>
-                <w:rPr>
-                  <w:rFonts w:ascii="Cambria Math" w:hAnsi="Cambria Math"/>
-                </w:rPr>
-                <m:t>e</m:t>
-              </m:r>
-            </m:e>
-            <m:sup>
-              <m:r>
-                <w:rPr>
-                  <w:rFonts w:ascii="Cambria Math" w:hAnsi="Cambria Math"/>
-                </w:rPr>
-                <m:t>-</m:t>
-              </m:r>
-              <m:sSub>
-                <m:sSubPr>
-                  <m:ctrlPr>
-                    <w:rPr>
-                      <w:rFonts w:ascii="Cambria Math" w:hAnsi="Cambria Math"/>
-                    </w:rPr>
-                  </m:ctrlPr>
-                </m:sSubPr>
-                <m:e>
-                  <m:r>
-                    <w:rPr>
-                      <w:rFonts w:ascii="Cambria Math" w:hAnsi="Cambria Math"/>
-                    </w:rPr>
-                    <m:t>R</m:t>
-                  </m:r>
-                </m:e>
-                <m:sub>
-                  <m:r>
-                    <w:rPr>
-                      <w:rFonts w:ascii="Cambria Math" w:hAnsi="Cambria Math"/>
-                    </w:rPr>
-                    <m:t>1</m:t>
-                  </m:r>
-                </m:sub>
-              </m:sSub>
-              <m:r>
-                <w:rPr>
-                  <w:rFonts w:ascii="Cambria Math" w:hAnsi="Cambria Math"/>
-                </w:rPr>
-                <m:t>V</m:t>
-              </m:r>
-            </m:sup>
-          </m:sSup>
-          <m:r>
-            <w:rPr>
-              <w:rFonts w:ascii="Cambria Math" w:hAnsi="Cambria Math"/>
-            </w:rPr>
-            <m:t>+B</m:t>
-          </m:r>
-          <m:sSup>
-            <m:sSupPr>
-              <m:ctrlPr>
-                <w:rPr>
-                  <w:rFonts w:ascii="Cambria Math" w:hAnsi="Cambria Math"/>
-                </w:rPr>
-              </m:ctrlPr>
-            </m:sSupPr>
-            <m:e>
-              <m:r>
-                <w:rPr>
-                  <w:rFonts w:ascii="Cambria Math" w:hAnsi="Cambria Math"/>
-                </w:rPr>
-                <m:t>e</m:t>
-              </m:r>
-            </m:e>
-            <m:sup>
-              <m:r>
-                <w:rPr>
-                  <w:rFonts w:ascii="Cambria Math" w:hAnsi="Cambria Math"/>
-                </w:rPr>
-                <m:t>-</m:t>
-              </m:r>
-              <m:sSub>
-                <m:sSubPr>
-                  <m:ctrlPr>
-                    <w:rPr>
-                      <w:rFonts w:ascii="Cambria Math" w:hAnsi="Cambria Math"/>
-                    </w:rPr>
-                  </m:ctrlPr>
-                </m:sSubPr>
-                <m:e>
-                  <m:r>
-                    <w:rPr>
-                      <w:rFonts w:ascii="Cambria Math" w:hAnsi="Cambria Math"/>
-                    </w:rPr>
-                    <m:t>R</m:t>
-                  </m:r>
-                </m:e>
-                <m:sub>
-                  <m:r>
-                    <w:rPr>
-                      <w:rFonts w:ascii="Cambria Math" w:hAnsi="Cambria Math"/>
-                    </w:rPr>
-                    <m:t>2</m:t>
-                  </m:r>
-                </m:sub>
-              </m:sSub>
-              <m:r>
-                <w:rPr>
-                  <w:rFonts w:ascii="Cambria Math" w:hAnsi="Cambria Math"/>
-                </w:rPr>
-                <m:t>V</m:t>
-              </m:r>
-            </m:sup>
-          </m:sSup>
-          <m:r>
-            <w:rPr>
-              <w:rFonts w:ascii="Cambria Math" w:hAnsi="Cambria Math"/>
-            </w:rPr>
-            <m:t>+C</m:t>
-          </m:r>
-          <m:sSup>
-            <m:sSupPr>
-              <m:ctrlPr>
-                <w:rPr>
-                  <w:rFonts w:ascii="Cambria Math" w:hAnsi="Cambria Math"/>
-                </w:rPr>
-              </m:ctrlPr>
-            </m:sSupPr>
-            <m:e>
-              <m:r>
-                <w:rPr>
-                  <w:rFonts w:ascii="Cambria Math" w:hAnsi="Cambria Math"/>
-                </w:rPr>
-                <m:t>V</m:t>
-              </m:r>
-            </m:e>
-            <m:sup>
-              <m:r>
-                <w:rPr>
-                  <w:rFonts w:ascii="Cambria Math" w:hAnsi="Cambria Math"/>
-                </w:rPr>
-                <m:t>-(ω+1)</m:t>
-              </m:r>
-            </m:sup>
-          </m:sSup>
-        </m:oMath>
-      </m:oMathPara>
+      <w:r>
+        <w:rPr>
+          <w:rFonts w:ascii="Times New Roman" w:hAnsi="Times New Roman" w:cs="Times New Roman"/>
+        </w:rPr>
+        <w:t>von-Mises</w:t>
+      </w:r>
+      <w:r>
+        <w:rPr>
+          <w:rFonts w:ascii="Times New Roman" w:hAnsi="Times New Roman" w:cs="Times New Roman" w:hint="eastAsia"/>
+        </w:rPr>
+        <w:t>等效应力求解方程：</w:t>
+      </w:r>
+      <m:oMath>
+        <m:sSub>
+          <m:sSubPr>
+            <m:ctrlPr>
+              <w:rPr>
+                <w:rFonts w:ascii="Cambria Math" w:hAnsi="Cambria Math" w:cs="Times New Roman"/>
+              </w:rPr>
+            </m:ctrlPr>
+          </m:sSubPr>
+          <m:e>
+            <m:r>
+              <w:rPr>
+                <w:rFonts w:ascii="Cambria Math" w:hAnsi="Cambria Math" w:cs="Times New Roman"/>
+              </w:rPr>
+              <m:t>σ</m:t>
+            </m:r>
+          </m:e>
+          <m:sub>
+            <m:r>
+              <w:rPr>
+                <w:rFonts w:ascii="Cambria Math" w:hAnsi="Cambria Math" w:cs="Times New Roman"/>
+              </w:rPr>
+              <m:t>e</m:t>
+            </m:r>
+          </m:sub>
+        </m:sSub>
+        <m:r>
+          <w:rPr>
+            <w:rFonts w:ascii="Cambria Math" w:hAnsi="Cambria Math" w:cs="Times New Roman"/>
+          </w:rPr>
+          <m:t>=</m:t>
+        </m:r>
+        <m:rad>
+          <m:radPr>
+            <m:degHide m:val="1"/>
+            <m:ctrlPr>
+              <w:rPr>
+                <w:rFonts w:ascii="Cambria Math" w:hAnsi="Cambria Math" w:cs="Times New Roman"/>
+              </w:rPr>
+            </m:ctrlPr>
+          </m:radPr>
+          <m:deg/>
+          <m:e>
+            <m:f>
+              <m:fPr>
+                <m:ctrlPr>
+                  <w:rPr>
+                    <w:rFonts w:ascii="Cambria Math" w:hAnsi="Cambria Math" w:cs="Times New Roman"/>
+                  </w:rPr>
+                </m:ctrlPr>
+              </m:fPr>
+              <m:num>
+                <m:r>
+                  <w:rPr>
+                    <w:rFonts w:ascii="Cambria Math" w:hAnsi="Cambria Math" w:cs="Times New Roman"/>
+                  </w:rPr>
+                  <m:t>3</m:t>
+                </m:r>
+              </m:num>
+              <m:den>
+                <m:r>
+                  <w:rPr>
+                    <w:rFonts w:ascii="Cambria Math" w:hAnsi="Cambria Math" w:cs="Times New Roman"/>
+                  </w:rPr>
+                  <m:t>2</m:t>
+                </m:r>
+              </m:den>
+            </m:f>
+            <m:r>
+              <m:rPr>
+                <m:sty m:val="bi"/>
+              </m:rPr>
+              <w:rPr>
+                <w:rFonts w:ascii="Cambria Math" w:hAnsi="Cambria Math" w:cs="Times New Roman"/>
+              </w:rPr>
+              <m:t>s</m:t>
+            </m:r>
+            <m:r>
+              <w:rPr>
+                <w:rFonts w:ascii="Cambria Math" w:hAnsi="Cambria Math" w:cs="Times New Roman"/>
+              </w:rPr>
+              <m:t>:</m:t>
+            </m:r>
+            <m:r>
+              <m:rPr>
+                <m:sty m:val="bi"/>
+              </m:rPr>
+              <w:rPr>
+                <w:rFonts w:ascii="Cambria Math" w:hAnsi="Cambria Math" w:cs="Times New Roman"/>
+              </w:rPr>
+              <m:t>s</m:t>
+            </m:r>
+          </m:e>
+        </m:rad>
+      </m:oMath>
     </w:p>
     <w:p>
       <w:pPr>
+        <w:spacing w:line="360" w:lineRule="auto"/>
         <w:ind w:firstLine="480"/>
+        <w:rPr>
+          <w:rFonts w:ascii="Times New Roman" w:hAnsi="Times New Roman" w:cs="Times New Roman"/>
+        </w:rPr>
       </w:pPr>
       <w:r>
-        <w:t>推进剂</w:t>
-      </w:r>
-      <w:r>
-        <w:t>JWL</w:t>
-      </w:r>
-      <w:r>
-        <w:t>参数如表</w:t>
-      </w:r>
-      <w:r>
-        <w:t>1</w:t>
-      </w:r>
-      <w:r>
-        <w:t>所示。</w:t>
-      </w:r>
+        <w:rPr>
+          <w:rFonts w:ascii="Times New Roman" w:hAnsi="Times New Roman" w:cs="Times New Roman" w:hint="eastAsia"/>
+        </w:rPr>
+        <w:t>随动强化屈服判定方程：</w:t>
+      </w:r>
+      <m:oMath>
+        <m:r>
+          <w:rPr>
+            <w:rFonts w:ascii="Cambria Math" w:hAnsi="Cambria Math" w:cs="Times New Roman"/>
+          </w:rPr>
+          <m:t>f=</m:t>
+        </m:r>
+        <m:sSub>
+          <m:sSubPr>
+            <m:ctrlPr>
+              <w:rPr>
+                <w:rFonts w:ascii="Cambria Math" w:hAnsi="Cambria Math" w:cs="Times New Roman"/>
+              </w:rPr>
+            </m:ctrlPr>
+          </m:sSubPr>
+          <m:e>
+            <m:r>
+              <w:rPr>
+                <w:rFonts w:ascii="Cambria Math" w:hAnsi="Cambria Math" w:cs="Times New Roman"/>
+              </w:rPr>
+              <m:t>σ</m:t>
+            </m:r>
+          </m:e>
+          <m:sub>
+            <m:r>
+              <w:rPr>
+                <w:rFonts w:ascii="Cambria Math" w:hAnsi="Cambria Math" w:cs="Times New Roman"/>
+              </w:rPr>
+              <m:t>e</m:t>
+            </m:r>
+          </m:sub>
+        </m:sSub>
+        <m:r>
+          <w:rPr>
+            <w:rFonts w:ascii="Cambria Math" w:hAnsi="Cambria Math" w:cs="Times New Roman"/>
+          </w:rPr>
+          <m:t>-</m:t>
+        </m:r>
+        <m:sSub>
+          <m:sSubPr>
+            <m:ctrlPr>
+              <w:rPr>
+                <w:rFonts w:ascii="Cambria Math" w:hAnsi="Cambria Math" w:cs="Times New Roman"/>
+              </w:rPr>
+            </m:ctrlPr>
+          </m:sSubPr>
+          <m:e>
+            <m:r>
+              <w:rPr>
+                <w:rFonts w:ascii="Cambria Math" w:hAnsi="Cambria Math" w:cs="Times New Roman"/>
+              </w:rPr>
+              <m:t>σ</m:t>
+            </m:r>
+          </m:e>
+          <m:sub>
+            <m:r>
+              <w:rPr>
+                <w:rFonts w:ascii="Cambria Math" w:hAnsi="Cambria Math" w:cs="Times New Roman"/>
+              </w:rPr>
+              <m:t>y</m:t>
+            </m:r>
+          </m:sub>
+        </m:sSub>
+        <m:r>
+          <w:rPr>
+            <w:rFonts w:ascii="Cambria Math" w:hAnsi="Cambria Math" w:cs="Times New Roman"/>
+          </w:rPr>
+          <m:t>-</m:t>
+        </m:r>
+        <m:rad>
+          <m:radPr>
+            <m:degHide m:val="1"/>
+            <m:ctrlPr>
+              <w:rPr>
+                <w:rFonts w:ascii="Cambria Math" w:hAnsi="Cambria Math" w:cs="Times New Roman"/>
+              </w:rPr>
+            </m:ctrlPr>
+          </m:radPr>
+          <m:deg/>
+          <m:e>
+            <m:f>
+              <m:fPr>
+                <m:ctrlPr>
+                  <w:rPr>
+                    <w:rFonts w:ascii="Cambria Math" w:hAnsi="Cambria Math" w:cs="Times New Roman"/>
+                  </w:rPr>
+                </m:ctrlPr>
+              </m:fPr>
+              <m:num>
+                <m:r>
+                  <w:rPr>
+                    <w:rFonts w:ascii="Cambria Math" w:hAnsi="Cambria Math" w:cs="Times New Roman"/>
+                  </w:rPr>
+                  <m:t>3</m:t>
+                </m:r>
+              </m:num>
+              <m:den>
+                <m:r>
+                  <w:rPr>
+                    <w:rFonts w:ascii="Cambria Math" w:hAnsi="Cambria Math" w:cs="Times New Roman"/>
+                  </w:rPr>
+                  <m:t>2</m:t>
+                </m:r>
+              </m:den>
+            </m:f>
+            <m:r>
+              <m:rPr>
+                <m:sty m:val="bi"/>
+              </m:rPr>
+              <w:rPr>
+                <w:rFonts w:ascii="Cambria Math" w:hAnsi="Cambria Math" w:cs="Times New Roman"/>
+              </w:rPr>
+              <m:t>α</m:t>
+            </m:r>
+            <m:r>
+              <w:rPr>
+                <w:rFonts w:ascii="Cambria Math" w:hAnsi="Cambria Math" w:cs="Times New Roman"/>
+              </w:rPr>
+              <m:t>:</m:t>
+            </m:r>
+            <m:r>
+              <m:rPr>
+                <m:sty m:val="bi"/>
+              </m:rPr>
+              <w:rPr>
+                <w:rFonts w:ascii="Cambria Math" w:hAnsi="Cambria Math" w:cs="Times New Roman"/>
+              </w:rPr>
+              <m:t>α</m:t>
+            </m:r>
+          </m:e>
+        </m:rad>
+        <m:r>
+          <w:rPr>
+            <w:rFonts w:ascii="Cambria Math" w:hAnsi="Cambria Math" w:cs="Times New Roman"/>
+          </w:rPr>
+          <m:t>=0</m:t>
+        </m:r>
+      </m:oMath>
+    </w:p>
+    <w:p>
+      <w:pPr>
+        <w:spacing w:line="360" w:lineRule="auto"/>
+        <w:ind w:firstLine="480"/>
+        <w:rPr>
+          <w:rFonts w:ascii="Times New Roman" w:hAnsi="Times New Roman" w:cs="Times New Roman"/>
+        </w:rPr>
+      </w:pPr>
+      <w:r>
+        <w:rPr>
+          <w:rFonts w:ascii="Times New Roman" w:hAnsi="Times New Roman" w:cs="Times New Roman" w:hint="eastAsia"/>
+        </w:rPr>
+        <w:t>背应力增量演化方程：</w:t>
+      </w:r>
+      <m:oMath>
+        <m:r>
+          <m:rPr>
+            <m:sty m:val="p"/>
+          </m:rPr>
+          <w:rPr>
+            <w:rFonts w:ascii="Cambria Math" w:hAnsi="Cambria Math" w:cs="Times New Roman"/>
+          </w:rPr>
+          <m:t>d</m:t>
+        </m:r>
+        <m:r>
+          <m:rPr>
+            <m:sty m:val="bi"/>
+          </m:rPr>
+          <w:rPr>
+            <w:rFonts w:ascii="Cambria Math" w:hAnsi="Cambria Math" w:cs="Times New Roman"/>
+          </w:rPr>
+          <m:t>α</m:t>
+        </m:r>
+        <m:r>
+          <w:rPr>
+            <w:rFonts w:ascii="Cambria Math" w:hAnsi="Cambria Math" w:cs="Times New Roman"/>
+          </w:rPr>
+          <m:t>=</m:t>
+        </m:r>
+        <m:f>
+          <m:fPr>
+            <m:ctrlPr>
+              <w:rPr>
+                <w:rFonts w:ascii="Cambria Math" w:hAnsi="Cambria Math" w:cs="Times New Roman"/>
+              </w:rPr>
+            </m:ctrlPr>
+          </m:fPr>
+          <m:num>
+            <m:r>
+              <w:rPr>
+                <w:rFonts w:ascii="Cambria Math" w:hAnsi="Cambria Math" w:cs="Times New Roman"/>
+              </w:rPr>
+              <m:t>2</m:t>
+            </m:r>
+          </m:num>
+          <m:den>
+            <m:r>
+              <w:rPr>
+                <w:rFonts w:ascii="Cambria Math" w:hAnsi="Cambria Math" w:cs="Times New Roman"/>
+              </w:rPr>
+              <m:t>3</m:t>
+            </m:r>
+          </m:den>
+        </m:f>
+        <m:sSub>
+          <m:sSubPr>
+            <m:ctrlPr>
+              <w:rPr>
+                <w:rFonts w:ascii="Cambria Math" w:hAnsi="Cambria Math" w:cs="Times New Roman"/>
+              </w:rPr>
+            </m:ctrlPr>
+          </m:sSubPr>
+          <m:e>
+            <m:r>
+              <w:rPr>
+                <w:rFonts w:ascii="Cambria Math" w:hAnsi="Cambria Math" w:cs="Times New Roman"/>
+              </w:rPr>
+              <m:t>E</m:t>
+            </m:r>
+          </m:e>
+          <m:sub>
+            <m:r>
+              <w:rPr>
+                <w:rFonts w:ascii="Cambria Math" w:hAnsi="Cambria Math" w:cs="Times New Roman"/>
+              </w:rPr>
+              <m:t>p</m:t>
+            </m:r>
+          </m:sub>
+        </m:sSub>
+        <m:r>
+          <m:rPr>
+            <m:sty m:val="p"/>
+          </m:rPr>
+          <w:rPr>
+            <w:rFonts w:ascii="Cambria Math" w:hAnsi="Cambria Math" w:cs="Times New Roman"/>
+          </w:rPr>
+          <m:t>d</m:t>
+        </m:r>
+        <m:sSup>
+          <m:sSupPr>
+            <m:ctrlPr>
+              <w:rPr>
+                <w:rFonts w:ascii="Cambria Math" w:hAnsi="Cambria Math" w:cs="Times New Roman"/>
+              </w:rPr>
+            </m:ctrlPr>
+          </m:sSupPr>
+          <m:e>
+            <m:r>
+              <m:rPr>
+                <m:sty m:val="bi"/>
+              </m:rPr>
+              <w:rPr>
+                <w:rFonts w:ascii="Cambria Math" w:hAnsi="Cambria Math" w:cs="Times New Roman"/>
+              </w:rPr>
+              <m:t>ε</m:t>
+            </m:r>
+          </m:e>
+          <m:sup>
+            <m:r>
+              <w:rPr>
+                <w:rFonts w:ascii="Cambria Math" w:hAnsi="Cambria Math" w:cs="Times New Roman"/>
+              </w:rPr>
+              <m:t>p</m:t>
+            </m:r>
+          </m:sup>
+        </m:sSup>
+      </m:oMath>
+    </w:p>
+    <w:p>
+      <w:pPr>
+        <w:spacing w:line="360" w:lineRule="auto"/>
+        <w:ind w:firstLine="480"/>
+        <w:rPr>
+          <w:rFonts w:ascii="Times New Roman" w:hAnsi="Times New Roman" w:cs="Times New Roman"/>
+        </w:rPr>
+      </w:pPr>
+      <w:r>
+        <w:rPr>
+          <w:rFonts w:ascii="Times New Roman" w:hAnsi="Times New Roman" w:cs="Times New Roman" w:hint="eastAsia"/>
+        </w:rPr>
+        <w:t>塑性功率密度方程（热力耦合热源输入）：</w:t>
+      </w:r>
+      <m:oMath>
+        <m:sSub>
+          <m:sSubPr>
+            <m:ctrlPr>
+              <w:rPr>
+                <w:rFonts w:ascii="Cambria Math" w:hAnsi="Cambria Math" w:cs="Times New Roman"/>
+              </w:rPr>
+            </m:ctrlPr>
+          </m:sSubPr>
+          <m:e>
+            <m:limUpp>
+              <m:limUppPr>
+                <m:ctrlPr>
+                  <w:rPr>
+                    <w:rFonts w:ascii="Cambria Math" w:hAnsi="Cambria Math" w:cs="Times New Roman"/>
+                  </w:rPr>
+                </m:ctrlPr>
+              </m:limUppPr>
+              <m:e>
+                <m:r>
+                  <w:rPr>
+                    <w:rFonts w:ascii="Cambria Math" w:hAnsi="Cambria Math" w:cs="Times New Roman"/>
+                  </w:rPr>
+                  <m:t>W</m:t>
+                </m:r>
+              </m:e>
+              <m:lim>
+                <m:r>
+                  <w:rPr>
+                    <w:rFonts w:ascii="Cambria Math" w:hAnsi="Cambria Math" w:cs="Times New Roman"/>
+                  </w:rPr>
+                  <m:t>˙</m:t>
+                </m:r>
+              </m:lim>
+            </m:limUpp>
+          </m:e>
+          <m:sub>
+            <m:r>
+              <w:rPr>
+                <w:rFonts w:ascii="Cambria Math" w:hAnsi="Cambria Math" w:cs="Times New Roman"/>
+              </w:rPr>
+              <m:t>p</m:t>
+            </m:r>
+          </m:sub>
+        </m:sSub>
+        <m:r>
+          <w:rPr>
+            <w:rFonts w:ascii="Cambria Math" w:hAnsi="Cambria Math" w:cs="Times New Roman"/>
+          </w:rPr>
+          <m:t>=</m:t>
+        </m:r>
+        <m:r>
+          <m:rPr>
+            <m:sty m:val="bi"/>
+          </m:rPr>
+          <w:rPr>
+            <w:rFonts w:ascii="Cambria Math" w:hAnsi="Cambria Math" w:cs="Times New Roman"/>
+          </w:rPr>
+          <m:t>σ</m:t>
+        </m:r>
+        <m:r>
+          <w:rPr>
+            <w:rFonts w:ascii="Cambria Math" w:hAnsi="Cambria Math" w:cs="Times New Roman"/>
+          </w:rPr>
+          <m:t>:</m:t>
+        </m:r>
+        <m:sSup>
+          <m:sSupPr>
+            <m:ctrlPr>
+              <w:rPr>
+                <w:rFonts w:ascii="Cambria Math" w:hAnsi="Cambria Math" w:cs="Times New Roman"/>
+              </w:rPr>
+            </m:ctrlPr>
+          </m:sSupPr>
+          <m:e>
+            <m:limUpp>
+              <m:limUppPr>
+                <m:ctrlPr>
+                  <w:rPr>
+                    <w:rFonts w:ascii="Cambria Math" w:hAnsi="Cambria Math" w:cs="Times New Roman"/>
+                  </w:rPr>
+                </m:ctrlPr>
+              </m:limUppPr>
+              <m:e>
+                <m:r>
+                  <m:rPr>
+                    <m:sty m:val="bi"/>
+                  </m:rPr>
+                  <w:rPr>
+                    <w:rFonts w:ascii="Cambria Math" w:hAnsi="Cambria Math" w:cs="Times New Roman"/>
+                  </w:rPr>
+                  <m:t>ε</m:t>
+                </m:r>
+              </m:e>
+              <m:lim>
+                <m:r>
+                  <w:rPr>
+                    <w:rFonts w:ascii="Cambria Math" w:hAnsi="Cambria Math" w:cs="Times New Roman"/>
+                  </w:rPr>
+                  <m:t>˙</m:t>
+                </m:r>
+              </m:lim>
+            </m:limUpp>
+          </m:e>
+          <m:sup>
+            <m:r>
+              <w:rPr>
+                <w:rFonts w:ascii="Cambria Math" w:hAnsi="Cambria Math" w:cs="Times New Roman"/>
+              </w:rPr>
+              <m:t>p</m:t>
+            </m:r>
+          </m:sup>
+        </m:sSup>
+      </m:oMath>
+    </w:p>
+    <w:p>
+      <w:pPr>
+        <w:spacing w:line="360" w:lineRule="auto"/>
+        <w:ind w:firstLine="482"/>
+        <w:rPr>
+          <w:rFonts w:ascii="Times New Roman" w:hAnsi="Times New Roman" w:cs="Times New Roman"/>
+        </w:rPr>
+      </w:pPr>
+      <m:oMath>
+        <m:r>
+          <m:rPr>
+            <m:sty m:val="bi"/>
+          </m:rPr>
+          <w:rPr>
+            <w:rFonts w:ascii="Cambria Math" w:hAnsi="Cambria Math" w:cs="Times New Roman"/>
+          </w:rPr>
+          <m:t>ε</m:t>
+        </m:r>
+      </m:oMath>
+      <w:r>
+        <w:rPr>
+          <w:rFonts w:ascii="Times New Roman" w:hAnsi="Times New Roman" w:cs="Times New Roman"/>
+        </w:rPr>
+        <w:t xml:space="preserve"> </w:t>
+      </w:r>
+      <w:r>
+        <w:rPr>
+          <w:rFonts w:ascii="Times New Roman" w:hAnsi="Times New Roman" w:cs="Times New Roman" w:hint="eastAsia"/>
+        </w:rPr>
+        <w:t>为总应变张量；</w:t>
+      </w:r>
+      <m:oMath>
+        <m:sSup>
+          <m:sSupPr>
+            <m:ctrlPr>
+              <w:rPr>
+                <w:rFonts w:ascii="Cambria Math" w:hAnsi="Cambria Math" w:cs="Times New Roman"/>
+              </w:rPr>
+            </m:ctrlPr>
+          </m:sSupPr>
+          <m:e>
+            <m:r>
+              <m:rPr>
+                <m:sty m:val="bi"/>
+              </m:rPr>
+              <w:rPr>
+                <w:rFonts w:ascii="Cambria Math" w:hAnsi="Cambria Math" w:cs="Times New Roman"/>
+              </w:rPr>
+              <m:t>ε</m:t>
+            </m:r>
+          </m:e>
+          <m:sup>
+            <m:r>
+              <w:rPr>
+                <w:rFonts w:ascii="Cambria Math" w:hAnsi="Cambria Math" w:cs="Times New Roman"/>
+              </w:rPr>
+              <m:t>e</m:t>
+            </m:r>
+          </m:sup>
+        </m:sSup>
+      </m:oMath>
+      <w:r>
+        <w:rPr>
+          <w:rFonts w:ascii="Times New Roman" w:hAnsi="Times New Roman" w:cs="Times New Roman"/>
+        </w:rPr>
+        <w:t xml:space="preserve"> </w:t>
+      </w:r>
+      <w:r>
+        <w:rPr>
+          <w:rFonts w:ascii="Times New Roman" w:hAnsi="Times New Roman" w:cs="Times New Roman" w:hint="eastAsia"/>
+        </w:rPr>
+        <w:t>为弹性应变张量；</w:t>
+      </w:r>
+      <m:oMath>
+        <m:sSup>
+          <m:sSupPr>
+            <m:ctrlPr>
+              <w:rPr>
+                <w:rFonts w:ascii="Cambria Math" w:hAnsi="Cambria Math" w:cs="Times New Roman"/>
+              </w:rPr>
+            </m:ctrlPr>
+          </m:sSupPr>
+          <m:e>
+            <m:r>
+              <m:rPr>
+                <m:sty m:val="bi"/>
+              </m:rPr>
+              <w:rPr>
+                <w:rFonts w:ascii="Cambria Math" w:hAnsi="Cambria Math" w:cs="Times New Roman"/>
+              </w:rPr>
+              <m:t>ε</m:t>
+            </m:r>
+          </m:e>
+          <m:sup>
+            <m:r>
+              <w:rPr>
+                <w:rFonts w:ascii="Cambria Math" w:hAnsi="Cambria Math" w:cs="Times New Roman"/>
+              </w:rPr>
+              <m:t>p</m:t>
+            </m:r>
+          </m:sup>
+        </m:sSup>
+      </m:oMath>
+      <w:r>
+        <w:rPr>
+          <w:rFonts w:ascii="Times New Roman" w:hAnsi="Times New Roman" w:cs="Times New Roman"/>
+        </w:rPr>
+        <w:t xml:space="preserve"> </w:t>
+      </w:r>
+      <w:r>
+        <w:rPr>
+          <w:rFonts w:ascii="Times New Roman" w:hAnsi="Times New Roman" w:cs="Times New Roman" w:hint="eastAsia"/>
+        </w:rPr>
+        <w:t>为塑性应变张量；</w:t>
+      </w:r>
+      <m:oMath>
+        <m:r>
+          <m:rPr>
+            <m:sty m:val="bi"/>
+          </m:rPr>
+          <w:rPr>
+            <w:rFonts w:ascii="Cambria Math" w:hAnsi="Cambria Math" w:cs="Times New Roman"/>
+          </w:rPr>
+          <m:t>σ</m:t>
+        </m:r>
+      </m:oMath>
+      <w:r>
+        <w:rPr>
+          <w:rFonts w:ascii="Times New Roman" w:hAnsi="Times New Roman" w:cs="Times New Roman"/>
+        </w:rPr>
+        <w:t xml:space="preserve"> </w:t>
+      </w:r>
+      <w:r>
+        <w:rPr>
+          <w:rFonts w:ascii="Times New Roman" w:hAnsi="Times New Roman" w:cs="Times New Roman" w:hint="eastAsia"/>
+        </w:rPr>
+        <w:t>为应力张量；</w:t>
+      </w:r>
+      <m:oMath>
+        <m:sSup>
+          <m:sSupPr>
+            <m:ctrlPr>
+              <w:rPr>
+                <w:rFonts w:ascii="Cambria Math" w:hAnsi="Cambria Math" w:cs="Times New Roman"/>
+              </w:rPr>
+            </m:ctrlPr>
+          </m:sSupPr>
+          <m:e>
+            <m:r>
+              <m:rPr>
+                <m:sty m:val="bi"/>
+              </m:rPr>
+              <w:rPr>
+                <w:rFonts w:ascii="Cambria Math" w:hAnsi="Cambria Math" w:cs="Times New Roman"/>
+              </w:rPr>
+              <m:t>D</m:t>
+            </m:r>
+          </m:e>
+          <m:sup>
+            <m:r>
+              <w:rPr>
+                <w:rFonts w:ascii="Cambria Math" w:hAnsi="Cambria Math" w:cs="Times New Roman"/>
+              </w:rPr>
+              <m:t>e</m:t>
+            </m:r>
+          </m:sup>
+        </m:sSup>
+      </m:oMath>
+      <w:r>
+        <w:rPr>
+          <w:rFonts w:ascii="Times New Roman" w:hAnsi="Times New Roman" w:cs="Times New Roman"/>
+        </w:rPr>
+        <w:t xml:space="preserve"> </w:t>
+      </w:r>
+      <w:r>
+        <w:rPr>
+          <w:rFonts w:ascii="Times New Roman" w:hAnsi="Times New Roman" w:cs="Times New Roman" w:hint="eastAsia"/>
+        </w:rPr>
+        <w:t>为弹性刚度张量；</w:t>
+      </w:r>
+      <m:oMath>
+        <m:r>
+          <m:rPr>
+            <m:sty m:val="bi"/>
+          </m:rPr>
+          <w:rPr>
+            <w:rFonts w:ascii="Cambria Math" w:hAnsi="Cambria Math" w:cs="Times New Roman"/>
+          </w:rPr>
+          <m:t>s</m:t>
+        </m:r>
+      </m:oMath>
+      <w:r>
+        <w:rPr>
+          <w:rFonts w:ascii="Times New Roman" w:hAnsi="Times New Roman" w:cs="Times New Roman"/>
+        </w:rPr>
+        <w:t xml:space="preserve"> </w:t>
+      </w:r>
+      <w:r>
+        <w:rPr>
+          <w:rFonts w:ascii="Times New Roman" w:hAnsi="Times New Roman" w:cs="Times New Roman" w:hint="eastAsia"/>
+        </w:rPr>
+        <w:t>为偏应力张量；</w:t>
+      </w:r>
+      <m:oMath>
+        <m:sSub>
+          <m:sSubPr>
+            <m:ctrlPr>
+              <w:rPr>
+                <w:rFonts w:ascii="Cambria Math" w:hAnsi="Cambria Math" w:cs="Times New Roman"/>
+              </w:rPr>
+            </m:ctrlPr>
+          </m:sSubPr>
+          <m:e>
+            <m:r>
+              <w:rPr>
+                <w:rFonts w:ascii="Cambria Math" w:hAnsi="Cambria Math" w:cs="Times New Roman"/>
+              </w:rPr>
+              <m:t>σ</m:t>
+            </m:r>
+          </m:e>
+          <m:sub>
+            <m:r>
+              <w:rPr>
+                <w:rFonts w:ascii="Cambria Math" w:hAnsi="Cambria Math" w:cs="Times New Roman"/>
+              </w:rPr>
+              <m:t>e</m:t>
+            </m:r>
+          </m:sub>
+        </m:sSub>
+      </m:oMath>
+      <w:r>
+        <w:rPr>
+          <w:rFonts w:ascii="Times New Roman" w:hAnsi="Times New Roman" w:cs="Times New Roman"/>
+        </w:rPr>
+        <w:t xml:space="preserve"> </w:t>
+      </w:r>
+      <w:r>
+        <w:rPr>
+          <w:rFonts w:ascii="Times New Roman" w:hAnsi="Times New Roman" w:cs="Times New Roman" w:hint="eastAsia"/>
+        </w:rPr>
+        <w:t>为等效应力；</w:t>
+      </w:r>
+      <m:oMath>
+        <m:sSub>
+          <m:sSubPr>
+            <m:ctrlPr>
+              <w:rPr>
+                <w:rFonts w:ascii="Cambria Math" w:hAnsi="Cambria Math" w:cs="Times New Roman"/>
+              </w:rPr>
+            </m:ctrlPr>
+          </m:sSubPr>
+          <m:e>
+            <m:r>
+              <w:rPr>
+                <w:rFonts w:ascii="Cambria Math" w:hAnsi="Cambria Math" w:cs="Times New Roman"/>
+              </w:rPr>
+              <m:t>σ</m:t>
+            </m:r>
+          </m:e>
+          <m:sub>
+            <m:r>
+              <w:rPr>
+                <w:rFonts w:ascii="Cambria Math" w:hAnsi="Cambria Math" w:cs="Times New Roman"/>
+              </w:rPr>
+              <m:t>y</m:t>
+            </m:r>
+          </m:sub>
+        </m:sSub>
+      </m:oMath>
+      <w:r>
+        <w:rPr>
+          <w:rFonts w:ascii="Times New Roman" w:hAnsi="Times New Roman" w:cs="Times New Roman"/>
+        </w:rPr>
+        <w:t xml:space="preserve"> </w:t>
+      </w:r>
+      <w:r>
+        <w:rPr>
+          <w:rFonts w:ascii="Times New Roman" w:hAnsi="Times New Roman" w:cs="Times New Roman" w:hint="eastAsia"/>
+        </w:rPr>
+        <w:t>为材料初始屈服强度；</w:t>
+      </w:r>
+      <m:oMath>
+        <m:r>
+          <m:rPr>
+            <m:sty m:val="bi"/>
+          </m:rPr>
+          <w:rPr>
+            <w:rFonts w:ascii="Cambria Math" w:hAnsi="Cambria Math" w:cs="Times New Roman"/>
+          </w:rPr>
+          <m:t>α</m:t>
+        </m:r>
+      </m:oMath>
+      <w:r>
+        <w:rPr>
+          <w:rFonts w:ascii="Times New Roman" w:hAnsi="Times New Roman" w:cs="Times New Roman"/>
+        </w:rPr>
+        <w:t xml:space="preserve"> </w:t>
+      </w:r>
+      <w:r>
+        <w:rPr>
+          <w:rFonts w:ascii="Times New Roman" w:hAnsi="Times New Roman" w:cs="Times New Roman" w:hint="eastAsia"/>
+        </w:rPr>
+        <w:t>为背应力张量，表征屈服面平移与随动强化特性；</w:t>
+      </w:r>
+      <m:oMath>
+        <m:sSub>
+          <m:sSubPr>
+            <m:ctrlPr>
+              <w:rPr>
+                <w:rFonts w:ascii="Cambria Math" w:hAnsi="Cambria Math" w:cs="Times New Roman"/>
+              </w:rPr>
+            </m:ctrlPr>
+          </m:sSubPr>
+          <m:e>
+            <m:r>
+              <w:rPr>
+                <w:rFonts w:ascii="Cambria Math" w:hAnsi="Cambria Math" w:cs="Times New Roman"/>
+              </w:rPr>
+              <m:t>E</m:t>
+            </m:r>
+          </m:e>
+          <m:sub>
+            <m:r>
+              <w:rPr>
+                <w:rFonts w:ascii="Cambria Math" w:hAnsi="Cambria Math" w:cs="Times New Roman"/>
+              </w:rPr>
+              <m:t>p</m:t>
+            </m:r>
+          </m:sub>
+        </m:sSub>
+      </m:oMath>
+      <w:r>
+        <w:rPr>
+          <w:rFonts w:ascii="Times New Roman" w:hAnsi="Times New Roman" w:cs="Times New Roman"/>
+        </w:rPr>
+        <w:t xml:space="preserve"> </w:t>
+      </w:r>
+      <w:r>
+        <w:rPr>
+          <w:rFonts w:ascii="Times New Roman" w:hAnsi="Times New Roman" w:cs="Times New Roman" w:hint="eastAsia"/>
+        </w:rPr>
+        <w:t>为塑性强化模量；</w:t>
+      </w:r>
+      <m:oMath>
+        <m:r>
+          <m:rPr>
+            <m:sty m:val="p"/>
+          </m:rPr>
+          <w:rPr>
+            <w:rFonts w:ascii="Cambria Math" w:hAnsi="Cambria Math" w:cs="Times New Roman"/>
+          </w:rPr>
+          <m:t>d</m:t>
+        </m:r>
+        <m:sSup>
+          <m:sSupPr>
+            <m:ctrlPr>
+              <w:rPr>
+                <w:rFonts w:ascii="Cambria Math" w:hAnsi="Cambria Math" w:cs="Times New Roman"/>
+              </w:rPr>
+            </m:ctrlPr>
+          </m:sSupPr>
+          <m:e>
+            <m:r>
+              <m:rPr>
+                <m:sty m:val="bi"/>
+              </m:rPr>
+              <w:rPr>
+                <w:rFonts w:ascii="Cambria Math" w:hAnsi="Cambria Math" w:cs="Times New Roman"/>
+              </w:rPr>
+              <m:t>ε</m:t>
+            </m:r>
+          </m:e>
+          <m:sup>
+            <m:r>
+              <w:rPr>
+                <w:rFonts w:ascii="Cambria Math" w:hAnsi="Cambria Math" w:cs="Times New Roman"/>
+              </w:rPr>
+              <m:t>p</m:t>
+            </m:r>
+          </m:sup>
+        </m:sSup>
+      </m:oMath>
+      <w:r>
+        <w:rPr>
+          <w:rFonts w:ascii="Times New Roman" w:hAnsi="Times New Roman" w:cs="Times New Roman"/>
+        </w:rPr>
+        <w:t xml:space="preserve"> </w:t>
+      </w:r>
+      <w:r>
+        <w:rPr>
+          <w:rFonts w:ascii="Times New Roman" w:hAnsi="Times New Roman" w:cs="Times New Roman" w:hint="eastAsia"/>
+        </w:rPr>
+        <w:t>为塑性应变增量；</w:t>
+      </w:r>
+      <m:oMath>
+        <m:sSup>
+          <m:sSupPr>
+            <m:ctrlPr>
+              <w:rPr>
+                <w:rFonts w:ascii="Cambria Math" w:hAnsi="Cambria Math" w:cs="Times New Roman"/>
+              </w:rPr>
+            </m:ctrlPr>
+          </m:sSupPr>
+          <m:e>
+            <m:limUpp>
+              <m:limUppPr>
+                <m:ctrlPr>
+                  <w:rPr>
+                    <w:rFonts w:ascii="Cambria Math" w:hAnsi="Cambria Math" w:cs="Times New Roman"/>
+                  </w:rPr>
+                </m:ctrlPr>
+              </m:limUppPr>
+              <m:e>
+                <m:r>
+                  <m:rPr>
+                    <m:sty m:val="bi"/>
+                  </m:rPr>
+                  <w:rPr>
+                    <w:rFonts w:ascii="Cambria Math" w:hAnsi="Cambria Math" w:cs="Times New Roman"/>
+                  </w:rPr>
+                  <m:t>ε</m:t>
+                </m:r>
+              </m:e>
+              <m:lim>
+                <m:r>
+                  <w:rPr>
+                    <w:rFonts w:ascii="Cambria Math" w:hAnsi="Cambria Math" w:cs="Times New Roman"/>
+                  </w:rPr>
+                  <m:t>˙</m:t>
+                </m:r>
+              </m:lim>
+            </m:limUpp>
+          </m:e>
+          <m:sup>
+            <m:r>
+              <w:rPr>
+                <w:rFonts w:ascii="Cambria Math" w:hAnsi="Cambria Math" w:cs="Times New Roman"/>
+              </w:rPr>
+              <m:t>p</m:t>
+            </m:r>
+          </m:sup>
+        </m:sSup>
+      </m:oMath>
+      <w:r>
+        <w:rPr>
+          <w:rFonts w:ascii="Times New Roman" w:hAnsi="Times New Roman" w:cs="Times New Roman"/>
+        </w:rPr>
+        <w:t xml:space="preserve"> </w:t>
+      </w:r>
+      <w:r>
+        <w:rPr>
+          <w:rFonts w:ascii="Times New Roman" w:hAnsi="Times New Roman" w:cs="Times New Roman" w:hint="eastAsia"/>
+        </w:rPr>
+        <w:t>为塑性应变率；</w:t>
+      </w:r>
+      <m:oMath>
+        <m:sSub>
+          <m:sSubPr>
+            <m:ctrlPr>
+              <w:rPr>
+                <w:rFonts w:ascii="Cambria Math" w:hAnsi="Cambria Math" w:cs="Times New Roman"/>
+              </w:rPr>
+            </m:ctrlPr>
+          </m:sSubPr>
+          <m:e>
+            <m:limUpp>
+              <m:limUppPr>
+                <m:ctrlPr>
+                  <w:rPr>
+                    <w:rFonts w:ascii="Cambria Math" w:hAnsi="Cambria Math" w:cs="Times New Roman"/>
+                  </w:rPr>
+                </m:ctrlPr>
+              </m:limUppPr>
+              <m:e>
+                <m:r>
+                  <w:rPr>
+                    <w:rFonts w:ascii="Cambria Math" w:hAnsi="Cambria Math" w:cs="Times New Roman"/>
+                  </w:rPr>
+                  <m:t>W</m:t>
+                </m:r>
+              </m:e>
+              <m:lim>
+                <m:r>
+                  <w:rPr>
+                    <w:rFonts w:ascii="Cambria Math" w:hAnsi="Cambria Math" w:cs="Times New Roman"/>
+                  </w:rPr>
+                  <m:t>˙</m:t>
+                </m:r>
+              </m:lim>
+            </m:limUpp>
+          </m:e>
+          <m:sub>
+            <m:r>
+              <w:rPr>
+                <w:rFonts w:ascii="Cambria Math" w:hAnsi="Cambria Math" w:cs="Times New Roman"/>
+              </w:rPr>
+              <m:t>p</m:t>
+            </m:r>
+          </m:sub>
+        </m:sSub>
+      </m:oMath>
+      <w:r>
+        <w:rPr>
+          <w:rFonts w:ascii="Times New Roman" w:hAnsi="Times New Roman" w:cs="Times New Roman"/>
+        </w:rPr>
+        <w:t xml:space="preserve"> </w:t>
+      </w:r>
+      <w:r>
+        <w:rPr>
+          <w:rFonts w:ascii="Times New Roman" w:hAnsi="Times New Roman" w:cs="Times New Roman" w:hint="eastAsia"/>
+        </w:rPr>
+        <w:t>为单位体积塑性耗散功率密度。</w:t>
+      </w:r>
+    </w:p>
+    <w:p>
+      <w:pPr>
+        <w:spacing w:line="360" w:lineRule="auto"/>
+        <w:ind w:firstLine="480"/>
+        <w:rPr>
+          <w:rFonts w:ascii="Times New Roman" w:hAnsi="Times New Roman" w:cs="Times New Roman"/>
+        </w:rPr>
+      </w:pPr>
+    </w:p>
+    <w:p>
+      <w:pPr>
+        <w:spacing w:line="360" w:lineRule="auto"/>
+        <w:ind w:firstLine="480"/>
+        <w:rPr>
+          <w:rFonts w:ascii="Times New Roman" w:hAnsi="Times New Roman" w:cs="Times New Roman"/>
+        </w:rPr>
+      </w:pPr>
     </w:p>
     <w:p>
       <w:pPr>
         <w:ind w:firstLine="480"/>
         <w:jc w:val="center"/>
+        <w:rPr>
+          <w:rFonts w:ascii="Times New Roman" w:hAnsi="Times New Roman" w:cs="Times New Roman"/>
+        </w:rPr>
       </w:pPr>
       <w:r>
+        <w:rPr>
+          <w:rFonts w:ascii="Times New Roman" w:hAnsi="Times New Roman" w:cs="Times New Roman" w:hint="eastAsia"/>
+        </w:rPr>
+        <w:lastRenderedPageBreak/>
         <w:t>表</w:t>
       </w:r>
       <w:r>
-        <w:t>1</w:t>
-      </w:r>
-      <w:r>
-        <w:rPr>
-          <w:rFonts w:hint="eastAsia"/>
-        </w:rPr>
-        <w:t xml:space="preserve"> </w:t>
-      </w:r>
-      <w:r>
-        <w:t>JWL</w:t>
-      </w:r>
-      <w:r>
-        <w:t>状态方程参数</w:t>
-      </w:r>
+        <w:rPr>
+          <w:rFonts w:ascii="Times New Roman" w:hAnsi="Times New Roman" w:cs="Times New Roman"/>
+        </w:rPr>
+        <w:t xml:space="preserve">1 </w:t>
+      </w:r>
+      <w:r>
+        <w:rPr>
+          <w:rFonts w:ascii="Times New Roman" w:hAnsi="Times New Roman" w:cs="Times New Roman" w:hint="eastAsia"/>
+        </w:rPr>
+        <w:t>双线性随动强化弹</w:t>
+      </w:r>
+      <w:proofErr w:type="gramStart"/>
+      <w:r>
+        <w:rPr>
+          <w:rFonts w:ascii="Times New Roman" w:hAnsi="Times New Roman" w:cs="Times New Roman" w:hint="eastAsia"/>
+        </w:rPr>
+        <w:t>塑性本构模型参数</w:t>
+      </w:r>
+      <w:proofErr w:type="gramEnd"/>
     </w:p>
     <w:tbl>
       <w:tblPr>
-        <w:tblStyle w:val="aa"/>
         <w:tblW w:w="0" w:type="auto"/>
+        <w:jc w:val="center"/>
+        <w:tblBorders>
+          <w:top w:val="single" w:sz="2" w:space="0" w:color="auto"/>
+          <w:left w:val="single" w:sz="2" w:space="0" w:color="auto"/>
+          <w:bottom w:val="single" w:sz="2" w:space="0" w:color="auto"/>
+          <w:right w:val="single" w:sz="2" w:space="0" w:color="auto"/>
+          <w:insideH w:val="single" w:sz="2" w:space="0" w:color="auto"/>
+          <w:insideV w:val="single" w:sz="2" w:space="0" w:color="auto"/>
+        </w:tblBorders>
+        <w:tblLayout w:type="fixed"/>
+        <w:tblCellMar>
+          <w:left w:w="10" w:type="dxa"/>
+          <w:right w:w="10" w:type="dxa"/>
+        </w:tblCellMar>
         <w:tblLook w:val="04A0" w:firstRow="1" w:lastRow="0" w:firstColumn="1" w:lastColumn="0" w:noHBand="0" w:noVBand="1"/>
       </w:tblPr>
       <w:tblGrid>
-        <w:gridCol w:w="1659"/>
-        <w:gridCol w:w="1659"/>
-        <w:gridCol w:w="1659"/>
-        <w:gridCol w:w="1659"/>
-        <w:gridCol w:w="1660"/>
+        <w:gridCol w:w="2070"/>
+        <w:gridCol w:w="2070"/>
+        <w:gridCol w:w="2070"/>
+        <w:gridCol w:w="2070"/>
       </w:tblGrid>
       <w:tr>
-        <w:tc>
-          <w:tcPr>
-            <w:tcW w:w="1659" w:type="dxa"/>
-          </w:tcPr>
-          <w:p>
-            <w:pPr>
-              <w:spacing w:line="240" w:lineRule="auto"/>
+        <w:trPr>
+          <w:jc w:val="center"/>
+        </w:trPr>
+        <w:tc>
+          <w:tcPr>
+            <w:tcW w:w="2070" w:type="dxa"/>
+            <w:tcBorders>
+              <w:top w:val="single" w:sz="2" w:space="0" w:color="auto"/>
+              <w:left w:val="single" w:sz="2" w:space="0" w:color="auto"/>
+              <w:bottom w:val="single" w:sz="2" w:space="0" w:color="auto"/>
+              <w:right w:val="single" w:sz="2" w:space="0" w:color="auto"/>
+            </w:tcBorders>
+            <w:tcMar>
+              <w:top w:w="60" w:type="dxa"/>
+              <w:left w:w="120" w:type="dxa"/>
+              <w:bottom w:w="30" w:type="dxa"/>
+              <w:right w:w="120" w:type="dxa"/>
+            </w:tcMar>
+            <w:hideMark/>
+          </w:tcPr>
+          <w:p>
+            <w:pPr>
               <w:ind w:firstLine="480"/>
-            </w:pPr>
-            <w:r>
-              <w:t>A/</w:t>
-            </w:r>
-            <w:proofErr w:type="spellStart"/>
-            <w:r>
-              <w:t>GPa</w:t>
-            </w:r>
-            <w:proofErr w:type="spellEnd"/>
-          </w:p>
-        </w:tc>
-        <w:tc>
-          <w:tcPr>
-            <w:tcW w:w="1659" w:type="dxa"/>
-          </w:tcPr>
-          <w:p>
-            <w:pPr>
-              <w:spacing w:line="240" w:lineRule="auto"/>
+              <w:rPr>
+                <w:rFonts w:ascii="Times New Roman" w:hAnsi="Times New Roman" w:cs="Times New Roman"/>
+              </w:rPr>
+            </w:pPr>
+            <w:r>
+              <w:rPr>
+                <w:rFonts w:ascii="Times New Roman" w:hAnsi="Times New Roman" w:cs="Times New Roman" w:hint="eastAsia"/>
+              </w:rPr>
+              <w:t>参数符号</w:t>
+            </w:r>
+          </w:p>
+        </w:tc>
+        <w:tc>
+          <w:tcPr>
+            <w:tcW w:w="2070" w:type="dxa"/>
+            <w:tcBorders>
+              <w:top w:val="single" w:sz="2" w:space="0" w:color="auto"/>
+              <w:left w:val="single" w:sz="2" w:space="0" w:color="auto"/>
+              <w:bottom w:val="single" w:sz="2" w:space="0" w:color="auto"/>
+              <w:right w:val="single" w:sz="2" w:space="0" w:color="auto"/>
+            </w:tcBorders>
+            <w:tcMar>
+              <w:top w:w="60" w:type="dxa"/>
+              <w:left w:w="120" w:type="dxa"/>
+              <w:bottom w:w="30" w:type="dxa"/>
+              <w:right w:w="120" w:type="dxa"/>
+            </w:tcMar>
+            <w:hideMark/>
+          </w:tcPr>
+          <w:p>
+            <w:pPr>
               <w:ind w:firstLine="480"/>
-            </w:pPr>
-            <w:r>
-              <w:t>B/</w:t>
-            </w:r>
-            <w:proofErr w:type="spellStart"/>
-            <w:r>
-              <w:t>GPa</w:t>
-            </w:r>
-            <w:proofErr w:type="spellEnd"/>
-          </w:p>
-        </w:tc>
-        <w:tc>
-          <w:tcPr>
-            <w:tcW w:w="1659" w:type="dxa"/>
-          </w:tcPr>
-          <w:p>
-            <w:pPr>
-              <w:spacing w:line="240" w:lineRule="auto"/>
+              <w:rPr>
+                <w:rFonts w:ascii="Times New Roman" w:hAnsi="Times New Roman" w:cs="Times New Roman"/>
+              </w:rPr>
+            </w:pPr>
+            <w:r>
+              <w:rPr>
+                <w:rFonts w:ascii="Times New Roman" w:hAnsi="Times New Roman" w:cs="Times New Roman" w:hint="eastAsia"/>
+              </w:rPr>
+              <w:t>物理含义</w:t>
+            </w:r>
+          </w:p>
+        </w:tc>
+        <w:tc>
+          <w:tcPr>
+            <w:tcW w:w="2070" w:type="dxa"/>
+            <w:tcBorders>
+              <w:top w:val="single" w:sz="2" w:space="0" w:color="auto"/>
+              <w:left w:val="single" w:sz="2" w:space="0" w:color="auto"/>
+              <w:bottom w:val="single" w:sz="2" w:space="0" w:color="auto"/>
+              <w:right w:val="single" w:sz="2" w:space="0" w:color="auto"/>
+            </w:tcBorders>
+            <w:tcMar>
+              <w:top w:w="60" w:type="dxa"/>
+              <w:left w:w="120" w:type="dxa"/>
+              <w:bottom w:w="30" w:type="dxa"/>
+              <w:right w:w="120" w:type="dxa"/>
+            </w:tcMar>
+            <w:hideMark/>
+          </w:tcPr>
+          <w:p>
+            <w:pPr>
               <w:ind w:firstLine="480"/>
-            </w:pPr>
-            <w:r>
-              <w:rPr>
-                <w:rFonts w:hint="eastAsia"/>
-              </w:rPr>
-              <w:t>R1</w:t>
-            </w:r>
-          </w:p>
-        </w:tc>
-        <w:tc>
-          <w:tcPr>
-            <w:tcW w:w="1659" w:type="dxa"/>
-          </w:tcPr>
-          <w:p>
-            <w:pPr>
-              <w:spacing w:line="240" w:lineRule="auto"/>
+              <w:rPr>
+                <w:rFonts w:ascii="Times New Roman" w:hAnsi="Times New Roman" w:cs="Times New Roman"/>
+              </w:rPr>
+            </w:pPr>
+            <w:r>
+              <w:rPr>
+                <w:rFonts w:ascii="Times New Roman" w:hAnsi="Times New Roman" w:cs="Times New Roman" w:hint="eastAsia"/>
+              </w:rPr>
+              <w:t>数值</w:t>
+            </w:r>
+          </w:p>
+        </w:tc>
+        <w:tc>
+          <w:tcPr>
+            <w:tcW w:w="2070" w:type="dxa"/>
+            <w:tcBorders>
+              <w:top w:val="single" w:sz="2" w:space="0" w:color="auto"/>
+              <w:left w:val="single" w:sz="2" w:space="0" w:color="auto"/>
+              <w:bottom w:val="single" w:sz="2" w:space="0" w:color="auto"/>
+              <w:right w:val="single" w:sz="2" w:space="0" w:color="auto"/>
+            </w:tcBorders>
+            <w:tcMar>
+              <w:top w:w="60" w:type="dxa"/>
+              <w:left w:w="120" w:type="dxa"/>
+              <w:bottom w:w="30" w:type="dxa"/>
+              <w:right w:w="120" w:type="dxa"/>
+            </w:tcMar>
+            <w:hideMark/>
+          </w:tcPr>
+          <w:p>
+            <w:pPr>
               <w:ind w:firstLine="480"/>
-            </w:pPr>
-            <w:r>
-              <w:rPr>
-                <w:rFonts w:hint="eastAsia"/>
-              </w:rPr>
-              <w:t>R2</w:t>
-            </w:r>
-          </w:p>
-        </w:tc>
-        <w:tc>
-          <w:tcPr>
-            <w:tcW w:w="1660" w:type="dxa"/>
-          </w:tcPr>
-          <w:p>
-            <w:pPr>
-              <w:spacing w:line="240" w:lineRule="auto"/>
-              <w:ind w:firstLine="480"/>
-            </w:pPr>
-            <w:r>
-              <w:rPr>
-                <w:rFonts w:hint="eastAsia"/>
-              </w:rPr>
-              <w:t>w</w:t>
+              <w:rPr>
+                <w:rFonts w:ascii="Times New Roman" w:hAnsi="Times New Roman" w:cs="Times New Roman"/>
+              </w:rPr>
+            </w:pPr>
+            <w:r>
+              <w:rPr>
+                <w:rFonts w:ascii="Times New Roman" w:hAnsi="Times New Roman" w:cs="Times New Roman" w:hint="eastAsia"/>
+              </w:rPr>
+              <w:t>单位</w:t>
             </w:r>
           </w:p>
         </w:tc>
       </w:tr>
       <w:tr>
-        <w:tc>
-          <w:tcPr>
-            <w:tcW w:w="1659" w:type="dxa"/>
-          </w:tcPr>
-          <w:p>
-            <w:pPr>
-              <w:spacing w:line="240" w:lineRule="auto"/>
+        <w:trPr>
+          <w:jc w:val="center"/>
+        </w:trPr>
+        <w:tc>
+          <w:tcPr>
+            <w:tcW w:w="2070" w:type="dxa"/>
+            <w:tcBorders>
+              <w:top w:val="single" w:sz="2" w:space="0" w:color="auto"/>
+              <w:left w:val="single" w:sz="2" w:space="0" w:color="auto"/>
+              <w:bottom w:val="single" w:sz="2" w:space="0" w:color="auto"/>
+              <w:right w:val="single" w:sz="2" w:space="0" w:color="auto"/>
+            </w:tcBorders>
+            <w:tcMar>
+              <w:top w:w="60" w:type="dxa"/>
+              <w:left w:w="120" w:type="dxa"/>
+              <w:bottom w:w="30" w:type="dxa"/>
+              <w:right w:w="120" w:type="dxa"/>
+            </w:tcMar>
+            <w:hideMark/>
+          </w:tcPr>
+          <w:p>
+            <w:pPr>
               <w:ind w:firstLine="480"/>
-            </w:pPr>
-          </w:p>
-        </w:tc>
-        <w:tc>
-          <w:tcPr>
-            <w:tcW w:w="1659" w:type="dxa"/>
-          </w:tcPr>
-          <w:p>
-            <w:pPr>
-              <w:spacing w:line="240" w:lineRule="auto"/>
+              <w:jc w:val="center"/>
+              <w:rPr>
+                <w:rFonts w:ascii="Times New Roman" w:hAnsi="Times New Roman" w:cs="Times New Roman"/>
+              </w:rPr>
+            </w:pPr>
+            <m:oMathPara>
+              <m:oMathParaPr>
+                <m:jc m:val="left"/>
+              </m:oMathParaPr>
+              <m:oMath>
+                <m:r>
+                  <m:rPr>
+                    <m:sty m:val="p"/>
+                  </m:rPr>
+                  <w:rPr>
+                    <w:rFonts w:ascii="Cambria Math" w:hAnsi="Cambria Math" w:cs="Times New Roman"/>
+                  </w:rPr>
+                  <m:t>ρ</m:t>
+                </m:r>
+              </m:oMath>
+            </m:oMathPara>
+          </w:p>
+        </w:tc>
+        <w:tc>
+          <w:tcPr>
+            <w:tcW w:w="2070" w:type="dxa"/>
+            <w:tcBorders>
+              <w:top w:val="single" w:sz="2" w:space="0" w:color="auto"/>
+              <w:left w:val="single" w:sz="2" w:space="0" w:color="auto"/>
+              <w:bottom w:val="single" w:sz="2" w:space="0" w:color="auto"/>
+              <w:right w:val="single" w:sz="2" w:space="0" w:color="auto"/>
+            </w:tcBorders>
+            <w:tcMar>
+              <w:top w:w="60" w:type="dxa"/>
+              <w:left w:w="120" w:type="dxa"/>
+              <w:bottom w:w="30" w:type="dxa"/>
+              <w:right w:w="120" w:type="dxa"/>
+            </w:tcMar>
+            <w:hideMark/>
+          </w:tcPr>
+          <w:p>
+            <w:pPr>
+              <w:ind w:firstLineChars="0" w:firstLine="0"/>
+              <w:jc w:val="center"/>
+              <w:rPr>
+                <w:rFonts w:ascii="Times New Roman" w:hAnsi="Times New Roman" w:cs="Times New Roman"/>
+              </w:rPr>
+            </w:pPr>
+            <w:r>
+              <w:rPr>
+                <w:rFonts w:ascii="Times New Roman" w:hAnsi="Times New Roman" w:cs="Times New Roman" w:hint="eastAsia"/>
+              </w:rPr>
+              <w:t>壳体材料密度</w:t>
+            </w:r>
+          </w:p>
+        </w:tc>
+        <w:tc>
+          <w:tcPr>
+            <w:tcW w:w="2070" w:type="dxa"/>
+            <w:tcBorders>
+              <w:top w:val="single" w:sz="2" w:space="0" w:color="auto"/>
+              <w:left w:val="single" w:sz="2" w:space="0" w:color="auto"/>
+              <w:bottom w:val="single" w:sz="2" w:space="0" w:color="auto"/>
+              <w:right w:val="single" w:sz="2" w:space="0" w:color="auto"/>
+            </w:tcBorders>
+            <w:tcMar>
+              <w:top w:w="60" w:type="dxa"/>
+              <w:left w:w="120" w:type="dxa"/>
+              <w:bottom w:w="30" w:type="dxa"/>
+              <w:right w:w="120" w:type="dxa"/>
+            </w:tcMar>
+            <w:hideMark/>
+          </w:tcPr>
+          <w:p>
+            <w:pPr>
               <w:ind w:firstLine="480"/>
-            </w:pPr>
-          </w:p>
-        </w:tc>
-        <w:tc>
-          <w:tcPr>
-            <w:tcW w:w="1659" w:type="dxa"/>
-          </w:tcPr>
-          <w:p>
-            <w:pPr>
-              <w:spacing w:line="240" w:lineRule="auto"/>
+              <w:rPr>
+                <w:rFonts w:ascii="Times New Roman" w:hAnsi="Times New Roman" w:cs="Times New Roman"/>
+              </w:rPr>
+            </w:pPr>
+            <w:r>
+              <w:rPr>
+                <w:rFonts w:ascii="Times New Roman" w:hAnsi="Times New Roman" w:cs="Times New Roman"/>
+              </w:rPr>
+              <w:t>7850</w:t>
+            </w:r>
+          </w:p>
+        </w:tc>
+        <w:tc>
+          <w:tcPr>
+            <w:tcW w:w="2070" w:type="dxa"/>
+            <w:tcBorders>
+              <w:top w:val="single" w:sz="2" w:space="0" w:color="auto"/>
+              <w:left w:val="single" w:sz="2" w:space="0" w:color="auto"/>
+              <w:bottom w:val="single" w:sz="2" w:space="0" w:color="auto"/>
+              <w:right w:val="single" w:sz="2" w:space="0" w:color="auto"/>
+            </w:tcBorders>
+            <w:tcMar>
+              <w:top w:w="60" w:type="dxa"/>
+              <w:left w:w="120" w:type="dxa"/>
+              <w:bottom w:w="30" w:type="dxa"/>
+              <w:right w:w="120" w:type="dxa"/>
+            </w:tcMar>
+            <w:hideMark/>
+          </w:tcPr>
+          <w:p>
+            <w:pPr>
               <w:ind w:firstLine="480"/>
-            </w:pPr>
-          </w:p>
-        </w:tc>
-        <w:tc>
-          <w:tcPr>
-            <w:tcW w:w="1659" w:type="dxa"/>
-          </w:tcPr>
-          <w:p>
-            <w:pPr>
-              <w:spacing w:line="240" w:lineRule="auto"/>
+              <w:jc w:val="center"/>
+              <w:rPr>
+                <w:rFonts w:ascii="Times New Roman" w:hAnsi="Times New Roman" w:cs="Times New Roman"/>
+              </w:rPr>
+            </w:pPr>
+            <m:oMathPara>
+              <m:oMathParaPr>
+                <m:jc m:val="left"/>
+              </m:oMathParaPr>
+              <m:oMath>
+                <m:r>
+                  <m:rPr>
+                    <m:sty m:val="p"/>
+                  </m:rPr>
+                  <w:rPr>
+                    <w:rFonts w:ascii="Cambria Math" w:hAnsi="Cambria Math" w:cs="Times New Roman"/>
+                  </w:rPr>
+                  <m:t>kg</m:t>
+                </m:r>
+                <m:r>
+                  <w:rPr>
+                    <w:rFonts w:ascii="Cambria Math" w:hAnsi="Cambria Math" w:cs="Times New Roman"/>
+                  </w:rPr>
+                  <m:t>/</m:t>
+                </m:r>
+                <m:sSup>
+                  <m:sSupPr>
+                    <m:ctrlPr>
+                      <w:rPr>
+                        <w:rFonts w:ascii="Cambria Math" w:hAnsi="Cambria Math" w:cs="Times New Roman"/>
+                      </w:rPr>
+                    </m:ctrlPr>
+                  </m:sSupPr>
+                  <m:e>
+                    <m:r>
+                      <m:rPr>
+                        <m:sty m:val="p"/>
+                      </m:rPr>
+                      <w:rPr>
+                        <w:rFonts w:ascii="Cambria Math" w:hAnsi="Cambria Math" w:cs="Times New Roman"/>
+                      </w:rPr>
+                      <m:t>m</m:t>
+                    </m:r>
+                  </m:e>
+                  <m:sup>
+                    <m:r>
+                      <w:rPr>
+                        <w:rFonts w:ascii="Cambria Math" w:hAnsi="Cambria Math" w:cs="Times New Roman"/>
+                      </w:rPr>
+                      <m:t>3</m:t>
+                    </m:r>
+                  </m:sup>
+                </m:sSup>
+              </m:oMath>
+            </m:oMathPara>
+          </w:p>
+        </w:tc>
+      </w:tr>
+      <w:tr>
+        <w:trPr>
+          <w:jc w:val="center"/>
+        </w:trPr>
+        <w:tc>
+          <w:tcPr>
+            <w:tcW w:w="2070" w:type="dxa"/>
+            <w:tcBorders>
+              <w:top w:val="single" w:sz="2" w:space="0" w:color="auto"/>
+              <w:left w:val="single" w:sz="2" w:space="0" w:color="auto"/>
+              <w:bottom w:val="single" w:sz="2" w:space="0" w:color="auto"/>
+              <w:right w:val="single" w:sz="2" w:space="0" w:color="auto"/>
+            </w:tcBorders>
+            <w:tcMar>
+              <w:top w:w="60" w:type="dxa"/>
+              <w:left w:w="120" w:type="dxa"/>
+              <w:bottom w:w="30" w:type="dxa"/>
+              <w:right w:w="120" w:type="dxa"/>
+            </w:tcMar>
+            <w:hideMark/>
+          </w:tcPr>
+          <w:p>
+            <w:pPr>
               <w:ind w:firstLine="480"/>
-            </w:pPr>
-          </w:p>
-        </w:tc>
-        <w:tc>
-          <w:tcPr>
-            <w:tcW w:w="1660" w:type="dxa"/>
-          </w:tcPr>
-          <w:p>
-            <w:pPr>
-              <w:spacing w:line="240" w:lineRule="auto"/>
+              <w:jc w:val="center"/>
+              <w:rPr>
+                <w:rFonts w:ascii="Times New Roman" w:hAnsi="Times New Roman" w:cs="Times New Roman"/>
+              </w:rPr>
+            </w:pPr>
+            <m:oMathPara>
+              <m:oMathParaPr>
+                <m:jc m:val="left"/>
+              </m:oMathParaPr>
+              <m:oMath>
+                <m:r>
+                  <m:rPr>
+                    <m:sty m:val="p"/>
+                  </m:rPr>
+                  <w:rPr>
+                    <w:rFonts w:ascii="Cambria Math" w:hAnsi="Cambria Math" w:cs="Times New Roman"/>
+                  </w:rPr>
+                  <m:t>E</m:t>
+                </m:r>
+              </m:oMath>
+            </m:oMathPara>
+          </w:p>
+        </w:tc>
+        <w:tc>
+          <w:tcPr>
+            <w:tcW w:w="2070" w:type="dxa"/>
+            <w:tcBorders>
+              <w:top w:val="single" w:sz="2" w:space="0" w:color="auto"/>
+              <w:left w:val="single" w:sz="2" w:space="0" w:color="auto"/>
+              <w:bottom w:val="single" w:sz="2" w:space="0" w:color="auto"/>
+              <w:right w:val="single" w:sz="2" w:space="0" w:color="auto"/>
+            </w:tcBorders>
+            <w:tcMar>
+              <w:top w:w="60" w:type="dxa"/>
+              <w:left w:w="120" w:type="dxa"/>
+              <w:bottom w:w="30" w:type="dxa"/>
+              <w:right w:w="120" w:type="dxa"/>
+            </w:tcMar>
+            <w:hideMark/>
+          </w:tcPr>
+          <w:p>
+            <w:pPr>
+              <w:ind w:firstLineChars="0" w:firstLine="0"/>
+              <w:jc w:val="center"/>
+              <w:rPr>
+                <w:rFonts w:ascii="Times New Roman" w:hAnsi="Times New Roman" w:cs="Times New Roman"/>
+              </w:rPr>
+            </w:pPr>
+            <w:r>
+              <w:rPr>
+                <w:rFonts w:ascii="Times New Roman" w:hAnsi="Times New Roman" w:cs="Times New Roman" w:hint="eastAsia"/>
+              </w:rPr>
+              <w:t>弹性模量</w:t>
+            </w:r>
+          </w:p>
+        </w:tc>
+        <w:tc>
+          <w:tcPr>
+            <w:tcW w:w="2070" w:type="dxa"/>
+            <w:tcBorders>
+              <w:top w:val="single" w:sz="2" w:space="0" w:color="auto"/>
+              <w:left w:val="single" w:sz="2" w:space="0" w:color="auto"/>
+              <w:bottom w:val="single" w:sz="2" w:space="0" w:color="auto"/>
+              <w:right w:val="single" w:sz="2" w:space="0" w:color="auto"/>
+            </w:tcBorders>
+            <w:tcMar>
+              <w:top w:w="60" w:type="dxa"/>
+              <w:left w:w="120" w:type="dxa"/>
+              <w:bottom w:w="30" w:type="dxa"/>
+              <w:right w:w="120" w:type="dxa"/>
+            </w:tcMar>
+            <w:hideMark/>
+          </w:tcPr>
+          <w:p>
+            <w:pPr>
               <w:ind w:firstLine="480"/>
-            </w:pPr>
+              <w:rPr>
+                <w:rFonts w:ascii="Times New Roman" w:hAnsi="Times New Roman" w:cs="Times New Roman"/>
+              </w:rPr>
+            </w:pPr>
+            <w:r>
+              <w:rPr>
+                <w:rFonts w:ascii="Times New Roman" w:hAnsi="Times New Roman" w:cs="Times New Roman"/>
+              </w:rPr>
+              <w:t>206</w:t>
+            </w:r>
+          </w:p>
+        </w:tc>
+        <w:tc>
+          <w:tcPr>
+            <w:tcW w:w="2070" w:type="dxa"/>
+            <w:tcBorders>
+              <w:top w:val="single" w:sz="2" w:space="0" w:color="auto"/>
+              <w:left w:val="single" w:sz="2" w:space="0" w:color="auto"/>
+              <w:bottom w:val="single" w:sz="2" w:space="0" w:color="auto"/>
+              <w:right w:val="single" w:sz="2" w:space="0" w:color="auto"/>
+            </w:tcBorders>
+            <w:tcMar>
+              <w:top w:w="60" w:type="dxa"/>
+              <w:left w:w="120" w:type="dxa"/>
+              <w:bottom w:w="30" w:type="dxa"/>
+              <w:right w:w="120" w:type="dxa"/>
+            </w:tcMar>
+            <w:hideMark/>
+          </w:tcPr>
+          <w:p>
+            <w:pPr>
+              <w:ind w:firstLine="480"/>
+              <w:jc w:val="center"/>
+              <w:rPr>
+                <w:rFonts w:ascii="Times New Roman" w:hAnsi="Times New Roman" w:cs="Times New Roman"/>
+              </w:rPr>
+            </w:pPr>
+            <m:oMathPara>
+              <m:oMathParaPr>
+                <m:jc m:val="left"/>
+              </m:oMathParaPr>
+              <m:oMath>
+                <m:r>
+                  <m:rPr>
+                    <m:sty m:val="p"/>
+                  </m:rPr>
+                  <w:rPr>
+                    <w:rFonts w:ascii="Cambria Math" w:hAnsi="Cambria Math" w:cs="Times New Roman"/>
+                  </w:rPr>
+                  <m:t>GPa</m:t>
+                </m:r>
+              </m:oMath>
+            </m:oMathPara>
+          </w:p>
+        </w:tc>
+      </w:tr>
+      <w:tr>
+        <w:trPr>
+          <w:jc w:val="center"/>
+        </w:trPr>
+        <w:tc>
+          <w:tcPr>
+            <w:tcW w:w="2070" w:type="dxa"/>
+            <w:tcBorders>
+              <w:top w:val="single" w:sz="2" w:space="0" w:color="auto"/>
+              <w:left w:val="single" w:sz="2" w:space="0" w:color="auto"/>
+              <w:bottom w:val="single" w:sz="2" w:space="0" w:color="auto"/>
+              <w:right w:val="single" w:sz="2" w:space="0" w:color="auto"/>
+            </w:tcBorders>
+            <w:tcMar>
+              <w:top w:w="60" w:type="dxa"/>
+              <w:left w:w="120" w:type="dxa"/>
+              <w:bottom w:w="30" w:type="dxa"/>
+              <w:right w:w="120" w:type="dxa"/>
+            </w:tcMar>
+            <w:hideMark/>
+          </w:tcPr>
+          <w:p>
+            <w:pPr>
+              <w:ind w:firstLine="480"/>
+              <w:jc w:val="center"/>
+              <w:rPr>
+                <w:rFonts w:ascii="Times New Roman" w:hAnsi="Times New Roman" w:cs="Times New Roman"/>
+              </w:rPr>
+            </w:pPr>
+            <m:oMathPara>
+              <m:oMathParaPr>
+                <m:jc m:val="left"/>
+              </m:oMathParaPr>
+              <m:oMath>
+                <m:r>
+                  <m:rPr>
+                    <m:sty m:val="p"/>
+                  </m:rPr>
+                  <w:rPr>
+                    <w:rFonts w:ascii="Cambria Math" w:hAnsi="Cambria Math" w:cs="Times New Roman"/>
+                  </w:rPr>
+                  <m:t>ν</m:t>
+                </m:r>
+              </m:oMath>
+            </m:oMathPara>
+          </w:p>
+        </w:tc>
+        <w:tc>
+          <w:tcPr>
+            <w:tcW w:w="2070" w:type="dxa"/>
+            <w:tcBorders>
+              <w:top w:val="single" w:sz="2" w:space="0" w:color="auto"/>
+              <w:left w:val="single" w:sz="2" w:space="0" w:color="auto"/>
+              <w:bottom w:val="single" w:sz="2" w:space="0" w:color="auto"/>
+              <w:right w:val="single" w:sz="2" w:space="0" w:color="auto"/>
+            </w:tcBorders>
+            <w:tcMar>
+              <w:top w:w="60" w:type="dxa"/>
+              <w:left w:w="120" w:type="dxa"/>
+              <w:bottom w:w="30" w:type="dxa"/>
+              <w:right w:w="120" w:type="dxa"/>
+            </w:tcMar>
+            <w:hideMark/>
+          </w:tcPr>
+          <w:p>
+            <w:pPr>
+              <w:ind w:firstLineChars="0" w:firstLine="0"/>
+              <w:jc w:val="center"/>
+              <w:rPr>
+                <w:rFonts w:ascii="Times New Roman" w:hAnsi="Times New Roman" w:cs="Times New Roman"/>
+              </w:rPr>
+            </w:pPr>
+            <w:r>
+              <w:rPr>
+                <w:rFonts w:ascii="Times New Roman" w:hAnsi="Times New Roman" w:cs="Times New Roman" w:hint="eastAsia"/>
+              </w:rPr>
+              <w:t>泊松比</w:t>
+            </w:r>
+          </w:p>
+        </w:tc>
+        <w:tc>
+          <w:tcPr>
+            <w:tcW w:w="2070" w:type="dxa"/>
+            <w:tcBorders>
+              <w:top w:val="single" w:sz="2" w:space="0" w:color="auto"/>
+              <w:left w:val="single" w:sz="2" w:space="0" w:color="auto"/>
+              <w:bottom w:val="single" w:sz="2" w:space="0" w:color="auto"/>
+              <w:right w:val="single" w:sz="2" w:space="0" w:color="auto"/>
+            </w:tcBorders>
+            <w:tcMar>
+              <w:top w:w="60" w:type="dxa"/>
+              <w:left w:w="120" w:type="dxa"/>
+              <w:bottom w:w="30" w:type="dxa"/>
+              <w:right w:w="120" w:type="dxa"/>
+            </w:tcMar>
+            <w:hideMark/>
+          </w:tcPr>
+          <w:p>
+            <w:pPr>
+              <w:ind w:firstLine="480"/>
+              <w:rPr>
+                <w:rFonts w:ascii="Times New Roman" w:hAnsi="Times New Roman" w:cs="Times New Roman"/>
+              </w:rPr>
+            </w:pPr>
+            <w:r>
+              <w:rPr>
+                <w:rFonts w:ascii="Times New Roman" w:hAnsi="Times New Roman" w:cs="Times New Roman"/>
+              </w:rPr>
+              <w:t>0.29</w:t>
+            </w:r>
+          </w:p>
+        </w:tc>
+        <w:tc>
+          <w:tcPr>
+            <w:tcW w:w="2070" w:type="dxa"/>
+            <w:tcBorders>
+              <w:top w:val="single" w:sz="2" w:space="0" w:color="auto"/>
+              <w:left w:val="single" w:sz="2" w:space="0" w:color="auto"/>
+              <w:bottom w:val="single" w:sz="2" w:space="0" w:color="auto"/>
+              <w:right w:val="single" w:sz="2" w:space="0" w:color="auto"/>
+            </w:tcBorders>
+            <w:tcMar>
+              <w:top w:w="60" w:type="dxa"/>
+              <w:left w:w="120" w:type="dxa"/>
+              <w:bottom w:w="30" w:type="dxa"/>
+              <w:right w:w="120" w:type="dxa"/>
+            </w:tcMar>
+            <w:hideMark/>
+          </w:tcPr>
+          <w:p>
+            <w:pPr>
+              <w:ind w:firstLineChars="0" w:firstLine="0"/>
+              <w:rPr>
+                <w:rFonts w:ascii="Times New Roman" w:hAnsi="Times New Roman" w:cs="Times New Roman"/>
+              </w:rPr>
+            </w:pPr>
+            <w:r>
+              <w:rPr>
+                <w:rFonts w:ascii="Times New Roman" w:hAnsi="Times New Roman" w:cs="Times New Roman"/>
+              </w:rPr>
+              <w:t>—</w:t>
+            </w:r>
+          </w:p>
+        </w:tc>
+      </w:tr>
+      <w:tr>
+        <w:trPr>
+          <w:jc w:val="center"/>
+        </w:trPr>
+        <w:tc>
+          <w:tcPr>
+            <w:tcW w:w="2070" w:type="dxa"/>
+            <w:tcBorders>
+              <w:top w:val="single" w:sz="2" w:space="0" w:color="auto"/>
+              <w:left w:val="single" w:sz="2" w:space="0" w:color="auto"/>
+              <w:bottom w:val="single" w:sz="2" w:space="0" w:color="auto"/>
+              <w:right w:val="single" w:sz="2" w:space="0" w:color="auto"/>
+            </w:tcBorders>
+            <w:tcMar>
+              <w:top w:w="60" w:type="dxa"/>
+              <w:left w:w="120" w:type="dxa"/>
+              <w:bottom w:w="30" w:type="dxa"/>
+              <w:right w:w="120" w:type="dxa"/>
+            </w:tcMar>
+            <w:hideMark/>
+          </w:tcPr>
+          <w:p>
+            <w:pPr>
+              <w:ind w:firstLine="480"/>
+              <w:jc w:val="center"/>
+              <w:rPr>
+                <w:rFonts w:ascii="Times New Roman" w:hAnsi="Times New Roman" w:cs="Times New Roman"/>
+              </w:rPr>
+            </w:pPr>
+            <m:oMathPara>
+              <m:oMathParaPr>
+                <m:jc m:val="left"/>
+              </m:oMathParaPr>
+              <m:oMath>
+                <m:sSub>
+                  <m:sSubPr>
+                    <m:ctrlPr>
+                      <w:rPr>
+                        <w:rFonts w:ascii="Cambria Math" w:hAnsi="Cambria Math" w:cs="Times New Roman"/>
+                      </w:rPr>
+                    </m:ctrlPr>
+                  </m:sSubPr>
+                  <m:e>
+                    <m:r>
+                      <m:rPr>
+                        <m:sty m:val="p"/>
+                      </m:rPr>
+                      <w:rPr>
+                        <w:rFonts w:ascii="Cambria Math" w:hAnsi="Cambria Math" w:cs="Times New Roman"/>
+                      </w:rPr>
+                      <m:t>σ</m:t>
+                    </m:r>
+                  </m:e>
+                  <m:sub>
+                    <m:r>
+                      <m:rPr>
+                        <m:sty m:val="p"/>
+                      </m:rPr>
+                      <w:rPr>
+                        <w:rFonts w:ascii="Cambria Math" w:hAnsi="Cambria Math" w:cs="Times New Roman"/>
+                      </w:rPr>
+                      <m:t>y</m:t>
+                    </m:r>
+                  </m:sub>
+                </m:sSub>
+              </m:oMath>
+            </m:oMathPara>
+          </w:p>
+        </w:tc>
+        <w:tc>
+          <w:tcPr>
+            <w:tcW w:w="2070" w:type="dxa"/>
+            <w:tcBorders>
+              <w:top w:val="single" w:sz="2" w:space="0" w:color="auto"/>
+              <w:left w:val="single" w:sz="2" w:space="0" w:color="auto"/>
+              <w:bottom w:val="single" w:sz="2" w:space="0" w:color="auto"/>
+              <w:right w:val="single" w:sz="2" w:space="0" w:color="auto"/>
+            </w:tcBorders>
+            <w:tcMar>
+              <w:top w:w="60" w:type="dxa"/>
+              <w:left w:w="120" w:type="dxa"/>
+              <w:bottom w:w="30" w:type="dxa"/>
+              <w:right w:w="120" w:type="dxa"/>
+            </w:tcMar>
+            <w:hideMark/>
+          </w:tcPr>
+          <w:p>
+            <w:pPr>
+              <w:ind w:firstLineChars="0" w:firstLine="0"/>
+              <w:jc w:val="center"/>
+              <w:rPr>
+                <w:rFonts w:ascii="Times New Roman" w:hAnsi="Times New Roman" w:cs="Times New Roman"/>
+              </w:rPr>
+            </w:pPr>
+            <w:r>
+              <w:rPr>
+                <w:rFonts w:ascii="Times New Roman" w:hAnsi="Times New Roman" w:cs="Times New Roman" w:hint="eastAsia"/>
+              </w:rPr>
+              <w:t>初始屈服强度</w:t>
+            </w:r>
+          </w:p>
+        </w:tc>
+        <w:tc>
+          <w:tcPr>
+            <w:tcW w:w="2070" w:type="dxa"/>
+            <w:tcBorders>
+              <w:top w:val="single" w:sz="2" w:space="0" w:color="auto"/>
+              <w:left w:val="single" w:sz="2" w:space="0" w:color="auto"/>
+              <w:bottom w:val="single" w:sz="2" w:space="0" w:color="auto"/>
+              <w:right w:val="single" w:sz="2" w:space="0" w:color="auto"/>
+            </w:tcBorders>
+            <w:tcMar>
+              <w:top w:w="60" w:type="dxa"/>
+              <w:left w:w="120" w:type="dxa"/>
+              <w:bottom w:w="30" w:type="dxa"/>
+              <w:right w:w="120" w:type="dxa"/>
+            </w:tcMar>
+            <w:hideMark/>
+          </w:tcPr>
+          <w:p>
+            <w:pPr>
+              <w:ind w:firstLine="480"/>
+              <w:rPr>
+                <w:rFonts w:ascii="Times New Roman" w:hAnsi="Times New Roman" w:cs="Times New Roman"/>
+              </w:rPr>
+            </w:pPr>
+            <w:r>
+              <w:rPr>
+                <w:rFonts w:ascii="Times New Roman" w:hAnsi="Times New Roman" w:cs="Times New Roman"/>
+              </w:rPr>
+              <w:t>350</w:t>
+            </w:r>
+          </w:p>
+        </w:tc>
+        <w:tc>
+          <w:tcPr>
+            <w:tcW w:w="2070" w:type="dxa"/>
+            <w:tcBorders>
+              <w:top w:val="single" w:sz="2" w:space="0" w:color="auto"/>
+              <w:left w:val="single" w:sz="2" w:space="0" w:color="auto"/>
+              <w:bottom w:val="single" w:sz="2" w:space="0" w:color="auto"/>
+              <w:right w:val="single" w:sz="2" w:space="0" w:color="auto"/>
+            </w:tcBorders>
+            <w:tcMar>
+              <w:top w:w="60" w:type="dxa"/>
+              <w:left w:w="120" w:type="dxa"/>
+              <w:bottom w:w="30" w:type="dxa"/>
+              <w:right w:w="120" w:type="dxa"/>
+            </w:tcMar>
+            <w:hideMark/>
+          </w:tcPr>
+          <w:p>
+            <w:pPr>
+              <w:ind w:firstLine="480"/>
+              <w:jc w:val="center"/>
+              <w:rPr>
+                <w:rFonts w:ascii="Times New Roman" w:hAnsi="Times New Roman" w:cs="Times New Roman"/>
+              </w:rPr>
+            </w:pPr>
+            <m:oMathPara>
+              <m:oMathParaPr>
+                <m:jc m:val="left"/>
+              </m:oMathParaPr>
+              <m:oMath>
+                <m:r>
+                  <m:rPr>
+                    <m:sty m:val="p"/>
+                  </m:rPr>
+                  <w:rPr>
+                    <w:rFonts w:ascii="Cambria Math" w:hAnsi="Cambria Math" w:cs="Times New Roman"/>
+                  </w:rPr>
+                  <m:t>MPa</m:t>
+                </m:r>
+              </m:oMath>
+            </m:oMathPara>
+          </w:p>
+        </w:tc>
+      </w:tr>
+      <w:tr>
+        <w:trPr>
+          <w:jc w:val="center"/>
+        </w:trPr>
+        <w:tc>
+          <w:tcPr>
+            <w:tcW w:w="2070" w:type="dxa"/>
+            <w:tcBorders>
+              <w:top w:val="single" w:sz="2" w:space="0" w:color="auto"/>
+              <w:left w:val="single" w:sz="2" w:space="0" w:color="auto"/>
+              <w:bottom w:val="single" w:sz="2" w:space="0" w:color="auto"/>
+              <w:right w:val="single" w:sz="2" w:space="0" w:color="auto"/>
+            </w:tcBorders>
+            <w:tcMar>
+              <w:top w:w="60" w:type="dxa"/>
+              <w:left w:w="120" w:type="dxa"/>
+              <w:bottom w:w="30" w:type="dxa"/>
+              <w:right w:w="120" w:type="dxa"/>
+            </w:tcMar>
+            <w:hideMark/>
+          </w:tcPr>
+          <w:p>
+            <w:pPr>
+              <w:ind w:firstLine="480"/>
+              <w:jc w:val="center"/>
+              <w:rPr>
+                <w:rFonts w:ascii="Times New Roman" w:hAnsi="Times New Roman" w:cs="Times New Roman"/>
+              </w:rPr>
+            </w:pPr>
+            <m:oMathPara>
+              <m:oMathParaPr>
+                <m:jc m:val="left"/>
+              </m:oMathParaPr>
+              <m:oMath>
+                <m:sSub>
+                  <m:sSubPr>
+                    <m:ctrlPr>
+                      <w:rPr>
+                        <w:rFonts w:ascii="Cambria Math" w:hAnsi="Cambria Math" w:cs="Times New Roman"/>
+                      </w:rPr>
+                    </m:ctrlPr>
+                  </m:sSubPr>
+                  <m:e>
+                    <m:r>
+                      <m:rPr>
+                        <m:sty m:val="p"/>
+                      </m:rPr>
+                      <w:rPr>
+                        <w:rFonts w:ascii="Cambria Math" w:hAnsi="Cambria Math" w:cs="Times New Roman"/>
+                      </w:rPr>
+                      <m:t>E</m:t>
+                    </m:r>
+                  </m:e>
+                  <m:sub>
+                    <m:r>
+                      <m:rPr>
+                        <m:sty m:val="p"/>
+                      </m:rPr>
+                      <w:rPr>
+                        <w:rFonts w:ascii="Cambria Math" w:hAnsi="Cambria Math" w:cs="Times New Roman"/>
+                      </w:rPr>
+                      <m:t>p</m:t>
+                    </m:r>
+                  </m:sub>
+                </m:sSub>
+              </m:oMath>
+            </m:oMathPara>
+          </w:p>
+        </w:tc>
+        <w:tc>
+          <w:tcPr>
+            <w:tcW w:w="2070" w:type="dxa"/>
+            <w:tcBorders>
+              <w:top w:val="single" w:sz="2" w:space="0" w:color="auto"/>
+              <w:left w:val="single" w:sz="2" w:space="0" w:color="auto"/>
+              <w:bottom w:val="single" w:sz="2" w:space="0" w:color="auto"/>
+              <w:right w:val="single" w:sz="2" w:space="0" w:color="auto"/>
+            </w:tcBorders>
+            <w:tcMar>
+              <w:top w:w="60" w:type="dxa"/>
+              <w:left w:w="120" w:type="dxa"/>
+              <w:bottom w:w="30" w:type="dxa"/>
+              <w:right w:w="120" w:type="dxa"/>
+            </w:tcMar>
+            <w:hideMark/>
+          </w:tcPr>
+          <w:p>
+            <w:pPr>
+              <w:ind w:firstLineChars="0" w:firstLine="0"/>
+              <w:jc w:val="center"/>
+              <w:rPr>
+                <w:rFonts w:ascii="Times New Roman" w:hAnsi="Times New Roman" w:cs="Times New Roman"/>
+              </w:rPr>
+            </w:pPr>
+            <w:r>
+              <w:rPr>
+                <w:rFonts w:ascii="Times New Roman" w:hAnsi="Times New Roman" w:cs="Times New Roman" w:hint="eastAsia"/>
+              </w:rPr>
+              <w:t>塑性强化模量</w:t>
+            </w:r>
+          </w:p>
+        </w:tc>
+        <w:tc>
+          <w:tcPr>
+            <w:tcW w:w="2070" w:type="dxa"/>
+            <w:tcBorders>
+              <w:top w:val="single" w:sz="2" w:space="0" w:color="auto"/>
+              <w:left w:val="single" w:sz="2" w:space="0" w:color="auto"/>
+              <w:bottom w:val="single" w:sz="2" w:space="0" w:color="auto"/>
+              <w:right w:val="single" w:sz="2" w:space="0" w:color="auto"/>
+            </w:tcBorders>
+            <w:tcMar>
+              <w:top w:w="60" w:type="dxa"/>
+              <w:left w:w="120" w:type="dxa"/>
+              <w:bottom w:w="30" w:type="dxa"/>
+              <w:right w:w="120" w:type="dxa"/>
+            </w:tcMar>
+            <w:hideMark/>
+          </w:tcPr>
+          <w:p>
+            <w:pPr>
+              <w:ind w:firstLine="480"/>
+              <w:rPr>
+                <w:rFonts w:ascii="Times New Roman" w:hAnsi="Times New Roman" w:cs="Times New Roman"/>
+              </w:rPr>
+            </w:pPr>
+            <w:r>
+              <w:rPr>
+                <w:rFonts w:ascii="Times New Roman" w:hAnsi="Times New Roman" w:cs="Times New Roman"/>
+              </w:rPr>
+              <w:t>1200</w:t>
+            </w:r>
+          </w:p>
+        </w:tc>
+        <w:tc>
+          <w:tcPr>
+            <w:tcW w:w="2070" w:type="dxa"/>
+            <w:tcBorders>
+              <w:top w:val="single" w:sz="2" w:space="0" w:color="auto"/>
+              <w:left w:val="single" w:sz="2" w:space="0" w:color="auto"/>
+              <w:bottom w:val="single" w:sz="2" w:space="0" w:color="auto"/>
+              <w:right w:val="single" w:sz="2" w:space="0" w:color="auto"/>
+            </w:tcBorders>
+            <w:tcMar>
+              <w:top w:w="60" w:type="dxa"/>
+              <w:left w:w="120" w:type="dxa"/>
+              <w:bottom w:w="30" w:type="dxa"/>
+              <w:right w:w="120" w:type="dxa"/>
+            </w:tcMar>
+            <w:hideMark/>
+          </w:tcPr>
+          <w:p>
+            <w:pPr>
+              <w:ind w:firstLine="480"/>
+              <w:jc w:val="center"/>
+              <w:rPr>
+                <w:rFonts w:ascii="Times New Roman" w:hAnsi="Times New Roman" w:cs="Times New Roman"/>
+              </w:rPr>
+            </w:pPr>
+            <m:oMathPara>
+              <m:oMathParaPr>
+                <m:jc m:val="left"/>
+              </m:oMathParaPr>
+              <m:oMath>
+                <m:r>
+                  <m:rPr>
+                    <m:sty m:val="p"/>
+                  </m:rPr>
+                  <w:rPr>
+                    <w:rFonts w:ascii="Cambria Math" w:hAnsi="Cambria Math" w:cs="Times New Roman"/>
+                  </w:rPr>
+                  <m:t>MPa</m:t>
+                </m:r>
+              </m:oMath>
+            </m:oMathPara>
           </w:p>
         </w:tc>
       </w:tr>
     </w:tbl>
     <w:p>
       <w:pPr>
-        <w:ind w:firstLine="480"/>
+        <w:spacing w:line="360" w:lineRule="auto"/>
+        <w:ind w:firstLine="482"/>
+        <w:rPr>
+          <w:rFonts w:ascii="Times New Roman" w:hAnsi="Times New Roman" w:cs="Times New Roman"/>
+        </w:rPr>
       </w:pPr>
-      <w:r>
-        <w:t>推进剂</w:t>
-      </w:r>
-      <w:r>
-        <w:t xml:space="preserve">Lee-Tarver </w:t>
-      </w:r>
-      <w:r>
-        <w:t>点火增长模型参数如表</w:t>
-      </w:r>
-      <w:r>
+      <w:bookmarkStart w:id="1" w:name="heading_3"/>
+      <w:r>
+        <w:rPr>
+          <w:rFonts w:ascii="Times New Roman" w:hAnsi="Times New Roman" w:cs="Times New Roman" w:hint="eastAsia"/>
+          <w:b/>
+        </w:rPr>
+        <w:t>（</w:t>
+      </w:r>
+      <w:r>
+        <w:rPr>
+          <w:rFonts w:ascii="Times New Roman" w:hAnsi="Times New Roman" w:cs="Times New Roman"/>
+          <w:b/>
+        </w:rPr>
         <w:t>2</w:t>
       </w:r>
       <w:r>
-        <w:t>和表</w:t>
-      </w:r>
-      <w:r>
-        <w:t>3</w:t>
-      </w:r>
-      <w:r>
-        <w:t>所示</w:t>
-      </w:r>
-      <w:r>
-        <w:t>:</w:t>
-      </w:r>
+        <w:rPr>
+          <w:rFonts w:ascii="Times New Roman" w:hAnsi="Times New Roman" w:cs="Times New Roman" w:hint="eastAsia"/>
+          <w:b/>
+        </w:rPr>
+        <w:t>）</w:t>
+      </w:r>
+      <w:proofErr w:type="gramStart"/>
+      <w:r>
+        <w:rPr>
+          <w:rFonts w:ascii="Times New Roman" w:hAnsi="Times New Roman" w:cs="Times New Roman" w:hint="eastAsia"/>
+          <w:b/>
+        </w:rPr>
+        <w:t>热本构控制</w:t>
+      </w:r>
+      <w:proofErr w:type="gramEnd"/>
+      <w:r>
+        <w:rPr>
+          <w:rFonts w:ascii="Times New Roman" w:hAnsi="Times New Roman" w:cs="Times New Roman" w:hint="eastAsia"/>
+          <w:b/>
+        </w:rPr>
+        <w:t>方程</w:t>
+      </w:r>
+      <w:bookmarkEnd w:id="1"/>
     </w:p>
     <w:p>
       <w:pPr>
+        <w:spacing w:line="360" w:lineRule="auto"/>
+        <w:ind w:firstLine="480"/>
+        <w:rPr>
+          <w:rFonts w:ascii="Times New Roman" w:hAnsi="Times New Roman" w:cs="Times New Roman"/>
+        </w:rPr>
+      </w:pPr>
+      <w:r>
+        <w:rPr>
+          <w:rFonts w:ascii="Times New Roman" w:hAnsi="Times New Roman" w:cs="Times New Roman" w:hint="eastAsia"/>
+        </w:rPr>
+        <w:t>热场采用瞬态热传导方程，基于力学</w:t>
+      </w:r>
+      <w:r>
+        <w:rPr>
+          <w:rFonts w:ascii="Times New Roman" w:hAnsi="Times New Roman" w:cs="Times New Roman"/>
+        </w:rPr>
+        <w:t>-</w:t>
+      </w:r>
+      <w:r>
+        <w:rPr>
+          <w:rFonts w:ascii="Times New Roman" w:hAnsi="Times New Roman" w:cs="Times New Roman" w:hint="eastAsia"/>
+        </w:rPr>
+        <w:t>热单向耦合原理，将结构塑性耗散功转化为内生热源，跌落瞬时工况忽略对流、辐射散热，热物性参数取常温恒定值。完整控制方程组如下：</w:t>
+      </w:r>
+    </w:p>
+    <w:p>
+      <w:pPr>
+        <w:spacing w:line="360" w:lineRule="auto"/>
+        <w:ind w:firstLine="480"/>
+        <w:rPr>
+          <w:rFonts w:ascii="Times New Roman" w:hAnsi="Times New Roman" w:cs="Times New Roman"/>
+        </w:rPr>
+      </w:pPr>
+      <w:r>
+        <w:rPr>
+          <w:rFonts w:ascii="Times New Roman" w:hAnsi="Times New Roman" w:cs="Times New Roman" w:hint="eastAsia"/>
+        </w:rPr>
+        <w:t>瞬态热传导控制方程：</w:t>
+      </w:r>
+      <m:oMath>
+        <m:r>
+          <w:rPr>
+            <w:rFonts w:ascii="Cambria Math" w:hAnsi="Cambria Math" w:cs="Times New Roman"/>
+          </w:rPr>
+          <m:t>ρ</m:t>
+        </m:r>
+        <m:sSub>
+          <m:sSubPr>
+            <m:ctrlPr>
+              <w:rPr>
+                <w:rFonts w:ascii="Cambria Math" w:hAnsi="Cambria Math" w:cs="Times New Roman"/>
+              </w:rPr>
+            </m:ctrlPr>
+          </m:sSubPr>
+          <m:e>
+            <m:r>
+              <w:rPr>
+                <w:rFonts w:ascii="Cambria Math" w:hAnsi="Cambria Math" w:cs="Times New Roman"/>
+              </w:rPr>
+              <m:t>c</m:t>
+            </m:r>
+          </m:e>
+          <m:sub>
+            <m:r>
+              <w:rPr>
+                <w:rFonts w:ascii="Cambria Math" w:hAnsi="Cambria Math" w:cs="Times New Roman"/>
+              </w:rPr>
+              <m:t>p</m:t>
+            </m:r>
+          </m:sub>
+        </m:sSub>
+        <m:f>
+          <m:fPr>
+            <m:ctrlPr>
+              <w:rPr>
+                <w:rFonts w:ascii="Cambria Math" w:hAnsi="Cambria Math" w:cs="Times New Roman"/>
+              </w:rPr>
+            </m:ctrlPr>
+          </m:fPr>
+          <m:num>
+            <m:r>
+              <w:rPr>
+                <w:rFonts w:ascii="Cambria Math" w:hAnsi="Cambria Math" w:cs="Times New Roman"/>
+              </w:rPr>
+              <m:t>∂T</m:t>
+            </m:r>
+          </m:num>
+          <m:den>
+            <m:r>
+              <w:rPr>
+                <w:rFonts w:ascii="Cambria Math" w:hAnsi="Cambria Math" w:cs="Times New Roman"/>
+              </w:rPr>
+              <m:t>∂t</m:t>
+            </m:r>
+          </m:den>
+        </m:f>
+        <m:r>
+          <w:rPr>
+            <w:rFonts w:ascii="Cambria Math" w:hAnsi="Cambria Math" w:cs="Times New Roman"/>
+          </w:rPr>
+          <m:t>=</m:t>
+        </m:r>
+        <m:r>
+          <m:rPr>
+            <m:sty m:val="p"/>
+          </m:rPr>
+          <w:rPr>
+            <w:rFonts w:ascii="Cambria Math" w:hAnsi="Cambria Math" w:cs="Times New Roman"/>
+          </w:rPr>
+          <m:t>∇</m:t>
+        </m:r>
+        <m:r>
+          <w:rPr>
+            <w:rFonts w:ascii="Cambria Math" w:hAnsi="Cambria Math" w:cs="Times New Roman"/>
+          </w:rPr>
+          <m:t>⋅</m:t>
+        </m:r>
+        <m:d>
+          <m:dPr>
+            <m:ctrlPr>
+              <w:rPr>
+                <w:rFonts w:ascii="Cambria Math" w:hAnsi="Cambria Math" w:cs="Times New Roman"/>
+              </w:rPr>
+            </m:ctrlPr>
+          </m:dPr>
+          <m:e>
+            <m:r>
+              <w:rPr>
+                <w:rFonts w:ascii="Cambria Math" w:hAnsi="Cambria Math" w:cs="Times New Roman"/>
+              </w:rPr>
+              <m:t>λ∇T</m:t>
+            </m:r>
+          </m:e>
+        </m:d>
+        <m:r>
+          <w:rPr>
+            <w:rFonts w:ascii="Cambria Math" w:hAnsi="Cambria Math" w:cs="Times New Roman"/>
+          </w:rPr>
+          <m:t>+</m:t>
+        </m:r>
+        <m:limUpp>
+          <m:limUppPr>
+            <m:ctrlPr>
+              <w:rPr>
+                <w:rFonts w:ascii="Cambria Math" w:hAnsi="Cambria Math" w:cs="Times New Roman"/>
+              </w:rPr>
+            </m:ctrlPr>
+          </m:limUppPr>
+          <m:e>
+            <m:r>
+              <w:rPr>
+                <w:rFonts w:ascii="Cambria Math" w:hAnsi="Cambria Math" w:cs="Times New Roman"/>
+              </w:rPr>
+              <m:t>Q</m:t>
+            </m:r>
+          </m:e>
+          <m:lim>
+            <m:r>
+              <w:rPr>
+                <w:rFonts w:ascii="Cambria Math" w:hAnsi="Cambria Math" w:cs="Times New Roman"/>
+              </w:rPr>
+              <m:t>˙</m:t>
+            </m:r>
+          </m:lim>
+        </m:limUpp>
+      </m:oMath>
+    </w:p>
+    <w:p>
+      <w:pPr>
+        <w:spacing w:line="360" w:lineRule="auto"/>
+        <w:ind w:firstLine="480"/>
+        <w:rPr>
+          <w:rFonts w:ascii="Times New Roman" w:hAnsi="Times New Roman" w:cs="Times New Roman"/>
+        </w:rPr>
+      </w:pPr>
+      <w:proofErr w:type="gramStart"/>
+      <w:r>
+        <w:rPr>
+          <w:rFonts w:ascii="Times New Roman" w:hAnsi="Times New Roman" w:cs="Times New Roman" w:hint="eastAsia"/>
+        </w:rPr>
+        <w:t>塑性功内生</w:t>
+      </w:r>
+      <w:proofErr w:type="gramEnd"/>
+      <w:r>
+        <w:rPr>
+          <w:rFonts w:ascii="Times New Roman" w:hAnsi="Times New Roman" w:cs="Times New Roman" w:hint="eastAsia"/>
+        </w:rPr>
+        <w:t>热源转化方程：</w:t>
+      </w:r>
+      <m:oMath>
+        <m:limUpp>
+          <m:limUppPr>
+            <m:ctrlPr>
+              <w:rPr>
+                <w:rFonts w:ascii="Cambria Math" w:hAnsi="Cambria Math" w:cs="Times New Roman"/>
+              </w:rPr>
+            </m:ctrlPr>
+          </m:limUppPr>
+          <m:e>
+            <m:r>
+              <w:rPr>
+                <w:rFonts w:ascii="Cambria Math" w:hAnsi="Cambria Math" w:cs="Times New Roman"/>
+              </w:rPr>
+              <m:t>Q</m:t>
+            </m:r>
+          </m:e>
+          <m:lim>
+            <m:r>
+              <w:rPr>
+                <w:rFonts w:ascii="Cambria Math" w:hAnsi="Cambria Math" w:cs="Times New Roman"/>
+              </w:rPr>
+              <m:t>˙</m:t>
+            </m:r>
+          </m:lim>
+        </m:limUpp>
+        <m:r>
+          <w:rPr>
+            <w:rFonts w:ascii="Cambria Math" w:hAnsi="Cambria Math" w:cs="Times New Roman"/>
+          </w:rPr>
+          <m:t>=β</m:t>
+        </m:r>
+        <m:sSub>
+          <m:sSubPr>
+            <m:ctrlPr>
+              <w:rPr>
+                <w:rFonts w:ascii="Cambria Math" w:hAnsi="Cambria Math" w:cs="Times New Roman"/>
+              </w:rPr>
+            </m:ctrlPr>
+          </m:sSubPr>
+          <m:e>
+            <m:limUpp>
+              <m:limUppPr>
+                <m:ctrlPr>
+                  <w:rPr>
+                    <w:rFonts w:ascii="Cambria Math" w:hAnsi="Cambria Math" w:cs="Times New Roman"/>
+                  </w:rPr>
+                </m:ctrlPr>
+              </m:limUppPr>
+              <m:e>
+                <m:r>
+                  <w:rPr>
+                    <w:rFonts w:ascii="Cambria Math" w:hAnsi="Cambria Math" w:cs="Times New Roman"/>
+                  </w:rPr>
+                  <m:t>W</m:t>
+                </m:r>
+              </m:e>
+              <m:lim>
+                <m:r>
+                  <w:rPr>
+                    <w:rFonts w:ascii="Cambria Math" w:hAnsi="Cambria Math" w:cs="Times New Roman"/>
+                  </w:rPr>
+                  <m:t>˙</m:t>
+                </m:r>
+              </m:lim>
+            </m:limUpp>
+          </m:e>
+          <m:sub>
+            <m:r>
+              <w:rPr>
+                <w:rFonts w:ascii="Cambria Math" w:hAnsi="Cambria Math" w:cs="Times New Roman"/>
+              </w:rPr>
+              <m:t>p</m:t>
+            </m:r>
+          </m:sub>
+        </m:sSub>
+      </m:oMath>
+    </w:p>
+    <w:p>
+      <w:pPr>
+        <w:spacing w:line="360" w:lineRule="auto"/>
+        <w:ind w:firstLine="480"/>
+        <w:rPr>
+          <w:rFonts w:ascii="Times New Roman" w:hAnsi="Times New Roman" w:cs="Times New Roman"/>
+        </w:rPr>
+      </w:pPr>
+      <m:oMath>
+        <m:r>
+          <w:rPr>
+            <w:rFonts w:ascii="Cambria Math" w:hAnsi="Cambria Math" w:cs="Times New Roman"/>
+          </w:rPr>
+          <m:t>ρ</m:t>
+        </m:r>
+      </m:oMath>
+      <w:r>
+        <w:rPr>
+          <w:rFonts w:ascii="Times New Roman" w:hAnsi="Times New Roman" w:cs="Times New Roman"/>
+        </w:rPr>
+        <w:t xml:space="preserve"> </w:t>
+      </w:r>
+      <w:r>
+        <w:rPr>
+          <w:rFonts w:ascii="Times New Roman" w:hAnsi="Times New Roman" w:cs="Times New Roman" w:hint="eastAsia"/>
+        </w:rPr>
+        <w:t>为材料密度；</w:t>
+      </w:r>
+      <m:oMath>
+        <m:sSub>
+          <m:sSubPr>
+            <m:ctrlPr>
+              <w:rPr>
+                <w:rFonts w:ascii="Cambria Math" w:hAnsi="Cambria Math" w:cs="Times New Roman"/>
+              </w:rPr>
+            </m:ctrlPr>
+          </m:sSubPr>
+          <m:e>
+            <m:r>
+              <w:rPr>
+                <w:rFonts w:ascii="Cambria Math" w:hAnsi="Cambria Math" w:cs="Times New Roman"/>
+              </w:rPr>
+              <m:t>c</m:t>
+            </m:r>
+          </m:e>
+          <m:sub>
+            <m:r>
+              <w:rPr>
+                <w:rFonts w:ascii="Cambria Math" w:hAnsi="Cambria Math" w:cs="Times New Roman"/>
+              </w:rPr>
+              <m:t>p</m:t>
+            </m:r>
+          </m:sub>
+        </m:sSub>
+      </m:oMath>
+      <w:r>
+        <w:rPr>
+          <w:rFonts w:ascii="Times New Roman" w:hAnsi="Times New Roman" w:cs="Times New Roman"/>
+        </w:rPr>
+        <w:t xml:space="preserve"> </w:t>
+      </w:r>
+      <w:r>
+        <w:rPr>
+          <w:rFonts w:ascii="Times New Roman" w:hAnsi="Times New Roman" w:cs="Times New Roman" w:hint="eastAsia"/>
+        </w:rPr>
+        <w:t>为定压比热容；</w:t>
+      </w:r>
+      <m:oMath>
+        <m:r>
+          <w:rPr>
+            <w:rFonts w:ascii="Cambria Math" w:hAnsi="Cambria Math" w:cs="Times New Roman"/>
+          </w:rPr>
+          <m:t>T</m:t>
+        </m:r>
+      </m:oMath>
+      <w:r>
+        <w:rPr>
+          <w:rFonts w:ascii="Times New Roman" w:hAnsi="Times New Roman" w:cs="Times New Roman"/>
+        </w:rPr>
+        <w:t xml:space="preserve"> </w:t>
+      </w:r>
+      <w:r>
+        <w:rPr>
+          <w:rFonts w:ascii="Times New Roman" w:hAnsi="Times New Roman" w:cs="Times New Roman" w:hint="eastAsia"/>
+        </w:rPr>
+        <w:t>为瞬时温度；</w:t>
+      </w:r>
+      <m:oMath>
+        <m:r>
+          <w:rPr>
+            <w:rFonts w:ascii="Cambria Math" w:hAnsi="Cambria Math" w:cs="Times New Roman"/>
+          </w:rPr>
+          <m:t>t</m:t>
+        </m:r>
+      </m:oMath>
+      <w:r>
+        <w:rPr>
+          <w:rFonts w:ascii="Times New Roman" w:hAnsi="Times New Roman" w:cs="Times New Roman"/>
+        </w:rPr>
+        <w:t xml:space="preserve"> </w:t>
+      </w:r>
+      <w:r>
+        <w:rPr>
+          <w:rFonts w:ascii="Times New Roman" w:hAnsi="Times New Roman" w:cs="Times New Roman" w:hint="eastAsia"/>
+        </w:rPr>
+        <w:t>为求解时间；</w:t>
+      </w:r>
+      <m:oMath>
+        <m:r>
+          <w:rPr>
+            <w:rFonts w:ascii="Cambria Math" w:hAnsi="Cambria Math" w:cs="Times New Roman"/>
+          </w:rPr>
+          <m:t>λ</m:t>
+        </m:r>
+      </m:oMath>
+      <w:r>
+        <w:rPr>
+          <w:rFonts w:ascii="Times New Roman" w:hAnsi="Times New Roman" w:cs="Times New Roman"/>
+        </w:rPr>
+        <w:t xml:space="preserve"> </w:t>
+      </w:r>
+      <w:r>
+        <w:rPr>
+          <w:rFonts w:ascii="Times New Roman" w:hAnsi="Times New Roman" w:cs="Times New Roman" w:hint="eastAsia"/>
+        </w:rPr>
+        <w:t>为材料导热系数；</w:t>
+      </w:r>
+      <m:oMath>
+        <m:r>
+          <m:rPr>
+            <m:sty m:val="p"/>
+          </m:rPr>
+          <w:rPr>
+            <w:rFonts w:ascii="Cambria Math" w:hAnsi="Cambria Math" w:cs="Times New Roman"/>
+          </w:rPr>
+          <m:t>∇</m:t>
+        </m:r>
+      </m:oMath>
+      <w:r>
+        <w:rPr>
+          <w:rFonts w:ascii="Times New Roman" w:hAnsi="Times New Roman" w:cs="Times New Roman"/>
+        </w:rPr>
+        <w:t xml:space="preserve"> </w:t>
+      </w:r>
+      <w:r>
+        <w:rPr>
+          <w:rFonts w:ascii="Times New Roman" w:hAnsi="Times New Roman" w:cs="Times New Roman" w:hint="eastAsia"/>
+        </w:rPr>
+        <w:t>为哈密顿微分算子；</w:t>
+      </w:r>
+      <m:oMath>
+        <m:limUpp>
+          <m:limUppPr>
+            <m:ctrlPr>
+              <w:rPr>
+                <w:rFonts w:ascii="Cambria Math" w:hAnsi="Cambria Math" w:cs="Times New Roman"/>
+              </w:rPr>
+            </m:ctrlPr>
+          </m:limUppPr>
+          <m:e>
+            <m:r>
+              <w:rPr>
+                <w:rFonts w:ascii="Cambria Math" w:hAnsi="Cambria Math" w:cs="Times New Roman"/>
+              </w:rPr>
+              <m:t>Q</m:t>
+            </m:r>
+          </m:e>
+          <m:lim>
+            <m:r>
+              <w:rPr>
+                <w:rFonts w:ascii="Cambria Math" w:hAnsi="Cambria Math" w:cs="Times New Roman"/>
+              </w:rPr>
+              <m:t>˙</m:t>
+            </m:r>
+          </m:lim>
+        </m:limUpp>
+      </m:oMath>
+      <w:r>
+        <w:rPr>
+          <w:rFonts w:ascii="Times New Roman" w:hAnsi="Times New Roman" w:cs="Times New Roman"/>
+        </w:rPr>
+        <w:t xml:space="preserve"> </w:t>
+      </w:r>
+      <w:r>
+        <w:rPr>
+          <w:rFonts w:ascii="Times New Roman" w:hAnsi="Times New Roman" w:cs="Times New Roman" w:hint="eastAsia"/>
+        </w:rPr>
+        <w:t>为体积内生热源密度；</w:t>
+      </w:r>
+      <m:oMath>
+        <m:r>
+          <w:rPr>
+            <w:rFonts w:ascii="Cambria Math" w:hAnsi="Cambria Math" w:cs="Times New Roman"/>
+          </w:rPr>
+          <m:t>β</m:t>
+        </m:r>
+      </m:oMath>
+      <w:r>
+        <w:rPr>
+          <w:rFonts w:ascii="Times New Roman" w:hAnsi="Times New Roman" w:cs="Times New Roman"/>
+        </w:rPr>
+        <w:t xml:space="preserve"> </w:t>
+      </w:r>
+      <w:r>
+        <w:rPr>
+          <w:rFonts w:ascii="Times New Roman" w:hAnsi="Times New Roman" w:cs="Times New Roman" w:hint="eastAsia"/>
+        </w:rPr>
+        <w:t>为塑性功</w:t>
+      </w:r>
+      <w:r>
+        <w:rPr>
+          <w:rFonts w:ascii="Times New Roman" w:hAnsi="Times New Roman" w:cs="Times New Roman"/>
+        </w:rPr>
+        <w:t>-</w:t>
+      </w:r>
+      <w:r>
+        <w:rPr>
+          <w:rFonts w:ascii="Times New Roman" w:hAnsi="Times New Roman" w:cs="Times New Roman" w:hint="eastAsia"/>
+        </w:rPr>
+        <w:t>热转化系数；</w:t>
+      </w:r>
+      <m:oMath>
+        <m:sSub>
+          <m:sSubPr>
+            <m:ctrlPr>
+              <w:rPr>
+                <w:rFonts w:ascii="Cambria Math" w:hAnsi="Cambria Math" w:cs="Times New Roman"/>
+              </w:rPr>
+            </m:ctrlPr>
+          </m:sSubPr>
+          <m:e>
+            <m:limUpp>
+              <m:limUppPr>
+                <m:ctrlPr>
+                  <w:rPr>
+                    <w:rFonts w:ascii="Cambria Math" w:hAnsi="Cambria Math" w:cs="Times New Roman"/>
+                  </w:rPr>
+                </m:ctrlPr>
+              </m:limUppPr>
+              <m:e>
+                <m:r>
+                  <w:rPr>
+                    <w:rFonts w:ascii="Cambria Math" w:hAnsi="Cambria Math" w:cs="Times New Roman"/>
+                  </w:rPr>
+                  <m:t>W</m:t>
+                </m:r>
+              </m:e>
+              <m:lim>
+                <m:r>
+                  <w:rPr>
+                    <w:rFonts w:ascii="Cambria Math" w:hAnsi="Cambria Math" w:cs="Times New Roman"/>
+                  </w:rPr>
+                  <m:t>˙</m:t>
+                </m:r>
+              </m:lim>
+            </m:limUpp>
+          </m:e>
+          <m:sub>
+            <m:r>
+              <w:rPr>
+                <w:rFonts w:ascii="Cambria Math" w:hAnsi="Cambria Math" w:cs="Times New Roman"/>
+              </w:rPr>
+              <m:t>p</m:t>
+            </m:r>
+          </m:sub>
+        </m:sSub>
+      </m:oMath>
+      <w:r>
+        <w:rPr>
+          <w:rFonts w:ascii="Times New Roman" w:hAnsi="Times New Roman" w:cs="Times New Roman"/>
+        </w:rPr>
+        <w:t xml:space="preserve"> </w:t>
+      </w:r>
+      <w:r>
+        <w:rPr>
+          <w:rFonts w:ascii="Times New Roman" w:hAnsi="Times New Roman" w:cs="Times New Roman" w:hint="eastAsia"/>
+        </w:rPr>
+        <w:t>为塑性功率密度，由弹</w:t>
+      </w:r>
+      <w:proofErr w:type="gramStart"/>
+      <w:r>
+        <w:rPr>
+          <w:rFonts w:ascii="Times New Roman" w:hAnsi="Times New Roman" w:cs="Times New Roman" w:hint="eastAsia"/>
+        </w:rPr>
+        <w:t>塑性本构求解</w:t>
+      </w:r>
+      <w:proofErr w:type="gramEnd"/>
+      <w:r>
+        <w:rPr>
+          <w:rFonts w:ascii="Times New Roman" w:hAnsi="Times New Roman" w:cs="Times New Roman" w:hint="eastAsia"/>
+        </w:rPr>
+        <w:t>实时输出。模型仅实现</w:t>
+      </w:r>
+      <w:proofErr w:type="gramStart"/>
+      <w:r>
+        <w:rPr>
+          <w:rFonts w:ascii="Times New Roman" w:hAnsi="Times New Roman" w:cs="Times New Roman" w:hint="eastAsia"/>
+        </w:rPr>
+        <w:t>力学场</w:t>
+      </w:r>
+      <w:proofErr w:type="gramEnd"/>
+      <w:r>
+        <w:rPr>
+          <w:rFonts w:ascii="Times New Roman" w:hAnsi="Times New Roman" w:cs="Times New Roman" w:hint="eastAsia"/>
+        </w:rPr>
+        <w:t>向热场单向耦合，温度场</w:t>
+      </w:r>
+      <w:proofErr w:type="gramStart"/>
+      <w:r>
+        <w:rPr>
+          <w:rFonts w:ascii="Times New Roman" w:hAnsi="Times New Roman" w:cs="Times New Roman" w:hint="eastAsia"/>
+        </w:rPr>
+        <w:t>不</w:t>
+      </w:r>
+      <w:proofErr w:type="gramEnd"/>
+      <w:r>
+        <w:rPr>
+          <w:rFonts w:ascii="Times New Roman" w:hAnsi="Times New Roman" w:cs="Times New Roman" w:hint="eastAsia"/>
+        </w:rPr>
+        <w:t>反向修正力学参数。</w:t>
+      </w:r>
+    </w:p>
+    <w:p>
+      <w:pPr>
+        <w:spacing w:line="360" w:lineRule="auto"/>
         <w:ind w:firstLine="480"/>
         <w:jc w:val="center"/>
+        <w:rPr>
+          <w:rFonts w:ascii="Times New Roman" w:hAnsi="Times New Roman" w:cs="Times New Roman"/>
+        </w:rPr>
       </w:pPr>
-      <w:r>
+      <w:bookmarkStart w:id="2" w:name="heading_5"/>
+      <w:r>
+        <w:rPr>
+          <w:rFonts w:ascii="Times New Roman" w:hAnsi="Times New Roman" w:cs="Times New Roman" w:hint="eastAsia"/>
+        </w:rPr>
         <w:t>表</w:t>
       </w:r>
       <w:r>
-        <w:t>2</w:t>
-      </w:r>
-      <w:r>
-        <w:rPr>
-          <w:rFonts w:hint="eastAsia"/>
-        </w:rPr>
-        <w:t xml:space="preserve"> </w:t>
-      </w:r>
-      <w:r>
-        <w:t xml:space="preserve">Lee-Tarver </w:t>
-      </w:r>
-      <w:r>
-        <w:t>点火增长参数</w:t>
-      </w:r>
+        <w:rPr>
+          <w:rFonts w:ascii="Times New Roman" w:hAnsi="Times New Roman" w:cs="Times New Roman"/>
+        </w:rPr>
+        <w:t xml:space="preserve">2 </w:t>
+      </w:r>
+      <w:proofErr w:type="gramStart"/>
+      <w:r>
+        <w:rPr>
+          <w:rFonts w:ascii="Times New Roman" w:hAnsi="Times New Roman" w:cs="Times New Roman" w:hint="eastAsia"/>
+        </w:rPr>
+        <w:t>热本构</w:t>
+      </w:r>
+      <w:proofErr w:type="gramEnd"/>
+      <w:r>
+        <w:rPr>
+          <w:rFonts w:ascii="Times New Roman" w:hAnsi="Times New Roman" w:cs="Times New Roman" w:hint="eastAsia"/>
+        </w:rPr>
+        <w:t>模型参数</w:t>
+      </w:r>
+      <w:bookmarkEnd w:id="2"/>
     </w:p>
     <w:tbl>
       <w:tblPr>
-        <w:tblStyle w:val="aa"/>
         <w:tblW w:w="0" w:type="auto"/>
+        <w:tblBorders>
+          <w:top w:val="single" w:sz="2" w:space="0" w:color="auto"/>
+          <w:left w:val="single" w:sz="2" w:space="0" w:color="auto"/>
+          <w:bottom w:val="single" w:sz="2" w:space="0" w:color="auto"/>
+          <w:right w:val="single" w:sz="2" w:space="0" w:color="auto"/>
+          <w:insideH w:val="single" w:sz="2" w:space="0" w:color="auto"/>
+          <w:insideV w:val="single" w:sz="2" w:space="0" w:color="auto"/>
+        </w:tblBorders>
+        <w:tblLayout w:type="fixed"/>
+        <w:tblCellMar>
+          <w:left w:w="10" w:type="dxa"/>
+          <w:right w:w="10" w:type="dxa"/>
+        </w:tblCellMar>
         <w:tblLook w:val="04A0" w:firstRow="1" w:lastRow="0" w:firstColumn="1" w:lastColumn="0" w:noHBand="0" w:noVBand="1"/>
       </w:tblPr>
       <w:tblGrid>
-        <w:gridCol w:w="1036"/>
-        <w:gridCol w:w="1036"/>
-        <w:gridCol w:w="1037"/>
-        <w:gridCol w:w="1037"/>
-        <w:gridCol w:w="1037"/>
-        <w:gridCol w:w="1037"/>
-        <w:gridCol w:w="1231"/>
-        <w:gridCol w:w="1038"/>
+        <w:gridCol w:w="1650"/>
+        <w:gridCol w:w="1324"/>
+        <w:gridCol w:w="1976"/>
+        <w:gridCol w:w="1650"/>
+        <w:gridCol w:w="1650"/>
       </w:tblGrid>
       <w:tr>
         <w:tc>
           <w:tcPr>
-            <w:tcW w:w="1036" w:type="dxa"/>
-          </w:tcPr>
-          <w:p>
-            <w:pPr>
-              <w:pStyle w:val="ad"/>
+            <w:tcW w:w="1650" w:type="dxa"/>
+            <w:tcBorders>
+              <w:top w:val="single" w:sz="2" w:space="0" w:color="auto"/>
+              <w:left w:val="single" w:sz="2" w:space="0" w:color="auto"/>
+              <w:bottom w:val="single" w:sz="2" w:space="0" w:color="auto"/>
+              <w:right w:val="single" w:sz="2" w:space="0" w:color="auto"/>
+            </w:tcBorders>
+            <w:tcMar>
+              <w:top w:w="60" w:type="dxa"/>
+              <w:left w:w="120" w:type="dxa"/>
+              <w:bottom w:w="30" w:type="dxa"/>
+              <w:right w:w="120" w:type="dxa"/>
+            </w:tcMar>
+            <w:hideMark/>
+          </w:tcPr>
+          <w:p>
+            <w:pPr>
+              <w:ind w:firstLineChars="0" w:firstLine="0"/>
+              <w:rPr>
+                <w:rFonts w:ascii="Times New Roman" w:hAnsi="Times New Roman" w:cs="Times New Roman"/>
+              </w:rPr>
+            </w:pPr>
+            <w:r>
+              <w:rPr>
+                <w:rFonts w:ascii="Times New Roman" w:hAnsi="Times New Roman" w:cs="Times New Roman" w:hint="eastAsia"/>
+              </w:rPr>
+              <w:t>结构部位</w:t>
+            </w:r>
+          </w:p>
+        </w:tc>
+        <w:tc>
+          <w:tcPr>
+            <w:tcW w:w="1324" w:type="dxa"/>
+            <w:tcBorders>
+              <w:top w:val="single" w:sz="2" w:space="0" w:color="auto"/>
+              <w:left w:val="single" w:sz="2" w:space="0" w:color="auto"/>
+              <w:bottom w:val="single" w:sz="2" w:space="0" w:color="auto"/>
+              <w:right w:val="single" w:sz="2" w:space="0" w:color="auto"/>
+            </w:tcBorders>
+            <w:tcMar>
+              <w:top w:w="60" w:type="dxa"/>
+              <w:left w:w="120" w:type="dxa"/>
+              <w:bottom w:w="30" w:type="dxa"/>
+              <w:right w:w="120" w:type="dxa"/>
+            </w:tcMar>
+            <w:hideMark/>
+          </w:tcPr>
+          <w:p>
+            <w:pPr>
+              <w:ind w:firstLineChars="0" w:firstLine="0"/>
+              <w:rPr>
+                <w:rFonts w:ascii="Times New Roman" w:hAnsi="Times New Roman" w:cs="Times New Roman"/>
+              </w:rPr>
+            </w:pPr>
+            <w:r>
+              <w:rPr>
+                <w:rFonts w:ascii="Times New Roman" w:hAnsi="Times New Roman" w:cs="Times New Roman" w:hint="eastAsia"/>
+              </w:rPr>
+              <w:t>参数符号</w:t>
+            </w:r>
+          </w:p>
+        </w:tc>
+        <w:tc>
+          <w:tcPr>
+            <w:tcW w:w="1976" w:type="dxa"/>
+            <w:tcBorders>
+              <w:top w:val="single" w:sz="2" w:space="0" w:color="auto"/>
+              <w:left w:val="single" w:sz="2" w:space="0" w:color="auto"/>
+              <w:bottom w:val="single" w:sz="2" w:space="0" w:color="auto"/>
+              <w:right w:val="single" w:sz="2" w:space="0" w:color="auto"/>
+            </w:tcBorders>
+            <w:tcMar>
+              <w:top w:w="60" w:type="dxa"/>
+              <w:left w:w="120" w:type="dxa"/>
+              <w:bottom w:w="30" w:type="dxa"/>
+              <w:right w:w="120" w:type="dxa"/>
+            </w:tcMar>
+            <w:hideMark/>
+          </w:tcPr>
+          <w:p>
+            <w:pPr>
               <w:ind w:firstLine="480"/>
-            </w:pPr>
-            <w:r>
-              <w:rPr>
-                <w:rFonts w:hint="eastAsia"/>
-              </w:rPr>
-              <w:t>I</w:t>
-            </w:r>
-          </w:p>
-        </w:tc>
-        <w:tc>
-          <w:tcPr>
-            <w:tcW w:w="1036" w:type="dxa"/>
-          </w:tcPr>
-          <w:p>
-            <w:pPr>
-              <w:pStyle w:val="ad"/>
+              <w:rPr>
+                <w:rFonts w:ascii="Times New Roman" w:hAnsi="Times New Roman" w:cs="Times New Roman"/>
+              </w:rPr>
+            </w:pPr>
+            <w:r>
+              <w:rPr>
+                <w:rFonts w:ascii="Times New Roman" w:hAnsi="Times New Roman" w:cs="Times New Roman" w:hint="eastAsia"/>
+              </w:rPr>
+              <w:t>物理含义</w:t>
+            </w:r>
+          </w:p>
+        </w:tc>
+        <w:tc>
+          <w:tcPr>
+            <w:tcW w:w="1650" w:type="dxa"/>
+            <w:tcBorders>
+              <w:top w:val="single" w:sz="2" w:space="0" w:color="auto"/>
+              <w:left w:val="single" w:sz="2" w:space="0" w:color="auto"/>
+              <w:bottom w:val="single" w:sz="2" w:space="0" w:color="auto"/>
+              <w:right w:val="single" w:sz="2" w:space="0" w:color="auto"/>
+            </w:tcBorders>
+            <w:tcMar>
+              <w:top w:w="60" w:type="dxa"/>
+              <w:left w:w="120" w:type="dxa"/>
+              <w:bottom w:w="30" w:type="dxa"/>
+              <w:right w:w="120" w:type="dxa"/>
+            </w:tcMar>
+            <w:hideMark/>
+          </w:tcPr>
+          <w:p>
+            <w:pPr>
               <w:ind w:firstLine="480"/>
-            </w:pPr>
-            <w:r>
-              <w:rPr>
-                <w:rFonts w:hint="eastAsia"/>
-              </w:rPr>
-              <w:t>b</w:t>
-            </w:r>
-          </w:p>
-        </w:tc>
-        <w:tc>
-          <w:tcPr>
-            <w:tcW w:w="1037" w:type="dxa"/>
-          </w:tcPr>
-          <w:p>
-            <w:pPr>
-              <w:pStyle w:val="ad"/>
+              <w:rPr>
+                <w:rFonts w:ascii="Times New Roman" w:hAnsi="Times New Roman" w:cs="Times New Roman"/>
+              </w:rPr>
+            </w:pPr>
+            <w:r>
+              <w:rPr>
+                <w:rFonts w:ascii="Times New Roman" w:hAnsi="Times New Roman" w:cs="Times New Roman" w:hint="eastAsia"/>
+              </w:rPr>
+              <w:t>数值</w:t>
+            </w:r>
+          </w:p>
+        </w:tc>
+        <w:tc>
+          <w:tcPr>
+            <w:tcW w:w="1650" w:type="dxa"/>
+            <w:tcBorders>
+              <w:top w:val="single" w:sz="2" w:space="0" w:color="auto"/>
+              <w:left w:val="single" w:sz="2" w:space="0" w:color="auto"/>
+              <w:bottom w:val="single" w:sz="2" w:space="0" w:color="auto"/>
+              <w:right w:val="single" w:sz="2" w:space="0" w:color="auto"/>
+            </w:tcBorders>
+            <w:tcMar>
+              <w:top w:w="60" w:type="dxa"/>
+              <w:left w:w="120" w:type="dxa"/>
+              <w:bottom w:w="30" w:type="dxa"/>
+              <w:right w:w="120" w:type="dxa"/>
+            </w:tcMar>
+            <w:hideMark/>
+          </w:tcPr>
+          <w:p>
+            <w:pPr>
               <w:ind w:firstLine="480"/>
-            </w:pPr>
-            <w:r>
-              <w:rPr>
-                <w:rFonts w:hint="eastAsia"/>
-              </w:rPr>
-              <w:t>a</w:t>
-            </w:r>
-          </w:p>
-        </w:tc>
-        <w:tc>
-          <w:tcPr>
-            <w:tcW w:w="1037" w:type="dxa"/>
-          </w:tcPr>
-          <w:p>
-            <w:pPr>
-              <w:pStyle w:val="ad"/>
-              <w:ind w:firstLine="480"/>
-            </w:pPr>
-            <w:r>
-              <w:rPr>
-                <w:rFonts w:hint="eastAsia"/>
-              </w:rPr>
-              <w:t>x</w:t>
-            </w:r>
-          </w:p>
-        </w:tc>
-        <w:tc>
-          <w:tcPr>
-            <w:tcW w:w="1037" w:type="dxa"/>
-          </w:tcPr>
-          <w:p>
-            <w:pPr>
-              <w:pStyle w:val="ad"/>
-              <w:ind w:firstLine="480"/>
-            </w:pPr>
-            <w:r>
-              <w:rPr>
-                <w:rFonts w:hint="eastAsia"/>
-              </w:rPr>
-              <w:t>G1</w:t>
-            </w:r>
-          </w:p>
-        </w:tc>
-        <w:tc>
-          <w:tcPr>
-            <w:tcW w:w="1037" w:type="dxa"/>
-          </w:tcPr>
-          <w:p>
-            <w:pPr>
-              <w:pStyle w:val="ad"/>
-              <w:ind w:firstLine="480"/>
-            </w:pPr>
-            <w:r>
-              <w:rPr>
-                <w:rFonts w:hint="eastAsia"/>
-              </w:rPr>
-              <w:t>c</w:t>
-            </w:r>
-          </w:p>
-        </w:tc>
-        <w:tc>
-          <w:tcPr>
-            <w:tcW w:w="1231" w:type="dxa"/>
-          </w:tcPr>
-          <w:p>
-            <w:pPr>
-              <w:pStyle w:val="ad"/>
-              <w:ind w:firstLine="480"/>
-            </w:pPr>
-            <w:r>
-              <w:rPr>
-                <w:rFonts w:hint="eastAsia"/>
-              </w:rPr>
-              <w:t>d</w:t>
-            </w:r>
-          </w:p>
-        </w:tc>
-        <w:tc>
-          <w:tcPr>
-            <w:tcW w:w="1038" w:type="dxa"/>
-          </w:tcPr>
-          <w:p>
-            <w:pPr>
-              <w:pStyle w:val="ad"/>
-              <w:ind w:firstLineChars="0" w:firstLine="0"/>
-              <w:jc w:val="center"/>
-            </w:pPr>
-            <w:r>
-              <w:rPr>
-                <w:rFonts w:hint="eastAsia"/>
-              </w:rPr>
-              <w:t>y</w:t>
+              <w:rPr>
+                <w:rFonts w:ascii="Times New Roman" w:hAnsi="Times New Roman" w:cs="Times New Roman"/>
+              </w:rPr>
+            </w:pPr>
+            <w:r>
+              <w:rPr>
+                <w:rFonts w:ascii="Times New Roman" w:hAnsi="Times New Roman" w:cs="Times New Roman" w:hint="eastAsia"/>
+              </w:rPr>
+              <w:t>单位</w:t>
             </w:r>
           </w:p>
         </w:tc>
@@ -3388,766 +5262,1636 @@
       <w:tr>
         <w:tc>
           <w:tcPr>
-            <w:tcW w:w="1036" w:type="dxa"/>
-          </w:tcPr>
-          <w:p>
-            <w:pPr>
-              <w:pStyle w:val="ad"/>
-              <w:ind w:firstLineChars="83" w:firstLine="199"/>
-              <w:jc w:val="center"/>
-            </w:pPr>
-            <w:r>
-              <w:rPr>
-                <w:rFonts w:hint="eastAsia"/>
-              </w:rPr>
-              <w:t>{{l}}</w:t>
-            </w:r>
-          </w:p>
-        </w:tc>
-        <w:tc>
-          <w:tcPr>
-            <w:tcW w:w="1036" w:type="dxa"/>
-          </w:tcPr>
-          <w:p>
-            <w:pPr>
-              <w:pStyle w:val="ad"/>
-              <w:ind w:firstLineChars="0" w:firstLine="0"/>
-              <w:jc w:val="center"/>
-            </w:pPr>
-            <w:r>
-              <w:rPr>
-                <w:rFonts w:hint="eastAsia"/>
-              </w:rPr>
-              <w:t>{{</w:t>
-            </w:r>
-            <w:r>
-              <w:rPr>
-                <w:rFonts w:hint="eastAsia"/>
-              </w:rPr>
-              <w:t>b</w:t>
-            </w:r>
-            <w:r>
-              <w:rPr>
-                <w:rFonts w:hint="eastAsia"/>
-              </w:rPr>
-              <w:t>}}</w:t>
-            </w:r>
-          </w:p>
-        </w:tc>
-        <w:tc>
-          <w:tcPr>
-            <w:tcW w:w="1037" w:type="dxa"/>
-          </w:tcPr>
-          <w:p>
-            <w:pPr>
-              <w:pStyle w:val="ad"/>
-              <w:ind w:firstLineChars="0" w:firstLine="0"/>
-              <w:jc w:val="center"/>
-            </w:pPr>
-            <w:r>
-              <w:rPr>
-                <w:rFonts w:hint="eastAsia"/>
-              </w:rPr>
-              <w:t>{{</w:t>
-            </w:r>
-            <w:r>
-              <w:rPr>
-                <w:rFonts w:hint="eastAsia"/>
-              </w:rPr>
-              <w:t>a</w:t>
-            </w:r>
-            <w:r>
-              <w:rPr>
-                <w:rFonts w:hint="eastAsia"/>
-              </w:rPr>
-              <w:t>}}</w:t>
-            </w:r>
-          </w:p>
-        </w:tc>
-        <w:tc>
-          <w:tcPr>
-            <w:tcW w:w="1037" w:type="dxa"/>
-          </w:tcPr>
-          <w:p>
-            <w:pPr>
-              <w:pStyle w:val="ad"/>
-              <w:ind w:firstLineChars="0" w:firstLine="0"/>
-              <w:jc w:val="center"/>
-            </w:pPr>
-            <w:r>
-              <w:rPr>
-                <w:rFonts w:hint="eastAsia"/>
-              </w:rPr>
-              <w:t>{{</w:t>
-            </w:r>
-            <w:r>
-              <w:rPr>
-                <w:rFonts w:hint="eastAsia"/>
-              </w:rPr>
-              <w:t>x</w:t>
-            </w:r>
-            <w:r>
-              <w:rPr>
-                <w:rFonts w:hint="eastAsia"/>
-              </w:rPr>
-              <w:t>}}</w:t>
-            </w:r>
-          </w:p>
-        </w:tc>
-        <w:tc>
-          <w:tcPr>
-            <w:tcW w:w="1037" w:type="dxa"/>
-          </w:tcPr>
-          <w:p>
-            <w:pPr>
-              <w:pStyle w:val="ad"/>
-              <w:ind w:firstLineChars="0" w:firstLine="0"/>
-              <w:jc w:val="center"/>
-            </w:pPr>
-            <w:r>
-              <w:rPr>
-                <w:rFonts w:hint="eastAsia"/>
-              </w:rPr>
-              <w:t>{{</w:t>
-            </w:r>
-            <w:r>
-              <w:rPr>
-                <w:rFonts w:hint="eastAsia"/>
-              </w:rPr>
-              <w:t>G1</w:t>
-            </w:r>
-            <w:r>
-              <w:rPr>
-                <w:rFonts w:hint="eastAsia"/>
-              </w:rPr>
-              <w:t>}}</w:t>
-            </w:r>
-          </w:p>
-        </w:tc>
-        <w:tc>
-          <w:tcPr>
-            <w:tcW w:w="1037" w:type="dxa"/>
-          </w:tcPr>
-          <w:p>
-            <w:pPr>
-              <w:pStyle w:val="ad"/>
-              <w:ind w:firstLineChars="0" w:firstLine="0"/>
-              <w:jc w:val="center"/>
-            </w:pPr>
-            <w:r>
-              <w:rPr>
-                <w:rFonts w:hint="eastAsia"/>
-              </w:rPr>
-              <w:t>{{</w:t>
-            </w:r>
-            <w:r>
-              <w:rPr>
-                <w:rFonts w:hint="eastAsia"/>
-              </w:rPr>
-              <w:t>c</w:t>
-            </w:r>
-            <w:r>
-              <w:rPr>
-                <w:rFonts w:hint="eastAsia"/>
-              </w:rPr>
-              <w:t>}}</w:t>
-            </w:r>
-          </w:p>
-        </w:tc>
-        <w:tc>
-          <w:tcPr>
-            <w:tcW w:w="1231" w:type="dxa"/>
-          </w:tcPr>
-          <w:p>
-            <w:pPr>
-              <w:pStyle w:val="ad"/>
-              <w:ind w:firstLineChars="83" w:firstLine="199"/>
-              <w:jc w:val="center"/>
-            </w:pPr>
-            <w:r>
-              <w:rPr>
-                <w:rFonts w:hint="eastAsia"/>
-              </w:rPr>
-              <w:t>{{</w:t>
-            </w:r>
-            <w:r>
-              <w:rPr>
-                <w:rFonts w:hint="eastAsia"/>
-              </w:rPr>
-              <w:t>d</w:t>
-            </w:r>
-            <w:r>
-              <w:rPr>
-                <w:rFonts w:hint="eastAsia"/>
-              </w:rPr>
-              <w:t>}}</w:t>
-            </w:r>
-          </w:p>
-        </w:tc>
-        <w:tc>
-          <w:tcPr>
-            <w:tcW w:w="1038" w:type="dxa"/>
-          </w:tcPr>
-          <w:p>
-            <w:pPr>
-              <w:pStyle w:val="ad"/>
-              <w:ind w:firstLineChars="83" w:firstLine="199"/>
-              <w:jc w:val="center"/>
-            </w:pPr>
-            <w:r>
-              <w:rPr>
-                <w:rFonts w:hint="eastAsia"/>
-              </w:rPr>
-              <w:t>{{</w:t>
-            </w:r>
-            <w:r>
-              <w:rPr>
-                <w:rFonts w:hint="eastAsia"/>
-              </w:rPr>
-              <w:t>y</w:t>
-            </w:r>
-            <w:r>
-              <w:rPr>
-                <w:rFonts w:hint="eastAsia"/>
-              </w:rPr>
-              <w:t>}}</w:t>
-            </w:r>
+            <w:tcW w:w="1650" w:type="dxa"/>
+            <w:vMerge w:val="restart"/>
+            <w:tcBorders>
+              <w:top w:val="single" w:sz="2" w:space="0" w:color="auto"/>
+              <w:left w:val="single" w:sz="2" w:space="0" w:color="auto"/>
+              <w:bottom w:val="single" w:sz="2" w:space="0" w:color="auto"/>
+              <w:right w:val="single" w:sz="2" w:space="0" w:color="auto"/>
+            </w:tcBorders>
+            <w:tcMar>
+              <w:top w:w="60" w:type="dxa"/>
+              <w:left w:w="120" w:type="dxa"/>
+              <w:bottom w:w="30" w:type="dxa"/>
+              <w:right w:w="120" w:type="dxa"/>
+            </w:tcMar>
+            <w:hideMark/>
+          </w:tcPr>
+          <w:p>
+            <w:pPr>
+              <w:ind w:firstLineChars="0" w:firstLine="0"/>
+              <w:jc w:val="center"/>
+              <w:rPr>
+                <w:rFonts w:ascii="Times New Roman" w:hAnsi="Times New Roman" w:cs="Times New Roman"/>
+              </w:rPr>
+            </w:pPr>
+            <w:r>
+              <w:rPr>
+                <w:rFonts w:ascii="Times New Roman" w:hAnsi="Times New Roman" w:cs="Times New Roman" w:hint="eastAsia"/>
+              </w:rPr>
+              <w:t>金属壳体</w:t>
+            </w:r>
+          </w:p>
+        </w:tc>
+        <w:tc>
+          <w:tcPr>
+            <w:tcW w:w="1324" w:type="dxa"/>
+            <w:tcBorders>
+              <w:top w:val="single" w:sz="2" w:space="0" w:color="auto"/>
+              <w:left w:val="single" w:sz="2" w:space="0" w:color="auto"/>
+              <w:bottom w:val="single" w:sz="2" w:space="0" w:color="auto"/>
+              <w:right w:val="single" w:sz="2" w:space="0" w:color="auto"/>
+            </w:tcBorders>
+            <w:tcMar>
+              <w:top w:w="60" w:type="dxa"/>
+              <w:left w:w="120" w:type="dxa"/>
+              <w:bottom w:w="30" w:type="dxa"/>
+              <w:right w:w="120" w:type="dxa"/>
+            </w:tcMar>
+            <w:hideMark/>
+          </w:tcPr>
+          <w:p>
+            <w:pPr>
+              <w:ind w:firstLine="480"/>
+              <w:jc w:val="center"/>
+              <w:rPr>
+                <w:rFonts w:ascii="Times New Roman" w:hAnsi="Times New Roman" w:cs="Times New Roman"/>
+              </w:rPr>
+            </w:pPr>
+            <m:oMathPara>
+              <m:oMathParaPr>
+                <m:jc m:val="left"/>
+              </m:oMathParaPr>
+              <m:oMath>
+                <m:sSub>
+                  <m:sSubPr>
+                    <m:ctrlPr>
+                      <w:rPr>
+                        <w:rFonts w:ascii="Cambria Math" w:hAnsi="Cambria Math" w:cs="Times New Roman"/>
+                      </w:rPr>
+                    </m:ctrlPr>
+                  </m:sSubPr>
+                  <m:e>
+                    <m:r>
+                      <w:rPr>
+                        <w:rFonts w:ascii="Cambria Math" w:hAnsi="Cambria Math" w:cs="Times New Roman"/>
+                      </w:rPr>
+                      <m:t>ρ</m:t>
+                    </m:r>
+                  </m:e>
+                  <m:sub>
+                    <m:r>
+                      <w:rPr>
+                        <w:rFonts w:ascii="Cambria Math" w:hAnsi="Cambria Math" w:cs="Times New Roman"/>
+                      </w:rPr>
+                      <m:t>s</m:t>
+                    </m:r>
+                  </m:sub>
+                </m:sSub>
+              </m:oMath>
+            </m:oMathPara>
+          </w:p>
+        </w:tc>
+        <w:tc>
+          <w:tcPr>
+            <w:tcW w:w="1976" w:type="dxa"/>
+            <w:tcBorders>
+              <w:top w:val="single" w:sz="2" w:space="0" w:color="auto"/>
+              <w:left w:val="single" w:sz="2" w:space="0" w:color="auto"/>
+              <w:bottom w:val="single" w:sz="2" w:space="0" w:color="auto"/>
+              <w:right w:val="single" w:sz="2" w:space="0" w:color="auto"/>
+            </w:tcBorders>
+            <w:tcMar>
+              <w:top w:w="60" w:type="dxa"/>
+              <w:left w:w="120" w:type="dxa"/>
+              <w:bottom w:w="30" w:type="dxa"/>
+              <w:right w:w="120" w:type="dxa"/>
+            </w:tcMar>
+            <w:hideMark/>
+          </w:tcPr>
+          <w:p>
+            <w:pPr>
+              <w:ind w:firstLineChars="0" w:firstLine="0"/>
+              <w:jc w:val="center"/>
+              <w:rPr>
+                <w:rFonts w:ascii="Times New Roman" w:hAnsi="Times New Roman" w:cs="Times New Roman"/>
+              </w:rPr>
+            </w:pPr>
+            <w:r>
+              <w:rPr>
+                <w:rFonts w:ascii="Times New Roman" w:hAnsi="Times New Roman" w:cs="Times New Roman" w:hint="eastAsia"/>
+              </w:rPr>
+              <w:t>壳体密度</w:t>
+            </w:r>
+          </w:p>
+        </w:tc>
+        <w:tc>
+          <w:tcPr>
+            <w:tcW w:w="1650" w:type="dxa"/>
+            <w:tcBorders>
+              <w:top w:val="single" w:sz="2" w:space="0" w:color="auto"/>
+              <w:left w:val="single" w:sz="2" w:space="0" w:color="auto"/>
+              <w:bottom w:val="single" w:sz="2" w:space="0" w:color="auto"/>
+              <w:right w:val="single" w:sz="2" w:space="0" w:color="auto"/>
+            </w:tcBorders>
+            <w:tcMar>
+              <w:top w:w="60" w:type="dxa"/>
+              <w:left w:w="120" w:type="dxa"/>
+              <w:bottom w:w="30" w:type="dxa"/>
+              <w:right w:w="120" w:type="dxa"/>
+            </w:tcMar>
+            <w:hideMark/>
+          </w:tcPr>
+          <w:p>
+            <w:pPr>
+              <w:ind w:firstLineChars="0" w:firstLine="0"/>
+              <w:jc w:val="center"/>
+              <w:rPr>
+                <w:rFonts w:ascii="Times New Roman" w:hAnsi="Times New Roman" w:cs="Times New Roman"/>
+              </w:rPr>
+            </w:pPr>
+            <w:r>
+              <w:rPr>
+                <w:rFonts w:ascii="Times New Roman" w:hAnsi="Times New Roman" w:cs="Times New Roman"/>
+              </w:rPr>
+              <w:t>7850</w:t>
+            </w:r>
+          </w:p>
+        </w:tc>
+        <w:tc>
+          <w:tcPr>
+            <w:tcW w:w="1650" w:type="dxa"/>
+            <w:tcBorders>
+              <w:top w:val="single" w:sz="2" w:space="0" w:color="auto"/>
+              <w:left w:val="single" w:sz="2" w:space="0" w:color="auto"/>
+              <w:bottom w:val="single" w:sz="2" w:space="0" w:color="auto"/>
+              <w:right w:val="single" w:sz="2" w:space="0" w:color="auto"/>
+            </w:tcBorders>
+            <w:tcMar>
+              <w:top w:w="60" w:type="dxa"/>
+              <w:left w:w="120" w:type="dxa"/>
+              <w:bottom w:w="30" w:type="dxa"/>
+              <w:right w:w="120" w:type="dxa"/>
+            </w:tcMar>
+            <w:hideMark/>
+          </w:tcPr>
+          <w:p>
+            <w:pPr>
+              <w:ind w:firstLine="480"/>
+              <w:jc w:val="center"/>
+              <w:rPr>
+                <w:rFonts w:ascii="Times New Roman" w:hAnsi="Times New Roman" w:cs="Times New Roman"/>
+              </w:rPr>
+            </w:pPr>
+            <m:oMathPara>
+              <m:oMathParaPr>
+                <m:jc m:val="left"/>
+              </m:oMathParaPr>
+              <m:oMath>
+                <m:r>
+                  <m:rPr>
+                    <m:sty m:val="p"/>
+                  </m:rPr>
+                  <w:rPr>
+                    <w:rFonts w:ascii="Cambria Math" w:hAnsi="Cambria Math" w:cs="Times New Roman"/>
+                  </w:rPr>
+                  <m:t>kg</m:t>
+                </m:r>
+                <m:r>
+                  <w:rPr>
+                    <w:rFonts w:ascii="Cambria Math" w:hAnsi="Cambria Math" w:cs="Times New Roman"/>
+                  </w:rPr>
+                  <m:t>/</m:t>
+                </m:r>
+                <m:sSup>
+                  <m:sSupPr>
+                    <m:ctrlPr>
+                      <w:rPr>
+                        <w:rFonts w:ascii="Cambria Math" w:hAnsi="Cambria Math" w:cs="Times New Roman"/>
+                      </w:rPr>
+                    </m:ctrlPr>
+                  </m:sSupPr>
+                  <m:e>
+                    <m:r>
+                      <m:rPr>
+                        <m:sty m:val="p"/>
+                      </m:rPr>
+                      <w:rPr>
+                        <w:rFonts w:ascii="Cambria Math" w:hAnsi="Cambria Math" w:cs="Times New Roman"/>
+                      </w:rPr>
+                      <m:t>m</m:t>
+                    </m:r>
+                  </m:e>
+                  <m:sup>
+                    <m:r>
+                      <w:rPr>
+                        <w:rFonts w:ascii="Cambria Math" w:hAnsi="Cambria Math" w:cs="Times New Roman"/>
+                      </w:rPr>
+                      <m:t>3</m:t>
+                    </m:r>
+                  </m:sup>
+                </m:sSup>
+              </m:oMath>
+            </m:oMathPara>
           </w:p>
         </w:tc>
       </w:tr>
       <w:tr>
         <w:tc>
           <w:tcPr>
-            <w:tcW w:w="1036" w:type="dxa"/>
-          </w:tcPr>
-          <w:p>
-            <w:pPr>
-              <w:pStyle w:val="ad"/>
-              <w:ind w:firstLineChars="0" w:firstLine="0"/>
-              <w:jc w:val="center"/>
-            </w:pPr>
-            <w:r>
-              <w:rPr>
-                <w:rFonts w:hint="eastAsia"/>
-              </w:rPr>
-              <w:t>G2</w:t>
-            </w:r>
-          </w:p>
-        </w:tc>
-        <w:tc>
-          <w:tcPr>
-            <w:tcW w:w="1036" w:type="dxa"/>
-          </w:tcPr>
-          <w:p>
-            <w:pPr>
-              <w:pStyle w:val="ad"/>
-              <w:ind w:firstLineChars="0" w:firstLine="0"/>
-              <w:jc w:val="center"/>
-            </w:pPr>
-            <w:r>
-              <w:rPr>
-                <w:rFonts w:hint="eastAsia"/>
-              </w:rPr>
-              <w:t>e</w:t>
-            </w:r>
-          </w:p>
-        </w:tc>
-        <w:tc>
-          <w:tcPr>
-            <w:tcW w:w="1037" w:type="dxa"/>
-          </w:tcPr>
-          <w:p>
-            <w:pPr>
-              <w:pStyle w:val="ad"/>
-              <w:ind w:firstLineChars="0" w:firstLine="0"/>
-              <w:jc w:val="center"/>
-            </w:pPr>
-            <w:r>
-              <w:rPr>
-                <w:rFonts w:hint="eastAsia"/>
-              </w:rPr>
-              <w:t>g</w:t>
-            </w:r>
-          </w:p>
-        </w:tc>
-        <w:tc>
-          <w:tcPr>
-            <w:tcW w:w="1037" w:type="dxa"/>
-          </w:tcPr>
-          <w:p>
-            <w:pPr>
-              <w:pStyle w:val="ad"/>
-              <w:ind w:firstLineChars="0" w:firstLine="0"/>
-              <w:jc w:val="center"/>
-            </w:pPr>
-            <w:r>
-              <w:rPr>
-                <w:rFonts w:hint="eastAsia"/>
-              </w:rPr>
-              <w:t>z</w:t>
-            </w:r>
-          </w:p>
-        </w:tc>
-        <w:tc>
-          <w:tcPr>
-            <w:tcW w:w="1037" w:type="dxa"/>
-          </w:tcPr>
-          <w:p>
-            <w:pPr>
-              <w:pStyle w:val="ad"/>
-              <w:ind w:firstLineChars="0" w:firstLine="0"/>
-              <w:jc w:val="center"/>
-            </w:pPr>
-            <w:proofErr w:type="spellStart"/>
-            <w:r>
-              <w:rPr>
-                <w:rFonts w:hint="eastAsia"/>
-              </w:rPr>
-              <w:t>FGImax</w:t>
-            </w:r>
-            <w:proofErr w:type="spellEnd"/>
-          </w:p>
-        </w:tc>
-        <w:tc>
-          <w:tcPr>
-            <w:tcW w:w="1037" w:type="dxa"/>
-          </w:tcPr>
-          <w:p>
-            <w:pPr>
-              <w:pStyle w:val="ad"/>
-              <w:ind w:firstLineChars="0" w:firstLine="0"/>
-              <w:jc w:val="center"/>
-            </w:pPr>
-            <w:r>
-              <w:rPr>
-                <w:rFonts w:hint="eastAsia"/>
-              </w:rPr>
-              <w:t>FG2min</w:t>
-            </w:r>
-          </w:p>
-        </w:tc>
-        <w:tc>
-          <w:tcPr>
-            <w:tcW w:w="1231" w:type="dxa"/>
-          </w:tcPr>
-          <w:p>
-            <w:pPr>
-              <w:pStyle w:val="ad"/>
-              <w:ind w:firstLineChars="83" w:firstLine="199"/>
-              <w:jc w:val="center"/>
-            </w:pPr>
-            <w:proofErr w:type="spellStart"/>
-            <w:r>
-              <w:rPr>
-                <w:rFonts w:hint="eastAsia"/>
-              </w:rPr>
-              <w:t>Figmax</w:t>
-            </w:r>
-            <w:proofErr w:type="spellEnd"/>
-          </w:p>
-        </w:tc>
-        <w:tc>
-          <w:tcPr>
-            <w:tcW w:w="1038" w:type="dxa"/>
-          </w:tcPr>
-          <w:p>
-            <w:pPr>
-              <w:pStyle w:val="ad"/>
+            <w:tcW w:w="1650" w:type="dxa"/>
+            <w:vMerge/>
+            <w:tcBorders>
+              <w:top w:val="single" w:sz="2" w:space="0" w:color="auto"/>
+              <w:left w:val="single" w:sz="2" w:space="0" w:color="auto"/>
+              <w:bottom w:val="single" w:sz="2" w:space="0" w:color="auto"/>
+              <w:right w:val="single" w:sz="2" w:space="0" w:color="auto"/>
+            </w:tcBorders>
+            <w:vAlign w:val="center"/>
+            <w:hideMark/>
+          </w:tcPr>
+          <w:p>
+            <w:pPr>
+              <w:widowControl/>
+              <w:spacing w:line="240" w:lineRule="auto"/>
+              <w:ind w:firstLineChars="0" w:firstLine="0"/>
+              <w:rPr>
+                <w:rFonts w:ascii="Times New Roman" w:hAnsi="Times New Roman" w:cs="Times New Roman"/>
+              </w:rPr>
+            </w:pPr>
+          </w:p>
+        </w:tc>
+        <w:tc>
+          <w:tcPr>
+            <w:tcW w:w="1324" w:type="dxa"/>
+            <w:tcBorders>
+              <w:top w:val="single" w:sz="2" w:space="0" w:color="auto"/>
+              <w:left w:val="single" w:sz="2" w:space="0" w:color="auto"/>
+              <w:bottom w:val="single" w:sz="2" w:space="0" w:color="auto"/>
+              <w:right w:val="single" w:sz="2" w:space="0" w:color="auto"/>
+            </w:tcBorders>
+            <w:tcMar>
+              <w:top w:w="60" w:type="dxa"/>
+              <w:left w:w="120" w:type="dxa"/>
+              <w:bottom w:w="30" w:type="dxa"/>
+              <w:right w:w="120" w:type="dxa"/>
+            </w:tcMar>
+            <w:hideMark/>
+          </w:tcPr>
+          <w:p>
+            <w:pPr>
               <w:ind w:firstLine="480"/>
               <w:jc w:val="center"/>
-            </w:pPr>
+              <w:rPr>
+                <w:rFonts w:ascii="Times New Roman" w:hAnsi="Times New Roman" w:cs="Times New Roman"/>
+              </w:rPr>
+            </w:pPr>
+            <m:oMathPara>
+              <m:oMathParaPr>
+                <m:jc m:val="left"/>
+              </m:oMathParaPr>
+              <m:oMath>
+                <m:sSub>
+                  <m:sSubPr>
+                    <m:ctrlPr>
+                      <w:rPr>
+                        <w:rFonts w:ascii="Cambria Math" w:hAnsi="Cambria Math" w:cs="Times New Roman"/>
+                      </w:rPr>
+                    </m:ctrlPr>
+                  </m:sSubPr>
+                  <m:e>
+                    <m:r>
+                      <w:rPr>
+                        <w:rFonts w:ascii="Cambria Math" w:hAnsi="Cambria Math" w:cs="Times New Roman"/>
+                      </w:rPr>
+                      <m:t>c</m:t>
+                    </m:r>
+                  </m:e>
+                  <m:sub>
+                    <m:r>
+                      <w:rPr>
+                        <w:rFonts w:ascii="Cambria Math" w:hAnsi="Cambria Math" w:cs="Times New Roman"/>
+                      </w:rPr>
+                      <m:t>p,s</m:t>
+                    </m:r>
+                  </m:sub>
+                </m:sSub>
+              </m:oMath>
+            </m:oMathPara>
+          </w:p>
+        </w:tc>
+        <w:tc>
+          <w:tcPr>
+            <w:tcW w:w="1976" w:type="dxa"/>
+            <w:tcBorders>
+              <w:top w:val="single" w:sz="2" w:space="0" w:color="auto"/>
+              <w:left w:val="single" w:sz="2" w:space="0" w:color="auto"/>
+              <w:bottom w:val="single" w:sz="2" w:space="0" w:color="auto"/>
+              <w:right w:val="single" w:sz="2" w:space="0" w:color="auto"/>
+            </w:tcBorders>
+            <w:tcMar>
+              <w:top w:w="60" w:type="dxa"/>
+              <w:left w:w="120" w:type="dxa"/>
+              <w:bottom w:w="30" w:type="dxa"/>
+              <w:right w:w="120" w:type="dxa"/>
+            </w:tcMar>
+            <w:hideMark/>
+          </w:tcPr>
+          <w:p>
+            <w:pPr>
+              <w:ind w:firstLineChars="0" w:firstLine="0"/>
+              <w:jc w:val="center"/>
+              <w:rPr>
+                <w:rFonts w:ascii="Times New Roman" w:hAnsi="Times New Roman" w:cs="Times New Roman"/>
+              </w:rPr>
+            </w:pPr>
+            <w:r>
+              <w:rPr>
+                <w:rFonts w:ascii="Times New Roman" w:hAnsi="Times New Roman" w:cs="Times New Roman" w:hint="eastAsia"/>
+              </w:rPr>
+              <w:t>壳体比热容</w:t>
+            </w:r>
+          </w:p>
+        </w:tc>
+        <w:tc>
+          <w:tcPr>
+            <w:tcW w:w="1650" w:type="dxa"/>
+            <w:tcBorders>
+              <w:top w:val="single" w:sz="2" w:space="0" w:color="auto"/>
+              <w:left w:val="single" w:sz="2" w:space="0" w:color="auto"/>
+              <w:bottom w:val="single" w:sz="2" w:space="0" w:color="auto"/>
+              <w:right w:val="single" w:sz="2" w:space="0" w:color="auto"/>
+            </w:tcBorders>
+            <w:tcMar>
+              <w:top w:w="60" w:type="dxa"/>
+              <w:left w:w="120" w:type="dxa"/>
+              <w:bottom w:w="30" w:type="dxa"/>
+              <w:right w:w="120" w:type="dxa"/>
+            </w:tcMar>
+            <w:hideMark/>
+          </w:tcPr>
+          <w:p>
+            <w:pPr>
+              <w:ind w:firstLineChars="0" w:firstLine="0"/>
+              <w:jc w:val="center"/>
+              <w:rPr>
+                <w:rFonts w:ascii="Times New Roman" w:hAnsi="Times New Roman" w:cs="Times New Roman"/>
+              </w:rPr>
+            </w:pPr>
+            <w:r>
+              <w:rPr>
+                <w:rFonts w:ascii="Times New Roman" w:hAnsi="Times New Roman" w:cs="Times New Roman"/>
+              </w:rPr>
+              <w:t>470</w:t>
+            </w:r>
+          </w:p>
+        </w:tc>
+        <w:tc>
+          <w:tcPr>
+            <w:tcW w:w="1650" w:type="dxa"/>
+            <w:tcBorders>
+              <w:top w:val="single" w:sz="2" w:space="0" w:color="auto"/>
+              <w:left w:val="single" w:sz="2" w:space="0" w:color="auto"/>
+              <w:bottom w:val="single" w:sz="2" w:space="0" w:color="auto"/>
+              <w:right w:val="single" w:sz="2" w:space="0" w:color="auto"/>
+            </w:tcBorders>
+            <w:tcMar>
+              <w:top w:w="60" w:type="dxa"/>
+              <w:left w:w="120" w:type="dxa"/>
+              <w:bottom w:w="30" w:type="dxa"/>
+              <w:right w:w="120" w:type="dxa"/>
+            </w:tcMar>
+            <w:hideMark/>
+          </w:tcPr>
+          <w:p>
+            <w:pPr>
+              <w:ind w:firstLine="480"/>
+              <w:jc w:val="center"/>
+              <w:rPr>
+                <w:rFonts w:ascii="Times New Roman" w:hAnsi="Times New Roman" w:cs="Times New Roman"/>
+              </w:rPr>
+            </w:pPr>
+            <m:oMathPara>
+              <m:oMathParaPr>
+                <m:jc m:val="left"/>
+              </m:oMathParaPr>
+              <m:oMath>
+                <m:r>
+                  <m:rPr>
+                    <m:sty m:val="p"/>
+                  </m:rPr>
+                  <w:rPr>
+                    <w:rFonts w:ascii="Cambria Math" w:hAnsi="Cambria Math" w:cs="Times New Roman"/>
+                  </w:rPr>
+                  <m:t>J</m:t>
+                </m:r>
+                <m:r>
+                  <w:rPr>
+                    <w:rFonts w:ascii="Cambria Math" w:hAnsi="Cambria Math" w:cs="Times New Roman"/>
+                  </w:rPr>
+                  <m:t>/(</m:t>
+                </m:r>
+                <m:r>
+                  <m:rPr>
+                    <m:sty m:val="p"/>
+                  </m:rPr>
+                  <w:rPr>
+                    <w:rFonts w:ascii="Cambria Math" w:hAnsi="Cambria Math" w:cs="Times New Roman"/>
+                  </w:rPr>
+                  <m:t>kg</m:t>
+                </m:r>
+                <m:sSup>
+                  <m:sSupPr>
+                    <m:ctrlPr>
+                      <w:rPr>
+                        <w:rFonts w:ascii="Cambria Math" w:hAnsi="Cambria Math" w:cs="Times New Roman"/>
+                      </w:rPr>
+                    </m:ctrlPr>
+                  </m:sSupPr>
+                  <m:e>
+                    <m:r>
+                      <w:rPr>
+                        <w:rFonts w:ascii="Cambria Math" w:hAnsi="Cambria Math" w:cs="Times New Roman"/>
+                      </w:rPr>
+                      <m:t>⋅</m:t>
+                    </m:r>
+                  </m:e>
+                  <m:sup>
+                    <m:r>
+                      <w:rPr>
+                        <w:rFonts w:ascii="Cambria Math" w:hAnsi="Cambria Math" w:cs="Times New Roman"/>
+                      </w:rPr>
+                      <m:t>∘</m:t>
+                    </m:r>
+                  </m:sup>
+                </m:sSup>
+                <m:r>
+                  <m:rPr>
+                    <m:sty m:val="p"/>
+                  </m:rPr>
+                  <w:rPr>
+                    <w:rFonts w:ascii="Cambria Math" w:hAnsi="Cambria Math" w:cs="Times New Roman"/>
+                  </w:rPr>
+                  <m:t>C</m:t>
+                </m:r>
+                <m:r>
+                  <w:rPr>
+                    <w:rFonts w:ascii="Cambria Math" w:hAnsi="Cambria Math" w:cs="Times New Roman"/>
+                  </w:rPr>
+                  <m:t>)</m:t>
+                </m:r>
+              </m:oMath>
+            </m:oMathPara>
           </w:p>
         </w:tc>
       </w:tr>
       <w:tr>
         <w:tc>
           <w:tcPr>
-            <w:tcW w:w="1036" w:type="dxa"/>
-          </w:tcPr>
-          <w:p>
-            <w:pPr>
-              <w:pStyle w:val="ad"/>
-              <w:ind w:firstLineChars="0" w:firstLine="0"/>
-              <w:jc w:val="center"/>
-            </w:pPr>
-            <w:bookmarkStart w:id="0" w:name="_GoBack" w:colFirst="4" w:colLast="6"/>
-            <w:r>
-              <w:rPr>
-                <w:rFonts w:hint="eastAsia"/>
-              </w:rPr>
-              <w:t>{{</w:t>
-            </w:r>
-            <w:r>
-              <w:rPr>
-                <w:rFonts w:hint="eastAsia"/>
-              </w:rPr>
-              <w:t>G2</w:t>
-            </w:r>
-            <w:r>
-              <w:rPr>
-                <w:rFonts w:hint="eastAsia"/>
-              </w:rPr>
-              <w:t>}}</w:t>
-            </w:r>
-          </w:p>
-        </w:tc>
-        <w:tc>
-          <w:tcPr>
-            <w:tcW w:w="1036" w:type="dxa"/>
-          </w:tcPr>
-          <w:p>
-            <w:pPr>
-              <w:pStyle w:val="ad"/>
-              <w:ind w:firstLineChars="0" w:firstLine="0"/>
-              <w:jc w:val="center"/>
-            </w:pPr>
-            <w:r>
-              <w:rPr>
-                <w:rFonts w:hint="eastAsia"/>
-              </w:rPr>
-              <w:t>{{</w:t>
-            </w:r>
-            <w:r>
-              <w:rPr>
-                <w:rFonts w:hint="eastAsia"/>
-              </w:rPr>
-              <w:t>e</w:t>
-            </w:r>
-            <w:r>
-              <w:rPr>
-                <w:rFonts w:hint="eastAsia"/>
-              </w:rPr>
-              <w:t>}}</w:t>
-            </w:r>
-          </w:p>
-        </w:tc>
-        <w:tc>
-          <w:tcPr>
-            <w:tcW w:w="1037" w:type="dxa"/>
-          </w:tcPr>
-          <w:p>
-            <w:pPr>
-              <w:pStyle w:val="ad"/>
-              <w:ind w:firstLineChars="0" w:firstLine="0"/>
-              <w:jc w:val="center"/>
-            </w:pPr>
-            <w:r>
-              <w:rPr>
-                <w:rFonts w:hint="eastAsia"/>
-              </w:rPr>
-              <w:t>{{</w:t>
-            </w:r>
-            <w:r>
-              <w:rPr>
-                <w:rFonts w:hint="eastAsia"/>
-              </w:rPr>
-              <w:t>g</w:t>
-            </w:r>
-            <w:r>
-              <w:rPr>
-                <w:rFonts w:hint="eastAsia"/>
-              </w:rPr>
-              <w:t>}}</w:t>
-            </w:r>
-          </w:p>
-        </w:tc>
-        <w:tc>
-          <w:tcPr>
-            <w:tcW w:w="1037" w:type="dxa"/>
-          </w:tcPr>
-          <w:p>
-            <w:pPr>
-              <w:pStyle w:val="ad"/>
-              <w:ind w:firstLineChars="0" w:firstLine="0"/>
-              <w:jc w:val="center"/>
-            </w:pPr>
-            <w:r>
-              <w:rPr>
-                <w:rFonts w:hint="eastAsia"/>
-              </w:rPr>
-              <w:t>{{</w:t>
-            </w:r>
-            <w:r>
-              <w:rPr>
-                <w:rFonts w:hint="eastAsia"/>
-              </w:rPr>
-              <w:t>z</w:t>
-            </w:r>
-            <w:r>
-              <w:rPr>
-                <w:rFonts w:hint="eastAsia"/>
-              </w:rPr>
-              <w:t>}}</w:t>
-            </w:r>
-          </w:p>
-        </w:tc>
-        <w:tc>
-          <w:tcPr>
-            <w:tcW w:w="1037" w:type="dxa"/>
-          </w:tcPr>
-          <w:p>
-            <w:pPr>
-              <w:pStyle w:val="ad"/>
-              <w:ind w:firstLineChars="0" w:firstLine="0"/>
-              <w:jc w:val="center"/>
-            </w:pPr>
-            <w:r>
-              <w:rPr>
-                <w:rFonts w:hint="eastAsia"/>
-              </w:rPr>
-              <w:t>6.8</w:t>
-            </w:r>
-          </w:p>
-        </w:tc>
-        <w:tc>
-          <w:tcPr>
-            <w:tcW w:w="1037" w:type="dxa"/>
-          </w:tcPr>
-          <w:p>
-            <w:pPr>
-              <w:pStyle w:val="ad"/>
-              <w:ind w:firstLineChars="0" w:firstLine="0"/>
-              <w:jc w:val="center"/>
-            </w:pPr>
-            <w:r>
-              <w:rPr>
-                <w:rFonts w:hint="eastAsia"/>
-              </w:rPr>
-              <w:t>2.2</w:t>
-            </w:r>
-          </w:p>
-        </w:tc>
-        <w:tc>
-          <w:tcPr>
-            <w:tcW w:w="1231" w:type="dxa"/>
-          </w:tcPr>
-          <w:p>
-            <w:pPr>
-              <w:pStyle w:val="ad"/>
-              <w:ind w:firstLineChars="0" w:firstLine="0"/>
-              <w:jc w:val="center"/>
-            </w:pPr>
-            <w:r>
-              <w:rPr>
-                <w:rFonts w:hint="eastAsia"/>
-              </w:rPr>
-              <w:t>6.8</w:t>
-            </w:r>
-          </w:p>
-        </w:tc>
-        <w:tc>
-          <w:tcPr>
-            <w:tcW w:w="1038" w:type="dxa"/>
-          </w:tcPr>
-          <w:p>
-            <w:pPr>
-              <w:pStyle w:val="ad"/>
+            <w:tcW w:w="1650" w:type="dxa"/>
+            <w:vMerge/>
+            <w:tcBorders>
+              <w:top w:val="single" w:sz="2" w:space="0" w:color="auto"/>
+              <w:left w:val="single" w:sz="2" w:space="0" w:color="auto"/>
+              <w:bottom w:val="single" w:sz="2" w:space="0" w:color="auto"/>
+              <w:right w:val="single" w:sz="2" w:space="0" w:color="auto"/>
+            </w:tcBorders>
+            <w:vAlign w:val="center"/>
+            <w:hideMark/>
+          </w:tcPr>
+          <w:p>
+            <w:pPr>
+              <w:widowControl/>
+              <w:spacing w:line="240" w:lineRule="auto"/>
+              <w:ind w:firstLineChars="0" w:firstLine="0"/>
+              <w:rPr>
+                <w:rFonts w:ascii="Times New Roman" w:hAnsi="Times New Roman" w:cs="Times New Roman"/>
+              </w:rPr>
+            </w:pPr>
+          </w:p>
+        </w:tc>
+        <w:tc>
+          <w:tcPr>
+            <w:tcW w:w="1324" w:type="dxa"/>
+            <w:tcBorders>
+              <w:top w:val="single" w:sz="2" w:space="0" w:color="auto"/>
+              <w:left w:val="single" w:sz="2" w:space="0" w:color="auto"/>
+              <w:bottom w:val="single" w:sz="2" w:space="0" w:color="auto"/>
+              <w:right w:val="single" w:sz="2" w:space="0" w:color="auto"/>
+            </w:tcBorders>
+            <w:tcMar>
+              <w:top w:w="60" w:type="dxa"/>
+              <w:left w:w="120" w:type="dxa"/>
+              <w:bottom w:w="30" w:type="dxa"/>
+              <w:right w:w="120" w:type="dxa"/>
+            </w:tcMar>
+            <w:hideMark/>
+          </w:tcPr>
+          <w:p>
+            <w:pPr>
               <w:ind w:firstLine="480"/>
               <w:jc w:val="center"/>
-            </w:pPr>
-          </w:p>
-        </w:tc>
-      </w:tr>
-    </w:tbl>
-    <w:bookmarkEnd w:id="0"/>
-    <w:p>
-      <w:pPr>
-        <w:ind w:firstLine="480"/>
-        <w:jc w:val="center"/>
-      </w:pPr>
-      <w:r>
-        <w:t>表</w:t>
-      </w:r>
-      <w:r>
-        <w:t>3</w:t>
-      </w:r>
-      <w:r>
-        <w:rPr>
-          <w:rFonts w:hint="eastAsia"/>
-        </w:rPr>
-        <w:t xml:space="preserve"> </w:t>
-      </w:r>
-      <w:r>
-        <w:t>未反应</w:t>
-      </w:r>
-      <w:r>
-        <w:t>JM</w:t>
-      </w:r>
-      <w:r>
-        <w:t>参数</w:t>
-      </w:r>
-    </w:p>
-    <w:tbl>
-      <w:tblPr>
-        <w:tblStyle w:val="aa"/>
-        <w:tblW w:w="0" w:type="auto"/>
-        <w:tblLook w:val="04A0" w:firstRow="1" w:lastRow="0" w:firstColumn="1" w:lastColumn="0" w:noHBand="0" w:noVBand="1"/>
-      </w:tblPr>
-      <w:tblGrid>
-        <w:gridCol w:w="1659"/>
-        <w:gridCol w:w="1659"/>
-        <w:gridCol w:w="1659"/>
-        <w:gridCol w:w="1659"/>
-        <w:gridCol w:w="1660"/>
-      </w:tblGrid>
-      <w:tr>
-        <w:tc>
-          <w:tcPr>
-            <w:tcW w:w="1659" w:type="dxa"/>
-          </w:tcPr>
-          <w:p>
-            <w:pPr>
-              <w:spacing w:line="240" w:lineRule="auto"/>
+              <w:rPr>
+                <w:rFonts w:ascii="Times New Roman" w:hAnsi="Times New Roman" w:cs="Times New Roman"/>
+              </w:rPr>
+            </w:pPr>
+            <m:oMathPara>
+              <m:oMathParaPr>
+                <m:jc m:val="left"/>
+              </m:oMathParaPr>
+              <m:oMath>
+                <m:sSub>
+                  <m:sSubPr>
+                    <m:ctrlPr>
+                      <w:rPr>
+                        <w:rFonts w:ascii="Cambria Math" w:hAnsi="Cambria Math" w:cs="Times New Roman"/>
+                      </w:rPr>
+                    </m:ctrlPr>
+                  </m:sSubPr>
+                  <m:e>
+                    <m:r>
+                      <w:rPr>
+                        <w:rFonts w:ascii="Cambria Math" w:hAnsi="Cambria Math" w:cs="Times New Roman"/>
+                      </w:rPr>
+                      <m:t>λ</m:t>
+                    </m:r>
+                  </m:e>
+                  <m:sub>
+                    <m:r>
+                      <w:rPr>
+                        <w:rFonts w:ascii="Cambria Math" w:hAnsi="Cambria Math" w:cs="Times New Roman"/>
+                      </w:rPr>
+                      <m:t>s</m:t>
+                    </m:r>
+                  </m:sub>
+                </m:sSub>
+              </m:oMath>
+            </m:oMathPara>
+          </w:p>
+        </w:tc>
+        <w:tc>
+          <w:tcPr>
+            <w:tcW w:w="1976" w:type="dxa"/>
+            <w:tcBorders>
+              <w:top w:val="single" w:sz="2" w:space="0" w:color="auto"/>
+              <w:left w:val="single" w:sz="2" w:space="0" w:color="auto"/>
+              <w:bottom w:val="single" w:sz="2" w:space="0" w:color="auto"/>
+              <w:right w:val="single" w:sz="2" w:space="0" w:color="auto"/>
+            </w:tcBorders>
+            <w:tcMar>
+              <w:top w:w="60" w:type="dxa"/>
+              <w:left w:w="120" w:type="dxa"/>
+              <w:bottom w:w="30" w:type="dxa"/>
+              <w:right w:w="120" w:type="dxa"/>
+            </w:tcMar>
+            <w:hideMark/>
+          </w:tcPr>
+          <w:p>
+            <w:pPr>
+              <w:ind w:firstLineChars="0" w:firstLine="0"/>
+              <w:jc w:val="center"/>
+              <w:rPr>
+                <w:rFonts w:ascii="Times New Roman" w:hAnsi="Times New Roman" w:cs="Times New Roman"/>
+              </w:rPr>
+            </w:pPr>
+            <w:r>
+              <w:rPr>
+                <w:rFonts w:ascii="Times New Roman" w:hAnsi="Times New Roman" w:cs="Times New Roman" w:hint="eastAsia"/>
+              </w:rPr>
+              <w:t>壳体导热系数</w:t>
+            </w:r>
+          </w:p>
+        </w:tc>
+        <w:tc>
+          <w:tcPr>
+            <w:tcW w:w="1650" w:type="dxa"/>
+            <w:tcBorders>
+              <w:top w:val="single" w:sz="2" w:space="0" w:color="auto"/>
+              <w:left w:val="single" w:sz="2" w:space="0" w:color="auto"/>
+              <w:bottom w:val="single" w:sz="2" w:space="0" w:color="auto"/>
+              <w:right w:val="single" w:sz="2" w:space="0" w:color="auto"/>
+            </w:tcBorders>
+            <w:tcMar>
+              <w:top w:w="60" w:type="dxa"/>
+              <w:left w:w="120" w:type="dxa"/>
+              <w:bottom w:w="30" w:type="dxa"/>
+              <w:right w:w="120" w:type="dxa"/>
+            </w:tcMar>
+            <w:hideMark/>
+          </w:tcPr>
+          <w:p>
+            <w:pPr>
+              <w:ind w:firstLineChars="0" w:firstLine="0"/>
+              <w:jc w:val="center"/>
+              <w:rPr>
+                <w:rFonts w:ascii="Times New Roman" w:hAnsi="Times New Roman" w:cs="Times New Roman"/>
+              </w:rPr>
+            </w:pPr>
+            <w:r>
+              <w:rPr>
+                <w:rFonts w:ascii="Times New Roman" w:hAnsi="Times New Roman" w:cs="Times New Roman"/>
+              </w:rPr>
+              <w:t>45</w:t>
+            </w:r>
+          </w:p>
+        </w:tc>
+        <w:tc>
+          <w:tcPr>
+            <w:tcW w:w="1650" w:type="dxa"/>
+            <w:tcBorders>
+              <w:top w:val="single" w:sz="2" w:space="0" w:color="auto"/>
+              <w:left w:val="single" w:sz="2" w:space="0" w:color="auto"/>
+              <w:bottom w:val="single" w:sz="2" w:space="0" w:color="auto"/>
+              <w:right w:val="single" w:sz="2" w:space="0" w:color="auto"/>
+            </w:tcBorders>
+            <w:tcMar>
+              <w:top w:w="60" w:type="dxa"/>
+              <w:left w:w="120" w:type="dxa"/>
+              <w:bottom w:w="30" w:type="dxa"/>
+              <w:right w:w="120" w:type="dxa"/>
+            </w:tcMar>
+            <w:hideMark/>
+          </w:tcPr>
+          <w:p>
+            <w:pPr>
               <w:ind w:firstLine="480"/>
-            </w:pPr>
-            <w:r>
-              <w:rPr>
-                <w:rFonts w:hint="eastAsia"/>
-              </w:rPr>
-              <w:lastRenderedPageBreak/>
-              <w:t>A/</w:t>
-            </w:r>
-            <w:proofErr w:type="spellStart"/>
-            <w:r>
-              <w:rPr>
-                <w:rFonts w:hint="eastAsia"/>
-              </w:rPr>
-              <w:t>GPa</w:t>
-            </w:r>
-            <w:proofErr w:type="spellEnd"/>
-          </w:p>
-        </w:tc>
-        <w:tc>
-          <w:tcPr>
-            <w:tcW w:w="1659" w:type="dxa"/>
-          </w:tcPr>
-          <w:p>
-            <w:pPr>
-              <w:spacing w:line="240" w:lineRule="auto"/>
-              <w:ind w:firstLine="480"/>
-            </w:pPr>
-            <w:r>
-              <w:rPr>
-                <w:rFonts w:hint="eastAsia"/>
-              </w:rPr>
-              <w:t>B/</w:t>
-            </w:r>
-            <w:proofErr w:type="spellStart"/>
-            <w:r>
-              <w:rPr>
-                <w:rFonts w:hint="eastAsia"/>
-              </w:rPr>
-              <w:t>GPa</w:t>
-            </w:r>
-            <w:proofErr w:type="spellEnd"/>
-          </w:p>
-        </w:tc>
-        <w:tc>
-          <w:tcPr>
-            <w:tcW w:w="1659" w:type="dxa"/>
-          </w:tcPr>
-          <w:p>
-            <w:pPr>
-              <w:spacing w:line="240" w:lineRule="auto"/>
-              <w:ind w:firstLine="480"/>
-            </w:pPr>
-            <w:r>
-              <w:rPr>
-                <w:rFonts w:hint="eastAsia"/>
-              </w:rPr>
-              <w:t>R</w:t>
-            </w:r>
-          </w:p>
-        </w:tc>
-        <w:tc>
-          <w:tcPr>
-            <w:tcW w:w="1659" w:type="dxa"/>
-          </w:tcPr>
-          <w:p>
-            <w:pPr>
-              <w:spacing w:line="240" w:lineRule="auto"/>
-              <w:ind w:firstLine="480"/>
-            </w:pPr>
-            <w:r>
-              <w:rPr>
-                <w:rFonts w:hint="eastAsia"/>
-              </w:rPr>
-              <w:t>R2</w:t>
-            </w:r>
-          </w:p>
-        </w:tc>
-        <w:tc>
-          <w:tcPr>
-            <w:tcW w:w="1660" w:type="dxa"/>
-          </w:tcPr>
-          <w:p>
-            <w:pPr>
-              <w:spacing w:line="240" w:lineRule="auto"/>
-              <w:ind w:firstLine="480"/>
-            </w:pPr>
-            <w:r>
-              <w:rPr>
-                <w:rFonts w:hint="eastAsia"/>
-              </w:rPr>
-              <w:t>w</w:t>
-            </w:r>
+              <w:jc w:val="center"/>
+              <w:rPr>
+                <w:rFonts w:ascii="Times New Roman" w:hAnsi="Times New Roman" w:cs="Times New Roman"/>
+              </w:rPr>
+            </w:pPr>
+            <m:oMathPara>
+              <m:oMathParaPr>
+                <m:jc m:val="left"/>
+              </m:oMathParaPr>
+              <m:oMath>
+                <m:r>
+                  <m:rPr>
+                    <m:sty m:val="p"/>
+                  </m:rPr>
+                  <w:rPr>
+                    <w:rFonts w:ascii="Cambria Math" w:hAnsi="Cambria Math" w:cs="Times New Roman"/>
+                  </w:rPr>
+                  <m:t>W</m:t>
+                </m:r>
+                <m:r>
+                  <w:rPr>
+                    <w:rFonts w:ascii="Cambria Math" w:hAnsi="Cambria Math" w:cs="Times New Roman"/>
+                  </w:rPr>
+                  <m:t>/(</m:t>
+                </m:r>
+                <m:r>
+                  <m:rPr>
+                    <m:sty m:val="p"/>
+                  </m:rPr>
+                  <w:rPr>
+                    <w:rFonts w:ascii="Cambria Math" w:hAnsi="Cambria Math" w:cs="Times New Roman"/>
+                  </w:rPr>
+                  <m:t>m</m:t>
+                </m:r>
+                <m:sSup>
+                  <m:sSupPr>
+                    <m:ctrlPr>
+                      <w:rPr>
+                        <w:rFonts w:ascii="Cambria Math" w:hAnsi="Cambria Math" w:cs="Times New Roman"/>
+                      </w:rPr>
+                    </m:ctrlPr>
+                  </m:sSupPr>
+                  <m:e>
+                    <m:r>
+                      <w:rPr>
+                        <w:rFonts w:ascii="Cambria Math" w:hAnsi="Cambria Math" w:cs="Times New Roman"/>
+                      </w:rPr>
+                      <m:t>⋅</m:t>
+                    </m:r>
+                  </m:e>
+                  <m:sup>
+                    <m:r>
+                      <w:rPr>
+                        <w:rFonts w:ascii="Cambria Math" w:hAnsi="Cambria Math" w:cs="Times New Roman"/>
+                      </w:rPr>
+                      <m:t>∘</m:t>
+                    </m:r>
+                  </m:sup>
+                </m:sSup>
+                <m:r>
+                  <m:rPr>
+                    <m:sty m:val="p"/>
+                  </m:rPr>
+                  <w:rPr>
+                    <w:rFonts w:ascii="Cambria Math" w:hAnsi="Cambria Math" w:cs="Times New Roman"/>
+                  </w:rPr>
+                  <m:t>C</m:t>
+                </m:r>
+                <m:r>
+                  <w:rPr>
+                    <w:rFonts w:ascii="Cambria Math" w:hAnsi="Cambria Math" w:cs="Times New Roman"/>
+                  </w:rPr>
+                  <m:t>)</m:t>
+                </m:r>
+              </m:oMath>
+            </m:oMathPara>
           </w:p>
         </w:tc>
       </w:tr>
       <w:tr>
         <w:tc>
           <w:tcPr>
-            <w:tcW w:w="1659" w:type="dxa"/>
-          </w:tcPr>
-          <w:p>
-            <w:pPr>
-              <w:spacing w:line="240" w:lineRule="auto"/>
+            <w:tcW w:w="1650" w:type="dxa"/>
+            <w:vMerge/>
+            <w:tcBorders>
+              <w:top w:val="single" w:sz="2" w:space="0" w:color="auto"/>
+              <w:left w:val="single" w:sz="2" w:space="0" w:color="auto"/>
+              <w:bottom w:val="single" w:sz="2" w:space="0" w:color="auto"/>
+              <w:right w:val="single" w:sz="2" w:space="0" w:color="auto"/>
+            </w:tcBorders>
+            <w:vAlign w:val="center"/>
+            <w:hideMark/>
+          </w:tcPr>
+          <w:p>
+            <w:pPr>
+              <w:widowControl/>
+              <w:spacing w:line="240" w:lineRule="auto"/>
+              <w:ind w:firstLineChars="0" w:firstLine="0"/>
+              <w:rPr>
+                <w:rFonts w:ascii="Times New Roman" w:hAnsi="Times New Roman" w:cs="Times New Roman"/>
+              </w:rPr>
+            </w:pPr>
+          </w:p>
+        </w:tc>
+        <w:tc>
+          <w:tcPr>
+            <w:tcW w:w="1324" w:type="dxa"/>
+            <w:tcBorders>
+              <w:top w:val="single" w:sz="2" w:space="0" w:color="auto"/>
+              <w:left w:val="single" w:sz="2" w:space="0" w:color="auto"/>
+              <w:bottom w:val="single" w:sz="2" w:space="0" w:color="auto"/>
+              <w:right w:val="single" w:sz="2" w:space="0" w:color="auto"/>
+            </w:tcBorders>
+            <w:tcMar>
+              <w:top w:w="60" w:type="dxa"/>
+              <w:left w:w="120" w:type="dxa"/>
+              <w:bottom w:w="30" w:type="dxa"/>
+              <w:right w:w="120" w:type="dxa"/>
+            </w:tcMar>
+            <w:hideMark/>
+          </w:tcPr>
+          <w:p>
+            <w:pPr>
               <w:ind w:firstLine="480"/>
-            </w:pPr>
-          </w:p>
-        </w:tc>
-        <w:tc>
-          <w:tcPr>
-            <w:tcW w:w="1659" w:type="dxa"/>
-          </w:tcPr>
-          <w:p>
-            <w:pPr>
-              <w:spacing w:line="240" w:lineRule="auto"/>
+              <w:jc w:val="center"/>
+              <w:rPr>
+                <w:rFonts w:ascii="Times New Roman" w:hAnsi="Times New Roman" w:cs="Times New Roman"/>
+              </w:rPr>
+            </w:pPr>
+            <m:oMathPara>
+              <m:oMathParaPr>
+                <m:jc m:val="left"/>
+              </m:oMathParaPr>
+              <m:oMath>
+                <m:r>
+                  <w:rPr>
+                    <w:rFonts w:ascii="Cambria Math" w:hAnsi="Cambria Math" w:cs="Times New Roman"/>
+                  </w:rPr>
+                  <m:t>β</m:t>
+                </m:r>
+              </m:oMath>
+            </m:oMathPara>
+          </w:p>
+        </w:tc>
+        <w:tc>
+          <w:tcPr>
+            <w:tcW w:w="1976" w:type="dxa"/>
+            <w:tcBorders>
+              <w:top w:val="single" w:sz="2" w:space="0" w:color="auto"/>
+              <w:left w:val="single" w:sz="2" w:space="0" w:color="auto"/>
+              <w:bottom w:val="single" w:sz="2" w:space="0" w:color="auto"/>
+              <w:right w:val="single" w:sz="2" w:space="0" w:color="auto"/>
+            </w:tcBorders>
+            <w:tcMar>
+              <w:top w:w="60" w:type="dxa"/>
+              <w:left w:w="120" w:type="dxa"/>
+              <w:bottom w:w="30" w:type="dxa"/>
+              <w:right w:w="120" w:type="dxa"/>
+            </w:tcMar>
+            <w:hideMark/>
+          </w:tcPr>
+          <w:p>
+            <w:pPr>
+              <w:ind w:firstLineChars="0" w:firstLine="0"/>
+              <w:jc w:val="center"/>
+              <w:rPr>
+                <w:rFonts w:ascii="Times New Roman" w:hAnsi="Times New Roman" w:cs="Times New Roman"/>
+              </w:rPr>
+            </w:pPr>
+            <w:r>
+              <w:rPr>
+                <w:rFonts w:ascii="Times New Roman" w:hAnsi="Times New Roman" w:cs="Times New Roman" w:hint="eastAsia"/>
+              </w:rPr>
+              <w:t>塑性热转化系数</w:t>
+            </w:r>
+          </w:p>
+        </w:tc>
+        <w:tc>
+          <w:tcPr>
+            <w:tcW w:w="1650" w:type="dxa"/>
+            <w:tcBorders>
+              <w:top w:val="single" w:sz="2" w:space="0" w:color="auto"/>
+              <w:left w:val="single" w:sz="2" w:space="0" w:color="auto"/>
+              <w:bottom w:val="single" w:sz="2" w:space="0" w:color="auto"/>
+              <w:right w:val="single" w:sz="2" w:space="0" w:color="auto"/>
+            </w:tcBorders>
+            <w:tcMar>
+              <w:top w:w="60" w:type="dxa"/>
+              <w:left w:w="120" w:type="dxa"/>
+              <w:bottom w:w="30" w:type="dxa"/>
+              <w:right w:w="120" w:type="dxa"/>
+            </w:tcMar>
+            <w:hideMark/>
+          </w:tcPr>
+          <w:p>
+            <w:pPr>
+              <w:ind w:firstLineChars="0" w:firstLine="0"/>
+              <w:jc w:val="center"/>
+              <w:rPr>
+                <w:rFonts w:ascii="Times New Roman" w:hAnsi="Times New Roman" w:cs="Times New Roman"/>
+              </w:rPr>
+            </w:pPr>
+            <w:r>
+              <w:rPr>
+                <w:rFonts w:ascii="Times New Roman" w:hAnsi="Times New Roman" w:cs="Times New Roman"/>
+              </w:rPr>
+              <w:t>0.90</w:t>
+            </w:r>
+          </w:p>
+        </w:tc>
+        <w:tc>
+          <w:tcPr>
+            <w:tcW w:w="1650" w:type="dxa"/>
+            <w:tcBorders>
+              <w:top w:val="single" w:sz="2" w:space="0" w:color="auto"/>
+              <w:left w:val="single" w:sz="2" w:space="0" w:color="auto"/>
+              <w:bottom w:val="single" w:sz="2" w:space="0" w:color="auto"/>
+              <w:right w:val="single" w:sz="2" w:space="0" w:color="auto"/>
+            </w:tcBorders>
+            <w:tcMar>
+              <w:top w:w="60" w:type="dxa"/>
+              <w:left w:w="120" w:type="dxa"/>
+              <w:bottom w:w="30" w:type="dxa"/>
+              <w:right w:w="120" w:type="dxa"/>
+            </w:tcMar>
+            <w:hideMark/>
+          </w:tcPr>
+          <w:p>
+            <w:pPr>
               <w:ind w:firstLine="480"/>
-            </w:pPr>
-          </w:p>
-        </w:tc>
-        <w:tc>
-          <w:tcPr>
-            <w:tcW w:w="1659" w:type="dxa"/>
-          </w:tcPr>
-          <w:p>
-            <w:pPr>
-              <w:spacing w:line="240" w:lineRule="auto"/>
+              <w:rPr>
+                <w:rFonts w:ascii="Times New Roman" w:hAnsi="Times New Roman" w:cs="Times New Roman"/>
+              </w:rPr>
+            </w:pPr>
+            <w:r>
+              <w:rPr>
+                <w:rFonts w:ascii="Times New Roman" w:hAnsi="Times New Roman" w:cs="Times New Roman"/>
+              </w:rPr>
+              <w:t>—</w:t>
+            </w:r>
+          </w:p>
+        </w:tc>
+      </w:tr>
+      <w:tr>
+        <w:tc>
+          <w:tcPr>
+            <w:tcW w:w="1650" w:type="dxa"/>
+            <w:vMerge w:val="restart"/>
+            <w:tcBorders>
+              <w:top w:val="single" w:sz="2" w:space="0" w:color="auto"/>
+              <w:left w:val="single" w:sz="2" w:space="0" w:color="auto"/>
+              <w:bottom w:val="single" w:sz="2" w:space="0" w:color="auto"/>
+              <w:right w:val="single" w:sz="2" w:space="0" w:color="auto"/>
+            </w:tcBorders>
+            <w:tcMar>
+              <w:top w:w="60" w:type="dxa"/>
+              <w:left w:w="120" w:type="dxa"/>
+              <w:bottom w:w="30" w:type="dxa"/>
+              <w:right w:w="120" w:type="dxa"/>
+            </w:tcMar>
+            <w:hideMark/>
+          </w:tcPr>
+          <w:p>
+            <w:pPr>
+              <w:ind w:firstLineChars="0" w:firstLine="0"/>
+              <w:jc w:val="center"/>
+              <w:rPr>
+                <w:rFonts w:ascii="Times New Roman" w:hAnsi="Times New Roman" w:cs="Times New Roman"/>
+              </w:rPr>
+            </w:pPr>
+            <w:r>
+              <w:rPr>
+                <w:rFonts w:ascii="Times New Roman" w:hAnsi="Times New Roman" w:cs="Times New Roman" w:hint="eastAsia"/>
+              </w:rPr>
+              <w:t>固体推进剂</w:t>
+            </w:r>
+          </w:p>
+        </w:tc>
+        <w:tc>
+          <w:tcPr>
+            <w:tcW w:w="1324" w:type="dxa"/>
+            <w:tcBorders>
+              <w:top w:val="single" w:sz="2" w:space="0" w:color="auto"/>
+              <w:left w:val="single" w:sz="2" w:space="0" w:color="auto"/>
+              <w:bottom w:val="single" w:sz="2" w:space="0" w:color="auto"/>
+              <w:right w:val="single" w:sz="2" w:space="0" w:color="auto"/>
+            </w:tcBorders>
+            <w:tcMar>
+              <w:top w:w="60" w:type="dxa"/>
+              <w:left w:w="120" w:type="dxa"/>
+              <w:bottom w:w="30" w:type="dxa"/>
+              <w:right w:w="120" w:type="dxa"/>
+            </w:tcMar>
+            <w:hideMark/>
+          </w:tcPr>
+          <w:p>
+            <w:pPr>
               <w:ind w:firstLine="480"/>
-            </w:pPr>
-          </w:p>
-        </w:tc>
-        <w:tc>
-          <w:tcPr>
-            <w:tcW w:w="1659" w:type="dxa"/>
-          </w:tcPr>
-          <w:p>
-            <w:pPr>
-              <w:spacing w:line="240" w:lineRule="auto"/>
+              <w:jc w:val="center"/>
+              <w:rPr>
+                <w:rFonts w:ascii="Times New Roman" w:hAnsi="Times New Roman" w:cs="Times New Roman"/>
+              </w:rPr>
+            </w:pPr>
+            <m:oMathPara>
+              <m:oMathParaPr>
+                <m:jc m:val="left"/>
+              </m:oMathParaPr>
+              <m:oMath>
+                <m:sSub>
+                  <m:sSubPr>
+                    <m:ctrlPr>
+                      <w:rPr>
+                        <w:rFonts w:ascii="Cambria Math" w:hAnsi="Cambria Math" w:cs="Times New Roman"/>
+                      </w:rPr>
+                    </m:ctrlPr>
+                  </m:sSubPr>
+                  <m:e>
+                    <m:r>
+                      <w:rPr>
+                        <w:rFonts w:ascii="Cambria Math" w:hAnsi="Cambria Math" w:cs="Times New Roman"/>
+                      </w:rPr>
+                      <m:t>ρ</m:t>
+                    </m:r>
+                  </m:e>
+                  <m:sub>
+                    <m:r>
+                      <w:rPr>
+                        <w:rFonts w:ascii="Cambria Math" w:hAnsi="Cambria Math" w:cs="Times New Roman"/>
+                      </w:rPr>
+                      <m:t>p</m:t>
+                    </m:r>
+                  </m:sub>
+                </m:sSub>
+              </m:oMath>
+            </m:oMathPara>
+          </w:p>
+        </w:tc>
+        <w:tc>
+          <w:tcPr>
+            <w:tcW w:w="1976" w:type="dxa"/>
+            <w:tcBorders>
+              <w:top w:val="single" w:sz="2" w:space="0" w:color="auto"/>
+              <w:left w:val="single" w:sz="2" w:space="0" w:color="auto"/>
+              <w:bottom w:val="single" w:sz="2" w:space="0" w:color="auto"/>
+              <w:right w:val="single" w:sz="2" w:space="0" w:color="auto"/>
+            </w:tcBorders>
+            <w:tcMar>
+              <w:top w:w="60" w:type="dxa"/>
+              <w:left w:w="120" w:type="dxa"/>
+              <w:bottom w:w="30" w:type="dxa"/>
+              <w:right w:w="120" w:type="dxa"/>
+            </w:tcMar>
+            <w:hideMark/>
+          </w:tcPr>
+          <w:p>
+            <w:pPr>
+              <w:ind w:firstLineChars="0" w:firstLine="0"/>
+              <w:jc w:val="center"/>
+              <w:rPr>
+                <w:rFonts w:ascii="Times New Roman" w:hAnsi="Times New Roman" w:cs="Times New Roman"/>
+              </w:rPr>
+            </w:pPr>
+            <w:r>
+              <w:rPr>
+                <w:rFonts w:ascii="Times New Roman" w:hAnsi="Times New Roman" w:cs="Times New Roman" w:hint="eastAsia"/>
+              </w:rPr>
+              <w:t>推进剂密度</w:t>
+            </w:r>
+          </w:p>
+        </w:tc>
+        <w:tc>
+          <w:tcPr>
+            <w:tcW w:w="1650" w:type="dxa"/>
+            <w:tcBorders>
+              <w:top w:val="single" w:sz="2" w:space="0" w:color="auto"/>
+              <w:left w:val="single" w:sz="2" w:space="0" w:color="auto"/>
+              <w:bottom w:val="single" w:sz="2" w:space="0" w:color="auto"/>
+              <w:right w:val="single" w:sz="2" w:space="0" w:color="auto"/>
+            </w:tcBorders>
+            <w:tcMar>
+              <w:top w:w="60" w:type="dxa"/>
+              <w:left w:w="120" w:type="dxa"/>
+              <w:bottom w:w="30" w:type="dxa"/>
+              <w:right w:w="120" w:type="dxa"/>
+            </w:tcMar>
+            <w:hideMark/>
+          </w:tcPr>
+          <w:p>
+            <w:pPr>
+              <w:ind w:firstLineChars="0" w:firstLine="0"/>
+              <w:jc w:val="center"/>
+              <w:rPr>
+                <w:rFonts w:ascii="Times New Roman" w:hAnsi="Times New Roman" w:cs="Times New Roman"/>
+              </w:rPr>
+            </w:pPr>
+            <w:r>
+              <w:rPr>
+                <w:rFonts w:ascii="Times New Roman" w:hAnsi="Times New Roman" w:cs="Times New Roman"/>
+              </w:rPr>
+              <w:t>1750</w:t>
+            </w:r>
+          </w:p>
+        </w:tc>
+        <w:tc>
+          <w:tcPr>
+            <w:tcW w:w="1650" w:type="dxa"/>
+            <w:tcBorders>
+              <w:top w:val="single" w:sz="2" w:space="0" w:color="auto"/>
+              <w:left w:val="single" w:sz="2" w:space="0" w:color="auto"/>
+              <w:bottom w:val="single" w:sz="2" w:space="0" w:color="auto"/>
+              <w:right w:val="single" w:sz="2" w:space="0" w:color="auto"/>
+            </w:tcBorders>
+            <w:tcMar>
+              <w:top w:w="60" w:type="dxa"/>
+              <w:left w:w="120" w:type="dxa"/>
+              <w:bottom w:w="30" w:type="dxa"/>
+              <w:right w:w="120" w:type="dxa"/>
+            </w:tcMar>
+            <w:hideMark/>
+          </w:tcPr>
+          <w:p>
+            <w:pPr>
               <w:ind w:firstLine="480"/>
-            </w:pPr>
-          </w:p>
-        </w:tc>
-        <w:tc>
-          <w:tcPr>
-            <w:tcW w:w="1660" w:type="dxa"/>
-          </w:tcPr>
-          <w:p>
-            <w:pPr>
-              <w:spacing w:line="240" w:lineRule="auto"/>
+              <w:jc w:val="center"/>
+              <w:rPr>
+                <w:rFonts w:ascii="Times New Roman" w:hAnsi="Times New Roman" w:cs="Times New Roman"/>
+              </w:rPr>
+            </w:pPr>
+            <m:oMathPara>
+              <m:oMathParaPr>
+                <m:jc m:val="left"/>
+              </m:oMathParaPr>
+              <m:oMath>
+                <m:r>
+                  <m:rPr>
+                    <m:sty m:val="p"/>
+                  </m:rPr>
+                  <w:rPr>
+                    <w:rFonts w:ascii="Cambria Math" w:hAnsi="Cambria Math" w:cs="Times New Roman"/>
+                  </w:rPr>
+                  <m:t>kg</m:t>
+                </m:r>
+                <m:r>
+                  <w:rPr>
+                    <w:rFonts w:ascii="Cambria Math" w:hAnsi="Cambria Math" w:cs="Times New Roman"/>
+                  </w:rPr>
+                  <m:t>/</m:t>
+                </m:r>
+                <m:sSup>
+                  <m:sSupPr>
+                    <m:ctrlPr>
+                      <w:rPr>
+                        <w:rFonts w:ascii="Cambria Math" w:hAnsi="Cambria Math" w:cs="Times New Roman"/>
+                      </w:rPr>
+                    </m:ctrlPr>
+                  </m:sSupPr>
+                  <m:e>
+                    <m:r>
+                      <m:rPr>
+                        <m:sty m:val="p"/>
+                      </m:rPr>
+                      <w:rPr>
+                        <w:rFonts w:ascii="Cambria Math" w:hAnsi="Cambria Math" w:cs="Times New Roman"/>
+                      </w:rPr>
+                      <m:t>m</m:t>
+                    </m:r>
+                  </m:e>
+                  <m:sup>
+                    <m:r>
+                      <w:rPr>
+                        <w:rFonts w:ascii="Cambria Math" w:hAnsi="Cambria Math" w:cs="Times New Roman"/>
+                      </w:rPr>
+                      <m:t>3</m:t>
+                    </m:r>
+                  </m:sup>
+                </m:sSup>
+              </m:oMath>
+            </m:oMathPara>
+          </w:p>
+        </w:tc>
+      </w:tr>
+      <w:tr>
+        <w:tc>
+          <w:tcPr>
+            <w:tcW w:w="1650" w:type="dxa"/>
+            <w:vMerge/>
+            <w:tcBorders>
+              <w:top w:val="single" w:sz="2" w:space="0" w:color="auto"/>
+              <w:left w:val="single" w:sz="2" w:space="0" w:color="auto"/>
+              <w:bottom w:val="single" w:sz="2" w:space="0" w:color="auto"/>
+              <w:right w:val="single" w:sz="2" w:space="0" w:color="auto"/>
+            </w:tcBorders>
+            <w:vAlign w:val="center"/>
+            <w:hideMark/>
+          </w:tcPr>
+          <w:p>
+            <w:pPr>
+              <w:widowControl/>
+              <w:spacing w:line="240" w:lineRule="auto"/>
+              <w:ind w:firstLineChars="0" w:firstLine="0"/>
+              <w:rPr>
+                <w:rFonts w:ascii="Times New Roman" w:hAnsi="Times New Roman" w:cs="Times New Roman"/>
+              </w:rPr>
+            </w:pPr>
+          </w:p>
+        </w:tc>
+        <w:tc>
+          <w:tcPr>
+            <w:tcW w:w="1324" w:type="dxa"/>
+            <w:tcBorders>
+              <w:top w:val="single" w:sz="2" w:space="0" w:color="auto"/>
+              <w:left w:val="single" w:sz="2" w:space="0" w:color="auto"/>
+              <w:bottom w:val="single" w:sz="2" w:space="0" w:color="auto"/>
+              <w:right w:val="single" w:sz="2" w:space="0" w:color="auto"/>
+            </w:tcBorders>
+            <w:tcMar>
+              <w:top w:w="60" w:type="dxa"/>
+              <w:left w:w="120" w:type="dxa"/>
+              <w:bottom w:w="30" w:type="dxa"/>
+              <w:right w:w="120" w:type="dxa"/>
+            </w:tcMar>
+            <w:hideMark/>
+          </w:tcPr>
+          <w:p>
+            <w:pPr>
               <w:ind w:firstLine="480"/>
-            </w:pPr>
+              <w:jc w:val="center"/>
+              <w:rPr>
+                <w:rFonts w:ascii="Times New Roman" w:hAnsi="Times New Roman" w:cs="Times New Roman"/>
+              </w:rPr>
+            </w:pPr>
+            <m:oMathPara>
+              <m:oMathParaPr>
+                <m:jc m:val="left"/>
+              </m:oMathParaPr>
+              <m:oMath>
+                <m:sSub>
+                  <m:sSubPr>
+                    <m:ctrlPr>
+                      <w:rPr>
+                        <w:rFonts w:ascii="Cambria Math" w:hAnsi="Cambria Math" w:cs="Times New Roman"/>
+                      </w:rPr>
+                    </m:ctrlPr>
+                  </m:sSubPr>
+                  <m:e>
+                    <m:r>
+                      <w:rPr>
+                        <w:rFonts w:ascii="Cambria Math" w:hAnsi="Cambria Math" w:cs="Times New Roman"/>
+                      </w:rPr>
+                      <m:t>c</m:t>
+                    </m:r>
+                  </m:e>
+                  <m:sub>
+                    <m:r>
+                      <w:rPr>
+                        <w:rFonts w:ascii="Cambria Math" w:hAnsi="Cambria Math" w:cs="Times New Roman"/>
+                      </w:rPr>
+                      <m:t>p,p</m:t>
+                    </m:r>
+                  </m:sub>
+                </m:sSub>
+              </m:oMath>
+            </m:oMathPara>
+          </w:p>
+        </w:tc>
+        <w:tc>
+          <w:tcPr>
+            <w:tcW w:w="1976" w:type="dxa"/>
+            <w:tcBorders>
+              <w:top w:val="single" w:sz="2" w:space="0" w:color="auto"/>
+              <w:left w:val="single" w:sz="2" w:space="0" w:color="auto"/>
+              <w:bottom w:val="single" w:sz="2" w:space="0" w:color="auto"/>
+              <w:right w:val="single" w:sz="2" w:space="0" w:color="auto"/>
+            </w:tcBorders>
+            <w:tcMar>
+              <w:top w:w="60" w:type="dxa"/>
+              <w:left w:w="120" w:type="dxa"/>
+              <w:bottom w:w="30" w:type="dxa"/>
+              <w:right w:w="120" w:type="dxa"/>
+            </w:tcMar>
+            <w:hideMark/>
+          </w:tcPr>
+          <w:p>
+            <w:pPr>
+              <w:ind w:firstLineChars="0" w:firstLine="0"/>
+              <w:jc w:val="center"/>
+              <w:rPr>
+                <w:rFonts w:ascii="Times New Roman" w:hAnsi="Times New Roman" w:cs="Times New Roman"/>
+              </w:rPr>
+            </w:pPr>
+            <w:r>
+              <w:rPr>
+                <w:rFonts w:ascii="Times New Roman" w:hAnsi="Times New Roman" w:cs="Times New Roman" w:hint="eastAsia"/>
+              </w:rPr>
+              <w:t>推进剂比热容</w:t>
+            </w:r>
+          </w:p>
+        </w:tc>
+        <w:tc>
+          <w:tcPr>
+            <w:tcW w:w="1650" w:type="dxa"/>
+            <w:tcBorders>
+              <w:top w:val="single" w:sz="2" w:space="0" w:color="auto"/>
+              <w:left w:val="single" w:sz="2" w:space="0" w:color="auto"/>
+              <w:bottom w:val="single" w:sz="2" w:space="0" w:color="auto"/>
+              <w:right w:val="single" w:sz="2" w:space="0" w:color="auto"/>
+            </w:tcBorders>
+            <w:tcMar>
+              <w:top w:w="60" w:type="dxa"/>
+              <w:left w:w="120" w:type="dxa"/>
+              <w:bottom w:w="30" w:type="dxa"/>
+              <w:right w:w="120" w:type="dxa"/>
+            </w:tcMar>
+            <w:hideMark/>
+          </w:tcPr>
+          <w:p>
+            <w:pPr>
+              <w:ind w:firstLineChars="0" w:firstLine="0"/>
+              <w:jc w:val="center"/>
+              <w:rPr>
+                <w:rFonts w:ascii="Times New Roman" w:hAnsi="Times New Roman" w:cs="Times New Roman"/>
+              </w:rPr>
+            </w:pPr>
+            <w:r>
+              <w:rPr>
+                <w:rFonts w:ascii="Times New Roman" w:hAnsi="Times New Roman" w:cs="Times New Roman"/>
+              </w:rPr>
+              <w:t>1400</w:t>
+            </w:r>
+          </w:p>
+        </w:tc>
+        <w:tc>
+          <w:tcPr>
+            <w:tcW w:w="1650" w:type="dxa"/>
+            <w:tcBorders>
+              <w:top w:val="single" w:sz="2" w:space="0" w:color="auto"/>
+              <w:left w:val="single" w:sz="2" w:space="0" w:color="auto"/>
+              <w:bottom w:val="single" w:sz="2" w:space="0" w:color="auto"/>
+              <w:right w:val="single" w:sz="2" w:space="0" w:color="auto"/>
+            </w:tcBorders>
+            <w:tcMar>
+              <w:top w:w="60" w:type="dxa"/>
+              <w:left w:w="120" w:type="dxa"/>
+              <w:bottom w:w="30" w:type="dxa"/>
+              <w:right w:w="120" w:type="dxa"/>
+            </w:tcMar>
+            <w:hideMark/>
+          </w:tcPr>
+          <w:p>
+            <w:pPr>
+              <w:ind w:firstLine="480"/>
+              <w:jc w:val="center"/>
+              <w:rPr>
+                <w:rFonts w:ascii="Times New Roman" w:hAnsi="Times New Roman" w:cs="Times New Roman"/>
+              </w:rPr>
+            </w:pPr>
+            <m:oMathPara>
+              <m:oMathParaPr>
+                <m:jc m:val="left"/>
+              </m:oMathParaPr>
+              <m:oMath>
+                <m:r>
+                  <m:rPr>
+                    <m:sty m:val="p"/>
+                  </m:rPr>
+                  <w:rPr>
+                    <w:rFonts w:ascii="Cambria Math" w:hAnsi="Cambria Math" w:cs="Times New Roman"/>
+                  </w:rPr>
+                  <m:t>J</m:t>
+                </m:r>
+                <m:r>
+                  <w:rPr>
+                    <w:rFonts w:ascii="Cambria Math" w:hAnsi="Cambria Math" w:cs="Times New Roman"/>
+                  </w:rPr>
+                  <m:t>/(</m:t>
+                </m:r>
+                <m:r>
+                  <m:rPr>
+                    <m:sty m:val="p"/>
+                  </m:rPr>
+                  <w:rPr>
+                    <w:rFonts w:ascii="Cambria Math" w:hAnsi="Cambria Math" w:cs="Times New Roman"/>
+                  </w:rPr>
+                  <m:t>kg</m:t>
+                </m:r>
+                <m:sSup>
+                  <m:sSupPr>
+                    <m:ctrlPr>
+                      <w:rPr>
+                        <w:rFonts w:ascii="Cambria Math" w:hAnsi="Cambria Math" w:cs="Times New Roman"/>
+                      </w:rPr>
+                    </m:ctrlPr>
+                  </m:sSupPr>
+                  <m:e>
+                    <m:r>
+                      <w:rPr>
+                        <w:rFonts w:ascii="Cambria Math" w:hAnsi="Cambria Math" w:cs="Times New Roman"/>
+                      </w:rPr>
+                      <m:t>⋅</m:t>
+                    </m:r>
+                  </m:e>
+                  <m:sup>
+                    <m:r>
+                      <w:rPr>
+                        <w:rFonts w:ascii="Cambria Math" w:hAnsi="Cambria Math" w:cs="Times New Roman"/>
+                      </w:rPr>
+                      <m:t>∘</m:t>
+                    </m:r>
+                  </m:sup>
+                </m:sSup>
+                <m:r>
+                  <m:rPr>
+                    <m:sty m:val="p"/>
+                  </m:rPr>
+                  <w:rPr>
+                    <w:rFonts w:ascii="Cambria Math" w:hAnsi="Cambria Math" w:cs="Times New Roman"/>
+                  </w:rPr>
+                  <m:t>C</m:t>
+                </m:r>
+                <m:r>
+                  <w:rPr>
+                    <w:rFonts w:ascii="Cambria Math" w:hAnsi="Cambria Math" w:cs="Times New Roman"/>
+                  </w:rPr>
+                  <m:t>)</m:t>
+                </m:r>
+              </m:oMath>
+            </m:oMathPara>
+          </w:p>
+        </w:tc>
+      </w:tr>
+      <w:tr>
+        <w:tc>
+          <w:tcPr>
+            <w:tcW w:w="1650" w:type="dxa"/>
+            <w:vMerge/>
+            <w:tcBorders>
+              <w:top w:val="single" w:sz="2" w:space="0" w:color="auto"/>
+              <w:left w:val="single" w:sz="2" w:space="0" w:color="auto"/>
+              <w:bottom w:val="single" w:sz="2" w:space="0" w:color="auto"/>
+              <w:right w:val="single" w:sz="2" w:space="0" w:color="auto"/>
+            </w:tcBorders>
+            <w:vAlign w:val="center"/>
+            <w:hideMark/>
+          </w:tcPr>
+          <w:p>
+            <w:pPr>
+              <w:widowControl/>
+              <w:spacing w:line="240" w:lineRule="auto"/>
+              <w:ind w:firstLineChars="0" w:firstLine="0"/>
+              <w:rPr>
+                <w:rFonts w:ascii="Times New Roman" w:hAnsi="Times New Roman" w:cs="Times New Roman"/>
+              </w:rPr>
+            </w:pPr>
+          </w:p>
+        </w:tc>
+        <w:tc>
+          <w:tcPr>
+            <w:tcW w:w="1324" w:type="dxa"/>
+            <w:tcBorders>
+              <w:top w:val="single" w:sz="2" w:space="0" w:color="auto"/>
+              <w:left w:val="single" w:sz="2" w:space="0" w:color="auto"/>
+              <w:bottom w:val="single" w:sz="2" w:space="0" w:color="auto"/>
+              <w:right w:val="single" w:sz="2" w:space="0" w:color="auto"/>
+            </w:tcBorders>
+            <w:tcMar>
+              <w:top w:w="60" w:type="dxa"/>
+              <w:left w:w="120" w:type="dxa"/>
+              <w:bottom w:w="30" w:type="dxa"/>
+              <w:right w:w="120" w:type="dxa"/>
+            </w:tcMar>
+            <w:hideMark/>
+          </w:tcPr>
+          <w:p>
+            <w:pPr>
+              <w:ind w:firstLine="480"/>
+              <w:jc w:val="center"/>
+              <w:rPr>
+                <w:rFonts w:ascii="Times New Roman" w:hAnsi="Times New Roman" w:cs="Times New Roman"/>
+              </w:rPr>
+            </w:pPr>
+            <m:oMathPara>
+              <m:oMathParaPr>
+                <m:jc m:val="left"/>
+              </m:oMathParaPr>
+              <m:oMath>
+                <m:sSub>
+                  <m:sSubPr>
+                    <m:ctrlPr>
+                      <w:rPr>
+                        <w:rFonts w:ascii="Cambria Math" w:hAnsi="Cambria Math" w:cs="Times New Roman"/>
+                      </w:rPr>
+                    </m:ctrlPr>
+                  </m:sSubPr>
+                  <m:e>
+                    <m:r>
+                      <w:rPr>
+                        <w:rFonts w:ascii="Cambria Math" w:hAnsi="Cambria Math" w:cs="Times New Roman"/>
+                      </w:rPr>
+                      <m:t>λ</m:t>
+                    </m:r>
+                  </m:e>
+                  <m:sub>
+                    <m:r>
+                      <w:rPr>
+                        <w:rFonts w:ascii="Cambria Math" w:hAnsi="Cambria Math" w:cs="Times New Roman"/>
+                      </w:rPr>
+                      <m:t>p</m:t>
+                    </m:r>
+                  </m:sub>
+                </m:sSub>
+              </m:oMath>
+            </m:oMathPara>
+          </w:p>
+        </w:tc>
+        <w:tc>
+          <w:tcPr>
+            <w:tcW w:w="1976" w:type="dxa"/>
+            <w:tcBorders>
+              <w:top w:val="single" w:sz="2" w:space="0" w:color="auto"/>
+              <w:left w:val="single" w:sz="2" w:space="0" w:color="auto"/>
+              <w:bottom w:val="single" w:sz="2" w:space="0" w:color="auto"/>
+              <w:right w:val="single" w:sz="2" w:space="0" w:color="auto"/>
+            </w:tcBorders>
+            <w:tcMar>
+              <w:top w:w="60" w:type="dxa"/>
+              <w:left w:w="120" w:type="dxa"/>
+              <w:bottom w:w="30" w:type="dxa"/>
+              <w:right w:w="120" w:type="dxa"/>
+            </w:tcMar>
+            <w:hideMark/>
+          </w:tcPr>
+          <w:p>
+            <w:pPr>
+              <w:ind w:firstLineChars="0" w:firstLine="0"/>
+              <w:jc w:val="center"/>
+              <w:rPr>
+                <w:rFonts w:ascii="Times New Roman" w:hAnsi="Times New Roman" w:cs="Times New Roman"/>
+              </w:rPr>
+            </w:pPr>
+            <w:r>
+              <w:rPr>
+                <w:rFonts w:ascii="Times New Roman" w:hAnsi="Times New Roman" w:cs="Times New Roman" w:hint="eastAsia"/>
+              </w:rPr>
+              <w:t>推进剂导热系数</w:t>
+            </w:r>
+          </w:p>
+        </w:tc>
+        <w:tc>
+          <w:tcPr>
+            <w:tcW w:w="1650" w:type="dxa"/>
+            <w:tcBorders>
+              <w:top w:val="single" w:sz="2" w:space="0" w:color="auto"/>
+              <w:left w:val="single" w:sz="2" w:space="0" w:color="auto"/>
+              <w:bottom w:val="single" w:sz="2" w:space="0" w:color="auto"/>
+              <w:right w:val="single" w:sz="2" w:space="0" w:color="auto"/>
+            </w:tcBorders>
+            <w:tcMar>
+              <w:top w:w="60" w:type="dxa"/>
+              <w:left w:w="120" w:type="dxa"/>
+              <w:bottom w:w="30" w:type="dxa"/>
+              <w:right w:w="120" w:type="dxa"/>
+            </w:tcMar>
+            <w:hideMark/>
+          </w:tcPr>
+          <w:p>
+            <w:pPr>
+              <w:ind w:firstLineChars="0" w:firstLine="0"/>
+              <w:jc w:val="center"/>
+              <w:rPr>
+                <w:rFonts w:ascii="Times New Roman" w:hAnsi="Times New Roman" w:cs="Times New Roman"/>
+              </w:rPr>
+            </w:pPr>
+            <w:r>
+              <w:rPr>
+                <w:rFonts w:ascii="Times New Roman" w:hAnsi="Times New Roman" w:cs="Times New Roman"/>
+              </w:rPr>
+              <w:t>0.35</w:t>
+            </w:r>
+          </w:p>
+        </w:tc>
+        <w:tc>
+          <w:tcPr>
+            <w:tcW w:w="1650" w:type="dxa"/>
+            <w:tcBorders>
+              <w:top w:val="single" w:sz="2" w:space="0" w:color="auto"/>
+              <w:left w:val="single" w:sz="2" w:space="0" w:color="auto"/>
+              <w:bottom w:val="single" w:sz="2" w:space="0" w:color="auto"/>
+              <w:right w:val="single" w:sz="2" w:space="0" w:color="auto"/>
+            </w:tcBorders>
+            <w:tcMar>
+              <w:top w:w="60" w:type="dxa"/>
+              <w:left w:w="120" w:type="dxa"/>
+              <w:bottom w:w="30" w:type="dxa"/>
+              <w:right w:w="120" w:type="dxa"/>
+            </w:tcMar>
+            <w:hideMark/>
+          </w:tcPr>
+          <w:p>
+            <w:pPr>
+              <w:ind w:firstLine="480"/>
+              <w:jc w:val="center"/>
+              <w:rPr>
+                <w:rFonts w:ascii="Times New Roman" w:hAnsi="Times New Roman" w:cs="Times New Roman"/>
+              </w:rPr>
+            </w:pPr>
+            <m:oMathPara>
+              <m:oMathParaPr>
+                <m:jc m:val="left"/>
+              </m:oMathParaPr>
+              <m:oMath>
+                <m:r>
+                  <m:rPr>
+                    <m:sty m:val="p"/>
+                  </m:rPr>
+                  <w:rPr>
+                    <w:rFonts w:ascii="Cambria Math" w:hAnsi="Cambria Math" w:cs="Times New Roman"/>
+                  </w:rPr>
+                  <m:t>W</m:t>
+                </m:r>
+                <m:r>
+                  <w:rPr>
+                    <w:rFonts w:ascii="Cambria Math" w:hAnsi="Cambria Math" w:cs="Times New Roman"/>
+                  </w:rPr>
+                  <m:t>/(</m:t>
+                </m:r>
+                <m:r>
+                  <m:rPr>
+                    <m:sty m:val="p"/>
+                  </m:rPr>
+                  <w:rPr>
+                    <w:rFonts w:ascii="Cambria Math" w:hAnsi="Cambria Math" w:cs="Times New Roman"/>
+                  </w:rPr>
+                  <m:t>m</m:t>
+                </m:r>
+                <m:sSup>
+                  <m:sSupPr>
+                    <m:ctrlPr>
+                      <w:rPr>
+                        <w:rFonts w:ascii="Cambria Math" w:hAnsi="Cambria Math" w:cs="Times New Roman"/>
+                      </w:rPr>
+                    </m:ctrlPr>
+                  </m:sSupPr>
+                  <m:e>
+                    <m:r>
+                      <w:rPr>
+                        <w:rFonts w:ascii="Cambria Math" w:hAnsi="Cambria Math" w:cs="Times New Roman"/>
+                      </w:rPr>
+                      <m:t>⋅</m:t>
+                    </m:r>
+                  </m:e>
+                  <m:sup>
+                    <m:r>
+                      <w:rPr>
+                        <w:rFonts w:ascii="Cambria Math" w:hAnsi="Cambria Math" w:cs="Times New Roman"/>
+                      </w:rPr>
+                      <m:t>∘</m:t>
+                    </m:r>
+                  </m:sup>
+                </m:sSup>
+                <m:r>
+                  <m:rPr>
+                    <m:sty m:val="p"/>
+                  </m:rPr>
+                  <w:rPr>
+                    <w:rFonts w:ascii="Cambria Math" w:hAnsi="Cambria Math" w:cs="Times New Roman"/>
+                  </w:rPr>
+                  <m:t>C</m:t>
+                </m:r>
+                <m:r>
+                  <w:rPr>
+                    <w:rFonts w:ascii="Cambria Math" w:hAnsi="Cambria Math" w:cs="Times New Roman"/>
+                  </w:rPr>
+                  <m:t>)</m:t>
+                </m:r>
+              </m:oMath>
+            </m:oMathPara>
           </w:p>
         </w:tc>
       </w:tr>
@@ -4257,6 +7001,2200 @@
     </w:p>
     <w:p>
       <w:pPr>
+        <w:spacing w:line="360" w:lineRule="auto"/>
+        <w:ind w:firstLine="480"/>
+        <w:jc w:val="center"/>
+        <w:rPr>
+          <w:rFonts w:ascii="Times New Roman" w:hAnsi="Times New Roman" w:cs="Times New Roman"/>
+        </w:rPr>
+      </w:pPr>
+      <w:r>
+        <w:rPr>
+          <w:rFonts w:ascii="Times New Roman" w:hAnsi="Times New Roman" w:cs="Times New Roman" w:hint="eastAsia"/>
+        </w:rPr>
+        <w:t>表</w:t>
+      </w:r>
+      <w:r>
+        <w:rPr>
+          <w:rFonts w:ascii="Times New Roman" w:hAnsi="Times New Roman" w:cs="Times New Roman"/>
+        </w:rPr>
+        <w:t xml:space="preserve">3 </w:t>
+      </w:r>
+      <w:r>
+        <w:rPr>
+          <w:rFonts w:ascii="Times New Roman" w:hAnsi="Times New Roman" w:cs="Times New Roman" w:hint="eastAsia"/>
+        </w:rPr>
+        <w:t>计算模型参数说明</w:t>
+      </w:r>
+    </w:p>
+    <w:tbl>
+      <w:tblPr>
+        <w:tblW w:w="5000" w:type="pct"/>
+        <w:jc w:val="center"/>
+        <w:tblBorders>
+          <w:top w:val="single" w:sz="2" w:space="0" w:color="auto"/>
+          <w:left w:val="single" w:sz="2" w:space="0" w:color="auto"/>
+          <w:bottom w:val="single" w:sz="2" w:space="0" w:color="auto"/>
+          <w:right w:val="single" w:sz="2" w:space="0" w:color="auto"/>
+          <w:insideH w:val="single" w:sz="2" w:space="0" w:color="auto"/>
+          <w:insideV w:val="single" w:sz="2" w:space="0" w:color="auto"/>
+        </w:tblBorders>
+        <w:tblCellMar>
+          <w:left w:w="10" w:type="dxa"/>
+          <w:right w:w="10" w:type="dxa"/>
+        </w:tblCellMar>
+        <w:tblLook w:val="04A0" w:firstRow="1" w:lastRow="0" w:firstColumn="1" w:lastColumn="0" w:noHBand="0" w:noVBand="1"/>
+      </w:tblPr>
+      <w:tblGrid>
+        <w:gridCol w:w="1097"/>
+        <w:gridCol w:w="2396"/>
+        <w:gridCol w:w="1436"/>
+        <w:gridCol w:w="3403"/>
+      </w:tblGrid>
+      <w:tr>
+        <w:trPr>
+          <w:trHeight w:val="400"/>
+          <w:jc w:val="center"/>
+        </w:trPr>
+        <w:tc>
+          <w:tcPr>
+            <w:tcW w:w="658" w:type="pct"/>
+            <w:tcBorders>
+              <w:top w:val="single" w:sz="2" w:space="0" w:color="auto"/>
+              <w:left w:val="single" w:sz="2" w:space="0" w:color="auto"/>
+              <w:bottom w:val="single" w:sz="2" w:space="0" w:color="auto"/>
+              <w:right w:val="single" w:sz="2" w:space="0" w:color="auto"/>
+            </w:tcBorders>
+            <w:vAlign w:val="center"/>
+            <w:hideMark/>
+          </w:tcPr>
+          <w:p>
+            <w:pPr>
+              <w:spacing w:line="240" w:lineRule="auto"/>
+              <w:ind w:firstLine="482"/>
+              <w:jc w:val="center"/>
+              <w:rPr>
+                <w:rFonts w:ascii="Times New Roman" w:hAnsi="Times New Roman" w:cs="Times New Roman"/>
+                <w:b/>
+                <w:bCs/>
+              </w:rPr>
+            </w:pPr>
+            <w:r>
+              <w:rPr>
+                <w:rFonts w:ascii="Times New Roman" w:hAnsi="Times New Roman" w:cs="Times New Roman" w:hint="eastAsia"/>
+                <w:b/>
+                <w:bCs/>
+              </w:rPr>
+              <w:t>代号</w:t>
+            </w:r>
+          </w:p>
+        </w:tc>
+        <w:tc>
+          <w:tcPr>
+            <w:tcW w:w="1438" w:type="pct"/>
+            <w:tcBorders>
+              <w:top w:val="single" w:sz="2" w:space="0" w:color="auto"/>
+              <w:left w:val="single" w:sz="2" w:space="0" w:color="auto"/>
+              <w:bottom w:val="single" w:sz="2" w:space="0" w:color="auto"/>
+              <w:right w:val="single" w:sz="2" w:space="0" w:color="auto"/>
+            </w:tcBorders>
+            <w:tcMar>
+              <w:top w:w="60" w:type="dxa"/>
+              <w:left w:w="120" w:type="dxa"/>
+              <w:bottom w:w="30" w:type="dxa"/>
+              <w:right w:w="120" w:type="dxa"/>
+            </w:tcMar>
+            <w:vAlign w:val="center"/>
+            <w:hideMark/>
+          </w:tcPr>
+          <w:p>
+            <w:pPr>
+              <w:spacing w:line="240" w:lineRule="auto"/>
+              <w:ind w:firstLine="482"/>
+              <w:jc w:val="center"/>
+              <w:rPr>
+                <w:rFonts w:ascii="Times New Roman" w:hAnsi="Times New Roman" w:cs="Times New Roman"/>
+                <w:b/>
+              </w:rPr>
+            </w:pPr>
+            <w:r>
+              <w:rPr>
+                <w:rFonts w:ascii="Times New Roman" w:hAnsi="Times New Roman" w:cs="Times New Roman" w:hint="eastAsia"/>
+                <w:b/>
+                <w:bCs/>
+              </w:rPr>
+              <w:t>变量名</w:t>
+            </w:r>
+          </w:p>
+        </w:tc>
+        <w:tc>
+          <w:tcPr>
+            <w:tcW w:w="862" w:type="pct"/>
+            <w:tcBorders>
+              <w:top w:val="single" w:sz="2" w:space="0" w:color="auto"/>
+              <w:left w:val="single" w:sz="2" w:space="0" w:color="auto"/>
+              <w:bottom w:val="single" w:sz="2" w:space="0" w:color="auto"/>
+              <w:right w:val="single" w:sz="2" w:space="0" w:color="auto"/>
+            </w:tcBorders>
+            <w:tcMar>
+              <w:top w:w="60" w:type="dxa"/>
+              <w:left w:w="120" w:type="dxa"/>
+              <w:bottom w:w="30" w:type="dxa"/>
+              <w:right w:w="120" w:type="dxa"/>
+            </w:tcMar>
+            <w:vAlign w:val="center"/>
+            <w:hideMark/>
+          </w:tcPr>
+          <w:p>
+            <w:pPr>
+              <w:spacing w:line="240" w:lineRule="auto"/>
+              <w:ind w:firstLine="482"/>
+              <w:jc w:val="center"/>
+              <w:rPr>
+                <w:rFonts w:ascii="Times New Roman" w:hAnsi="Times New Roman" w:cs="Times New Roman"/>
+                <w:b/>
+              </w:rPr>
+            </w:pPr>
+            <w:r>
+              <w:rPr>
+                <w:rFonts w:ascii="Times New Roman" w:hAnsi="Times New Roman" w:cs="Times New Roman" w:hint="eastAsia"/>
+                <w:b/>
+                <w:bCs/>
+              </w:rPr>
+              <w:t>单位</w:t>
+            </w:r>
+          </w:p>
+        </w:tc>
+        <w:tc>
+          <w:tcPr>
+            <w:tcW w:w="2042" w:type="pct"/>
+            <w:tcBorders>
+              <w:top w:val="single" w:sz="2" w:space="0" w:color="auto"/>
+              <w:left w:val="single" w:sz="2" w:space="0" w:color="auto"/>
+              <w:bottom w:val="single" w:sz="2" w:space="0" w:color="auto"/>
+              <w:right w:val="single" w:sz="2" w:space="0" w:color="auto"/>
+            </w:tcBorders>
+            <w:vAlign w:val="center"/>
+            <w:hideMark/>
+          </w:tcPr>
+          <w:p>
+            <w:pPr>
+              <w:spacing w:line="240" w:lineRule="auto"/>
+              <w:ind w:firstLine="482"/>
+              <w:jc w:val="center"/>
+              <w:rPr>
+                <w:rFonts w:ascii="Times New Roman" w:hAnsi="Times New Roman" w:cs="Times New Roman"/>
+                <w:b/>
+              </w:rPr>
+            </w:pPr>
+            <w:r>
+              <w:rPr>
+                <w:rFonts w:ascii="Times New Roman" w:hAnsi="Times New Roman" w:cs="Times New Roman" w:hint="eastAsia"/>
+                <w:b/>
+                <w:bCs/>
+              </w:rPr>
+              <w:t>说明</w:t>
+            </w:r>
+          </w:p>
+        </w:tc>
+      </w:tr>
+      <w:tr>
+        <w:trPr>
+          <w:trHeight w:val="400"/>
+          <w:jc w:val="center"/>
+        </w:trPr>
+        <w:tc>
+          <w:tcPr>
+            <w:tcW w:w="658" w:type="pct"/>
+            <w:tcBorders>
+              <w:top w:val="single" w:sz="2" w:space="0" w:color="auto"/>
+              <w:left w:val="single" w:sz="2" w:space="0" w:color="auto"/>
+              <w:bottom w:val="single" w:sz="2" w:space="0" w:color="auto"/>
+              <w:right w:val="single" w:sz="2" w:space="0" w:color="auto"/>
+            </w:tcBorders>
+            <w:vAlign w:val="center"/>
+            <w:hideMark/>
+          </w:tcPr>
+          <w:p>
+            <w:pPr>
+              <w:ind w:firstLineChars="0" w:firstLine="0"/>
+              <w:jc w:val="center"/>
+              <w:rPr>
+                <w:rFonts w:ascii="Times New Roman" w:hAnsi="Times New Roman" w:cs="Times New Roman"/>
+              </w:rPr>
+            </w:pPr>
+            <w:r>
+              <w:rPr>
+                <w:rFonts w:ascii="Times New Roman" w:hAnsi="Times New Roman" w:cs="Times New Roman"/>
+              </w:rPr>
+              <w:t>A</w:t>
+            </w:r>
+          </w:p>
+        </w:tc>
+        <w:tc>
+          <w:tcPr>
+            <w:tcW w:w="1438" w:type="pct"/>
+            <w:tcBorders>
+              <w:top w:val="single" w:sz="2" w:space="0" w:color="auto"/>
+              <w:left w:val="single" w:sz="2" w:space="0" w:color="auto"/>
+              <w:bottom w:val="single" w:sz="2" w:space="0" w:color="auto"/>
+              <w:right w:val="single" w:sz="2" w:space="0" w:color="auto"/>
+            </w:tcBorders>
+            <w:tcMar>
+              <w:top w:w="60" w:type="dxa"/>
+              <w:left w:w="120" w:type="dxa"/>
+              <w:bottom w:w="30" w:type="dxa"/>
+              <w:right w:w="120" w:type="dxa"/>
+            </w:tcMar>
+            <w:vAlign w:val="center"/>
+            <w:hideMark/>
+          </w:tcPr>
+          <w:p>
+            <w:pPr>
+              <w:ind w:firstLineChars="0" w:firstLine="0"/>
+              <w:jc w:val="center"/>
+              <w:rPr>
+                <w:rFonts w:ascii="Times New Roman" w:hAnsi="Times New Roman" w:cs="Times New Roman"/>
+              </w:rPr>
+            </w:pPr>
+            <w:r>
+              <w:rPr>
+                <w:rFonts w:ascii="Times New Roman" w:hAnsi="Times New Roman" w:cs="Times New Roman" w:hint="eastAsia"/>
+              </w:rPr>
+              <w:t>系数</w:t>
+            </w:r>
+          </w:p>
+        </w:tc>
+        <w:tc>
+          <w:tcPr>
+            <w:tcW w:w="862" w:type="pct"/>
+            <w:tcBorders>
+              <w:top w:val="single" w:sz="2" w:space="0" w:color="auto"/>
+              <w:left w:val="single" w:sz="2" w:space="0" w:color="auto"/>
+              <w:bottom w:val="single" w:sz="2" w:space="0" w:color="auto"/>
+              <w:right w:val="single" w:sz="2" w:space="0" w:color="auto"/>
+            </w:tcBorders>
+            <w:tcMar>
+              <w:top w:w="60" w:type="dxa"/>
+              <w:left w:w="120" w:type="dxa"/>
+              <w:bottom w:w="30" w:type="dxa"/>
+              <w:right w:w="120" w:type="dxa"/>
+            </w:tcMar>
+            <w:vAlign w:val="center"/>
+            <w:hideMark/>
+          </w:tcPr>
+          <w:p>
+            <w:pPr>
+              <w:ind w:firstLineChars="0" w:firstLine="0"/>
+              <w:jc w:val="center"/>
+              <w:rPr>
+                <w:rFonts w:ascii="Times New Roman" w:hAnsi="Times New Roman" w:cs="Times New Roman"/>
+              </w:rPr>
+            </w:pPr>
+            <w:r>
+              <w:rPr>
+                <w:rFonts w:ascii="Times New Roman" w:hAnsi="Times New Roman" w:cs="Times New Roman"/>
+              </w:rPr>
+              <w:t>—</w:t>
+            </w:r>
+          </w:p>
+        </w:tc>
+        <w:tc>
+          <w:tcPr>
+            <w:tcW w:w="2042" w:type="pct"/>
+            <w:tcBorders>
+              <w:top w:val="single" w:sz="2" w:space="0" w:color="auto"/>
+              <w:left w:val="single" w:sz="2" w:space="0" w:color="auto"/>
+              <w:bottom w:val="single" w:sz="2" w:space="0" w:color="auto"/>
+              <w:right w:val="single" w:sz="2" w:space="0" w:color="auto"/>
+            </w:tcBorders>
+            <w:vAlign w:val="center"/>
+            <w:hideMark/>
+          </w:tcPr>
+          <w:p>
+            <w:pPr>
+              <w:ind w:firstLineChars="0" w:firstLine="0"/>
+              <w:jc w:val="center"/>
+              <w:rPr>
+                <w:rFonts w:ascii="Times New Roman" w:hAnsi="Times New Roman" w:cs="Times New Roman"/>
+              </w:rPr>
+            </w:pPr>
+            <w:r>
+              <w:rPr>
+                <w:rFonts w:ascii="Times New Roman" w:hAnsi="Times New Roman" w:cs="Times New Roman" w:hint="eastAsia"/>
+              </w:rPr>
+              <w:t>常数项</w:t>
+            </w:r>
+          </w:p>
+        </w:tc>
+      </w:tr>
+      <w:tr>
+        <w:trPr>
+          <w:trHeight w:val="400"/>
+          <w:jc w:val="center"/>
+        </w:trPr>
+        <w:tc>
+          <w:tcPr>
+            <w:tcW w:w="658" w:type="pct"/>
+            <w:tcBorders>
+              <w:top w:val="single" w:sz="2" w:space="0" w:color="auto"/>
+              <w:left w:val="single" w:sz="2" w:space="0" w:color="auto"/>
+              <w:bottom w:val="single" w:sz="2" w:space="0" w:color="auto"/>
+              <w:right w:val="single" w:sz="2" w:space="0" w:color="auto"/>
+            </w:tcBorders>
+            <w:vAlign w:val="center"/>
+            <w:hideMark/>
+          </w:tcPr>
+          <w:p>
+            <w:pPr>
+              <w:ind w:firstLineChars="0" w:firstLine="0"/>
+              <w:jc w:val="center"/>
+              <w:rPr>
+                <w:rFonts w:ascii="Times New Roman" w:hAnsi="Times New Roman" w:cs="Times New Roman"/>
+              </w:rPr>
+            </w:pPr>
+            <w:r>
+              <w:rPr>
+                <w:rFonts w:ascii="Times New Roman" w:hAnsi="Times New Roman" w:cs="Times New Roman"/>
+              </w:rPr>
+              <w:t>B</w:t>
+            </w:r>
+          </w:p>
+        </w:tc>
+        <w:tc>
+          <w:tcPr>
+            <w:tcW w:w="1438" w:type="pct"/>
+            <w:tcBorders>
+              <w:top w:val="single" w:sz="2" w:space="0" w:color="auto"/>
+              <w:left w:val="single" w:sz="2" w:space="0" w:color="auto"/>
+              <w:bottom w:val="single" w:sz="2" w:space="0" w:color="auto"/>
+              <w:right w:val="single" w:sz="2" w:space="0" w:color="auto"/>
+            </w:tcBorders>
+            <w:tcMar>
+              <w:top w:w="60" w:type="dxa"/>
+              <w:left w:w="120" w:type="dxa"/>
+              <w:bottom w:w="30" w:type="dxa"/>
+              <w:right w:w="120" w:type="dxa"/>
+            </w:tcMar>
+            <w:vAlign w:val="center"/>
+            <w:hideMark/>
+          </w:tcPr>
+          <w:p>
+            <w:pPr>
+              <w:ind w:firstLineChars="0" w:firstLine="0"/>
+              <w:jc w:val="center"/>
+              <w:rPr>
+                <w:rFonts w:ascii="Times New Roman" w:hAnsi="Times New Roman" w:cs="Times New Roman"/>
+              </w:rPr>
+            </w:pPr>
+            <w:r>
+              <w:rPr>
+                <w:rFonts w:ascii="Times New Roman" w:hAnsi="Times New Roman" w:cs="Times New Roman" w:hint="eastAsia"/>
+              </w:rPr>
+              <w:t>壳体密度</w:t>
+            </w:r>
+          </w:p>
+        </w:tc>
+        <w:tc>
+          <w:tcPr>
+            <w:tcW w:w="862" w:type="pct"/>
+            <w:tcBorders>
+              <w:top w:val="single" w:sz="2" w:space="0" w:color="auto"/>
+              <w:left w:val="single" w:sz="2" w:space="0" w:color="auto"/>
+              <w:bottom w:val="single" w:sz="2" w:space="0" w:color="auto"/>
+              <w:right w:val="single" w:sz="2" w:space="0" w:color="auto"/>
+            </w:tcBorders>
+            <w:tcMar>
+              <w:top w:w="60" w:type="dxa"/>
+              <w:left w:w="120" w:type="dxa"/>
+              <w:bottom w:w="30" w:type="dxa"/>
+              <w:right w:w="120" w:type="dxa"/>
+            </w:tcMar>
+            <w:vAlign w:val="center"/>
+            <w:hideMark/>
+          </w:tcPr>
+          <w:p>
+            <w:pPr>
+              <w:ind w:firstLineChars="0" w:firstLine="0"/>
+              <w:jc w:val="center"/>
+              <w:rPr>
+                <w:rFonts w:ascii="Times New Roman" w:hAnsi="Times New Roman" w:cs="Times New Roman"/>
+              </w:rPr>
+            </w:pPr>
+            <m:oMathPara>
+              <m:oMath>
+                <m:r>
+                  <m:rPr>
+                    <m:sty m:val="p"/>
+                  </m:rPr>
+                  <w:rPr>
+                    <w:rFonts w:ascii="Cambria Math" w:hAnsi="Cambria Math" w:cs="Times New Roman"/>
+                  </w:rPr>
+                  <m:t>Kg/</m:t>
+                </m:r>
+                <m:sSup>
+                  <m:sSupPr>
+                    <m:ctrlPr>
+                      <w:rPr>
+                        <w:rFonts w:ascii="Cambria Math" w:hAnsi="Cambria Math" w:cs="Times New Roman"/>
+                      </w:rPr>
+                    </m:ctrlPr>
+                  </m:sSupPr>
+                  <m:e>
+                    <m:r>
+                      <m:rPr>
+                        <m:sty m:val="p"/>
+                      </m:rPr>
+                      <w:rPr>
+                        <w:rFonts w:ascii="Cambria Math" w:hAnsi="Cambria Math" w:cs="Times New Roman"/>
+                      </w:rPr>
+                      <m:t>m</m:t>
+                    </m:r>
+                  </m:e>
+                  <m:sup>
+                    <m:r>
+                      <m:rPr>
+                        <m:sty m:val="p"/>
+                      </m:rPr>
+                      <w:rPr>
+                        <w:rFonts w:ascii="Cambria Math" w:hAnsi="Cambria Math" w:cs="Times New Roman"/>
+                      </w:rPr>
+                      <m:t>3</m:t>
+                    </m:r>
+                  </m:sup>
+                </m:sSup>
+              </m:oMath>
+            </m:oMathPara>
+          </w:p>
+        </w:tc>
+        <w:tc>
+          <w:tcPr>
+            <w:tcW w:w="2042" w:type="pct"/>
+            <w:tcBorders>
+              <w:top w:val="single" w:sz="2" w:space="0" w:color="auto"/>
+              <w:left w:val="single" w:sz="2" w:space="0" w:color="auto"/>
+              <w:bottom w:val="single" w:sz="2" w:space="0" w:color="auto"/>
+              <w:right w:val="single" w:sz="2" w:space="0" w:color="auto"/>
+            </w:tcBorders>
+            <w:vAlign w:val="center"/>
+            <w:hideMark/>
+          </w:tcPr>
+          <w:p>
+            <w:pPr>
+              <w:ind w:firstLineChars="0" w:firstLine="0"/>
+              <w:jc w:val="center"/>
+              <w:rPr>
+                <w:rFonts w:ascii="Times New Roman" w:hAnsi="Times New Roman" w:cs="Times New Roman"/>
+              </w:rPr>
+            </w:pPr>
+            <w:r>
+              <w:rPr>
+                <w:rFonts w:ascii="Times New Roman" w:hAnsi="Times New Roman" w:cs="Times New Roman" w:hint="eastAsia"/>
+              </w:rPr>
+              <w:t>材料参数</w:t>
+            </w:r>
+          </w:p>
+        </w:tc>
+      </w:tr>
+      <w:tr>
+        <w:trPr>
+          <w:trHeight w:val="400"/>
+          <w:jc w:val="center"/>
+        </w:trPr>
+        <w:tc>
+          <w:tcPr>
+            <w:tcW w:w="658" w:type="pct"/>
+            <w:tcBorders>
+              <w:top w:val="single" w:sz="2" w:space="0" w:color="auto"/>
+              <w:left w:val="single" w:sz="2" w:space="0" w:color="auto"/>
+              <w:bottom w:val="single" w:sz="2" w:space="0" w:color="auto"/>
+              <w:right w:val="single" w:sz="2" w:space="0" w:color="auto"/>
+            </w:tcBorders>
+            <w:vAlign w:val="center"/>
+            <w:hideMark/>
+          </w:tcPr>
+          <w:p>
+            <w:pPr>
+              <w:ind w:firstLineChars="0" w:firstLine="0"/>
+              <w:jc w:val="center"/>
+              <w:rPr>
+                <w:rFonts w:ascii="Times New Roman" w:hAnsi="Times New Roman" w:cs="Times New Roman"/>
+              </w:rPr>
+            </w:pPr>
+            <w:r>
+              <w:rPr>
+                <w:rFonts w:ascii="Times New Roman" w:hAnsi="Times New Roman" w:cs="Times New Roman"/>
+              </w:rPr>
+              <w:t>C</w:t>
+            </w:r>
+          </w:p>
+        </w:tc>
+        <w:tc>
+          <w:tcPr>
+            <w:tcW w:w="1438" w:type="pct"/>
+            <w:tcBorders>
+              <w:top w:val="single" w:sz="2" w:space="0" w:color="auto"/>
+              <w:left w:val="single" w:sz="2" w:space="0" w:color="auto"/>
+              <w:bottom w:val="single" w:sz="2" w:space="0" w:color="auto"/>
+              <w:right w:val="single" w:sz="2" w:space="0" w:color="auto"/>
+            </w:tcBorders>
+            <w:tcMar>
+              <w:top w:w="60" w:type="dxa"/>
+              <w:left w:w="120" w:type="dxa"/>
+              <w:bottom w:w="30" w:type="dxa"/>
+              <w:right w:w="120" w:type="dxa"/>
+            </w:tcMar>
+            <w:vAlign w:val="center"/>
+            <w:hideMark/>
+          </w:tcPr>
+          <w:p>
+            <w:pPr>
+              <w:ind w:firstLineChars="0" w:firstLine="0"/>
+              <w:jc w:val="center"/>
+              <w:rPr>
+                <w:rFonts w:ascii="Times New Roman" w:hAnsi="Times New Roman" w:cs="Times New Roman"/>
+              </w:rPr>
+            </w:pPr>
+            <w:r>
+              <w:rPr>
+                <w:rFonts w:ascii="Times New Roman" w:hAnsi="Times New Roman" w:cs="Times New Roman" w:hint="eastAsia"/>
+              </w:rPr>
+              <w:t>壳体弹性模量</w:t>
+            </w:r>
+          </w:p>
+        </w:tc>
+        <w:tc>
+          <w:tcPr>
+            <w:tcW w:w="862" w:type="pct"/>
+            <w:tcBorders>
+              <w:top w:val="single" w:sz="2" w:space="0" w:color="auto"/>
+              <w:left w:val="single" w:sz="2" w:space="0" w:color="auto"/>
+              <w:bottom w:val="single" w:sz="2" w:space="0" w:color="auto"/>
+              <w:right w:val="single" w:sz="2" w:space="0" w:color="auto"/>
+            </w:tcBorders>
+            <w:tcMar>
+              <w:top w:w="60" w:type="dxa"/>
+              <w:left w:w="120" w:type="dxa"/>
+              <w:bottom w:w="30" w:type="dxa"/>
+              <w:right w:w="120" w:type="dxa"/>
+            </w:tcMar>
+            <w:vAlign w:val="center"/>
+            <w:hideMark/>
+          </w:tcPr>
+          <w:p>
+            <w:pPr>
+              <w:ind w:firstLineChars="0" w:firstLine="0"/>
+              <w:jc w:val="center"/>
+              <w:rPr>
+                <w:rFonts w:ascii="Times New Roman" w:hAnsi="Times New Roman" w:cs="Times New Roman"/>
+              </w:rPr>
+            </w:pPr>
+            <w:r>
+              <w:rPr>
+                <w:rFonts w:ascii="Times New Roman" w:hAnsi="Times New Roman" w:cs="Times New Roman"/>
+              </w:rPr>
+              <w:t>×103MPa</w:t>
+            </w:r>
+          </w:p>
+        </w:tc>
+        <w:tc>
+          <w:tcPr>
+            <w:tcW w:w="2042" w:type="pct"/>
+            <w:tcBorders>
+              <w:top w:val="single" w:sz="2" w:space="0" w:color="auto"/>
+              <w:left w:val="single" w:sz="2" w:space="0" w:color="auto"/>
+              <w:bottom w:val="single" w:sz="2" w:space="0" w:color="auto"/>
+              <w:right w:val="single" w:sz="2" w:space="0" w:color="auto"/>
+            </w:tcBorders>
+            <w:vAlign w:val="center"/>
+            <w:hideMark/>
+          </w:tcPr>
+          <w:p>
+            <w:pPr>
+              <w:ind w:firstLineChars="0" w:firstLine="0"/>
+              <w:jc w:val="center"/>
+              <w:rPr>
+                <w:rFonts w:ascii="Times New Roman" w:hAnsi="Times New Roman" w:cs="Times New Roman"/>
+              </w:rPr>
+            </w:pPr>
+            <w:r>
+              <w:rPr>
+                <w:rFonts w:ascii="Times New Roman" w:hAnsi="Times New Roman" w:cs="Times New Roman" w:hint="eastAsia"/>
+              </w:rPr>
+              <w:t>材料参数</w:t>
+            </w:r>
+          </w:p>
+        </w:tc>
+      </w:tr>
+      <w:tr>
+        <w:trPr>
+          <w:trHeight w:val="400"/>
+          <w:jc w:val="center"/>
+        </w:trPr>
+        <w:tc>
+          <w:tcPr>
+            <w:tcW w:w="658" w:type="pct"/>
+            <w:tcBorders>
+              <w:top w:val="single" w:sz="2" w:space="0" w:color="auto"/>
+              <w:left w:val="single" w:sz="2" w:space="0" w:color="auto"/>
+              <w:bottom w:val="single" w:sz="2" w:space="0" w:color="auto"/>
+              <w:right w:val="single" w:sz="2" w:space="0" w:color="auto"/>
+            </w:tcBorders>
+            <w:vAlign w:val="center"/>
+            <w:hideMark/>
+          </w:tcPr>
+          <w:p>
+            <w:pPr>
+              <w:ind w:firstLineChars="0" w:firstLine="0"/>
+              <w:jc w:val="center"/>
+              <w:rPr>
+                <w:rFonts w:ascii="Times New Roman" w:hAnsi="Times New Roman" w:cs="Times New Roman"/>
+              </w:rPr>
+            </w:pPr>
+            <w:r>
+              <w:rPr>
+                <w:rFonts w:ascii="Times New Roman" w:hAnsi="Times New Roman" w:cs="Times New Roman"/>
+              </w:rPr>
+              <w:t>D</w:t>
+            </w:r>
+          </w:p>
+        </w:tc>
+        <w:tc>
+          <w:tcPr>
+            <w:tcW w:w="1438" w:type="pct"/>
+            <w:tcBorders>
+              <w:top w:val="single" w:sz="2" w:space="0" w:color="auto"/>
+              <w:left w:val="single" w:sz="2" w:space="0" w:color="auto"/>
+              <w:bottom w:val="single" w:sz="2" w:space="0" w:color="auto"/>
+              <w:right w:val="single" w:sz="2" w:space="0" w:color="auto"/>
+            </w:tcBorders>
+            <w:tcMar>
+              <w:top w:w="60" w:type="dxa"/>
+              <w:left w:w="120" w:type="dxa"/>
+              <w:bottom w:w="30" w:type="dxa"/>
+              <w:right w:w="120" w:type="dxa"/>
+            </w:tcMar>
+            <w:vAlign w:val="center"/>
+            <w:hideMark/>
+          </w:tcPr>
+          <w:p>
+            <w:pPr>
+              <w:ind w:firstLineChars="0" w:firstLine="0"/>
+              <w:jc w:val="center"/>
+              <w:rPr>
+                <w:rFonts w:ascii="Times New Roman" w:hAnsi="Times New Roman" w:cs="Times New Roman"/>
+              </w:rPr>
+            </w:pPr>
+            <w:r>
+              <w:rPr>
+                <w:rFonts w:ascii="Times New Roman" w:hAnsi="Times New Roman" w:cs="Times New Roman" w:hint="eastAsia"/>
+              </w:rPr>
+              <w:t>壳体热导率</w:t>
+            </w:r>
+          </w:p>
+        </w:tc>
+        <w:tc>
+          <w:tcPr>
+            <w:tcW w:w="862" w:type="pct"/>
+            <w:tcBorders>
+              <w:top w:val="single" w:sz="2" w:space="0" w:color="auto"/>
+              <w:left w:val="single" w:sz="2" w:space="0" w:color="auto"/>
+              <w:bottom w:val="single" w:sz="2" w:space="0" w:color="auto"/>
+              <w:right w:val="single" w:sz="2" w:space="0" w:color="auto"/>
+            </w:tcBorders>
+            <w:tcMar>
+              <w:top w:w="60" w:type="dxa"/>
+              <w:left w:w="120" w:type="dxa"/>
+              <w:bottom w:w="30" w:type="dxa"/>
+              <w:right w:w="120" w:type="dxa"/>
+            </w:tcMar>
+            <w:vAlign w:val="center"/>
+            <w:hideMark/>
+          </w:tcPr>
+          <w:p>
+            <w:pPr>
+              <w:ind w:firstLineChars="0" w:firstLine="0"/>
+              <w:jc w:val="center"/>
+              <w:rPr>
+                <w:rFonts w:ascii="Times New Roman" w:hAnsi="Times New Roman" w:cs="Times New Roman"/>
+              </w:rPr>
+            </w:pPr>
+            <w:r>
+              <w:rPr>
+                <w:rFonts w:ascii="Times New Roman" w:hAnsi="Times New Roman" w:cs="Times New Roman"/>
+              </w:rPr>
+              <w:t>W/(m·℃)</w:t>
+            </w:r>
+          </w:p>
+        </w:tc>
+        <w:tc>
+          <w:tcPr>
+            <w:tcW w:w="2042" w:type="pct"/>
+            <w:tcBorders>
+              <w:top w:val="single" w:sz="2" w:space="0" w:color="auto"/>
+              <w:left w:val="single" w:sz="2" w:space="0" w:color="auto"/>
+              <w:bottom w:val="single" w:sz="2" w:space="0" w:color="auto"/>
+              <w:right w:val="single" w:sz="2" w:space="0" w:color="auto"/>
+            </w:tcBorders>
+            <w:vAlign w:val="center"/>
+            <w:hideMark/>
+          </w:tcPr>
+          <w:p>
+            <w:pPr>
+              <w:ind w:firstLineChars="0" w:firstLine="0"/>
+              <w:jc w:val="center"/>
+              <w:rPr>
+                <w:rFonts w:ascii="Times New Roman" w:hAnsi="Times New Roman" w:cs="Times New Roman"/>
+              </w:rPr>
+            </w:pPr>
+            <w:r>
+              <w:rPr>
+                <w:rFonts w:ascii="Times New Roman" w:hAnsi="Times New Roman" w:cs="Times New Roman" w:hint="eastAsia"/>
+              </w:rPr>
+              <w:t>材料参数</w:t>
+            </w:r>
+          </w:p>
+        </w:tc>
+      </w:tr>
+      <w:tr>
+        <w:trPr>
+          <w:trHeight w:val="400"/>
+          <w:jc w:val="center"/>
+        </w:trPr>
+        <w:tc>
+          <w:tcPr>
+            <w:tcW w:w="658" w:type="pct"/>
+            <w:tcBorders>
+              <w:top w:val="single" w:sz="2" w:space="0" w:color="auto"/>
+              <w:left w:val="single" w:sz="2" w:space="0" w:color="auto"/>
+              <w:bottom w:val="single" w:sz="2" w:space="0" w:color="auto"/>
+              <w:right w:val="single" w:sz="2" w:space="0" w:color="auto"/>
+            </w:tcBorders>
+            <w:vAlign w:val="center"/>
+            <w:hideMark/>
+          </w:tcPr>
+          <w:p>
+            <w:pPr>
+              <w:ind w:firstLineChars="0" w:firstLine="0"/>
+              <w:jc w:val="center"/>
+              <w:rPr>
+                <w:rFonts w:ascii="Times New Roman" w:hAnsi="Times New Roman" w:cs="Times New Roman"/>
+              </w:rPr>
+            </w:pPr>
+            <w:r>
+              <w:rPr>
+                <w:rFonts w:ascii="Times New Roman" w:hAnsi="Times New Roman" w:cs="Times New Roman"/>
+              </w:rPr>
+              <w:t>E</w:t>
+            </w:r>
+          </w:p>
+        </w:tc>
+        <w:tc>
+          <w:tcPr>
+            <w:tcW w:w="1438" w:type="pct"/>
+            <w:tcBorders>
+              <w:top w:val="single" w:sz="2" w:space="0" w:color="auto"/>
+              <w:left w:val="single" w:sz="2" w:space="0" w:color="auto"/>
+              <w:bottom w:val="single" w:sz="2" w:space="0" w:color="auto"/>
+              <w:right w:val="single" w:sz="2" w:space="0" w:color="auto"/>
+            </w:tcBorders>
+            <w:tcMar>
+              <w:top w:w="60" w:type="dxa"/>
+              <w:left w:w="120" w:type="dxa"/>
+              <w:bottom w:w="30" w:type="dxa"/>
+              <w:right w:w="120" w:type="dxa"/>
+            </w:tcMar>
+            <w:vAlign w:val="center"/>
+            <w:hideMark/>
+          </w:tcPr>
+          <w:p>
+            <w:pPr>
+              <w:ind w:firstLineChars="0" w:firstLine="0"/>
+              <w:jc w:val="center"/>
+              <w:rPr>
+                <w:rFonts w:ascii="Times New Roman" w:hAnsi="Times New Roman" w:cs="Times New Roman"/>
+              </w:rPr>
+            </w:pPr>
+            <w:r>
+              <w:rPr>
+                <w:rFonts w:ascii="Times New Roman" w:hAnsi="Times New Roman" w:cs="Times New Roman" w:hint="eastAsia"/>
+              </w:rPr>
+              <w:t>壳体比热容</w:t>
+            </w:r>
+          </w:p>
+        </w:tc>
+        <w:tc>
+          <w:tcPr>
+            <w:tcW w:w="862" w:type="pct"/>
+            <w:tcBorders>
+              <w:top w:val="single" w:sz="2" w:space="0" w:color="auto"/>
+              <w:left w:val="single" w:sz="2" w:space="0" w:color="auto"/>
+              <w:bottom w:val="single" w:sz="2" w:space="0" w:color="auto"/>
+              <w:right w:val="single" w:sz="2" w:space="0" w:color="auto"/>
+            </w:tcBorders>
+            <w:tcMar>
+              <w:top w:w="60" w:type="dxa"/>
+              <w:left w:w="120" w:type="dxa"/>
+              <w:bottom w:w="30" w:type="dxa"/>
+              <w:right w:w="120" w:type="dxa"/>
+            </w:tcMar>
+            <w:vAlign w:val="center"/>
+            <w:hideMark/>
+          </w:tcPr>
+          <w:p>
+            <w:pPr>
+              <w:ind w:firstLineChars="0" w:firstLine="0"/>
+              <w:jc w:val="center"/>
+              <w:rPr>
+                <w:rFonts w:ascii="Times New Roman" w:hAnsi="Times New Roman" w:cs="Times New Roman"/>
+              </w:rPr>
+            </w:pPr>
+            <w:r>
+              <w:rPr>
+                <w:rFonts w:ascii="Times New Roman" w:hAnsi="Times New Roman" w:cs="Times New Roman"/>
+              </w:rPr>
+              <w:t>J/(kg·℃)</w:t>
+            </w:r>
+          </w:p>
+        </w:tc>
+        <w:tc>
+          <w:tcPr>
+            <w:tcW w:w="2042" w:type="pct"/>
+            <w:tcBorders>
+              <w:top w:val="single" w:sz="2" w:space="0" w:color="auto"/>
+              <w:left w:val="single" w:sz="2" w:space="0" w:color="auto"/>
+              <w:bottom w:val="single" w:sz="2" w:space="0" w:color="auto"/>
+              <w:right w:val="single" w:sz="2" w:space="0" w:color="auto"/>
+            </w:tcBorders>
+            <w:vAlign w:val="center"/>
+            <w:hideMark/>
+          </w:tcPr>
+          <w:p>
+            <w:pPr>
+              <w:ind w:firstLineChars="0" w:firstLine="0"/>
+              <w:jc w:val="center"/>
+              <w:rPr>
+                <w:rFonts w:ascii="Times New Roman" w:hAnsi="Times New Roman" w:cs="Times New Roman"/>
+              </w:rPr>
+            </w:pPr>
+            <w:r>
+              <w:rPr>
+                <w:rFonts w:ascii="Times New Roman" w:hAnsi="Times New Roman" w:cs="Times New Roman" w:hint="eastAsia"/>
+              </w:rPr>
+              <w:t>材料参数</w:t>
+            </w:r>
+          </w:p>
+        </w:tc>
+      </w:tr>
+      <w:tr>
+        <w:trPr>
+          <w:trHeight w:val="400"/>
+          <w:jc w:val="center"/>
+        </w:trPr>
+        <w:tc>
+          <w:tcPr>
+            <w:tcW w:w="658" w:type="pct"/>
+            <w:tcBorders>
+              <w:top w:val="single" w:sz="2" w:space="0" w:color="auto"/>
+              <w:left w:val="single" w:sz="2" w:space="0" w:color="auto"/>
+              <w:bottom w:val="single" w:sz="2" w:space="0" w:color="auto"/>
+              <w:right w:val="single" w:sz="2" w:space="0" w:color="auto"/>
+            </w:tcBorders>
+            <w:vAlign w:val="center"/>
+            <w:hideMark/>
+          </w:tcPr>
+          <w:p>
+            <w:pPr>
+              <w:ind w:firstLineChars="0" w:firstLine="0"/>
+              <w:jc w:val="center"/>
+              <w:rPr>
+                <w:rFonts w:ascii="Times New Roman" w:hAnsi="Times New Roman" w:cs="Times New Roman"/>
+              </w:rPr>
+            </w:pPr>
+            <w:r>
+              <w:rPr>
+                <w:rFonts w:ascii="Times New Roman" w:hAnsi="Times New Roman" w:cs="Times New Roman"/>
+              </w:rPr>
+              <w:t>F</w:t>
+            </w:r>
+          </w:p>
+        </w:tc>
+        <w:tc>
+          <w:tcPr>
+            <w:tcW w:w="1438" w:type="pct"/>
+            <w:tcBorders>
+              <w:top w:val="single" w:sz="2" w:space="0" w:color="auto"/>
+              <w:left w:val="single" w:sz="2" w:space="0" w:color="auto"/>
+              <w:bottom w:val="single" w:sz="2" w:space="0" w:color="auto"/>
+              <w:right w:val="single" w:sz="2" w:space="0" w:color="auto"/>
+            </w:tcBorders>
+            <w:tcMar>
+              <w:top w:w="60" w:type="dxa"/>
+              <w:left w:w="120" w:type="dxa"/>
+              <w:bottom w:w="30" w:type="dxa"/>
+              <w:right w:w="120" w:type="dxa"/>
+            </w:tcMar>
+            <w:vAlign w:val="center"/>
+            <w:hideMark/>
+          </w:tcPr>
+          <w:p>
+            <w:pPr>
+              <w:ind w:firstLineChars="0" w:firstLine="0"/>
+              <w:jc w:val="center"/>
+              <w:rPr>
+                <w:rFonts w:ascii="Times New Roman" w:hAnsi="Times New Roman" w:cs="Times New Roman"/>
+              </w:rPr>
+            </w:pPr>
+            <w:r>
+              <w:rPr>
+                <w:rFonts w:ascii="Times New Roman" w:hAnsi="Times New Roman" w:cs="Times New Roman" w:hint="eastAsia"/>
+              </w:rPr>
+              <w:t>推进剂密度</w:t>
+            </w:r>
+          </w:p>
+        </w:tc>
+        <w:tc>
+          <w:tcPr>
+            <w:tcW w:w="862" w:type="pct"/>
+            <w:tcBorders>
+              <w:top w:val="single" w:sz="2" w:space="0" w:color="auto"/>
+              <w:left w:val="single" w:sz="2" w:space="0" w:color="auto"/>
+              <w:bottom w:val="single" w:sz="2" w:space="0" w:color="auto"/>
+              <w:right w:val="single" w:sz="2" w:space="0" w:color="auto"/>
+            </w:tcBorders>
+            <w:tcMar>
+              <w:top w:w="60" w:type="dxa"/>
+              <w:left w:w="120" w:type="dxa"/>
+              <w:bottom w:w="30" w:type="dxa"/>
+              <w:right w:w="120" w:type="dxa"/>
+            </w:tcMar>
+            <w:vAlign w:val="center"/>
+            <w:hideMark/>
+          </w:tcPr>
+          <w:p>
+            <w:pPr>
+              <w:ind w:firstLineChars="0" w:firstLine="0"/>
+              <w:jc w:val="center"/>
+              <w:rPr>
+                <w:rFonts w:ascii="Times New Roman" w:hAnsi="Times New Roman" w:cs="Times New Roman"/>
+              </w:rPr>
+            </w:pPr>
+            <m:oMathPara>
+              <m:oMath>
+                <m:r>
+                  <m:rPr>
+                    <m:sty m:val="p"/>
+                  </m:rPr>
+                  <w:rPr>
+                    <w:rFonts w:ascii="Cambria Math" w:hAnsi="Cambria Math" w:cs="Times New Roman"/>
+                  </w:rPr>
+                  <m:t>Kg/</m:t>
+                </m:r>
+                <m:sSup>
+                  <m:sSupPr>
+                    <m:ctrlPr>
+                      <w:rPr>
+                        <w:rFonts w:ascii="Cambria Math" w:hAnsi="Cambria Math" w:cs="Times New Roman"/>
+                      </w:rPr>
+                    </m:ctrlPr>
+                  </m:sSupPr>
+                  <m:e>
+                    <m:r>
+                      <m:rPr>
+                        <m:sty m:val="p"/>
+                      </m:rPr>
+                      <w:rPr>
+                        <w:rFonts w:ascii="Cambria Math" w:hAnsi="Cambria Math" w:cs="Times New Roman"/>
+                      </w:rPr>
+                      <m:t>m</m:t>
+                    </m:r>
+                  </m:e>
+                  <m:sup>
+                    <m:r>
+                      <m:rPr>
+                        <m:sty m:val="p"/>
+                      </m:rPr>
+                      <w:rPr>
+                        <w:rFonts w:ascii="Cambria Math" w:hAnsi="Cambria Math" w:cs="Times New Roman"/>
+                      </w:rPr>
+                      <m:t>3</m:t>
+                    </m:r>
+                  </m:sup>
+                </m:sSup>
+              </m:oMath>
+            </m:oMathPara>
+          </w:p>
+        </w:tc>
+        <w:tc>
+          <w:tcPr>
+            <w:tcW w:w="2042" w:type="pct"/>
+            <w:tcBorders>
+              <w:top w:val="single" w:sz="2" w:space="0" w:color="auto"/>
+              <w:left w:val="single" w:sz="2" w:space="0" w:color="auto"/>
+              <w:bottom w:val="single" w:sz="2" w:space="0" w:color="auto"/>
+              <w:right w:val="single" w:sz="2" w:space="0" w:color="auto"/>
+            </w:tcBorders>
+            <w:vAlign w:val="center"/>
+            <w:hideMark/>
+          </w:tcPr>
+          <w:p>
+            <w:pPr>
+              <w:ind w:firstLineChars="0" w:firstLine="0"/>
+              <w:jc w:val="center"/>
+              <w:rPr>
+                <w:rFonts w:ascii="Times New Roman" w:hAnsi="Times New Roman" w:cs="Times New Roman"/>
+              </w:rPr>
+            </w:pPr>
+            <w:r>
+              <w:rPr>
+                <w:rFonts w:ascii="Times New Roman" w:hAnsi="Times New Roman" w:cs="Times New Roman" w:hint="eastAsia"/>
+              </w:rPr>
+              <w:t>材料参数</w:t>
+            </w:r>
+          </w:p>
+        </w:tc>
+      </w:tr>
+      <w:tr>
+        <w:trPr>
+          <w:trHeight w:val="400"/>
+          <w:jc w:val="center"/>
+        </w:trPr>
+        <w:tc>
+          <w:tcPr>
+            <w:tcW w:w="658" w:type="pct"/>
+            <w:tcBorders>
+              <w:top w:val="single" w:sz="2" w:space="0" w:color="auto"/>
+              <w:left w:val="single" w:sz="2" w:space="0" w:color="auto"/>
+              <w:bottom w:val="single" w:sz="2" w:space="0" w:color="auto"/>
+              <w:right w:val="single" w:sz="2" w:space="0" w:color="auto"/>
+            </w:tcBorders>
+            <w:vAlign w:val="center"/>
+            <w:hideMark/>
+          </w:tcPr>
+          <w:p>
+            <w:pPr>
+              <w:ind w:firstLineChars="0" w:firstLine="0"/>
+              <w:jc w:val="center"/>
+              <w:rPr>
+                <w:rFonts w:ascii="Times New Roman" w:hAnsi="Times New Roman" w:cs="Times New Roman"/>
+              </w:rPr>
+            </w:pPr>
+            <w:r>
+              <w:rPr>
+                <w:rFonts w:ascii="Times New Roman" w:hAnsi="Times New Roman" w:cs="Times New Roman"/>
+              </w:rPr>
+              <w:t>G</w:t>
+            </w:r>
+          </w:p>
+        </w:tc>
+        <w:tc>
+          <w:tcPr>
+            <w:tcW w:w="1438" w:type="pct"/>
+            <w:tcBorders>
+              <w:top w:val="single" w:sz="2" w:space="0" w:color="auto"/>
+              <w:left w:val="single" w:sz="2" w:space="0" w:color="auto"/>
+              <w:bottom w:val="single" w:sz="2" w:space="0" w:color="auto"/>
+              <w:right w:val="single" w:sz="2" w:space="0" w:color="auto"/>
+            </w:tcBorders>
+            <w:tcMar>
+              <w:top w:w="60" w:type="dxa"/>
+              <w:left w:w="120" w:type="dxa"/>
+              <w:bottom w:w="30" w:type="dxa"/>
+              <w:right w:w="120" w:type="dxa"/>
+            </w:tcMar>
+            <w:vAlign w:val="center"/>
+            <w:hideMark/>
+          </w:tcPr>
+          <w:p>
+            <w:pPr>
+              <w:ind w:firstLineChars="0" w:firstLine="0"/>
+              <w:jc w:val="center"/>
+              <w:rPr>
+                <w:rFonts w:ascii="Times New Roman" w:hAnsi="Times New Roman" w:cs="Times New Roman"/>
+              </w:rPr>
+            </w:pPr>
+            <w:r>
+              <w:rPr>
+                <w:rFonts w:ascii="Times New Roman" w:hAnsi="Times New Roman" w:cs="Times New Roman" w:hint="eastAsia"/>
+              </w:rPr>
+              <w:t>推进剂弹性模量</w:t>
+            </w:r>
+          </w:p>
+        </w:tc>
+        <w:tc>
+          <w:tcPr>
+            <w:tcW w:w="862" w:type="pct"/>
+            <w:tcBorders>
+              <w:top w:val="single" w:sz="2" w:space="0" w:color="auto"/>
+              <w:left w:val="single" w:sz="2" w:space="0" w:color="auto"/>
+              <w:bottom w:val="single" w:sz="2" w:space="0" w:color="auto"/>
+              <w:right w:val="single" w:sz="2" w:space="0" w:color="auto"/>
+            </w:tcBorders>
+            <w:tcMar>
+              <w:top w:w="60" w:type="dxa"/>
+              <w:left w:w="120" w:type="dxa"/>
+              <w:bottom w:w="30" w:type="dxa"/>
+              <w:right w:w="120" w:type="dxa"/>
+            </w:tcMar>
+            <w:vAlign w:val="center"/>
+            <w:hideMark/>
+          </w:tcPr>
+          <w:p>
+            <w:pPr>
+              <w:ind w:firstLineChars="0" w:firstLine="0"/>
+              <w:jc w:val="center"/>
+              <w:rPr>
+                <w:rFonts w:ascii="Times New Roman" w:hAnsi="Times New Roman" w:cs="Times New Roman"/>
+              </w:rPr>
+            </w:pPr>
+            <w:r>
+              <w:rPr>
+                <w:rFonts w:ascii="Times New Roman" w:hAnsi="Times New Roman" w:cs="Times New Roman"/>
+              </w:rPr>
+              <w:t>×10</w:t>
+            </w:r>
+            <w:r>
+              <w:rPr>
+                <w:rFonts w:ascii="Times New Roman" w:hAnsi="Times New Roman" w:cs="Times New Roman"/>
+                <w:vertAlign w:val="superscript"/>
+              </w:rPr>
+              <w:t>3</w:t>
+            </w:r>
+            <w:r>
+              <w:rPr>
+                <w:rFonts w:ascii="Times New Roman" w:hAnsi="Times New Roman" w:cs="Times New Roman"/>
+              </w:rPr>
+              <w:t>MPa</w:t>
+            </w:r>
+          </w:p>
+        </w:tc>
+        <w:tc>
+          <w:tcPr>
+            <w:tcW w:w="2042" w:type="pct"/>
+            <w:tcBorders>
+              <w:top w:val="single" w:sz="2" w:space="0" w:color="auto"/>
+              <w:left w:val="single" w:sz="2" w:space="0" w:color="auto"/>
+              <w:bottom w:val="single" w:sz="2" w:space="0" w:color="auto"/>
+              <w:right w:val="single" w:sz="2" w:space="0" w:color="auto"/>
+            </w:tcBorders>
+            <w:vAlign w:val="center"/>
+            <w:hideMark/>
+          </w:tcPr>
+          <w:p>
+            <w:pPr>
+              <w:ind w:firstLineChars="0" w:firstLine="0"/>
+              <w:jc w:val="center"/>
+              <w:rPr>
+                <w:rFonts w:ascii="Times New Roman" w:hAnsi="Times New Roman" w:cs="Times New Roman"/>
+              </w:rPr>
+            </w:pPr>
+            <w:r>
+              <w:rPr>
+                <w:rFonts w:ascii="Times New Roman" w:hAnsi="Times New Roman" w:cs="Times New Roman" w:hint="eastAsia"/>
+              </w:rPr>
+              <w:t>材料参数</w:t>
+            </w:r>
+          </w:p>
+        </w:tc>
+      </w:tr>
+      <w:tr>
+        <w:trPr>
+          <w:trHeight w:val="400"/>
+          <w:jc w:val="center"/>
+        </w:trPr>
+        <w:tc>
+          <w:tcPr>
+            <w:tcW w:w="658" w:type="pct"/>
+            <w:tcBorders>
+              <w:top w:val="single" w:sz="2" w:space="0" w:color="auto"/>
+              <w:left w:val="single" w:sz="2" w:space="0" w:color="auto"/>
+              <w:bottom w:val="single" w:sz="2" w:space="0" w:color="auto"/>
+              <w:right w:val="single" w:sz="2" w:space="0" w:color="auto"/>
+            </w:tcBorders>
+            <w:vAlign w:val="center"/>
+            <w:hideMark/>
+          </w:tcPr>
+          <w:p>
+            <w:pPr>
+              <w:ind w:firstLineChars="0" w:firstLine="0"/>
+              <w:jc w:val="center"/>
+              <w:rPr>
+                <w:rFonts w:ascii="Times New Roman" w:hAnsi="Times New Roman" w:cs="Times New Roman"/>
+              </w:rPr>
+            </w:pPr>
+            <w:r>
+              <w:rPr>
+                <w:rFonts w:ascii="Times New Roman" w:hAnsi="Times New Roman" w:cs="Times New Roman"/>
+              </w:rPr>
+              <w:t>H</w:t>
+            </w:r>
+          </w:p>
+        </w:tc>
+        <w:tc>
+          <w:tcPr>
+            <w:tcW w:w="1438" w:type="pct"/>
+            <w:tcBorders>
+              <w:top w:val="single" w:sz="2" w:space="0" w:color="auto"/>
+              <w:left w:val="single" w:sz="2" w:space="0" w:color="auto"/>
+              <w:bottom w:val="single" w:sz="2" w:space="0" w:color="auto"/>
+              <w:right w:val="single" w:sz="2" w:space="0" w:color="auto"/>
+            </w:tcBorders>
+            <w:tcMar>
+              <w:top w:w="60" w:type="dxa"/>
+              <w:left w:w="120" w:type="dxa"/>
+              <w:bottom w:w="30" w:type="dxa"/>
+              <w:right w:w="120" w:type="dxa"/>
+            </w:tcMar>
+            <w:vAlign w:val="center"/>
+            <w:hideMark/>
+          </w:tcPr>
+          <w:p>
+            <w:pPr>
+              <w:ind w:firstLineChars="0" w:firstLine="0"/>
+              <w:jc w:val="center"/>
+              <w:rPr>
+                <w:rFonts w:ascii="Times New Roman" w:hAnsi="Times New Roman" w:cs="Times New Roman"/>
+              </w:rPr>
+            </w:pPr>
+            <w:r>
+              <w:rPr>
+                <w:rFonts w:ascii="Times New Roman" w:hAnsi="Times New Roman" w:cs="Times New Roman" w:hint="eastAsia"/>
+              </w:rPr>
+              <w:t>推进剂热导率</w:t>
+            </w:r>
+          </w:p>
+        </w:tc>
+        <w:tc>
+          <w:tcPr>
+            <w:tcW w:w="862" w:type="pct"/>
+            <w:tcBorders>
+              <w:top w:val="single" w:sz="2" w:space="0" w:color="auto"/>
+              <w:left w:val="single" w:sz="2" w:space="0" w:color="auto"/>
+              <w:bottom w:val="single" w:sz="2" w:space="0" w:color="auto"/>
+              <w:right w:val="single" w:sz="2" w:space="0" w:color="auto"/>
+            </w:tcBorders>
+            <w:tcMar>
+              <w:top w:w="60" w:type="dxa"/>
+              <w:left w:w="120" w:type="dxa"/>
+              <w:bottom w:w="30" w:type="dxa"/>
+              <w:right w:w="120" w:type="dxa"/>
+            </w:tcMar>
+            <w:vAlign w:val="center"/>
+            <w:hideMark/>
+          </w:tcPr>
+          <w:p>
+            <w:pPr>
+              <w:ind w:firstLineChars="0" w:firstLine="0"/>
+              <w:jc w:val="center"/>
+              <w:rPr>
+                <w:rFonts w:ascii="Times New Roman" w:hAnsi="Times New Roman" w:cs="Times New Roman"/>
+              </w:rPr>
+            </w:pPr>
+            <w:r>
+              <w:rPr>
+                <w:rFonts w:ascii="Times New Roman" w:hAnsi="Times New Roman" w:cs="Times New Roman"/>
+              </w:rPr>
+              <w:t>W/(m·℃)</w:t>
+            </w:r>
+          </w:p>
+        </w:tc>
+        <w:tc>
+          <w:tcPr>
+            <w:tcW w:w="2042" w:type="pct"/>
+            <w:tcBorders>
+              <w:top w:val="single" w:sz="2" w:space="0" w:color="auto"/>
+              <w:left w:val="single" w:sz="2" w:space="0" w:color="auto"/>
+              <w:bottom w:val="single" w:sz="2" w:space="0" w:color="auto"/>
+              <w:right w:val="single" w:sz="2" w:space="0" w:color="auto"/>
+            </w:tcBorders>
+            <w:vAlign w:val="center"/>
+            <w:hideMark/>
+          </w:tcPr>
+          <w:p>
+            <w:pPr>
+              <w:ind w:firstLineChars="0" w:firstLine="0"/>
+              <w:jc w:val="center"/>
+              <w:rPr>
+                <w:rFonts w:ascii="Times New Roman" w:hAnsi="Times New Roman" w:cs="Times New Roman"/>
+              </w:rPr>
+            </w:pPr>
+            <w:r>
+              <w:rPr>
+                <w:rFonts w:ascii="Times New Roman" w:hAnsi="Times New Roman" w:cs="Times New Roman" w:hint="eastAsia"/>
+              </w:rPr>
+              <w:t>材料参数</w:t>
+            </w:r>
+          </w:p>
+        </w:tc>
+      </w:tr>
+      <w:tr>
+        <w:trPr>
+          <w:trHeight w:val="400"/>
+          <w:jc w:val="center"/>
+        </w:trPr>
+        <w:tc>
+          <w:tcPr>
+            <w:tcW w:w="658" w:type="pct"/>
+            <w:tcBorders>
+              <w:top w:val="single" w:sz="2" w:space="0" w:color="auto"/>
+              <w:left w:val="single" w:sz="2" w:space="0" w:color="auto"/>
+              <w:bottom w:val="single" w:sz="2" w:space="0" w:color="auto"/>
+              <w:right w:val="single" w:sz="2" w:space="0" w:color="auto"/>
+            </w:tcBorders>
+            <w:vAlign w:val="center"/>
+            <w:hideMark/>
+          </w:tcPr>
+          <w:p>
+            <w:pPr>
+              <w:ind w:firstLineChars="0" w:firstLine="0"/>
+              <w:jc w:val="center"/>
+              <w:rPr>
+                <w:rFonts w:ascii="Times New Roman" w:hAnsi="Times New Roman" w:cs="Times New Roman"/>
+              </w:rPr>
+            </w:pPr>
+            <w:r>
+              <w:rPr>
+                <w:rFonts w:ascii="Times New Roman" w:hAnsi="Times New Roman" w:cs="Times New Roman"/>
+              </w:rPr>
+              <w:t>I</w:t>
+            </w:r>
+          </w:p>
+        </w:tc>
+        <w:tc>
+          <w:tcPr>
+            <w:tcW w:w="1438" w:type="pct"/>
+            <w:tcBorders>
+              <w:top w:val="single" w:sz="2" w:space="0" w:color="auto"/>
+              <w:left w:val="single" w:sz="2" w:space="0" w:color="auto"/>
+              <w:bottom w:val="single" w:sz="2" w:space="0" w:color="auto"/>
+              <w:right w:val="single" w:sz="2" w:space="0" w:color="auto"/>
+            </w:tcBorders>
+            <w:tcMar>
+              <w:top w:w="60" w:type="dxa"/>
+              <w:left w:w="120" w:type="dxa"/>
+              <w:bottom w:w="30" w:type="dxa"/>
+              <w:right w:w="120" w:type="dxa"/>
+            </w:tcMar>
+            <w:vAlign w:val="center"/>
+            <w:hideMark/>
+          </w:tcPr>
+          <w:p>
+            <w:pPr>
+              <w:ind w:firstLineChars="0" w:firstLine="0"/>
+              <w:jc w:val="center"/>
+              <w:rPr>
+                <w:rFonts w:ascii="Times New Roman" w:hAnsi="Times New Roman" w:cs="Times New Roman"/>
+              </w:rPr>
+            </w:pPr>
+            <w:r>
+              <w:rPr>
+                <w:rFonts w:ascii="Times New Roman" w:hAnsi="Times New Roman" w:cs="Times New Roman" w:hint="eastAsia"/>
+              </w:rPr>
+              <w:t>推进剂比热容</w:t>
+            </w:r>
+          </w:p>
+        </w:tc>
+        <w:tc>
+          <w:tcPr>
+            <w:tcW w:w="862" w:type="pct"/>
+            <w:tcBorders>
+              <w:top w:val="single" w:sz="2" w:space="0" w:color="auto"/>
+              <w:left w:val="single" w:sz="2" w:space="0" w:color="auto"/>
+              <w:bottom w:val="single" w:sz="2" w:space="0" w:color="auto"/>
+              <w:right w:val="single" w:sz="2" w:space="0" w:color="auto"/>
+            </w:tcBorders>
+            <w:tcMar>
+              <w:top w:w="60" w:type="dxa"/>
+              <w:left w:w="120" w:type="dxa"/>
+              <w:bottom w:w="30" w:type="dxa"/>
+              <w:right w:w="120" w:type="dxa"/>
+            </w:tcMar>
+            <w:vAlign w:val="center"/>
+            <w:hideMark/>
+          </w:tcPr>
+          <w:p>
+            <w:pPr>
+              <w:ind w:firstLineChars="0" w:firstLine="0"/>
+              <w:jc w:val="center"/>
+              <w:rPr>
+                <w:rFonts w:ascii="Times New Roman" w:hAnsi="Times New Roman" w:cs="Times New Roman"/>
+              </w:rPr>
+            </w:pPr>
+            <w:r>
+              <w:rPr>
+                <w:rFonts w:ascii="Times New Roman" w:hAnsi="Times New Roman" w:cs="Times New Roman"/>
+              </w:rPr>
+              <w:t>J/(kg·℃)</w:t>
+            </w:r>
+          </w:p>
+        </w:tc>
+        <w:tc>
+          <w:tcPr>
+            <w:tcW w:w="2042" w:type="pct"/>
+            <w:tcBorders>
+              <w:top w:val="single" w:sz="2" w:space="0" w:color="auto"/>
+              <w:left w:val="single" w:sz="2" w:space="0" w:color="auto"/>
+              <w:bottom w:val="single" w:sz="2" w:space="0" w:color="auto"/>
+              <w:right w:val="single" w:sz="2" w:space="0" w:color="auto"/>
+            </w:tcBorders>
+            <w:vAlign w:val="center"/>
+            <w:hideMark/>
+          </w:tcPr>
+          <w:p>
+            <w:pPr>
+              <w:ind w:firstLineChars="0" w:firstLine="0"/>
+              <w:jc w:val="center"/>
+              <w:rPr>
+                <w:rFonts w:ascii="Times New Roman" w:hAnsi="Times New Roman" w:cs="Times New Roman"/>
+              </w:rPr>
+            </w:pPr>
+            <w:r>
+              <w:rPr>
+                <w:rFonts w:ascii="Times New Roman" w:hAnsi="Times New Roman" w:cs="Times New Roman" w:hint="eastAsia"/>
+              </w:rPr>
+              <w:t>材料参数</w:t>
+            </w:r>
+          </w:p>
+        </w:tc>
+      </w:tr>
+      <w:tr>
+        <w:trPr>
+          <w:trHeight w:val="400"/>
+          <w:jc w:val="center"/>
+        </w:trPr>
+        <w:tc>
+          <w:tcPr>
+            <w:tcW w:w="658" w:type="pct"/>
+            <w:tcBorders>
+              <w:top w:val="single" w:sz="2" w:space="0" w:color="auto"/>
+              <w:left w:val="single" w:sz="2" w:space="0" w:color="auto"/>
+              <w:bottom w:val="single" w:sz="2" w:space="0" w:color="auto"/>
+              <w:right w:val="single" w:sz="2" w:space="0" w:color="auto"/>
+            </w:tcBorders>
+            <w:vAlign w:val="center"/>
+            <w:hideMark/>
+          </w:tcPr>
+          <w:p>
+            <w:pPr>
+              <w:ind w:firstLineChars="0" w:firstLine="0"/>
+              <w:jc w:val="center"/>
+              <w:rPr>
+                <w:rFonts w:ascii="Times New Roman" w:hAnsi="Times New Roman" w:cs="Times New Roman"/>
+              </w:rPr>
+            </w:pPr>
+            <w:r>
+              <w:rPr>
+                <w:rFonts w:ascii="Times New Roman" w:hAnsi="Times New Roman" w:cs="Times New Roman"/>
+              </w:rPr>
+              <w:t>J</w:t>
+            </w:r>
+          </w:p>
+        </w:tc>
+        <w:tc>
+          <w:tcPr>
+            <w:tcW w:w="1438" w:type="pct"/>
+            <w:tcBorders>
+              <w:top w:val="single" w:sz="2" w:space="0" w:color="auto"/>
+              <w:left w:val="single" w:sz="2" w:space="0" w:color="auto"/>
+              <w:bottom w:val="single" w:sz="2" w:space="0" w:color="auto"/>
+              <w:right w:val="single" w:sz="2" w:space="0" w:color="auto"/>
+            </w:tcBorders>
+            <w:tcMar>
+              <w:top w:w="60" w:type="dxa"/>
+              <w:left w:w="120" w:type="dxa"/>
+              <w:bottom w:w="30" w:type="dxa"/>
+              <w:right w:w="120" w:type="dxa"/>
+            </w:tcMar>
+            <w:vAlign w:val="center"/>
+            <w:hideMark/>
+          </w:tcPr>
+          <w:p>
+            <w:pPr>
+              <w:ind w:firstLineChars="0" w:firstLine="0"/>
+              <w:jc w:val="center"/>
+              <w:rPr>
+                <w:rFonts w:ascii="Times New Roman" w:hAnsi="Times New Roman" w:cs="Times New Roman"/>
+              </w:rPr>
+            </w:pPr>
+            <w:r>
+              <w:rPr>
+                <w:rFonts w:ascii="Times New Roman" w:hAnsi="Times New Roman" w:cs="Times New Roman" w:hint="eastAsia"/>
+              </w:rPr>
+              <w:t>发动机长</w:t>
+            </w:r>
+          </w:p>
+        </w:tc>
+        <w:tc>
+          <w:tcPr>
+            <w:tcW w:w="862" w:type="pct"/>
+            <w:tcBorders>
+              <w:top w:val="single" w:sz="2" w:space="0" w:color="auto"/>
+              <w:left w:val="single" w:sz="2" w:space="0" w:color="auto"/>
+              <w:bottom w:val="single" w:sz="2" w:space="0" w:color="auto"/>
+              <w:right w:val="single" w:sz="2" w:space="0" w:color="auto"/>
+            </w:tcBorders>
+            <w:tcMar>
+              <w:top w:w="60" w:type="dxa"/>
+              <w:left w:w="120" w:type="dxa"/>
+              <w:bottom w:w="30" w:type="dxa"/>
+              <w:right w:w="120" w:type="dxa"/>
+            </w:tcMar>
+            <w:vAlign w:val="center"/>
+            <w:hideMark/>
+          </w:tcPr>
+          <w:p>
+            <w:pPr>
+              <w:ind w:firstLineChars="0" w:firstLine="0"/>
+              <w:jc w:val="center"/>
+              <w:rPr>
+                <w:rFonts w:ascii="Times New Roman" w:hAnsi="Times New Roman" w:cs="Times New Roman"/>
+              </w:rPr>
+            </w:pPr>
+            <w:r>
+              <w:rPr>
+                <w:rFonts w:ascii="Times New Roman" w:hAnsi="Times New Roman" w:cs="Times New Roman"/>
+              </w:rPr>
+              <w:t>mm</w:t>
+            </w:r>
+          </w:p>
+        </w:tc>
+        <w:tc>
+          <w:tcPr>
+            <w:tcW w:w="2042" w:type="pct"/>
+            <w:tcBorders>
+              <w:top w:val="single" w:sz="2" w:space="0" w:color="auto"/>
+              <w:left w:val="single" w:sz="2" w:space="0" w:color="auto"/>
+              <w:bottom w:val="single" w:sz="2" w:space="0" w:color="auto"/>
+              <w:right w:val="single" w:sz="2" w:space="0" w:color="auto"/>
+            </w:tcBorders>
+            <w:vAlign w:val="center"/>
+            <w:hideMark/>
+          </w:tcPr>
+          <w:p>
+            <w:pPr>
+              <w:ind w:firstLineChars="0" w:firstLine="0"/>
+              <w:jc w:val="center"/>
+              <w:rPr>
+                <w:rFonts w:ascii="Times New Roman" w:hAnsi="Times New Roman" w:cs="Times New Roman"/>
+              </w:rPr>
+            </w:pPr>
+            <w:r>
+              <w:rPr>
+                <w:rFonts w:ascii="Times New Roman" w:hAnsi="Times New Roman" w:cs="Times New Roman" w:hint="eastAsia"/>
+              </w:rPr>
+              <w:t>几何参数</w:t>
+            </w:r>
+          </w:p>
+        </w:tc>
+      </w:tr>
+      <w:tr>
+        <w:trPr>
+          <w:trHeight w:val="400"/>
+          <w:jc w:val="center"/>
+        </w:trPr>
+        <w:tc>
+          <w:tcPr>
+            <w:tcW w:w="658" w:type="pct"/>
+            <w:tcBorders>
+              <w:top w:val="single" w:sz="2" w:space="0" w:color="auto"/>
+              <w:left w:val="single" w:sz="2" w:space="0" w:color="auto"/>
+              <w:bottom w:val="single" w:sz="2" w:space="0" w:color="auto"/>
+              <w:right w:val="single" w:sz="2" w:space="0" w:color="auto"/>
+            </w:tcBorders>
+            <w:vAlign w:val="center"/>
+            <w:hideMark/>
+          </w:tcPr>
+          <w:p>
+            <w:pPr>
+              <w:ind w:firstLineChars="0" w:firstLine="0"/>
+              <w:jc w:val="center"/>
+              <w:rPr>
+                <w:rFonts w:ascii="Times New Roman" w:hAnsi="Times New Roman" w:cs="Times New Roman"/>
+              </w:rPr>
+            </w:pPr>
+            <w:r>
+              <w:rPr>
+                <w:rFonts w:ascii="Times New Roman" w:hAnsi="Times New Roman" w:cs="Times New Roman"/>
+              </w:rPr>
+              <w:t>K</w:t>
+            </w:r>
+          </w:p>
+        </w:tc>
+        <w:tc>
+          <w:tcPr>
+            <w:tcW w:w="1438" w:type="pct"/>
+            <w:tcBorders>
+              <w:top w:val="single" w:sz="2" w:space="0" w:color="auto"/>
+              <w:left w:val="single" w:sz="2" w:space="0" w:color="auto"/>
+              <w:bottom w:val="single" w:sz="2" w:space="0" w:color="auto"/>
+              <w:right w:val="single" w:sz="2" w:space="0" w:color="auto"/>
+            </w:tcBorders>
+            <w:tcMar>
+              <w:top w:w="60" w:type="dxa"/>
+              <w:left w:w="120" w:type="dxa"/>
+              <w:bottom w:w="30" w:type="dxa"/>
+              <w:right w:w="120" w:type="dxa"/>
+            </w:tcMar>
+            <w:vAlign w:val="center"/>
+            <w:hideMark/>
+          </w:tcPr>
+          <w:p>
+            <w:pPr>
+              <w:ind w:firstLineChars="0" w:firstLine="0"/>
+              <w:jc w:val="center"/>
+              <w:rPr>
+                <w:rFonts w:ascii="Times New Roman" w:hAnsi="Times New Roman" w:cs="Times New Roman"/>
+              </w:rPr>
+            </w:pPr>
+            <w:r>
+              <w:rPr>
+                <w:rFonts w:ascii="Times New Roman" w:hAnsi="Times New Roman" w:cs="Times New Roman" w:hint="eastAsia"/>
+              </w:rPr>
+              <w:t>发动机直径</w:t>
+            </w:r>
+          </w:p>
+        </w:tc>
+        <w:tc>
+          <w:tcPr>
+            <w:tcW w:w="862" w:type="pct"/>
+            <w:tcBorders>
+              <w:top w:val="single" w:sz="2" w:space="0" w:color="auto"/>
+              <w:left w:val="single" w:sz="2" w:space="0" w:color="auto"/>
+              <w:bottom w:val="single" w:sz="2" w:space="0" w:color="auto"/>
+              <w:right w:val="single" w:sz="2" w:space="0" w:color="auto"/>
+            </w:tcBorders>
+            <w:tcMar>
+              <w:top w:w="60" w:type="dxa"/>
+              <w:left w:w="120" w:type="dxa"/>
+              <w:bottom w:w="30" w:type="dxa"/>
+              <w:right w:w="120" w:type="dxa"/>
+            </w:tcMar>
+            <w:vAlign w:val="center"/>
+            <w:hideMark/>
+          </w:tcPr>
+          <w:p>
+            <w:pPr>
+              <w:ind w:firstLineChars="0" w:firstLine="0"/>
+              <w:jc w:val="center"/>
+              <w:rPr>
+                <w:rFonts w:ascii="Times New Roman" w:hAnsi="Times New Roman" w:cs="Times New Roman"/>
+              </w:rPr>
+            </w:pPr>
+            <w:r>
+              <w:rPr>
+                <w:rFonts w:ascii="Times New Roman" w:hAnsi="Times New Roman" w:cs="Times New Roman"/>
+              </w:rPr>
+              <w:t>mm</w:t>
+            </w:r>
+          </w:p>
+        </w:tc>
+        <w:tc>
+          <w:tcPr>
+            <w:tcW w:w="2042" w:type="pct"/>
+            <w:tcBorders>
+              <w:top w:val="single" w:sz="2" w:space="0" w:color="auto"/>
+              <w:left w:val="single" w:sz="2" w:space="0" w:color="auto"/>
+              <w:bottom w:val="single" w:sz="2" w:space="0" w:color="auto"/>
+              <w:right w:val="single" w:sz="2" w:space="0" w:color="auto"/>
+            </w:tcBorders>
+            <w:vAlign w:val="center"/>
+            <w:hideMark/>
+          </w:tcPr>
+          <w:p>
+            <w:pPr>
+              <w:ind w:firstLineChars="0" w:firstLine="0"/>
+              <w:jc w:val="center"/>
+              <w:rPr>
+                <w:rFonts w:ascii="Times New Roman" w:hAnsi="Times New Roman" w:cs="Times New Roman"/>
+              </w:rPr>
+            </w:pPr>
+            <w:r>
+              <w:rPr>
+                <w:rFonts w:ascii="Times New Roman" w:hAnsi="Times New Roman" w:cs="Times New Roman" w:hint="eastAsia"/>
+              </w:rPr>
+              <w:t>几何参数</w:t>
+            </w:r>
+          </w:p>
+        </w:tc>
+      </w:tr>
+      <w:tr>
+        <w:trPr>
+          <w:trHeight w:val="400"/>
+          <w:jc w:val="center"/>
+        </w:trPr>
+        <w:tc>
+          <w:tcPr>
+            <w:tcW w:w="658" w:type="pct"/>
+            <w:tcBorders>
+              <w:top w:val="single" w:sz="2" w:space="0" w:color="auto"/>
+              <w:left w:val="single" w:sz="2" w:space="0" w:color="auto"/>
+              <w:bottom w:val="single" w:sz="2" w:space="0" w:color="auto"/>
+              <w:right w:val="single" w:sz="2" w:space="0" w:color="auto"/>
+            </w:tcBorders>
+            <w:vAlign w:val="center"/>
+            <w:hideMark/>
+          </w:tcPr>
+          <w:p>
+            <w:pPr>
+              <w:ind w:firstLineChars="0" w:firstLine="0"/>
+              <w:jc w:val="center"/>
+              <w:rPr>
+                <w:rFonts w:ascii="Times New Roman" w:hAnsi="Times New Roman" w:cs="Times New Roman"/>
+              </w:rPr>
+            </w:pPr>
+            <w:r>
+              <w:rPr>
+                <w:rFonts w:ascii="Times New Roman" w:hAnsi="Times New Roman" w:cs="Times New Roman"/>
+              </w:rPr>
+              <w:t>L</w:t>
+            </w:r>
+          </w:p>
+        </w:tc>
+        <w:tc>
+          <w:tcPr>
+            <w:tcW w:w="1438" w:type="pct"/>
+            <w:tcBorders>
+              <w:top w:val="single" w:sz="2" w:space="0" w:color="auto"/>
+              <w:left w:val="single" w:sz="2" w:space="0" w:color="auto"/>
+              <w:bottom w:val="single" w:sz="2" w:space="0" w:color="auto"/>
+              <w:right w:val="single" w:sz="2" w:space="0" w:color="auto"/>
+            </w:tcBorders>
+            <w:tcMar>
+              <w:top w:w="60" w:type="dxa"/>
+              <w:left w:w="120" w:type="dxa"/>
+              <w:bottom w:w="30" w:type="dxa"/>
+              <w:right w:w="120" w:type="dxa"/>
+            </w:tcMar>
+            <w:vAlign w:val="center"/>
+            <w:hideMark/>
+          </w:tcPr>
+          <w:p>
+            <w:pPr>
+              <w:ind w:firstLineChars="0" w:firstLine="0"/>
+              <w:jc w:val="center"/>
+              <w:rPr>
+                <w:rFonts w:ascii="Times New Roman" w:hAnsi="Times New Roman" w:cs="Times New Roman"/>
+              </w:rPr>
+            </w:pPr>
+            <w:r>
+              <w:rPr>
+                <w:rFonts w:ascii="Times New Roman" w:hAnsi="Times New Roman" w:cs="Times New Roman" w:hint="eastAsia"/>
+              </w:rPr>
+              <w:t>壳体厚度</w:t>
+            </w:r>
+          </w:p>
+        </w:tc>
+        <w:tc>
+          <w:tcPr>
+            <w:tcW w:w="862" w:type="pct"/>
+            <w:tcBorders>
+              <w:top w:val="single" w:sz="2" w:space="0" w:color="auto"/>
+              <w:left w:val="single" w:sz="2" w:space="0" w:color="auto"/>
+              <w:bottom w:val="single" w:sz="2" w:space="0" w:color="auto"/>
+              <w:right w:val="single" w:sz="2" w:space="0" w:color="auto"/>
+            </w:tcBorders>
+            <w:tcMar>
+              <w:top w:w="60" w:type="dxa"/>
+              <w:left w:w="120" w:type="dxa"/>
+              <w:bottom w:w="30" w:type="dxa"/>
+              <w:right w:w="120" w:type="dxa"/>
+            </w:tcMar>
+            <w:vAlign w:val="center"/>
+            <w:hideMark/>
+          </w:tcPr>
+          <w:p>
+            <w:pPr>
+              <w:ind w:firstLineChars="0" w:firstLine="0"/>
+              <w:jc w:val="center"/>
+              <w:rPr>
+                <w:rFonts w:ascii="Times New Roman" w:hAnsi="Times New Roman" w:cs="Times New Roman"/>
+              </w:rPr>
+            </w:pPr>
+            <w:r>
+              <w:rPr>
+                <w:rFonts w:ascii="Times New Roman" w:hAnsi="Times New Roman" w:cs="Times New Roman"/>
+              </w:rPr>
+              <w:t>mm</w:t>
+            </w:r>
+          </w:p>
+        </w:tc>
+        <w:tc>
+          <w:tcPr>
+            <w:tcW w:w="2042" w:type="pct"/>
+            <w:tcBorders>
+              <w:top w:val="single" w:sz="2" w:space="0" w:color="auto"/>
+              <w:left w:val="single" w:sz="2" w:space="0" w:color="auto"/>
+              <w:bottom w:val="single" w:sz="2" w:space="0" w:color="auto"/>
+              <w:right w:val="single" w:sz="2" w:space="0" w:color="auto"/>
+            </w:tcBorders>
+            <w:vAlign w:val="center"/>
+            <w:hideMark/>
+          </w:tcPr>
+          <w:p>
+            <w:pPr>
+              <w:ind w:firstLineChars="0" w:firstLine="0"/>
+              <w:jc w:val="center"/>
+              <w:rPr>
+                <w:rFonts w:ascii="Times New Roman" w:hAnsi="Times New Roman" w:cs="Times New Roman"/>
+              </w:rPr>
+            </w:pPr>
+            <w:r>
+              <w:rPr>
+                <w:rFonts w:ascii="Times New Roman" w:hAnsi="Times New Roman" w:cs="Times New Roman" w:hint="eastAsia"/>
+              </w:rPr>
+              <w:t>几何参数</w:t>
+            </w:r>
+          </w:p>
+        </w:tc>
+      </w:tr>
+      <w:tr>
+        <w:trPr>
+          <w:trHeight w:val="400"/>
+          <w:jc w:val="center"/>
+        </w:trPr>
+        <w:tc>
+          <w:tcPr>
+            <w:tcW w:w="658" w:type="pct"/>
+            <w:tcBorders>
+              <w:top w:val="single" w:sz="2" w:space="0" w:color="auto"/>
+              <w:left w:val="single" w:sz="2" w:space="0" w:color="auto"/>
+              <w:bottom w:val="single" w:sz="2" w:space="0" w:color="auto"/>
+              <w:right w:val="single" w:sz="2" w:space="0" w:color="auto"/>
+            </w:tcBorders>
+            <w:vAlign w:val="center"/>
+            <w:hideMark/>
+          </w:tcPr>
+          <w:p>
+            <w:pPr>
+              <w:ind w:firstLineChars="0" w:firstLine="0"/>
+              <w:jc w:val="center"/>
+              <w:rPr>
+                <w:rFonts w:ascii="Times New Roman" w:hAnsi="Times New Roman" w:cs="Times New Roman"/>
+              </w:rPr>
+            </w:pPr>
+            <w:r>
+              <w:rPr>
+                <w:rFonts w:ascii="Times New Roman" w:hAnsi="Times New Roman" w:cs="Times New Roman"/>
+              </w:rPr>
+              <w:t>M</w:t>
+            </w:r>
+          </w:p>
+        </w:tc>
+        <w:tc>
+          <w:tcPr>
+            <w:tcW w:w="1438" w:type="pct"/>
+            <w:tcBorders>
+              <w:top w:val="single" w:sz="2" w:space="0" w:color="auto"/>
+              <w:left w:val="single" w:sz="2" w:space="0" w:color="auto"/>
+              <w:bottom w:val="single" w:sz="2" w:space="0" w:color="auto"/>
+              <w:right w:val="single" w:sz="2" w:space="0" w:color="auto"/>
+            </w:tcBorders>
+            <w:tcMar>
+              <w:top w:w="60" w:type="dxa"/>
+              <w:left w:w="120" w:type="dxa"/>
+              <w:bottom w:w="30" w:type="dxa"/>
+              <w:right w:w="120" w:type="dxa"/>
+            </w:tcMar>
+            <w:vAlign w:val="center"/>
+            <w:hideMark/>
+          </w:tcPr>
+          <w:p>
+            <w:pPr>
+              <w:ind w:firstLineChars="0" w:firstLine="0"/>
+              <w:jc w:val="center"/>
+              <w:rPr>
+                <w:rFonts w:ascii="Times New Roman" w:hAnsi="Times New Roman" w:cs="Times New Roman"/>
+              </w:rPr>
+            </w:pPr>
+            <w:r>
+              <w:rPr>
+                <w:rFonts w:ascii="Times New Roman" w:hAnsi="Times New Roman" w:cs="Times New Roman" w:hint="eastAsia"/>
+              </w:rPr>
+              <w:t>环境温度</w:t>
+            </w:r>
+          </w:p>
+        </w:tc>
+        <w:tc>
+          <w:tcPr>
+            <w:tcW w:w="862" w:type="pct"/>
+            <w:tcBorders>
+              <w:top w:val="single" w:sz="2" w:space="0" w:color="auto"/>
+              <w:left w:val="single" w:sz="2" w:space="0" w:color="auto"/>
+              <w:bottom w:val="single" w:sz="2" w:space="0" w:color="auto"/>
+              <w:right w:val="single" w:sz="2" w:space="0" w:color="auto"/>
+            </w:tcBorders>
+            <w:tcMar>
+              <w:top w:w="60" w:type="dxa"/>
+              <w:left w:w="120" w:type="dxa"/>
+              <w:bottom w:w="30" w:type="dxa"/>
+              <w:right w:w="120" w:type="dxa"/>
+            </w:tcMar>
+            <w:vAlign w:val="center"/>
+            <w:hideMark/>
+          </w:tcPr>
+          <w:p>
+            <w:pPr>
+              <w:ind w:firstLineChars="0" w:firstLine="0"/>
+              <w:jc w:val="center"/>
+              <w:rPr>
+                <w:rFonts w:ascii="Times New Roman" w:hAnsi="Times New Roman" w:cs="Times New Roman"/>
+              </w:rPr>
+            </w:pPr>
+            <m:oMathPara>
+              <m:oMath>
+                <m:r>
+                  <w:rPr>
+                    <w:rFonts w:ascii="Cambria Math" w:eastAsia="仿宋_GB2312" w:hAnsi="Cambria Math" w:cs="Times New Roman"/>
+                  </w:rPr>
+                  <m:t>℃</m:t>
+                </m:r>
+              </m:oMath>
+            </m:oMathPara>
+          </w:p>
+        </w:tc>
+        <w:tc>
+          <w:tcPr>
+            <w:tcW w:w="2042" w:type="pct"/>
+            <w:tcBorders>
+              <w:top w:val="single" w:sz="2" w:space="0" w:color="auto"/>
+              <w:left w:val="single" w:sz="2" w:space="0" w:color="auto"/>
+              <w:bottom w:val="single" w:sz="2" w:space="0" w:color="auto"/>
+              <w:right w:val="single" w:sz="2" w:space="0" w:color="auto"/>
+            </w:tcBorders>
+            <w:vAlign w:val="center"/>
+            <w:hideMark/>
+          </w:tcPr>
+          <w:p>
+            <w:pPr>
+              <w:ind w:firstLineChars="0" w:firstLine="0"/>
+              <w:jc w:val="center"/>
+              <w:rPr>
+                <w:rFonts w:ascii="Times New Roman" w:hAnsi="Times New Roman" w:cs="Times New Roman"/>
+              </w:rPr>
+            </w:pPr>
+            <w:r>
+              <w:rPr>
+                <w:rFonts w:ascii="Times New Roman" w:hAnsi="Times New Roman" w:cs="Times New Roman" w:hint="eastAsia"/>
+              </w:rPr>
+              <w:t>工况参数</w:t>
+            </w:r>
+          </w:p>
+        </w:tc>
+      </w:tr>
+      <w:tr>
+        <w:trPr>
+          <w:trHeight w:val="400"/>
+          <w:jc w:val="center"/>
+        </w:trPr>
+        <w:tc>
+          <w:tcPr>
+            <w:tcW w:w="658" w:type="pct"/>
+            <w:tcBorders>
+              <w:top w:val="single" w:sz="2" w:space="0" w:color="auto"/>
+              <w:left w:val="single" w:sz="2" w:space="0" w:color="auto"/>
+              <w:bottom w:val="single" w:sz="2" w:space="0" w:color="auto"/>
+              <w:right w:val="single" w:sz="2" w:space="0" w:color="auto"/>
+            </w:tcBorders>
+            <w:vAlign w:val="center"/>
+            <w:hideMark/>
+          </w:tcPr>
+          <w:p>
+            <w:pPr>
+              <w:spacing w:line="240" w:lineRule="auto"/>
+              <w:ind w:firstLine="480"/>
+              <w:jc w:val="center"/>
+              <w:rPr>
+                <w:rFonts w:ascii="Times New Roman" w:hAnsi="Times New Roman" w:cs="Times New Roman"/>
+              </w:rPr>
+            </w:pPr>
+            <m:oMathPara>
+              <m:oMath>
+                <m:sSub>
+                  <m:sSubPr>
+                    <m:ctrlPr>
+                      <w:rPr>
+                        <w:rFonts w:ascii="Cambria Math" w:hAnsi="Cambria Math" w:cs="Times New Roman"/>
+                      </w:rPr>
+                    </m:ctrlPr>
+                  </m:sSubPr>
+                  <m:e>
+                    <m:r>
+                      <w:rPr>
+                        <w:rFonts w:ascii="Cambria Math" w:hAnsi="Cambria Math" w:cs="Times New Roman"/>
+                      </w:rPr>
+                      <m:t>T</m:t>
+                    </m:r>
+                  </m:e>
+                  <m:sub>
+                    <m:r>
+                      <w:rPr>
+                        <w:rFonts w:ascii="Cambria Math" w:hAnsi="Cambria Math" w:cs="Times New Roman"/>
+                      </w:rPr>
+                      <m:t>i</m:t>
+                    </m:r>
+                  </m:sub>
+                </m:sSub>
+              </m:oMath>
+            </m:oMathPara>
+          </w:p>
+        </w:tc>
+        <w:tc>
+          <w:tcPr>
+            <w:tcW w:w="1438" w:type="pct"/>
+            <w:tcBorders>
+              <w:top w:val="single" w:sz="2" w:space="0" w:color="auto"/>
+              <w:left w:val="single" w:sz="2" w:space="0" w:color="auto"/>
+              <w:bottom w:val="single" w:sz="2" w:space="0" w:color="auto"/>
+              <w:right w:val="single" w:sz="2" w:space="0" w:color="auto"/>
+            </w:tcBorders>
+            <w:tcMar>
+              <w:top w:w="60" w:type="dxa"/>
+              <w:left w:w="120" w:type="dxa"/>
+              <w:bottom w:w="30" w:type="dxa"/>
+              <w:right w:w="120" w:type="dxa"/>
+            </w:tcMar>
+            <w:vAlign w:val="center"/>
+            <w:hideMark/>
+          </w:tcPr>
+          <w:p>
+            <w:pPr>
+              <w:spacing w:line="240" w:lineRule="auto"/>
+              <w:ind w:firstLineChars="0" w:firstLine="0"/>
+              <w:jc w:val="center"/>
+              <w:rPr>
+                <w:rFonts w:ascii="Times New Roman" w:hAnsi="Times New Roman" w:cs="Times New Roman"/>
+              </w:rPr>
+            </w:pPr>
+            <w:r>
+              <w:rPr>
+                <w:rFonts w:ascii="Times New Roman" w:hAnsi="Times New Roman" w:cs="Times New Roman" w:hint="eastAsia"/>
+              </w:rPr>
+              <w:t>温度</w:t>
+            </w:r>
+          </w:p>
+        </w:tc>
+        <w:tc>
+          <w:tcPr>
+            <w:tcW w:w="862" w:type="pct"/>
+            <w:tcBorders>
+              <w:top w:val="single" w:sz="2" w:space="0" w:color="auto"/>
+              <w:left w:val="single" w:sz="2" w:space="0" w:color="auto"/>
+              <w:bottom w:val="single" w:sz="2" w:space="0" w:color="auto"/>
+              <w:right w:val="single" w:sz="2" w:space="0" w:color="auto"/>
+            </w:tcBorders>
+            <w:tcMar>
+              <w:top w:w="60" w:type="dxa"/>
+              <w:left w:w="120" w:type="dxa"/>
+              <w:bottom w:w="30" w:type="dxa"/>
+              <w:right w:w="120" w:type="dxa"/>
+            </w:tcMar>
+            <w:vAlign w:val="center"/>
+            <w:hideMark/>
+          </w:tcPr>
+          <w:p>
+            <w:pPr>
+              <w:spacing w:line="240" w:lineRule="auto"/>
+              <w:ind w:firstLineChars="0" w:firstLine="0"/>
+              <w:jc w:val="center"/>
+              <w:rPr>
+                <w:rFonts w:ascii="Times New Roman" w:hAnsi="Times New Roman" w:cs="Times New Roman"/>
+              </w:rPr>
+            </w:pPr>
+            <w:r>
+              <w:rPr>
+                <w:rFonts w:ascii="Times New Roman" w:hAnsi="Times New Roman" w:cs="Times New Roman"/>
+              </w:rPr>
+              <w:t>℃</w:t>
+            </w:r>
+          </w:p>
+        </w:tc>
+        <w:tc>
+          <w:tcPr>
+            <w:tcW w:w="2042" w:type="pct"/>
+            <w:tcBorders>
+              <w:top w:val="single" w:sz="2" w:space="0" w:color="auto"/>
+              <w:left w:val="single" w:sz="2" w:space="0" w:color="auto"/>
+              <w:bottom w:val="single" w:sz="2" w:space="0" w:color="auto"/>
+              <w:right w:val="single" w:sz="2" w:space="0" w:color="auto"/>
+            </w:tcBorders>
+            <w:vAlign w:val="center"/>
+            <w:hideMark/>
+          </w:tcPr>
+          <w:p>
+            <w:pPr>
+              <w:spacing w:line="240" w:lineRule="auto"/>
+              <w:ind w:firstLine="480"/>
+              <w:jc w:val="center"/>
+              <w:rPr>
+                <w:rFonts w:ascii="Times New Roman" w:hAnsi="Times New Roman" w:cs="Times New Roman"/>
+              </w:rPr>
+            </w:pPr>
+            <w:r>
+              <w:rPr>
+                <w:rFonts w:ascii="Times New Roman" w:hAnsi="Times New Roman" w:cs="Times New Roman" w:hint="eastAsia"/>
+              </w:rPr>
+              <w:t>第</w:t>
+            </w:r>
+            <w:r>
+              <w:rPr>
+                <w:rFonts w:ascii="Times New Roman" w:hAnsi="Times New Roman" w:cs="Times New Roman"/>
+              </w:rPr>
+              <w:t xml:space="preserve"> </w:t>
+            </w:r>
+            <w:proofErr w:type="spellStart"/>
+            <w:r>
+              <w:rPr>
+                <w:rFonts w:ascii="Times New Roman" w:hAnsi="Times New Roman" w:cs="Times New Roman"/>
+              </w:rPr>
+              <w:t>i</w:t>
+            </w:r>
+            <w:proofErr w:type="spellEnd"/>
+            <w:r>
+              <w:rPr>
+                <w:rFonts w:ascii="Times New Roman" w:hAnsi="Times New Roman" w:cs="Times New Roman"/>
+              </w:rPr>
+              <w:t xml:space="preserve"> </w:t>
+            </w:r>
+            <w:proofErr w:type="gramStart"/>
+            <w:r>
+              <w:rPr>
+                <w:rFonts w:ascii="Times New Roman" w:hAnsi="Times New Roman" w:cs="Times New Roman" w:hint="eastAsia"/>
+              </w:rPr>
+              <w:t>个</w:t>
+            </w:r>
+            <w:proofErr w:type="gramEnd"/>
+            <w:r>
+              <w:rPr>
+                <w:rFonts w:ascii="Times New Roman" w:hAnsi="Times New Roman" w:cs="Times New Roman" w:hint="eastAsia"/>
+              </w:rPr>
+              <w:t>监测点温度值（</w:t>
+            </w:r>
+            <w:proofErr w:type="spellStart"/>
+            <w:r>
+              <w:rPr>
+                <w:rFonts w:ascii="Times New Roman" w:hAnsi="Times New Roman" w:cs="Times New Roman"/>
+              </w:rPr>
+              <w:t>i</w:t>
+            </w:r>
+            <w:proofErr w:type="spellEnd"/>
+            <w:r>
+              <w:rPr>
+                <w:rFonts w:ascii="Times New Roman" w:hAnsi="Times New Roman" w:cs="Times New Roman"/>
+              </w:rPr>
+              <w:t>=1-120</w:t>
+            </w:r>
+            <w:r>
+              <w:rPr>
+                <w:rFonts w:ascii="Times New Roman" w:hAnsi="Times New Roman" w:cs="Times New Roman" w:hint="eastAsia"/>
+              </w:rPr>
+              <w:t>）</w:t>
+            </w:r>
+          </w:p>
+        </w:tc>
+      </w:tr>
+    </w:tbl>
+    <w:p>
+      <w:pPr>
         <w:spacing w:beforeLines="50" w:before="163" w:afterLines="50" w:after="163"/>
         <w:ind w:firstLineChars="0" w:firstLine="0"/>
         <w:rPr>
@@ -4264,6 +9202,8 @@
           <w:b/>
         </w:rPr>
       </w:pPr>
+      <w:bookmarkStart w:id="3" w:name="_GoBack"/>
+      <w:bookmarkEnd w:id="3"/>
       <w:r>
         <w:rPr>
           <w:rFonts w:ascii="黑体" w:eastAsia="黑体" w:hAnsi="黑体" w:hint="eastAsia"/>
@@ -4352,6 +9292,7 @@
           <w:rFonts w:ascii="黑体" w:eastAsia="黑体" w:hAnsi="黑体"/>
           <w:b/>
         </w:rPr>
+        <w:lastRenderedPageBreak/>
         <w:t>2.4材料参数</w:t>
       </w:r>
     </w:p>
@@ -5037,7 +9978,6 @@
               <w:rPr>
                 <w:rFonts w:hint="eastAsia"/>
               </w:rPr>
-              <w:lastRenderedPageBreak/>
               <w:t>7</w:t>
             </w:r>
           </w:p>
@@ -5525,6 +10465,7 @@
               <w:rPr>
                 <w:rFonts w:hint="eastAsia"/>
               </w:rPr>
+              <w:lastRenderedPageBreak/>
               <w:t>12</w:t>
             </w:r>
           </w:p>
@@ -6603,7 +11544,6 @@
               <w:rPr>
                 <w:rFonts w:hint="eastAsia"/>
               </w:rPr>
-              <w:lastRenderedPageBreak/>
               <w:t>10</w:t>
             </w:r>
           </w:p>
@@ -7099,6 +12039,7 @@
               <w:rPr>
                 <w:rFonts w:hint="eastAsia"/>
               </w:rPr>
+              <w:lastRenderedPageBreak/>
               <w:t>4</w:t>
             </w:r>
           </w:p>
@@ -7874,7 +12815,6 @@
               <w:rPr>
                 <w:rFonts w:hint="eastAsia"/>
               </w:rPr>
-              <w:lastRenderedPageBreak/>
               <w:t>1</w:t>
             </w:r>
           </w:p>
@@ -8534,6 +13474,7 @@
               <w:rPr>
                 <w:rFonts w:hint="eastAsia"/>
               </w:rPr>
+              <w:lastRenderedPageBreak/>
               <w:t>8</w:t>
             </w:r>
           </w:p>
@@ -9319,7 +14260,6 @@
         </w:sectPr>
       </w:pPr>
       <w:r>
-        <w:lastRenderedPageBreak/>
         <w:br w:type="page"/>
       </w:r>
     </w:p>
@@ -12069,7 +17009,7 @@
                 <w:sz w:val="21"/>
                 <w:szCs w:val="21"/>
               </w:rPr>
-              <w:t>3</w:t>
+              <w:t>4</w:t>
             </w:r>
             <w:r>
               <w:rPr>
@@ -12142,7 +17082,7 @@
                 <w:sz w:val="21"/>
                 <w:szCs w:val="21"/>
               </w:rPr>
-              <w:t>13</w:t>
+              <w:t>14</w:t>
             </w:r>
             <w:r>
               <w:rPr>

--- a/mainWidget/mainWidget/src/template/慢速烤燃仿真计算数据表.docx
+++ b/mainWidget/mainWidget/src/template/慢速烤燃仿真计算数据表.docx
@@ -3337,35 +3337,18 @@
     </w:p>
     <w:p>
       <w:pPr>
-        <w:spacing w:line="360" w:lineRule="auto"/>
-        <w:ind w:firstLine="480"/>
-        <w:rPr>
-          <w:rFonts w:ascii="Times New Roman" w:hAnsi="Times New Roman" w:cs="Times New Roman"/>
-        </w:rPr>
-      </w:pPr>
-    </w:p>
-    <w:p>
-      <w:pPr>
-        <w:spacing w:line="360" w:lineRule="auto"/>
-        <w:ind w:firstLine="480"/>
-        <w:rPr>
-          <w:rFonts w:ascii="Times New Roman" w:hAnsi="Times New Roman" w:cs="Times New Roman"/>
-        </w:rPr>
-      </w:pPr>
-    </w:p>
-    <w:p>
-      <w:pPr>
         <w:ind w:firstLine="480"/>
         <w:jc w:val="center"/>
         <w:rPr>
           <w:rFonts w:ascii="Times New Roman" w:hAnsi="Times New Roman" w:cs="Times New Roman"/>
         </w:rPr>
       </w:pPr>
+      <w:bookmarkStart w:id="1" w:name="_GoBack"/>
+      <w:bookmarkEnd w:id="1"/>
       <w:r>
         <w:rPr>
           <w:rFonts w:ascii="Times New Roman" w:hAnsi="Times New Roman" w:cs="Times New Roman" w:hint="eastAsia"/>
         </w:rPr>
-        <w:lastRenderedPageBreak/>
         <w:t>表</w:t>
       </w:r>
       <w:r>
@@ -3378,16 +3361,8 @@
         <w:rPr>
           <w:rFonts w:ascii="Times New Roman" w:hAnsi="Times New Roman" w:cs="Times New Roman" w:hint="eastAsia"/>
         </w:rPr>
-        <w:t>双线性随动强化弹</w:t>
-      </w:r>
-      <w:proofErr w:type="gramStart"/>
-      <w:r>
-        <w:rPr>
-          <w:rFonts w:ascii="Times New Roman" w:hAnsi="Times New Roman" w:cs="Times New Roman" w:hint="eastAsia"/>
-        </w:rPr>
-        <w:t>塑性本构模型参数</w:t>
-      </w:r>
-      <w:proofErr w:type="gramEnd"/>
+        <w:t>双线性随动强化弹塑性本构模型参数</w:t>
+      </w:r>
     </w:p>
     <w:tbl>
       <w:tblPr>
@@ -3588,6 +3563,7 @@
                   <w:rPr>
                     <w:rFonts w:ascii="Cambria Math" w:hAnsi="Cambria Math" w:cs="Times New Roman"/>
                   </w:rPr>
+                  <w:lastRenderedPageBreak/>
                   <m:t>ρ</m:t>
                 </m:r>
               </m:oMath>
@@ -4403,7 +4379,7 @@
           <w:rFonts w:ascii="Times New Roman" w:hAnsi="Times New Roman" w:cs="Times New Roman"/>
         </w:rPr>
       </w:pPr>
-      <w:bookmarkStart w:id="1" w:name="heading_3"/>
+      <w:bookmarkStart w:id="2" w:name="heading_3"/>
       <w:r>
         <w:rPr>
           <w:rFonts w:ascii="Times New Roman" w:hAnsi="Times New Roman" w:cs="Times New Roman" w:hint="eastAsia"/>
@@ -4441,7 +4417,7 @@
         </w:rPr>
         <w:t>方程</w:t>
       </w:r>
-      <w:bookmarkEnd w:id="1"/>
+      <w:bookmarkEnd w:id="2"/>
     </w:p>
     <w:p>
       <w:pPr>
@@ -5043,7 +5019,7 @@
           <w:rFonts w:ascii="Times New Roman" w:hAnsi="Times New Roman" w:cs="Times New Roman"/>
         </w:rPr>
       </w:pPr>
-      <w:bookmarkStart w:id="2" w:name="heading_5"/>
+      <w:bookmarkStart w:id="3" w:name="heading_5"/>
       <w:r>
         <w:rPr>
           <w:rFonts w:ascii="Times New Roman" w:hAnsi="Times New Roman" w:cs="Times New Roman" w:hint="eastAsia"/>
@@ -5070,7 +5046,7 @@
         </w:rPr>
         <w:t>模型参数</w:t>
       </w:r>
-      <w:bookmarkEnd w:id="2"/>
+      <w:bookmarkEnd w:id="3"/>
     </w:p>
     <w:tbl>
       <w:tblPr>
@@ -6928,6 +6904,7 @@
         <w:ind w:firstLine="480"/>
       </w:pPr>
       <w:r>
+        <w:lastRenderedPageBreak/>
         <w:t>通</w:t>
       </w:r>
       <w:r>
@@ -9202,8 +9179,6 @@
           <w:b/>
         </w:rPr>
       </w:pPr>
-      <w:bookmarkStart w:id="3" w:name="_GoBack"/>
-      <w:bookmarkEnd w:id="3"/>
       <w:r>
         <w:rPr>
           <w:rFonts w:ascii="黑体" w:eastAsia="黑体" w:hAnsi="黑体" w:hint="eastAsia"/>
@@ -9292,7 +9267,6 @@
           <w:rFonts w:ascii="黑体" w:eastAsia="黑体" w:hAnsi="黑体"/>
           <w:b/>
         </w:rPr>
-        <w:lastRenderedPageBreak/>
         <w:t>2.4材料参数</w:t>
       </w:r>
     </w:p>
@@ -9352,6 +9326,7 @@
               <w:rPr>
                 <w:rFonts w:hint="eastAsia"/>
               </w:rPr>
+              <w:lastRenderedPageBreak/>
               <w:t>序号</w:t>
             </w:r>
           </w:p>
@@ -10465,7 +10440,6 @@
               <w:rPr>
                 <w:rFonts w:hint="eastAsia"/>
               </w:rPr>
-              <w:lastRenderedPageBreak/>
               <w:t>12</w:t>
             </w:r>
           </w:p>
@@ -10618,6 +10592,7 @@
               <w:rPr>
                 <w:rFonts w:hint="eastAsia"/>
               </w:rPr>
+              <w:lastRenderedPageBreak/>
               <w:t>序号</w:t>
             </w:r>
           </w:p>
@@ -12039,7 +12014,6 @@
               <w:rPr>
                 <w:rFonts w:hint="eastAsia"/>
               </w:rPr>
-              <w:lastRenderedPageBreak/>
               <w:t>4</w:t>
             </w:r>
           </w:p>
@@ -12132,6 +12106,7 @@
               <w:rPr>
                 <w:rFonts w:hint="eastAsia"/>
               </w:rPr>
+              <w:lastRenderedPageBreak/>
               <w:t>5</w:t>
             </w:r>
           </w:p>
@@ -13474,7 +13449,6 @@
               <w:rPr>
                 <w:rFonts w:hint="eastAsia"/>
               </w:rPr>
-              <w:lastRenderedPageBreak/>
               <w:t>8</w:t>
             </w:r>
           </w:p>
@@ -13680,6 +13654,7 @@
               <w:rPr>
                 <w:rFonts w:hint="eastAsia"/>
               </w:rPr>
+              <w:lastRenderedPageBreak/>
               <w:t>10</w:t>
             </w:r>
           </w:p>
@@ -17009,7 +16984,7 @@
                 <w:sz w:val="21"/>
                 <w:szCs w:val="21"/>
               </w:rPr>
-              <w:t>4</w:t>
+              <w:t>9</w:t>
             </w:r>
             <w:r>
               <w:rPr>
@@ -19209,7 +19184,7 @@
   <a:extraClrSchemeLst/>
   <a:extLst>
     <a:ext uri="{05A4C25C-085E-4340-85A3-A5531E510DB2}">
-      <thm15:themeFamily xmlns="" xmlns:thm15="http://schemas.microsoft.com/office/thememl/2012/main" name="Office Theme" id="{2E142A2C-CD16-42D6-873A-C26D2A0506FA}" vid="{1BDDFF52-6CD6-40A5-AB3C-68EB2F1E4D0A}"/>
+      <thm15:themeFamily xmlns:thm15="http://schemas.microsoft.com/office/thememl/2012/main" xmlns="" name="Office Theme" id="{2E142A2C-CD16-42D6-873A-C26D2A0506FA}" vid="{1BDDFF52-6CD6-40A5-AB3C-68EB2F1E4D0A}"/>
     </a:ext>
   </a:extLst>
 </a:theme>
